--- a/PRODUCTION_MANUAL.docx
+++ b/PRODUCTION_MANUAL.docx
@@ -15501,7 +15501,7 @@
         <w:spacing w:after="40"/>
       </w:pPr>
       <w:r>
-        <w:t xml:space="preserve">Stock goes back at </w:t>
+        <w:t xml:space="preserve">Stock moves back at </w:t>
       </w:r>
       <w:r>
         <w:rPr>
@@ -15510,7 +15510,7 @@
         <w:t>exactly</w:t>
       </w:r>
       <w:r>
-        <w:t xml:space="preserve"> the value it left at, so the arithmetic unwinds</w:t>
+        <w:t xml:space="preserve"> the value it moved at, so the arithmetic unwinds</w:t>
       </w:r>
     </w:p>
     <w:p>
@@ -15533,11 +15533,429 @@
       </w:r>
     </w:p>
     <w:p>
-      <w:r>
-        <w:rPr>
-          <w:b/>
-        </w:rPr>
-        <w:t>When a reversal is refused:</w:t>
+      <w:pPr>
+        <w:pStyle w:val="Heading2"/>
+      </w:pPr>
+      <w:r>
+        <w:rPr>
+          <w:color w:val="0F172A"/>
+        </w:rPr>
+        <w:t>What each kind of reversal does to stock</w:t>
+      </w:r>
+    </w:p>
+    <w:p>
+      <w:r>
+        <w:t>A reversal puts back exactly what a transaction took, or takes back exactly what it put in. The only thing that can stop it is not having the stock to move:</w:t>
+      </w:r>
+    </w:p>
+    <w:tbl>
+      <w:tblPr>
+        <w:tblStyle w:val="TableGrid"/>
+        <w:tblW w:type="auto" w:w="0"/>
+        <w:jc w:val="left"/>
+        <w:tblLook w:firstColumn="1" w:firstRow="1" w:lastColumn="0" w:lastRow="0" w:noHBand="0" w:noVBand="1" w:val="04A0"/>
+      </w:tblPr>
+      <w:tblGrid>
+        <w:gridCol w:w="2880"/>
+        <w:gridCol w:w="2880"/>
+        <w:gridCol w:w="2880"/>
+      </w:tblGrid>
+      <w:tr>
+        <w:tc>
+          <w:tcPr>
+            <w:tcW w:type="dxa" w:w="2880"/>
+            <w:shd w:val="clear" w:color="auto" w:fill="F1F5F9"/>
+          </w:tcPr>
+          <w:p>
+            <w:r>
+              <w:rPr>
+                <w:b/>
+                <w:sz w:val="19"/>
+              </w:rPr>
+            </w:r>
+            <w:r>
+              <w:rPr>
+                <w:b/>
+                <w:sz w:val="19"/>
+              </w:rPr>
+              <w:t>Reversing a…</w:t>
+            </w:r>
+          </w:p>
+        </w:tc>
+        <w:tc>
+          <w:tcPr>
+            <w:tcW w:type="dxa" w:w="2880"/>
+            <w:shd w:val="clear" w:color="auto" w:fill="F1F5F9"/>
+          </w:tcPr>
+          <w:p>
+            <w:r>
+              <w:rPr>
+                <w:b/>
+                <w:sz w:val="19"/>
+              </w:rPr>
+            </w:r>
+            <w:r>
+              <w:rPr>
+                <w:b/>
+                <w:sz w:val="19"/>
+              </w:rPr>
+              <w:t>Stock moves</w:t>
+            </w:r>
+          </w:p>
+        </w:tc>
+        <w:tc>
+          <w:tcPr>
+            <w:tcW w:type="dxa" w:w="2880"/>
+            <w:shd w:val="clear" w:color="auto" w:fill="F1F5F9"/>
+          </w:tcPr>
+          <w:p>
+            <w:r>
+              <w:rPr>
+                <w:b/>
+                <w:sz w:val="19"/>
+              </w:rPr>
+            </w:r>
+            <w:r>
+              <w:rPr>
+                <w:b/>
+                <w:sz w:val="19"/>
+              </w:rPr>
+              <w:t>Can it be refused?</w:t>
+            </w:r>
+          </w:p>
+        </w:tc>
+      </w:tr>
+      <w:tr>
+        <w:tc>
+          <w:tcPr>
+            <w:tcW w:type="dxa" w:w="2880"/>
+          </w:tcPr>
+          <w:p>
+            <w:r>
+              <w:rPr>
+                <w:sz w:val="19"/>
+              </w:rPr>
+            </w:r>
+            <w:r>
+              <w:rPr>
+                <w:b/>
+                <w:sz w:val="19"/>
+              </w:rPr>
+              <w:t>Sale</w:t>
+            </w:r>
+          </w:p>
+        </w:tc>
+        <w:tc>
+          <w:tcPr>
+            <w:tcW w:type="dxa" w:w="2880"/>
+          </w:tcPr>
+          <w:p>
+            <w:r>
+              <w:rPr>
+                <w:sz w:val="19"/>
+              </w:rPr>
+            </w:r>
+            <w:r>
+              <w:rPr>
+                <w:sz w:val="19"/>
+              </w:rPr>
+              <w:t xml:space="preserve">goods come </w:t>
+            </w:r>
+            <w:r>
+              <w:rPr>
+                <w:b/>
+                <w:sz w:val="19"/>
+              </w:rPr>
+              <w:t>back in</w:t>
+            </w:r>
+          </w:p>
+        </w:tc>
+        <w:tc>
+          <w:tcPr>
+            <w:tcW w:type="dxa" w:w="2880"/>
+          </w:tcPr>
+          <w:p>
+            <w:r>
+              <w:rPr>
+                <w:sz w:val="19"/>
+              </w:rPr>
+            </w:r>
+            <w:r>
+              <w:rPr>
+                <w:b/>
+                <w:sz w:val="19"/>
+              </w:rPr>
+              <w:t>No.</w:t>
+            </w:r>
+            <w:r>
+              <w:rPr>
+                <w:sz w:val="19"/>
+              </w:rPr>
+              <w:t xml:space="preserve"> Putting goods back can never overdraw stock, so a sale can always be reversed.</w:t>
+            </w:r>
+          </w:p>
+        </w:tc>
+      </w:tr>
+      <w:tr>
+        <w:tc>
+          <w:tcPr>
+            <w:tcW w:type="dxa" w:w="2880"/>
+          </w:tcPr>
+          <w:p>
+            <w:r>
+              <w:rPr>
+                <w:sz w:val="19"/>
+              </w:rPr>
+            </w:r>
+            <w:r>
+              <w:rPr>
+                <w:b/>
+                <w:sz w:val="19"/>
+              </w:rPr>
+              <w:t>Purchase</w:t>
+            </w:r>
+          </w:p>
+        </w:tc>
+        <w:tc>
+          <w:tcPr>
+            <w:tcW w:type="dxa" w:w="2880"/>
+          </w:tcPr>
+          <w:p>
+            <w:r>
+              <w:rPr>
+                <w:sz w:val="19"/>
+              </w:rPr>
+            </w:r>
+            <w:r>
+              <w:rPr>
+                <w:sz w:val="19"/>
+              </w:rPr>
+              <w:t xml:space="preserve">goods go </w:t>
+            </w:r>
+            <w:r>
+              <w:rPr>
+                <w:b/>
+                <w:sz w:val="19"/>
+              </w:rPr>
+              <w:t>out</w:t>
+            </w:r>
+          </w:p>
+        </w:tc>
+        <w:tc>
+          <w:tcPr>
+            <w:tcW w:type="dxa" w:w="2880"/>
+          </w:tcPr>
+          <w:p>
+            <w:r>
+              <w:rPr>
+                <w:sz w:val="19"/>
+              </w:rPr>
+            </w:r>
+            <w:r>
+              <w:rPr>
+                <w:b/>
+                <w:sz w:val="19"/>
+              </w:rPr>
+              <w:t>Yes</w:t>
+            </w:r>
+            <w:r>
+              <w:rPr>
+                <w:sz w:val="19"/>
+              </w:rPr>
+              <w:t xml:space="preserve"> — only while you still hold at least as much of each item as the purchase delivered.</w:t>
+            </w:r>
+          </w:p>
+        </w:tc>
+      </w:tr>
+      <w:tr>
+        <w:tc>
+          <w:tcPr>
+            <w:tcW w:type="dxa" w:w="2880"/>
+          </w:tcPr>
+          <w:p>
+            <w:r>
+              <w:rPr>
+                <w:sz w:val="19"/>
+              </w:rPr>
+            </w:r>
+            <w:r>
+              <w:rPr>
+                <w:b/>
+                <w:sz w:val="19"/>
+              </w:rPr>
+              <w:t>Production run</w:t>
+            </w:r>
+          </w:p>
+        </w:tc>
+        <w:tc>
+          <w:tcPr>
+            <w:tcW w:type="dxa" w:w="2880"/>
+          </w:tcPr>
+          <w:p>
+            <w:r>
+              <w:rPr>
+                <w:sz w:val="19"/>
+              </w:rPr>
+            </w:r>
+            <w:r>
+              <w:rPr>
+                <w:sz w:val="19"/>
+              </w:rPr>
+              <w:t xml:space="preserve">the </w:t>
+            </w:r>
+            <w:r>
+              <w:rPr>
+                <w:b/>
+                <w:sz w:val="19"/>
+              </w:rPr>
+              <w:t>output goes out first</w:t>
+            </w:r>
+            <w:r>
+              <w:rPr>
+                <w:sz w:val="19"/>
+              </w:rPr>
+              <w:t>, then the components come back in</w:t>
+            </w:r>
+          </w:p>
+        </w:tc>
+        <w:tc>
+          <w:tcPr>
+            <w:tcW w:type="dxa" w:w="2880"/>
+          </w:tcPr>
+          <w:p>
+            <w:r>
+              <w:rPr>
+                <w:sz w:val="19"/>
+              </w:rPr>
+            </w:r>
+            <w:r>
+              <w:rPr>
+                <w:b/>
+                <w:sz w:val="19"/>
+              </w:rPr>
+              <w:t>Yes</w:t>
+            </w:r>
+            <w:r>
+              <w:rPr>
+                <w:sz w:val="19"/>
+              </w:rPr>
+              <w:t xml:space="preserve"> — only while the output is still on hand, i.e. none of what it made has been sold. Components always return freely.</w:t>
+            </w:r>
+          </w:p>
+        </w:tc>
+      </w:tr>
+      <w:tr>
+        <w:tc>
+          <w:tcPr>
+            <w:tcW w:type="dxa" w:w="2880"/>
+          </w:tcPr>
+          <w:p>
+            <w:r>
+              <w:rPr>
+                <w:sz w:val="19"/>
+              </w:rPr>
+            </w:r>
+            <w:r>
+              <w:rPr>
+                <w:b/>
+                <w:sz w:val="19"/>
+              </w:rPr>
+              <w:t>Payroll run</w:t>
+            </w:r>
+          </w:p>
+        </w:tc>
+        <w:tc>
+          <w:tcPr>
+            <w:tcW w:type="dxa" w:w="2880"/>
+          </w:tcPr>
+          <w:p>
+            <w:r>
+              <w:rPr>
+                <w:sz w:val="19"/>
+              </w:rPr>
+            </w:r>
+            <w:r>
+              <w:rPr>
+                <w:sz w:val="19"/>
+              </w:rPr>
+              <w:t>nothing (accounts only)</w:t>
+            </w:r>
+          </w:p>
+        </w:tc>
+        <w:tc>
+          <w:tcPr>
+            <w:tcW w:type="dxa" w:w="2880"/>
+          </w:tcPr>
+          <w:p>
+            <w:r>
+              <w:rPr>
+                <w:sz w:val="19"/>
+              </w:rPr>
+            </w:r>
+            <w:r>
+              <w:rPr>
+                <w:sz w:val="19"/>
+              </w:rPr>
+              <w:t>No.</w:t>
+            </w:r>
+          </w:p>
+        </w:tc>
+      </w:tr>
+    </w:tbl>
+    <w:p/>
+    <w:p>
+      <w:r>
+        <w:t>A refusal always names the item and the quantity on hand, for example *"Cannot take 30 of FG-100: only 20 on hand."* The whole reversal is one transaction, so a refusal changes nothing at all.</w:t>
+      </w:r>
+    </w:p>
+    <w:p>
+      <w:r>
+        <w:rPr>
+          <w:b/>
+        </w:rPr>
+        <w:t>"Already reversed"</w:t>
+      </w:r>
+      <w:r>
+        <w:t xml:space="preserve"> and </w:t>
+      </w:r>
+      <w:r>
+        <w:rPr>
+          <w:b/>
+        </w:rPr>
+        <w:t>"an approval is required"</w:t>
+      </w:r>
+      <w:r>
+        <w:t xml:space="preserve"> are the other two reasons a reversal is stopped (see 2.12 for approvals).</w:t>
+      </w:r>
+    </w:p>
+    <w:p>
+      <w:pPr>
+        <w:pStyle w:val="Heading2"/>
+      </w:pPr>
+      <w:r>
+        <w:rPr>
+          <w:color w:val="0F172A"/>
+        </w:rPr>
+        <w:t>The order to reverse in</w:t>
+      </w:r>
+    </w:p>
+    <w:p>
+      <w:r>
+        <w:t xml:space="preserve">Undo in the </w:t>
+      </w:r>
+      <w:r>
+        <w:rPr>
+          <w:b/>
+        </w:rPr>
+        <w:t>reverse order you did things</w:t>
+      </w:r>
+      <w:r>
+        <w:t xml:space="preserve"> — the sale first, then the production run, then the purchase. Reversing in that order is exact: stock quantity, stock value and average cost all return precisely to where they started.</w:t>
+      </w:r>
+    </w:p>
+    <w:p>
+      <w:r>
+        <w:t>The system allows a reversal whenever the stock permits it, but only unwinding in reverse order guarantees the figures land back exactly. Two things to know:</w:t>
       </w:r>
     </w:p>
     <w:p>
@@ -15546,16 +15964,18 @@
         <w:spacing w:after="40"/>
       </w:pPr>
       <w:r>
-        <w:t xml:space="preserve">The posting is </w:t>
-      </w:r>
-      <w:r>
-        <w:rPr>
-          <w:b/>
-        </w:rPr>
-        <w:t>already reversed</w:t>
-      </w:r>
-      <w:r>
-        <w:t>.</w:t>
+        <w:rPr>
+          <w:b/>
+        </w:rPr>
+        <w:t>A production run cannot be reversed while its output has been sold.</w:t>
+      </w:r>
+      <w:r>
+        <w:t xml:space="preserve"> Reverse</w:t>
+      </w:r>
+    </w:p>
+    <w:p>
+      <w:r>
+        <w:t>the sale that consumed the output first.</w:t>
       </w:r>
     </w:p>
     <w:p>
@@ -15564,39 +15984,22 @@
         <w:spacing w:after="40"/>
       </w:pPr>
       <w:r>
-        <w:t xml:space="preserve">The goods have since been </w:t>
-      </w:r>
-      <w:r>
-        <w:rPr>
-          <w:b/>
-        </w:rPr>
-        <w:t>used or sold</w:t>
-      </w:r>
-      <w:r>
-        <w:t>. For example, a purchase whose stock</w:t>
-      </w:r>
-    </w:p>
-    <w:p>
-      <w:r>
-        <w:t>has already been consumed in production cannot be taken back, because that would drive the quantity negative. The later transaction must be reversed first. The message names the item and what is on hand.</w:t>
-      </w:r>
-    </w:p>
-    <w:p>
-      <w:pPr>
-        <w:pStyle w:val="ListBullet"/>
-        <w:spacing w:after="40"/>
-      </w:pPr>
-      <w:r>
-        <w:t xml:space="preserve">An </w:t>
-      </w:r>
-      <w:r>
-        <w:rPr>
-          <w:b/>
-        </w:rPr>
-        <w:t>approval</w:t>
-      </w:r>
-      <w:r>
-        <w:t xml:space="preserve"> is required and has not been given (see 2.12).</w:t>
+        <w:t>**Reversing a purchase after some of it has been consumed is allowed if enough</w:t>
+      </w:r>
+    </w:p>
+    <w:p>
+      <w:r>
+        <w:t>remains, but it recalculates what is left.** The purchase is removed at exactly the value it came in at, so the remaining units take a new average. If you want the original figures back untouched, undo in reverse order instead.</w:t>
+      </w:r>
+    </w:p>
+    <w:p>
+      <w:pPr>
+        <w:spacing w:before="80" w:after="160"/>
+        <w:ind w:left="240"/>
+        <w:shd w:val="clear" w:color="auto" w:fill="F4F6F8"/>
+      </w:pPr>
+      <w:r>
+        <w:t>Reversals are recorded in the order you make them, however old the transaction they correct. The stock ledger lists rows in that order, so the running balance always reads correctly.</w:t>
       </w:r>
     </w:p>
     <w:p>

--- a/PRODUCTION_MANUAL.docx
+++ b/PRODUCTION_MANUAL.docx
@@ -1518,7 +1518,7 @@
               <w:rPr>
                 <w:sz w:val="19"/>
               </w:rPr>
-              <w:t>The permission table, a live permission test, and (for Admin) user accounts and the audit log.</w:t>
+              <w:t>The permission table, who sees which menus, a live permission test, and (for Admin) user accounts and the audit log.</w:t>
             </w:r>
           </w:p>
         </w:tc>
@@ -1616,7 +1616,7 @@
                 <w:b/>
                 <w:sz w:val="19"/>
               </w:rPr>
-              <w:t>Security</w:t>
+              <w:t>Configuration</w:t>
             </w:r>
           </w:p>
         </w:tc>
@@ -1634,7 +1634,7 @@
               <w:rPr>
                 <w:sz w:val="19"/>
               </w:rPr>
-              <w:t>Your own password and two-factor settings.</w:t>
+              <w:t>Every rate, company detail and control switch, editable without a programmer.</w:t>
             </w:r>
           </w:p>
         </w:tc>
@@ -1674,7 +1674,7 @@
                 <w:b/>
                 <w:sz w:val="19"/>
               </w:rPr>
-              <w:t>Configuration</w:t>
+              <w:t>Data</w:t>
             </w:r>
           </w:p>
         </w:tc>
@@ -1692,7 +1692,7 @@
               <w:rPr>
                 <w:sz w:val="19"/>
               </w:rPr>
-              <w:t>Every rate, company detail and control switch, editable without a programmer.</w:t>
+              <w:t>Import a workbook, or start the books over. Admin only.</w:t>
             </w:r>
           </w:p>
         </w:tc>
@@ -1713,7 +1713,7 @@
                 <w:b/>
                 <w:sz w:val="19"/>
               </w:rPr>
-              <w:t>Administration</w:t>
+              <w:t>My account</w:t>
             </w:r>
           </w:p>
         </w:tc>
@@ -1732,7 +1732,7 @@
                 <w:b/>
                 <w:sz w:val="19"/>
               </w:rPr>
-              <w:t>Data</w:t>
+              <w:t>Security</w:t>
             </w:r>
           </w:p>
         </w:tc>
@@ -1750,7 +1750,7 @@
               <w:rPr>
                 <w:sz w:val="19"/>
               </w:rPr>
-              <w:t>Import a workbook, or start the books over. Admin only.</w:t>
+              <w:t>Your own password and two-factor settings.</w:t>
             </w:r>
           </w:p>
         </w:tc>
@@ -1759,8 +1759,47 @@
     <w:p/>
     <w:p>
       <w:r>
-        <w:t xml:space="preserve">The five </w:t>
-      </w:r>
+        <w:t xml:space="preserve">The </w:t>
+      </w:r>
+      <w:r>
+        <w:rPr>
+          <w:b/>
+        </w:rPr>
+        <w:t>Operations</w:t>
+      </w:r>
+      <w:r>
+        <w:t xml:space="preserve"> group is the one everybody works in; the others are narrower. Three groups are limited by </w:t>
+      </w:r>
+      <w:r>
+        <w:rPr>
+          <w:b/>
+        </w:rPr>
+        <w:t>who you are</w:t>
+      </w:r>
+      <w:r>
+        <w:t xml:space="preserve"> rather than by an area permission:</w:t>
+      </w:r>
+    </w:p>
+    <w:p>
+      <w:pPr>
+        <w:pStyle w:val="ListBullet"/>
+        <w:spacing w:after="40"/>
+      </w:pPr>
+      <w:r>
+        <w:rPr>
+          <w:b/>
+        </w:rPr>
+        <w:t>Overview</w:t>
+      </w:r>
+      <w:r>
+        <w:t xml:space="preserve"> (the Dashboard) — Admin, Accountant and Owner only.</w:t>
+      </w:r>
+    </w:p>
+    <w:p>
+      <w:pPr>
+        <w:pStyle w:val="ListBullet"/>
+        <w:spacing w:after="40"/>
+      </w:pPr>
       <w:r>
         <w:rPr>
           <w:b/>
@@ -1768,25 +1807,27 @@
         <w:t>Administration</w:t>
       </w:r>
       <w:r>
-        <w:t xml:space="preserve"> items are available to anyone signed in, except </w:t>
-      </w:r>
-      <w:r>
-        <w:rPr>
-          <w:b/>
-        </w:rPr>
-        <w:t>Data</w:t>
-      </w:r>
-      <w:r>
-        <w:t xml:space="preserve">, whose controls only work for an </w:t>
-      </w:r>
-      <w:r>
-        <w:rPr>
-          <w:b/>
-        </w:rPr>
-        <w:t>Admin</w:t>
-      </w:r>
-      <w:r>
-        <w:t>.</w:t>
+        <w:t xml:space="preserve"> — Admin and Owner only; an owner may look but not change.</w:t>
+      </w:r>
+    </w:p>
+    <w:p>
+      <w:pPr>
+        <w:pStyle w:val="ListBullet"/>
+        <w:spacing w:after="40"/>
+      </w:pPr>
+      <w:r>
+        <w:rPr>
+          <w:b/>
+        </w:rPr>
+        <w:t>My account</w:t>
+      </w:r>
+      <w:r>
+        <w:t xml:space="preserve"> — everybody, so anyone can change their own password.</w:t>
+      </w:r>
+    </w:p>
+    <w:p>
+      <w:r>
+        <w:t>See "Which menus each role is offered" in 1.2 for the full grid.</w:t>
       </w:r>
     </w:p>
     <w:p>
@@ -2307,6 +2348,1057 @@
       </w:tr>
     </w:tbl>
     <w:p/>
+    <w:p>
+      <w:pPr>
+        <w:pStyle w:val="Heading2"/>
+      </w:pPr>
+      <w:r>
+        <w:rPr>
+          <w:color w:val="0F172A"/>
+        </w:rPr>
+        <w:t>Which menus each role is offered</w:t>
+      </w:r>
+    </w:p>
+    <w:p>
+      <w:r>
+        <w:t>The sidebar only shows a group when the role may open something inside it.</w:t>
+      </w:r>
+    </w:p>
+    <w:tbl>
+      <w:tblPr>
+        <w:tblStyle w:val="TableGrid"/>
+        <w:tblW w:type="auto" w:w="0"/>
+        <w:jc w:val="left"/>
+        <w:tblLook w:firstColumn="1" w:firstRow="1" w:lastColumn="0" w:lastRow="0" w:noHBand="0" w:noVBand="1" w:val="04A0"/>
+      </w:tblPr>
+      <w:tblGrid>
+        <w:gridCol w:w="1440"/>
+        <w:gridCol w:w="1440"/>
+        <w:gridCol w:w="1440"/>
+        <w:gridCol w:w="1440"/>
+        <w:gridCol w:w="1440"/>
+        <w:gridCol w:w="1440"/>
+      </w:tblGrid>
+      <w:tr>
+        <w:tc>
+          <w:tcPr>
+            <w:tcW w:type="dxa" w:w="1440"/>
+            <w:shd w:val="clear" w:color="auto" w:fill="F1F5F9"/>
+          </w:tcPr>
+          <w:p>
+            <w:r>
+              <w:rPr>
+                <w:b/>
+                <w:sz w:val="19"/>
+              </w:rPr>
+            </w:r>
+            <w:r>
+              <w:rPr>
+                <w:b/>
+                <w:sz w:val="19"/>
+              </w:rPr>
+              <w:t>Menu group</w:t>
+            </w:r>
+          </w:p>
+        </w:tc>
+        <w:tc>
+          <w:tcPr>
+            <w:tcW w:type="dxa" w:w="1440"/>
+            <w:shd w:val="clear" w:color="auto" w:fill="F1F5F9"/>
+          </w:tcPr>
+          <w:p>
+            <w:r>
+              <w:rPr>
+                <w:b/>
+                <w:sz w:val="19"/>
+              </w:rPr>
+            </w:r>
+            <w:r>
+              <w:rPr>
+                <w:b/>
+                <w:sz w:val="19"/>
+              </w:rPr>
+              <w:t>Admin</w:t>
+            </w:r>
+          </w:p>
+        </w:tc>
+        <w:tc>
+          <w:tcPr>
+            <w:tcW w:type="dxa" w:w="1440"/>
+            <w:shd w:val="clear" w:color="auto" w:fill="F1F5F9"/>
+          </w:tcPr>
+          <w:p>
+            <w:r>
+              <w:rPr>
+                <w:b/>
+                <w:sz w:val="19"/>
+              </w:rPr>
+            </w:r>
+            <w:r>
+              <w:rPr>
+                <w:b/>
+                <w:sz w:val="19"/>
+              </w:rPr>
+              <w:t>Accountant</w:t>
+            </w:r>
+          </w:p>
+        </w:tc>
+        <w:tc>
+          <w:tcPr>
+            <w:tcW w:type="dxa" w:w="1440"/>
+            <w:shd w:val="clear" w:color="auto" w:fill="F1F5F9"/>
+          </w:tcPr>
+          <w:p>
+            <w:r>
+              <w:rPr>
+                <w:b/>
+                <w:sz w:val="19"/>
+              </w:rPr>
+            </w:r>
+            <w:r>
+              <w:rPr>
+                <w:b/>
+                <w:sz w:val="19"/>
+              </w:rPr>
+              <w:t>Store / Production</w:t>
+            </w:r>
+          </w:p>
+        </w:tc>
+        <w:tc>
+          <w:tcPr>
+            <w:tcW w:type="dxa" w:w="1440"/>
+            <w:shd w:val="clear" w:color="auto" w:fill="F1F5F9"/>
+          </w:tcPr>
+          <w:p>
+            <w:r>
+              <w:rPr>
+                <w:b/>
+                <w:sz w:val="19"/>
+              </w:rPr>
+            </w:r>
+            <w:r>
+              <w:rPr>
+                <w:b/>
+                <w:sz w:val="19"/>
+              </w:rPr>
+              <w:t>Sales Staff</w:t>
+            </w:r>
+          </w:p>
+        </w:tc>
+        <w:tc>
+          <w:tcPr>
+            <w:tcW w:type="dxa" w:w="1440"/>
+            <w:shd w:val="clear" w:color="auto" w:fill="F1F5F9"/>
+          </w:tcPr>
+          <w:p>
+            <w:r>
+              <w:rPr>
+                <w:b/>
+                <w:sz w:val="19"/>
+              </w:rPr>
+            </w:r>
+            <w:r>
+              <w:rPr>
+                <w:b/>
+                <w:sz w:val="19"/>
+              </w:rPr>
+              <w:t>Owner / Viewer</w:t>
+            </w:r>
+          </w:p>
+        </w:tc>
+      </w:tr>
+      <w:tr>
+        <w:tc>
+          <w:tcPr>
+            <w:tcW w:type="dxa" w:w="1440"/>
+          </w:tcPr>
+          <w:p>
+            <w:r>
+              <w:rPr>
+                <w:sz w:val="19"/>
+              </w:rPr>
+            </w:r>
+            <w:r>
+              <w:rPr>
+                <w:b/>
+                <w:sz w:val="19"/>
+              </w:rPr>
+              <w:t>Overview</w:t>
+            </w:r>
+            <w:r>
+              <w:rPr>
+                <w:sz w:val="19"/>
+              </w:rPr>
+              <w:t xml:space="preserve"> — Dashboard</w:t>
+            </w:r>
+          </w:p>
+        </w:tc>
+        <w:tc>
+          <w:tcPr>
+            <w:tcW w:type="dxa" w:w="1440"/>
+          </w:tcPr>
+          <w:p>
+            <w:r>
+              <w:rPr>
+                <w:sz w:val="19"/>
+              </w:rPr>
+            </w:r>
+            <w:r>
+              <w:rPr>
+                <w:sz w:val="19"/>
+              </w:rPr>
+              <w:t>Yes</w:t>
+            </w:r>
+          </w:p>
+        </w:tc>
+        <w:tc>
+          <w:tcPr>
+            <w:tcW w:type="dxa" w:w="1440"/>
+          </w:tcPr>
+          <w:p>
+            <w:r>
+              <w:rPr>
+                <w:sz w:val="19"/>
+              </w:rPr>
+            </w:r>
+            <w:r>
+              <w:rPr>
+                <w:sz w:val="19"/>
+              </w:rPr>
+              <w:t>Yes</w:t>
+            </w:r>
+          </w:p>
+        </w:tc>
+        <w:tc>
+          <w:tcPr>
+            <w:tcW w:type="dxa" w:w="1440"/>
+          </w:tcPr>
+          <w:p>
+            <w:r>
+              <w:rPr>
+                <w:sz w:val="19"/>
+              </w:rPr>
+            </w:r>
+            <w:r>
+              <w:rPr>
+                <w:sz w:val="19"/>
+              </w:rPr>
+              <w:t>—</w:t>
+            </w:r>
+          </w:p>
+        </w:tc>
+        <w:tc>
+          <w:tcPr>
+            <w:tcW w:type="dxa" w:w="1440"/>
+          </w:tcPr>
+          <w:p>
+            <w:r>
+              <w:rPr>
+                <w:sz w:val="19"/>
+              </w:rPr>
+            </w:r>
+            <w:r>
+              <w:rPr>
+                <w:sz w:val="19"/>
+              </w:rPr>
+              <w:t>—</w:t>
+            </w:r>
+          </w:p>
+        </w:tc>
+        <w:tc>
+          <w:tcPr>
+            <w:tcW w:type="dxa" w:w="1440"/>
+          </w:tcPr>
+          <w:p>
+            <w:r>
+              <w:rPr>
+                <w:sz w:val="19"/>
+              </w:rPr>
+            </w:r>
+            <w:r>
+              <w:rPr>
+                <w:sz w:val="19"/>
+              </w:rPr>
+              <w:t>Yes</w:t>
+            </w:r>
+          </w:p>
+        </w:tc>
+      </w:tr>
+      <w:tr>
+        <w:tc>
+          <w:tcPr>
+            <w:tcW w:type="dxa" w:w="1440"/>
+          </w:tcPr>
+          <w:p>
+            <w:r>
+              <w:rPr>
+                <w:sz w:val="19"/>
+              </w:rPr>
+            </w:r>
+            <w:r>
+              <w:rPr>
+                <w:b/>
+                <w:sz w:val="19"/>
+              </w:rPr>
+              <w:t>Ledger</w:t>
+            </w:r>
+            <w:r>
+              <w:rPr>
+                <w:sz w:val="19"/>
+              </w:rPr>
+              <w:t xml:space="preserve"> — accounts, journal</w:t>
+            </w:r>
+          </w:p>
+        </w:tc>
+        <w:tc>
+          <w:tcPr>
+            <w:tcW w:type="dxa" w:w="1440"/>
+          </w:tcPr>
+          <w:p>
+            <w:r>
+              <w:rPr>
+                <w:sz w:val="19"/>
+              </w:rPr>
+            </w:r>
+            <w:r>
+              <w:rPr>
+                <w:sz w:val="19"/>
+              </w:rPr>
+              <w:t>Yes</w:t>
+            </w:r>
+          </w:p>
+        </w:tc>
+        <w:tc>
+          <w:tcPr>
+            <w:tcW w:type="dxa" w:w="1440"/>
+          </w:tcPr>
+          <w:p>
+            <w:r>
+              <w:rPr>
+                <w:sz w:val="19"/>
+              </w:rPr>
+            </w:r>
+            <w:r>
+              <w:rPr>
+                <w:sz w:val="19"/>
+              </w:rPr>
+              <w:t>Yes</w:t>
+            </w:r>
+          </w:p>
+        </w:tc>
+        <w:tc>
+          <w:tcPr>
+            <w:tcW w:type="dxa" w:w="1440"/>
+          </w:tcPr>
+          <w:p>
+            <w:r>
+              <w:rPr>
+                <w:sz w:val="19"/>
+              </w:rPr>
+            </w:r>
+            <w:r>
+              <w:rPr>
+                <w:sz w:val="19"/>
+              </w:rPr>
+              <w:t>—</w:t>
+            </w:r>
+          </w:p>
+        </w:tc>
+        <w:tc>
+          <w:tcPr>
+            <w:tcW w:type="dxa" w:w="1440"/>
+          </w:tcPr>
+          <w:p>
+            <w:r>
+              <w:rPr>
+                <w:sz w:val="19"/>
+              </w:rPr>
+            </w:r>
+            <w:r>
+              <w:rPr>
+                <w:sz w:val="19"/>
+              </w:rPr>
+              <w:t>—</w:t>
+            </w:r>
+          </w:p>
+        </w:tc>
+        <w:tc>
+          <w:tcPr>
+            <w:tcW w:type="dxa" w:w="1440"/>
+          </w:tcPr>
+          <w:p>
+            <w:r>
+              <w:rPr>
+                <w:sz w:val="19"/>
+              </w:rPr>
+            </w:r>
+            <w:r>
+              <w:rPr>
+                <w:sz w:val="19"/>
+              </w:rPr>
+              <w:t>Yes</w:t>
+            </w:r>
+          </w:p>
+        </w:tc>
+      </w:tr>
+      <w:tr>
+        <w:tc>
+          <w:tcPr>
+            <w:tcW w:type="dxa" w:w="1440"/>
+          </w:tcPr>
+          <w:p>
+            <w:r>
+              <w:rPr>
+                <w:sz w:val="19"/>
+              </w:rPr>
+            </w:r>
+            <w:r>
+              <w:rPr>
+                <w:b/>
+                <w:sz w:val="19"/>
+              </w:rPr>
+              <w:t>Operations</w:t>
+            </w:r>
+            <w:r>
+              <w:rPr>
+                <w:sz w:val="19"/>
+              </w:rPr>
+              <w:t xml:space="preserve"> — stock, buying, making, selling</w:t>
+            </w:r>
+          </w:p>
+        </w:tc>
+        <w:tc>
+          <w:tcPr>
+            <w:tcW w:type="dxa" w:w="1440"/>
+          </w:tcPr>
+          <w:p>
+            <w:r>
+              <w:rPr>
+                <w:sz w:val="19"/>
+              </w:rPr>
+            </w:r>
+            <w:r>
+              <w:rPr>
+                <w:sz w:val="19"/>
+              </w:rPr>
+              <w:t>Yes</w:t>
+            </w:r>
+          </w:p>
+        </w:tc>
+        <w:tc>
+          <w:tcPr>
+            <w:tcW w:type="dxa" w:w="1440"/>
+          </w:tcPr>
+          <w:p>
+            <w:r>
+              <w:rPr>
+                <w:sz w:val="19"/>
+              </w:rPr>
+            </w:r>
+            <w:r>
+              <w:rPr>
+                <w:sz w:val="19"/>
+              </w:rPr>
+              <w:t>Yes (read only)</w:t>
+            </w:r>
+          </w:p>
+        </w:tc>
+        <w:tc>
+          <w:tcPr>
+            <w:tcW w:type="dxa" w:w="1440"/>
+          </w:tcPr>
+          <w:p>
+            <w:r>
+              <w:rPr>
+                <w:sz w:val="19"/>
+              </w:rPr>
+            </w:r>
+            <w:r>
+              <w:rPr>
+                <w:sz w:val="19"/>
+              </w:rPr>
+              <w:t>Yes</w:t>
+            </w:r>
+          </w:p>
+        </w:tc>
+        <w:tc>
+          <w:tcPr>
+            <w:tcW w:type="dxa" w:w="1440"/>
+          </w:tcPr>
+          <w:p>
+            <w:r>
+              <w:rPr>
+                <w:sz w:val="19"/>
+              </w:rPr>
+            </w:r>
+            <w:r>
+              <w:rPr>
+                <w:sz w:val="19"/>
+              </w:rPr>
+              <w:t>Yes</w:t>
+            </w:r>
+          </w:p>
+        </w:tc>
+        <w:tc>
+          <w:tcPr>
+            <w:tcW w:type="dxa" w:w="1440"/>
+          </w:tcPr>
+          <w:p>
+            <w:r>
+              <w:rPr>
+                <w:sz w:val="19"/>
+              </w:rPr>
+            </w:r>
+            <w:r>
+              <w:rPr>
+                <w:sz w:val="19"/>
+              </w:rPr>
+              <w:t>Yes (read only)</w:t>
+            </w:r>
+          </w:p>
+        </w:tc>
+      </w:tr>
+      <w:tr>
+        <w:tc>
+          <w:tcPr>
+            <w:tcW w:type="dxa" w:w="1440"/>
+          </w:tcPr>
+          <w:p>
+            <w:r>
+              <w:rPr>
+                <w:sz w:val="19"/>
+              </w:rPr>
+            </w:r>
+            <w:r>
+              <w:rPr>
+                <w:b/>
+                <w:sz w:val="19"/>
+              </w:rPr>
+              <w:t>Payroll</w:t>
+            </w:r>
+            <w:r>
+              <w:rPr>
+                <w:sz w:val="19"/>
+              </w:rPr>
+              <w:t xml:space="preserve"> — employees, runs</w:t>
+            </w:r>
+          </w:p>
+        </w:tc>
+        <w:tc>
+          <w:tcPr>
+            <w:tcW w:type="dxa" w:w="1440"/>
+          </w:tcPr>
+          <w:p>
+            <w:r>
+              <w:rPr>
+                <w:sz w:val="19"/>
+              </w:rPr>
+            </w:r>
+            <w:r>
+              <w:rPr>
+                <w:sz w:val="19"/>
+              </w:rPr>
+              <w:t>Yes</w:t>
+            </w:r>
+          </w:p>
+        </w:tc>
+        <w:tc>
+          <w:tcPr>
+            <w:tcW w:type="dxa" w:w="1440"/>
+          </w:tcPr>
+          <w:p>
+            <w:r>
+              <w:rPr>
+                <w:sz w:val="19"/>
+              </w:rPr>
+            </w:r>
+            <w:r>
+              <w:rPr>
+                <w:sz w:val="19"/>
+              </w:rPr>
+              <w:t>Yes</w:t>
+            </w:r>
+          </w:p>
+        </w:tc>
+        <w:tc>
+          <w:tcPr>
+            <w:tcW w:type="dxa" w:w="1440"/>
+          </w:tcPr>
+          <w:p>
+            <w:r>
+              <w:rPr>
+                <w:sz w:val="19"/>
+              </w:rPr>
+            </w:r>
+            <w:r>
+              <w:rPr>
+                <w:sz w:val="19"/>
+              </w:rPr>
+              <w:t>—</w:t>
+            </w:r>
+          </w:p>
+        </w:tc>
+        <w:tc>
+          <w:tcPr>
+            <w:tcW w:type="dxa" w:w="1440"/>
+          </w:tcPr>
+          <w:p>
+            <w:r>
+              <w:rPr>
+                <w:sz w:val="19"/>
+              </w:rPr>
+            </w:r>
+            <w:r>
+              <w:rPr>
+                <w:sz w:val="19"/>
+              </w:rPr>
+              <w:t>—</w:t>
+            </w:r>
+          </w:p>
+        </w:tc>
+        <w:tc>
+          <w:tcPr>
+            <w:tcW w:type="dxa" w:w="1440"/>
+          </w:tcPr>
+          <w:p>
+            <w:r>
+              <w:rPr>
+                <w:sz w:val="19"/>
+              </w:rPr>
+            </w:r>
+            <w:r>
+              <w:rPr>
+                <w:sz w:val="19"/>
+              </w:rPr>
+              <w:t>Yes (read only)</w:t>
+            </w:r>
+          </w:p>
+        </w:tc>
+      </w:tr>
+      <w:tr>
+        <w:tc>
+          <w:tcPr>
+            <w:tcW w:type="dxa" w:w="1440"/>
+          </w:tcPr>
+          <w:p>
+            <w:r>
+              <w:rPr>
+                <w:sz w:val="19"/>
+              </w:rPr>
+            </w:r>
+            <w:r>
+              <w:rPr>
+                <w:b/>
+                <w:sz w:val="19"/>
+              </w:rPr>
+              <w:t>Reports</w:t>
+            </w:r>
+            <w:r>
+              <w:rPr>
+                <w:sz w:val="19"/>
+              </w:rPr>
+              <w:t xml:space="preserve"> — trial balance, ledger, balance sheet</w:t>
+            </w:r>
+          </w:p>
+        </w:tc>
+        <w:tc>
+          <w:tcPr>
+            <w:tcW w:type="dxa" w:w="1440"/>
+          </w:tcPr>
+          <w:p>
+            <w:r>
+              <w:rPr>
+                <w:sz w:val="19"/>
+              </w:rPr>
+            </w:r>
+            <w:r>
+              <w:rPr>
+                <w:sz w:val="19"/>
+              </w:rPr>
+              <w:t>Yes</w:t>
+            </w:r>
+          </w:p>
+        </w:tc>
+        <w:tc>
+          <w:tcPr>
+            <w:tcW w:type="dxa" w:w="1440"/>
+          </w:tcPr>
+          <w:p>
+            <w:r>
+              <w:rPr>
+                <w:sz w:val="19"/>
+              </w:rPr>
+            </w:r>
+            <w:r>
+              <w:rPr>
+                <w:sz w:val="19"/>
+              </w:rPr>
+              <w:t>Yes</w:t>
+            </w:r>
+          </w:p>
+        </w:tc>
+        <w:tc>
+          <w:tcPr>
+            <w:tcW w:type="dxa" w:w="1440"/>
+          </w:tcPr>
+          <w:p>
+            <w:r>
+              <w:rPr>
+                <w:sz w:val="19"/>
+              </w:rPr>
+            </w:r>
+            <w:r>
+              <w:rPr>
+                <w:sz w:val="19"/>
+              </w:rPr>
+              <w:t>Yes</w:t>
+            </w:r>
+          </w:p>
+        </w:tc>
+        <w:tc>
+          <w:tcPr>
+            <w:tcW w:type="dxa" w:w="1440"/>
+          </w:tcPr>
+          <w:p>
+            <w:r>
+              <w:rPr>
+                <w:sz w:val="19"/>
+              </w:rPr>
+            </w:r>
+            <w:r>
+              <w:rPr>
+                <w:sz w:val="19"/>
+              </w:rPr>
+              <w:t>Yes</w:t>
+            </w:r>
+          </w:p>
+        </w:tc>
+        <w:tc>
+          <w:tcPr>
+            <w:tcW w:type="dxa" w:w="1440"/>
+          </w:tcPr>
+          <w:p>
+            <w:r>
+              <w:rPr>
+                <w:sz w:val="19"/>
+              </w:rPr>
+            </w:r>
+            <w:r>
+              <w:rPr>
+                <w:sz w:val="19"/>
+              </w:rPr>
+              <w:t>Yes</w:t>
+            </w:r>
+          </w:p>
+        </w:tc>
+      </w:tr>
+      <w:tr>
+        <w:tc>
+          <w:tcPr>
+            <w:tcW w:type="dxa" w:w="1440"/>
+          </w:tcPr>
+          <w:p>
+            <w:r>
+              <w:rPr>
+                <w:sz w:val="19"/>
+              </w:rPr>
+            </w:r>
+            <w:r>
+              <w:rPr>
+                <w:b/>
+                <w:sz w:val="19"/>
+              </w:rPr>
+              <w:t>Administration</w:t>
+            </w:r>
+            <w:r>
+              <w:rPr>
+                <w:sz w:val="19"/>
+              </w:rPr>
+              <w:t xml:space="preserve"> — roles, approvals, configuration, data</w:t>
+            </w:r>
+          </w:p>
+        </w:tc>
+        <w:tc>
+          <w:tcPr>
+            <w:tcW w:type="dxa" w:w="1440"/>
+          </w:tcPr>
+          <w:p>
+            <w:r>
+              <w:rPr>
+                <w:sz w:val="19"/>
+              </w:rPr>
+            </w:r>
+            <w:r>
+              <w:rPr>
+                <w:sz w:val="19"/>
+              </w:rPr>
+              <w:t>Yes</w:t>
+            </w:r>
+          </w:p>
+        </w:tc>
+        <w:tc>
+          <w:tcPr>
+            <w:tcW w:type="dxa" w:w="1440"/>
+          </w:tcPr>
+          <w:p>
+            <w:r>
+              <w:rPr>
+                <w:sz w:val="19"/>
+              </w:rPr>
+            </w:r>
+            <w:r>
+              <w:rPr>
+                <w:sz w:val="19"/>
+              </w:rPr>
+              <w:t>—</w:t>
+            </w:r>
+          </w:p>
+        </w:tc>
+        <w:tc>
+          <w:tcPr>
+            <w:tcW w:type="dxa" w:w="1440"/>
+          </w:tcPr>
+          <w:p>
+            <w:r>
+              <w:rPr>
+                <w:sz w:val="19"/>
+              </w:rPr>
+            </w:r>
+            <w:r>
+              <w:rPr>
+                <w:sz w:val="19"/>
+              </w:rPr>
+              <w:t>—</w:t>
+            </w:r>
+          </w:p>
+        </w:tc>
+        <w:tc>
+          <w:tcPr>
+            <w:tcW w:type="dxa" w:w="1440"/>
+          </w:tcPr>
+          <w:p>
+            <w:r>
+              <w:rPr>
+                <w:sz w:val="19"/>
+              </w:rPr>
+            </w:r>
+            <w:r>
+              <w:rPr>
+                <w:sz w:val="19"/>
+              </w:rPr>
+              <w:t>—</w:t>
+            </w:r>
+          </w:p>
+        </w:tc>
+        <w:tc>
+          <w:tcPr>
+            <w:tcW w:type="dxa" w:w="1440"/>
+          </w:tcPr>
+          <w:p>
+            <w:r>
+              <w:rPr>
+                <w:sz w:val="19"/>
+              </w:rPr>
+            </w:r>
+            <w:r>
+              <w:rPr>
+                <w:sz w:val="19"/>
+              </w:rPr>
+              <w:t>Yes (read only)</w:t>
+            </w:r>
+          </w:p>
+        </w:tc>
+      </w:tr>
+      <w:tr>
+        <w:tc>
+          <w:tcPr>
+            <w:tcW w:type="dxa" w:w="1440"/>
+          </w:tcPr>
+          <w:p>
+            <w:r>
+              <w:rPr>
+                <w:sz w:val="19"/>
+              </w:rPr>
+            </w:r>
+            <w:r>
+              <w:rPr>
+                <w:b/>
+                <w:sz w:val="19"/>
+              </w:rPr>
+              <w:t>My account</w:t>
+            </w:r>
+            <w:r>
+              <w:rPr>
+                <w:sz w:val="19"/>
+              </w:rPr>
+              <w:t xml:space="preserve"> — your password and 2-FA</w:t>
+            </w:r>
+          </w:p>
+        </w:tc>
+        <w:tc>
+          <w:tcPr>
+            <w:tcW w:type="dxa" w:w="1440"/>
+          </w:tcPr>
+          <w:p>
+            <w:r>
+              <w:rPr>
+                <w:sz w:val="19"/>
+              </w:rPr>
+            </w:r>
+            <w:r>
+              <w:rPr>
+                <w:sz w:val="19"/>
+              </w:rPr>
+              <w:t>Yes</w:t>
+            </w:r>
+          </w:p>
+        </w:tc>
+        <w:tc>
+          <w:tcPr>
+            <w:tcW w:type="dxa" w:w="1440"/>
+          </w:tcPr>
+          <w:p>
+            <w:r>
+              <w:rPr>
+                <w:sz w:val="19"/>
+              </w:rPr>
+            </w:r>
+            <w:r>
+              <w:rPr>
+                <w:sz w:val="19"/>
+              </w:rPr>
+              <w:t>Yes</w:t>
+            </w:r>
+          </w:p>
+        </w:tc>
+        <w:tc>
+          <w:tcPr>
+            <w:tcW w:type="dxa" w:w="1440"/>
+          </w:tcPr>
+          <w:p>
+            <w:r>
+              <w:rPr>
+                <w:sz w:val="19"/>
+              </w:rPr>
+            </w:r>
+            <w:r>
+              <w:rPr>
+                <w:sz w:val="19"/>
+              </w:rPr>
+              <w:t>Yes</w:t>
+            </w:r>
+          </w:p>
+        </w:tc>
+        <w:tc>
+          <w:tcPr>
+            <w:tcW w:type="dxa" w:w="1440"/>
+          </w:tcPr>
+          <w:p>
+            <w:r>
+              <w:rPr>
+                <w:sz w:val="19"/>
+              </w:rPr>
+            </w:r>
+            <w:r>
+              <w:rPr>
+                <w:sz w:val="19"/>
+              </w:rPr>
+              <w:t>Yes</w:t>
+            </w:r>
+          </w:p>
+        </w:tc>
+        <w:tc>
+          <w:tcPr>
+            <w:tcW w:type="dxa" w:w="1440"/>
+          </w:tcPr>
+          <w:p>
+            <w:r>
+              <w:rPr>
+                <w:sz w:val="19"/>
+              </w:rPr>
+            </w:r>
+            <w:r>
+              <w:rPr>
+                <w:sz w:val="19"/>
+              </w:rPr>
+              <w:t>Yes</w:t>
+            </w:r>
+          </w:p>
+        </w:tc>
+      </w:tr>
+    </w:tbl>
+    <w:p/>
+    <w:p>
+      <w:r>
+        <w:t xml:space="preserve">Two of these are limited by </w:t>
+      </w:r>
+      <w:r>
+        <w:rPr>
+          <w:b/>
+        </w:rPr>
+        <w:t>who you are</w:t>
+      </w:r>
+      <w:r>
+        <w:t>, not by an area permission:</w:t>
+      </w:r>
+    </w:p>
+    <w:p>
+      <w:pPr>
+        <w:pStyle w:val="ListBullet"/>
+        <w:spacing w:after="40"/>
+      </w:pPr>
+      <w:r>
+        <w:t xml:space="preserve">The </w:t>
+      </w:r>
+      <w:r>
+        <w:rPr>
+          <w:b/>
+        </w:rPr>
+        <w:t>Dashboard</w:t>
+      </w:r>
+      <w:r>
+        <w:t xml:space="preserve"> sums up the whole business, so it is offered to Admin,</w:t>
+      </w:r>
+    </w:p>
+    <w:p>
+      <w:r>
+        <w:t>Accountant and Owner only.</w:t>
+      </w:r>
+    </w:p>
+    <w:p>
+      <w:pPr>
+        <w:pStyle w:val="ListBullet"/>
+        <w:spacing w:after="40"/>
+      </w:pPr>
+      <w:r>
+        <w:t xml:space="preserve">The </w:t>
+      </w:r>
+      <w:r>
+        <w:rPr>
+          <w:b/>
+        </w:rPr>
+        <w:t>Administration</w:t>
+      </w:r>
+      <w:r>
+        <w:t xml:space="preserve"> group is offered to Admin and Owner only. Inside it, an</w:t>
+      </w:r>
+    </w:p>
+    <w:p>
+      <w:r>
+        <w:t>owner can look but not change: saving a setting, issuing a password, disabling an account, importing or resetting data all remain administrator-only.</w:t>
+      </w:r>
+    </w:p>
+    <w:p>
+      <w:r>
+        <w:rPr>
+          <w:b/>
+        </w:rPr>
+        <w:t>Every role keeps "My account"</w:t>
+      </w:r>
+      <w:r>
+        <w:t>, so anyone can change their own password and set up two-factor sign-in without asking an administrator.</w:t>
+      </w:r>
+    </w:p>
     <w:p>
       <w:pPr>
         <w:pStyle w:val="Heading2"/>

--- a/PRODUCTION_MANUAL.docx
+++ b/PRODUCTION_MANUAL.docx
@@ -1828,6 +1828,26 @@
     <w:p>
       <w:r>
         <w:t>See "Which menus each role is offered" in 1.2 for the full grid.</w:t>
+      </w:r>
+    </w:p>
+    <w:p>
+      <w:r>
+        <w:rPr>
+          <w:b/>
+        </w:rPr>
+        <w:t>On a narrow screen</w:t>
+      </w:r>
+      <w:r>
+        <w:t xml:space="preserve"> — a phone or a small tablet — the menu folds away behind a </w:t>
+      </w:r>
+      <w:r>
+        <w:rPr>
+          <w:b/>
+        </w:rPr>
+        <w:t>menu button</w:t>
+      </w:r>
+      <w:r>
+        <w:t xml:space="preserve"> at the top left. Tap it to slide the menu out; tap an item to open that screen; tap anywhere outside the menu, or press Escape, to close it. Nothing is lost: the same items are there, and Store and Sales users see only the work they do.</w:t>
       </w:r>
     </w:p>
     <w:p>
@@ -2191,7 +2211,7 @@
               <w:rPr>
                 <w:sz w:val="19"/>
               </w:rPr>
-              <w:t>Reports</w:t>
+              <w:t>Nothing else</w:t>
             </w:r>
           </w:p>
         </w:tc>
@@ -2266,7 +2286,7 @@
               <w:rPr>
                 <w:sz w:val="19"/>
               </w:rPr>
-              <w:t>Items, reports</w:t>
+              <w:t>Items</w:t>
             </w:r>
           </w:p>
         </w:tc>
@@ -3051,7 +3071,7 @@
               <w:rPr>
                 <w:sz w:val="19"/>
               </w:rPr>
-              <w:t>Yes</w:t>
+              <w:t>—</w:t>
             </w:r>
           </w:p>
         </w:tc>
@@ -3069,7 +3089,7 @@
               <w:rPr>
                 <w:sz w:val="19"/>
               </w:rPr>
-              <w:t>Yes</w:t>
+              <w:t>—</w:t>
             </w:r>
           </w:p>
         </w:tc>
@@ -3386,6 +3406,53 @@
     <w:p>
       <w:r>
         <w:t>owner can look but not change: saving a setting, issuing a password, disabling an account, importing or resetting data all remain administrator-only.</w:t>
+      </w:r>
+    </w:p>
+    <w:p>
+      <w:r>
+        <w:rPr>
+          <w:b/>
+        </w:rPr>
+        <w:t>Store/Production and Sales see only the work they do.</w:t>
+      </w:r>
+      <w:r>
+        <w:t xml:space="preserve"> Store staff get </w:t>
+      </w:r>
+      <w:r>
+        <w:rPr>
+          <w:b/>
+        </w:rPr>
+        <w:t>Inventory &amp; BOM</w:t>
+      </w:r>
+      <w:r>
+        <w:t xml:space="preserve"> and </w:t>
+      </w:r>
+      <w:r>
+        <w:rPr>
+          <w:b/>
+        </w:rPr>
+        <w:t>Production Entry</w:t>
+      </w:r>
+      <w:r>
+        <w:t xml:space="preserve">; sales staff get </w:t>
+      </w:r>
+      <w:r>
+        <w:rPr>
+          <w:b/>
+        </w:rPr>
+        <w:t>Purchase Entry</w:t>
+      </w:r>
+      <w:r>
+        <w:t xml:space="preserve"> and </w:t>
+      </w:r>
+      <w:r>
+        <w:rPr>
+          <w:b/>
+        </w:rPr>
+        <w:t>Sales Entry</w:t>
+      </w:r>
+      <w:r>
+        <w:t>, plus a read-only look at items so they can pick what they are selling. Neither is offered the Dashboard, the ledger, payroll or the financial reports — only the screens their own job needs.</w:t>
       </w:r>
     </w:p>
     <w:p>

--- a/PRODUCTION_MANUAL.docx
+++ b/PRODUCTION_MANUAL.docx
@@ -16921,7 +16921,7 @@
               <w:rPr>
                 <w:sz w:val="19"/>
               </w:rPr>
-              <w:t xml:space="preserve"> — only while you still hold at least as much of each item as the purchase delivered.</w:t>
+              <w:t xml:space="preserve"> — only while nothing has touched the item since the purchase.</w:t>
             </w:r>
           </w:p>
         </w:tc>
@@ -17064,7 +17064,7 @@
     <w:p/>
     <w:p>
       <w:r>
-        <w:t>A refusal always names the item and the quantity on hand, for example *"Cannot take 30 of FG-100: only 20 on hand."* The whole reversal is one transaction, so a refusal changes nothing at all.</w:t>
+        <w:t>A refusal always names the item and what is on hand, for example *"Cannot take 30 of FG-100: only 20 on hand."* The whole reversal is one transaction, so a refusal changes nothing at all.</w:t>
       </w:r>
     </w:p>
     <w:p>
@@ -17110,11 +17110,6 @@
       </w:r>
       <w:r>
         <w:t xml:space="preserve"> — the sale first, then the production run, then the purchase. Reversing in that order is exact: stock quantity, stock value and average cost all return precisely to where they started.</w:t>
-      </w:r>
-    </w:p>
-    <w:p>
-      <w:r>
-        <w:t>The system allows a reversal whenever the stock permits it, but only unwinding in reverse order guarantees the figures land back exactly. Two things to know:</w:t>
       </w:r>
     </w:p>
     <w:p>
@@ -17143,12 +17138,20 @@
         <w:spacing w:after="40"/>
       </w:pPr>
       <w:r>
-        <w:t>**Reversing a purchase after some of it has been consumed is allowed if enough</w:t>
-      </w:r>
-    </w:p>
-    <w:p>
-      <w:r>
-        <w:t>remains, but it recalculates what is left.** The purchase is removed at exactly the value it came in at, so the remaining units take a new average. If you want the original figures back untouched, undo in reverse order instead.</w:t>
+        <w:rPr>
+          <w:b/>
+        </w:rPr>
+        <w:t>A purchase cannot be reversed while anything has touched the item since.</w:t>
+      </w:r>
+    </w:p>
+    <w:p>
+      <w:r>
+        <w:t>Sold, consumed, or even topped up with another purchase — any of those changes the item's average, and taking the original purchase back out at its own value would leave what remains valued at a figure that never existed.</w:t>
+      </w:r>
+    </w:p>
+    <w:p>
+      <w:r>
+        <w:t>The refusal names the item and both quantities, for example: *"RMC-100 has moved since this purchase (200.0000 on hand then, 140.0000 now). Reverse the later transactions first."* Do that, and the purchase reversal becomes exact — the item returns to exactly where it started.</w:t>
       </w:r>
     </w:p>
     <w:p>
@@ -17159,6 +17162,70 @@
       </w:pPr>
       <w:r>
         <w:t>Reversals are recorded in the order you make them, however old the transaction they correct. The stock ledger lists rows in that order, so the running balance always reads correctly.</w:t>
+      </w:r>
+    </w:p>
+    <w:p>
+      <w:pPr>
+        <w:pStyle w:val="Heading2"/>
+      </w:pPr>
+      <w:r>
+        <w:rPr>
+          <w:color w:val="0F172A"/>
+        </w:rPr>
+        <w:t>Why a purchase is refused rather than recalculated</w:t>
+      </w:r>
+    </w:p>
+    <w:p>
+      <w:r>
+        <w:t xml:space="preserve">Suppose you hold 100 kg at 20 each, then buy 100 kg at 25. You now hold 200 kg worth 4,500 — an average of </w:t>
+      </w:r>
+      <w:r>
+        <w:rPr>
+          <w:b/>
+        </w:rPr>
+        <w:t>22.50</w:t>
+      </w:r>
+      <w:r>
+        <w:t>. You use 60 kg in production, leaving 140 kg worth 3,150, the average still 22.50.</w:t>
+      </w:r>
+    </w:p>
+    <w:p>
+      <w:r>
+        <w:t xml:space="preserve">Reverse the purchase now, and it removes 100 kg at the 2,500 it came in at. What is left is 40 kg worth </w:t>
+      </w:r>
+      <w:r>
+        <w:rPr>
+          <w:rFonts w:ascii="Consolas" w:hAnsi="Consolas"/>
+          <w:color w:val="1D4ED8"/>
+          <w:sz w:val="19"/>
+        </w:rPr>
+        <w:t>3,150 − 2,500 = 650</w:t>
+      </w:r>
+      <w:r>
+        <w:t xml:space="preserve"> — </w:t>
+      </w:r>
+      <w:r>
+        <w:rPr>
+          <w:b/>
+        </w:rPr>
+        <w:t>16.25 each</w:t>
+      </w:r>
+      <w:r>
+        <w:t xml:space="preserve">. But those 40 kg are the original stock that cost </w:t>
+      </w:r>
+      <w:r>
+        <w:rPr>
+          <w:b/>
+        </w:rPr>
+        <w:t>20</w:t>
+      </w:r>
+      <w:r>
+        <w:t>. The stock sheet and the accounts would still agree with each other, yet the item would be carried at a price that never existed, and every later cost drawn from it would be wrong.</w:t>
+      </w:r>
+    </w:p>
+    <w:p>
+      <w:r>
+        <w:t>So the system refuses, and asks you to reverse the production run first. Undoing the run puts the 60 kg back, the item returns to 200 kg at 22.50, and the purchase then comes out exactly.</w:t>
       </w:r>
     </w:p>
     <w:p>

--- a/PRODUCTION_MANUAL.docx
+++ b/PRODUCTION_MANUAL.docx
@@ -1768,16 +1768,7 @@
         <w:t>Operations</w:t>
       </w:r>
       <w:r>
-        <w:t xml:space="preserve"> group is the one everybody works in; the others are narrower. Three groups are limited by </w:t>
-      </w:r>
-      <w:r>
-        <w:rPr>
-          <w:b/>
-        </w:rPr>
-        <w:t>who you are</w:t>
-      </w:r>
-      <w:r>
-        <w:t xml:space="preserve"> rather than by an area permission:</w:t>
+        <w:t xml:space="preserve"> group is the one everybody works in; the others are narrower. Three groups depend on permissions rather than on your job:</w:t>
       </w:r>
     </w:p>
     <w:p>
@@ -1792,7 +1783,21 @@
         <w:t>Overview</w:t>
       </w:r>
       <w:r>
-        <w:t xml:space="preserve"> (the Dashboard) — Admin, Accountant and Owner only.</w:t>
+        <w:t xml:space="preserve"> (the Dashboard) — shown where the </w:t>
+      </w:r>
+      <w:r>
+        <w:rPr>
+          <w:b/>
+        </w:rPr>
+        <w:t>Reports</w:t>
+      </w:r>
+      <w:r>
+        <w:t xml:space="preserve"> permission is held,</w:t>
+      </w:r>
+    </w:p>
+    <w:p>
+      <w:r>
+        <w:t>which by default means Admin, Accountant and Owner.</w:t>
       </w:r>
     </w:p>
     <w:p>
@@ -1807,7 +1812,21 @@
         <w:t>Administration</w:t>
       </w:r>
       <w:r>
-        <w:t xml:space="preserve"> — Admin and Owner only; an owner may look but not change.</w:t>
+        <w:t xml:space="preserve"> — its own </w:t>
+      </w:r>
+      <w:r>
+        <w:rPr>
+          <w:b/>
+        </w:rPr>
+        <w:t>Administration</w:t>
+      </w:r>
+      <w:r>
+        <w:t xml:space="preserve"> permission, held by Admin and</w:t>
+      </w:r>
+    </w:p>
+    <w:p>
+      <w:r>
+        <w:t>Owner; an owner may look but not change anything.</w:t>
       </w:r>
     </w:p>
     <w:p>
@@ -1822,12 +1841,21 @@
         <w:t>My account</w:t>
       </w:r>
       <w:r>
-        <w:t xml:space="preserve"> — everybody, so anyone can change their own password.</w:t>
-      </w:r>
-    </w:p>
-    <w:p>
-      <w:r>
-        <w:t>See "Which menus each role is offered" in 1.2 for the full grid.</w:t>
+        <w:t xml:space="preserve"> — held by everybody, so anyone can change their own password.</w:t>
+      </w:r>
+    </w:p>
+    <w:p>
+      <w:r>
+        <w:t xml:space="preserve">An administrator can </w:t>
+      </w:r>
+      <w:r>
+        <w:rPr>
+          <w:b/>
+        </w:rPr>
+        <w:t>grant or deny any of these areas to one person</w:t>
+      </w:r>
+      <w:r>
+        <w:t xml:space="preserve"> on Roles &amp; Access, without changing their role. See "Which menus each role is offered" in 1.2 for the defaults.</w:t>
       </w:r>
     </w:p>
     <w:p>
@@ -3350,16 +3378,7 @@
     <w:p/>
     <w:p>
       <w:r>
-        <w:t xml:space="preserve">Two of these are limited by </w:t>
-      </w:r>
-      <w:r>
-        <w:rPr>
-          <w:b/>
-        </w:rPr>
-        <w:t>who you are</w:t>
-      </w:r>
-      <w:r>
-        <w:t>, not by an area permission:</w:t>
+        <w:t>Two of these are narrow because of the permission behind them, not because of who you are — and an administrator can grant either to one person:</w:t>
       </w:r>
     </w:p>
     <w:p>
@@ -3377,12 +3396,21 @@
         <w:t>Dashboard</w:t>
       </w:r>
       <w:r>
-        <w:t xml:space="preserve"> sums up the whole business, so it is offered to Admin,</w:t>
-      </w:r>
-    </w:p>
-    <w:p>
-      <w:r>
-        <w:t>Accountant and Owner only.</w:t>
+        <w:t xml:space="preserve"> is shown where </w:t>
+      </w:r>
+      <w:r>
+        <w:rPr>
+          <w:b/>
+        </w:rPr>
+        <w:t>Reports</w:t>
+      </w:r>
+      <w:r>
+        <w:t xml:space="preserve"> is held. That is what makes it</w:t>
+      </w:r>
+    </w:p>
+    <w:p>
+      <w:r>
+        <w:t>Admin, Accountant and Owner, since Store and Sales hold no reports.</w:t>
       </w:r>
     </w:p>
     <w:p>
@@ -3400,12 +3428,21 @@
         <w:t>Administration</w:t>
       </w:r>
       <w:r>
-        <w:t xml:space="preserve"> group is offered to Admin and Owner only. Inside it, an</w:t>
-      </w:r>
-    </w:p>
-    <w:p>
-      <w:r>
-        <w:t>owner can look but not change: saving a setting, issuing a password, disabling an account, importing or resetting data all remain administrator-only.</w:t>
+        <w:t xml:space="preserve"> group is shown where its own </w:t>
+      </w:r>
+      <w:r>
+        <w:rPr>
+          <w:b/>
+        </w:rPr>
+        <w:t>Administration</w:t>
+      </w:r>
+      <w:r>
+        <w:t xml:space="preserve"> permission</w:t>
+      </w:r>
+    </w:p>
+    <w:p>
+      <w:r>
+        <w:t>is held: Admin and Owner. Inside it, an owner can look but not change — saving a setting, issuing a password, removing an account, importing or resetting data all remain administrator-only.</w:t>
       </w:r>
     </w:p>
     <w:p>
@@ -7447,7 +7484,12 @@
         <w:t>—</w:t>
       </w:r>
       <w:r>
-        <w:t>.</w:t>
+        <w:t>,</w:t>
+      </w:r>
+    </w:p>
+    <w:p>
+      <w:r>
+        <w:t>which is what each role gets by default.</w:t>
       </w:r>
     </w:p>
     <w:p>
@@ -7459,15 +7501,15 @@
         <w:rPr>
           <w:b/>
         </w:rPr>
-        <w:t>Live permission probe</w:t>
-      </w:r>
-      <w:r>
-        <w:t xml:space="preserve"> — calls the real API as you, proving the rule comes</w:t>
-      </w:r>
-    </w:p>
-    <w:p>
-      <w:r>
-        <w:t>from the server.</w:t>
+        <w:t>Menus by role</w:t>
+      </w:r>
+      <w:r>
+        <w:t xml:space="preserve"> — which menu groups each role is offered, from the same rules</w:t>
+      </w:r>
+    </w:p>
+    <w:p>
+      <w:r>
+        <w:t>the sidebar uses.</w:t>
       </w:r>
     </w:p>
     <w:p>
@@ -7482,8 +7524,92 @@
         <w:t>User accounts</w:t>
       </w:r>
       <w:r>
-        <w:t xml:space="preserve"> (Admin only) — </w:t>
-      </w:r>
+        <w:t xml:space="preserve"> (Admin only) — every account with its role, second factor,</w:t>
+      </w:r>
+    </w:p>
+    <w:p>
+      <w:r>
+        <w:t xml:space="preserve">status, and when it was </w:t>
+      </w:r>
+      <w:r>
+        <w:rPr>
+          <w:b/>
+        </w:rPr>
+        <w:t>created</w:t>
+      </w:r>
+      <w:r>
+        <w:t xml:space="preserve"> and </w:t>
+      </w:r>
+      <w:r>
+        <w:rPr>
+          <w:b/>
+        </w:rPr>
+        <w:t>last updated</w:t>
+      </w:r>
+      <w:r>
+        <w:t>. From here an administrator can:</w:t>
+      </w:r>
+    </w:p>
+    <w:p>
+      <w:pPr>
+        <w:pStyle w:val="ListBullet2"/>
+        <w:spacing w:after="40"/>
+      </w:pPr>
+      <w:r>
+        <w:rPr>
+          <w:b/>
+        </w:rPr>
+        <w:t>Add user</w:t>
+      </w:r>
+      <w:r>
+        <w:t xml:space="preserve"> — name, email, role, and a password (leave it blank and one is</w:t>
+      </w:r>
+    </w:p>
+    <w:p>
+      <w:r>
+        <w:t>generated and shown once).</w:t>
+      </w:r>
+    </w:p>
+    <w:p>
+      <w:pPr>
+        <w:pStyle w:val="ListBullet2"/>
+        <w:spacing w:after="40"/>
+      </w:pPr>
+      <w:r>
+        <w:rPr>
+          <w:b/>
+        </w:rPr>
+        <w:t>Edit</w:t>
+      </w:r>
+      <w:r>
+        <w:t xml:space="preserve"> — correct a name, email or role.</w:t>
+      </w:r>
+    </w:p>
+    <w:p>
+      <w:pPr>
+        <w:pStyle w:val="ListBullet2"/>
+        <w:spacing w:after="40"/>
+      </w:pPr>
+      <w:r>
+        <w:rPr>
+          <w:b/>
+        </w:rPr>
+        <w:t>Access</w:t>
+      </w:r>
+      <w:r>
+        <w:t xml:space="preserve"> — grant or deny any area to that one person on top of their role.</w:t>
+      </w:r>
+    </w:p>
+    <w:p>
+      <w:r>
+        <w:t>Anything left on *Follow the role* is not stored, so a later change to the role still reaches them.</w:t>
+      </w:r>
+    </w:p>
+    <w:p>
+      <w:pPr>
+        <w:pStyle w:val="ListBullet2"/>
+        <w:spacing w:after="40"/>
+      </w:pPr>
       <w:r>
         <w:rPr>
           <w:b/>
@@ -7508,10 +7634,8 @@
         </w:rPr>
         <w:t>Disable</w:t>
       </w:r>
-    </w:p>
-    <w:p>
-      <w:r>
-        <w:t xml:space="preserve">or </w:t>
+      <w:r>
+        <w:t xml:space="preserve"> / </w:t>
       </w:r>
       <w:r>
         <w:rPr>
@@ -7520,7 +7644,25 @@
         <w:t>Enable</w:t>
       </w:r>
       <w:r>
-        <w:t xml:space="preserve"> per person. You cannot act on your own account here.</w:t>
+        <w:t xml:space="preserve">, and </w:t>
+      </w:r>
+      <w:r>
+        <w:rPr>
+          <w:b/>
+        </w:rPr>
+        <w:t>Delete</w:t>
+      </w:r>
+      <w:r>
+        <w:t>.</w:t>
+      </w:r>
+    </w:p>
+    <w:p>
+      <w:pPr>
+        <w:pStyle w:val="ListBullet2"/>
+        <w:spacing w:after="40"/>
+      </w:pPr>
+      <w:r>
+        <w:t>You cannot act on your own account here; use the Security page.</w:t>
       </w:r>
     </w:p>
     <w:p>
@@ -7535,7 +7677,7 @@
         <w:t>Administrative actions</w:t>
       </w:r>
       <w:r>
-        <w:t xml:space="preserve"> (Admin only) — the audit log.</w:t>
+        <w:t xml:space="preserve"> (Admin only) — the audit log, newest first.</w:t>
       </w:r>
     </w:p>
     <w:p>

--- a/PRODUCTION_MANUAL.docx
+++ b/PRODUCTION_MANUAL.docx
@@ -347,6 +347,36 @@
       </w:r>
       <w:r>
         <w:t>) so it is easy to read. Where extra precision matters — average and unit costs — more decimals are shown.</w:t>
+      </w:r>
+    </w:p>
+    <w:p>
+      <w:pPr>
+        <w:pStyle w:val="Heading2"/>
+      </w:pPr>
+      <w:r>
+        <w:rPr>
+          <w:color w:val="0F172A"/>
+        </w:rPr>
+        <w:t>A note on time</w:t>
+      </w:r>
+    </w:p>
+    <w:p>
+      <w:r>
+        <w:t xml:space="preserve">Every timestamp is </w:t>
+      </w:r>
+      <w:r>
+        <w:rPr>
+          <w:b/>
+        </w:rPr>
+        <w:t>recorded in UTC and shown in Bangladesh time (GMT+6)</w:t>
+      </w:r>
+      <w:r>
+        <w:t>. You never have to convert anything: the Dashboard, the posted lists, the audit log and the approvals queue all read on the same clock, whichever computer or phone you open them on.</w:t>
+      </w:r>
+    </w:p>
+    <w:p>
+      <w:r>
+        <w:t>Dates you choose yourself — a sale date, a purchase date, a pay date — are business dates, and are not shifted. A posted transaction shows both: the date it belongs to, and the moment it was entered.</w:t>
       </w:r>
     </w:p>
     <w:p>
@@ -7357,13 +7387,13 @@
         <w:rPr>
           <w:b/>
         </w:rPr>
-        <w:t>Details</w:t>
-      </w:r>
-      <w:r>
-        <w:t>,</w:t>
-      </w:r>
-    </w:p>
-    <w:p>
+        <w:t>Raised</w:t>
+      </w:r>
+    </w:p>
+    <w:p>
+      <w:r>
+        <w:t xml:space="preserve">(when it was asked for), </w:t>
+      </w:r>
       <w:r>
         <w:rPr>
           <w:b/>
@@ -7431,7 +7461,39 @@
         <w:t>History</w:t>
       </w:r>
       <w:r>
-        <w:t xml:space="preserve"> lists decided requests with their status and who decided.</w:t>
+        <w:t xml:space="preserve"> lists decided requests with </w:t>
+      </w:r>
+      <w:r>
+        <w:rPr>
+          <w:b/>
+        </w:rPr>
+        <w:t>Raised</w:t>
+      </w:r>
+      <w:r>
+        <w:t xml:space="preserve">, </w:t>
+      </w:r>
+      <w:r>
+        <w:rPr>
+          <w:b/>
+        </w:rPr>
+        <w:t>Status</w:t>
+      </w:r>
+      <w:r>
+        <w:t xml:space="preserve">, </w:t>
+      </w:r>
+      <w:r>
+        <w:rPr>
+          <w:b/>
+        </w:rPr>
+        <w:t>Decided</w:t>
+      </w:r>
+      <w:r>
+        <w:t xml:space="preserve"> (when</w:t>
+      </w:r>
+    </w:p>
+    <w:p>
+      <w:r>
+        <w:t>it was decided), who decided, and any note.</w:t>
       </w:r>
     </w:p>
     <w:p>

--- a/PRODUCTION_MANUAL.docx
+++ b/PRODUCTION_MANUAL.docx
@@ -5967,7 +5967,16 @@
         <w:t>Purchase</w:t>
       </w:r>
       <w:r>
-        <w:t>.</w:t>
+        <w:t xml:space="preserve">. Each card also gives the number of lines, who entered it, and </w:t>
+      </w:r>
+      <w:r>
+        <w:rPr>
+          <w:b/>
+        </w:rPr>
+        <w:t>when — date and time</w:t>
+      </w:r>
+      <w:r>
+        <w:t xml:space="preserve"> — so a voucher can be matched to the moment it was posted.</w:t>
       </w:r>
     </w:p>
     <w:p>
@@ -7144,6 +7153,15 @@
         <w:t>Gross salary</w:t>
       </w:r>
       <w:r>
+        <w:t xml:space="preserve">, and </w:t>
+      </w:r>
+      <w:r>
+        <w:rPr>
+          <w:b/>
+        </w:rPr>
+        <w:t>Status</w:t>
+      </w:r>
+      <w:r>
         <w:t>.</w:t>
       </w:r>
     </w:p>
@@ -7159,16 +7177,50 @@
         <w:t>Staff</w:t>
       </w:r>
       <w:r>
-        <w:t xml:space="preserve"> table: </w:t>
-      </w:r>
-      <w:r>
-        <w:rPr>
-          <w:b/>
-        </w:rPr>
-        <w:t>Code, Name, Department, Designation, Gross, Status</w:t>
-      </w:r>
-      <w:r>
-        <w:t>.</w:t>
+        <w:t xml:space="preserve"> table: **Code, Name, Department, Designation, Joining date, Mobile,</w:t>
+      </w:r>
+    </w:p>
+    <w:p>
+      <w:r>
+        <w:t>Gross, Status**.</w:t>
+      </w:r>
+    </w:p>
+    <w:p>
+      <w:pPr>
+        <w:pStyle w:val="ListBullet"/>
+        <w:spacing w:after="40"/>
+      </w:pPr>
+      <w:r>
+        <w:rPr>
+          <w:b/>
+        </w:rPr>
+        <w:t>When someone leaves,</w:t>
+      </w:r>
+      <w:r>
+        <w:t xml:space="preserve"> select their row, switch </w:t>
+      </w:r>
+      <w:r>
+        <w:rPr>
+          <w:b/>
+        </w:rPr>
+        <w:t>Status</w:t>
+      </w:r>
+      <w:r>
+        <w:t xml:space="preserve"> to *Resigned* and</w:t>
+      </w:r>
+    </w:p>
+    <w:p>
+      <w:r>
+        <w:t xml:space="preserve">save. A </w:t>
+      </w:r>
+      <w:r>
+        <w:rPr>
+          <w:b/>
+        </w:rPr>
+        <w:t>Leaving date</w:t>
+      </w:r>
+      <w:r>
+        <w:t xml:space="preserve"> appears, defaulting to today. They stay on the list with their joining and leaving dates and keep every payslip they were paid; payroll simply stops including them. Nothing is deleted, and switching the status back to *Active* brings them back — which clears the leaving date, so re-employing somebody does not carry their old resignation with them.</w:t>
       </w:r>
     </w:p>
     <w:p>

--- a/PRODUCTION_MANUAL.docx
+++ b/PRODUCTION_MANUAL.docx
@@ -7177,12 +7177,21 @@
         <w:t>Staff</w:t>
       </w:r>
       <w:r>
-        <w:t xml:space="preserve"> table: **Code, Name, Department, Designation, Joining date, Mobile,</w:t>
-      </w:r>
-    </w:p>
-    <w:p>
-      <w:r>
-        <w:t>Gross, Status**.</w:t>
+        <w:t xml:space="preserve"> table: **Code, Name, Department, Designation, Joining date, Leaving</w:t>
+      </w:r>
+    </w:p>
+    <w:p>
+      <w:r>
+        <w:t>date, Mobile, Gross, Status</w:t>
+      </w:r>
+      <w:r>
+        <w:rPr>
+          <w:b/>
+        </w:rPr>
+        <w:t xml:space="preserve">. </w:t>
+      </w:r>
+      <w:r>
+        <w:t>Show active staff only** hides those who have left; the card's subtitle counts them.</w:t>
       </w:r>
     </w:p>
     <w:p>

--- a/PRODUCTION_MANUAL.docx
+++ b/PRODUCTION_MANUAL.docx
@@ -17952,6 +17952,882 @@
     </w:p>
     <w:p>
       <w:pPr>
+        <w:pStyle w:val="Heading1"/>
+      </w:pPr>
+      <w:r>
+        <w:rPr>
+          <w:color w:val="0F172A"/>
+        </w:rPr>
+        <w:t>2.14 Closing a year — how the system keeps a closed period closed</w:t>
+      </w:r>
+    </w:p>
+    <w:p>
+      <w:r>
+        <w:t>Once you have reported a year, nothing should be able to change it quietly. One setting does that.</w:t>
+      </w:r>
+    </w:p>
+    <w:p>
+      <w:r>
+        <w:rPr>
+          <w:b/>
+        </w:rPr>
+        <w:t>Where:</w:t>
+      </w:r>
+      <w:r>
+        <w:t xml:space="preserve"> Configuration → Posting controls → </w:t>
+      </w:r>
+      <w:r>
+        <w:rPr>
+          <w:b/>
+        </w:rPr>
+        <w:t>Books closed through</w:t>
+      </w:r>
+      <w:r>
+        <w:t>.</w:t>
+      </w:r>
+    </w:p>
+    <w:p>
+      <w:pPr>
+        <w:pStyle w:val="ListBullet"/>
+        <w:spacing w:after="40"/>
+      </w:pPr>
+      <w:r>
+        <w:rPr>
+          <w:b/>
+        </w:rPr>
+        <w:t>Blank</w:t>
+      </w:r>
+      <w:r>
+        <w:t xml:space="preserve"> (the default) means the books are </w:t>
+      </w:r>
+      <w:r>
+        <w:rPr>
+          <w:b/>
+        </w:rPr>
+        <w:t>open</w:t>
+      </w:r>
+      <w:r>
+        <w:t>. Every date is accepted.</w:t>
+      </w:r>
+    </w:p>
+    <w:p>
+      <w:pPr>
+        <w:pStyle w:val="ListBullet"/>
+        <w:spacing w:after="40"/>
+      </w:pPr>
+      <w:r>
+        <w:t xml:space="preserve">Put a date in, and </w:t>
+      </w:r>
+      <w:r>
+        <w:rPr>
+          <w:b/>
+        </w:rPr>
+        <w:t>nothing may be dated on or before it</w:t>
+      </w:r>
+      <w:r>
+        <w:t>.</w:t>
+      </w:r>
+    </w:p>
+    <w:p>
+      <w:r>
+        <w:t xml:space="preserve">That applies to every way a transaction gets into the books: purchases, production runs, sales, payroll runs, manual journal entries, </w:t>
+      </w:r>
+      <w:r>
+        <w:rPr>
+          <w:b/>
+        </w:rPr>
+        <w:t>and reversals</w:t>
+      </w:r>
+      <w:r>
+        <w:t>.</w:t>
+      </w:r>
+    </w:p>
+    <w:p>
+      <w:r>
+        <w:rPr>
+          <w:b/>
+        </w:rPr>
+        <w:t>Why reversals too.</w:t>
+      </w:r>
+      <w:r>
+        <w:t xml:space="preserve"> A reversal is a posting like any other — it moves money and stock. If it were allowed inside a closed year, it would change a year you have already reported, which is exactly what closing it was meant to prevent.</w:t>
+      </w:r>
+    </w:p>
+    <w:p>
+      <w:r>
+        <w:rPr>
+          <w:b/>
+        </w:rPr>
+        <w:t>Worked example.</w:t>
+      </w:r>
+      <w:r>
+        <w:t xml:space="preserve"> Suppose </w:t>
+      </w:r>
+      <w:r>
+        <w:rPr>
+          <w:b/>
+        </w:rPr>
+        <w:t>Books closed through</w:t>
+      </w:r>
+      <w:r>
+        <w:t xml:space="preserve"> is </w:t>
+      </w:r>
+      <w:r>
+        <w:rPr>
+          <w:rFonts w:ascii="Consolas" w:hAnsi="Consolas"/>
+          <w:color w:val="1D4ED8"/>
+          <w:sz w:val="19"/>
+        </w:rPr>
+        <w:t>2026-06-30</w:t>
+      </w:r>
+      <w:r>
+        <w:t>.</w:t>
+      </w:r>
+    </w:p>
+    <w:tbl>
+      <w:tblPr>
+        <w:tblStyle w:val="TableGrid"/>
+        <w:tblW w:type="auto" w:w="0"/>
+        <w:jc w:val="left"/>
+        <w:tblLook w:firstColumn="1" w:firstRow="1" w:lastColumn="0" w:lastRow="0" w:noHBand="0" w:noVBand="1" w:val="04A0"/>
+      </w:tblPr>
+      <w:tblGrid>
+        <w:gridCol w:w="2880"/>
+        <w:gridCol w:w="2880"/>
+        <w:gridCol w:w="2880"/>
+      </w:tblGrid>
+      <w:tr>
+        <w:tc>
+          <w:tcPr>
+            <w:tcW w:type="dxa" w:w="2880"/>
+            <w:shd w:val="clear" w:color="auto" w:fill="F1F5F9"/>
+          </w:tcPr>
+          <w:p>
+            <w:r>
+              <w:rPr>
+                <w:b/>
+                <w:sz w:val="19"/>
+              </w:rPr>
+            </w:r>
+            <w:r>
+              <w:rPr>
+                <w:b/>
+                <w:sz w:val="19"/>
+              </w:rPr>
+              <w:t>You try to record</w:t>
+            </w:r>
+          </w:p>
+        </w:tc>
+        <w:tc>
+          <w:tcPr>
+            <w:tcW w:type="dxa" w:w="2880"/>
+            <w:shd w:val="clear" w:color="auto" w:fill="F1F5F9"/>
+          </w:tcPr>
+          <w:p>
+            <w:r>
+              <w:rPr>
+                <w:b/>
+                <w:sz w:val="19"/>
+              </w:rPr>
+            </w:r>
+            <w:r>
+              <w:rPr>
+                <w:b/>
+                <w:sz w:val="19"/>
+              </w:rPr>
+              <w:t>Dated</w:t>
+            </w:r>
+          </w:p>
+        </w:tc>
+        <w:tc>
+          <w:tcPr>
+            <w:tcW w:type="dxa" w:w="2880"/>
+            <w:shd w:val="clear" w:color="auto" w:fill="F1F5F9"/>
+          </w:tcPr>
+          <w:p>
+            <w:r>
+              <w:rPr>
+                <w:b/>
+                <w:sz w:val="19"/>
+              </w:rPr>
+            </w:r>
+            <w:r>
+              <w:rPr>
+                <w:b/>
+                <w:sz w:val="19"/>
+              </w:rPr>
+              <w:t>Result</w:t>
+            </w:r>
+          </w:p>
+        </w:tc>
+      </w:tr>
+      <w:tr>
+        <w:tc>
+          <w:tcPr>
+            <w:tcW w:type="dxa" w:w="2880"/>
+          </w:tcPr>
+          <w:p>
+            <w:r>
+              <w:rPr>
+                <w:sz w:val="19"/>
+              </w:rPr>
+            </w:r>
+            <w:r>
+              <w:rPr>
+                <w:sz w:val="19"/>
+              </w:rPr>
+              <w:t>A purchase</w:t>
+            </w:r>
+          </w:p>
+        </w:tc>
+        <w:tc>
+          <w:tcPr>
+            <w:tcW w:type="dxa" w:w="2880"/>
+          </w:tcPr>
+          <w:p>
+            <w:r>
+              <w:rPr>
+                <w:sz w:val="19"/>
+              </w:rPr>
+            </w:r>
+            <w:r>
+              <w:rPr>
+                <w:sz w:val="19"/>
+              </w:rPr>
+              <w:t>2026-06-15</w:t>
+            </w:r>
+          </w:p>
+        </w:tc>
+        <w:tc>
+          <w:tcPr>
+            <w:tcW w:type="dxa" w:w="2880"/>
+          </w:tcPr>
+          <w:p>
+            <w:r>
+              <w:rPr>
+                <w:sz w:val="19"/>
+              </w:rPr>
+            </w:r>
+            <w:r>
+              <w:rPr>
+                <w:b/>
+                <w:sz w:val="19"/>
+              </w:rPr>
+              <w:t>Refused</w:t>
+            </w:r>
+            <w:r>
+              <w:rPr>
+                <w:sz w:val="19"/>
+              </w:rPr>
+              <w:t xml:space="preserve"> — inside the closed period</w:t>
+            </w:r>
+          </w:p>
+        </w:tc>
+      </w:tr>
+      <w:tr>
+        <w:tc>
+          <w:tcPr>
+            <w:tcW w:type="dxa" w:w="2880"/>
+          </w:tcPr>
+          <w:p>
+            <w:r>
+              <w:rPr>
+                <w:sz w:val="19"/>
+              </w:rPr>
+            </w:r>
+            <w:r>
+              <w:rPr>
+                <w:sz w:val="19"/>
+              </w:rPr>
+              <w:t>A purchase</w:t>
+            </w:r>
+          </w:p>
+        </w:tc>
+        <w:tc>
+          <w:tcPr>
+            <w:tcW w:type="dxa" w:w="2880"/>
+          </w:tcPr>
+          <w:p>
+            <w:r>
+              <w:rPr>
+                <w:sz w:val="19"/>
+              </w:rPr>
+            </w:r>
+            <w:r>
+              <w:rPr>
+                <w:sz w:val="19"/>
+              </w:rPr>
+              <w:t>2026-07-01</w:t>
+            </w:r>
+          </w:p>
+        </w:tc>
+        <w:tc>
+          <w:tcPr>
+            <w:tcW w:type="dxa" w:w="2880"/>
+          </w:tcPr>
+          <w:p>
+            <w:r>
+              <w:rPr>
+                <w:sz w:val="19"/>
+              </w:rPr>
+            </w:r>
+            <w:r>
+              <w:rPr>
+                <w:sz w:val="19"/>
+              </w:rPr>
+              <w:t>Accepted — in the open period</w:t>
+            </w:r>
+          </w:p>
+        </w:tc>
+      </w:tr>
+      <w:tr>
+        <w:tc>
+          <w:tcPr>
+            <w:tcW w:type="dxa" w:w="2880"/>
+          </w:tcPr>
+          <w:p>
+            <w:r>
+              <w:rPr>
+                <w:sz w:val="19"/>
+              </w:rPr>
+            </w:r>
+            <w:r>
+              <w:rPr>
+                <w:sz w:val="19"/>
+              </w:rPr>
+              <w:t>A reversal of a June sale</w:t>
+            </w:r>
+          </w:p>
+        </w:tc>
+        <w:tc>
+          <w:tcPr>
+            <w:tcW w:type="dxa" w:w="2880"/>
+          </w:tcPr>
+          <w:p>
+            <w:r>
+              <w:rPr>
+                <w:sz w:val="19"/>
+              </w:rPr>
+            </w:r>
+            <w:r>
+              <w:rPr>
+                <w:sz w:val="19"/>
+              </w:rPr>
+              <w:t>2026-06-20</w:t>
+            </w:r>
+          </w:p>
+        </w:tc>
+        <w:tc>
+          <w:tcPr>
+            <w:tcW w:type="dxa" w:w="2880"/>
+          </w:tcPr>
+          <w:p>
+            <w:r>
+              <w:rPr>
+                <w:sz w:val="19"/>
+              </w:rPr>
+            </w:r>
+            <w:r>
+              <w:rPr>
+                <w:b/>
+                <w:sz w:val="19"/>
+              </w:rPr>
+              <w:t>Refused</w:t>
+            </w:r>
+            <w:r>
+              <w:rPr>
+                <w:sz w:val="19"/>
+              </w:rPr>
+              <w:t xml:space="preserve"> — a posting inside the closed period</w:t>
+            </w:r>
+          </w:p>
+        </w:tc>
+      </w:tr>
+    </w:tbl>
+    <w:p/>
+    <w:p>
+      <w:r>
+        <w:t>The refusal names both dates, so there is nothing to guess at:</w:t>
+      </w:r>
+    </w:p>
+    <w:p>
+      <w:pPr>
+        <w:spacing w:before="80" w:after="160"/>
+        <w:ind w:left="240"/>
+        <w:shd w:val="clear" w:color="auto" w:fill="F4F6F8"/>
+      </w:pPr>
+      <w:r>
+        <w:t>The books are closed through 2026-06-30, so a transaction cannot be dated 2026-06-15. Date it after the closing date, or move the closing date back in Configuration.</w:t>
+      </w:r>
+    </w:p>
+    <w:p>
+      <w:r>
+        <w:rPr>
+          <w:b/>
+        </w:rPr>
+        <w:t>Two honest ways forward.</w:t>
+      </w:r>
+      <w:r>
+        <w:t xml:space="preserve"> Either move the closing date back, make the correction, and set it forward again — or, as an accountant normally would, date the correction in the </w:t>
+      </w:r>
+      <w:r>
+        <w:rPr>
+          <w:b/>
+        </w:rPr>
+        <w:t>current</w:t>
+      </w:r>
+      <w:r>
+        <w:t xml:space="preserve"> period and leave the closed year alone. The second keeps the reported year exactly as reported.</w:t>
+      </w:r>
+    </w:p>
+    <w:p>
+      <w:r>
+        <w:rPr>
+          <w:b/>
+        </w:rPr>
+        <w:t>A refused posting changes nothing.</w:t>
+      </w:r>
+      <w:r>
+        <w:t xml:space="preserve"> No order, no stock movement, no journal entry. You get the error and the books are untouched, so there is no half-posted purchase to hunt down afterwards.</w:t>
+      </w:r>
+    </w:p>
+    <w:p>
+      <w:pPr>
+        <w:pStyle w:val="Heading1"/>
+      </w:pPr>
+      <w:r>
+        <w:rPr>
+          <w:color w:val="0F172A"/>
+        </w:rPr>
+        <w:t>2.15 Who entered it — the record that cannot be claimed</w:t>
+      </w:r>
+    </w:p>
+    <w:p>
+      <w:r>
+        <w:t xml:space="preserve">Every posted transaction stores </w:t>
+      </w:r>
+      <w:r>
+        <w:rPr>
+          <w:b/>
+        </w:rPr>
+        <w:t>the signed-in user's email address</w:t>
+      </w:r>
+      <w:r>
+        <w:t xml:space="preserve"> as the person who entered it. The interface shows it as *Entered by* on the lists and drawings, and as *Recorded by* on a receipt.</w:t>
+      </w:r>
+    </w:p>
+    <w:p>
+      <w:r>
+        <w:t xml:space="preserve">It is taken from the </w:t>
+      </w:r>
+      <w:r>
+        <w:rPr>
+          <w:b/>
+        </w:rPr>
+        <w:t>sign-in session</w:t>
+      </w:r>
+      <w:r>
+        <w:t>, never from what the screen sends. That matters: if the name came from the screen, anybody who could reach the system could put somebody else's name on a transaction, and the record would be worth nothing. Because it comes from the session, "who entered SALE-014?" has a true answer.</w:t>
+      </w:r>
+    </w:p>
+    <w:p>
+      <w:pPr>
+        <w:pStyle w:val="ListBullet"/>
+        <w:spacing w:after="40"/>
+      </w:pPr>
+      <w:r>
+        <w:t xml:space="preserve">A purchase entered by </w:t>
+      </w:r>
+      <w:r>
+        <w:rPr>
+          <w:rFonts w:ascii="Consolas" w:hAnsi="Consolas"/>
+          <w:color w:val="1D4ED8"/>
+          <w:sz w:val="19"/>
+        </w:rPr>
+        <w:t>store@resinovabd.com</w:t>
+      </w:r>
+      <w:r>
+        <w:t xml:space="preserve"> is recorded as entered by</w:t>
+      </w:r>
+    </w:p>
+    <w:p>
+      <w:r>
+        <w:rPr>
+          <w:rFonts w:ascii="Consolas" w:hAnsi="Consolas"/>
+          <w:color w:val="1D4ED8"/>
+          <w:sz w:val="19"/>
+        </w:rPr>
+        <w:t>store@resinovabd.com</w:t>
+      </w:r>
+      <w:r>
+        <w:t>, whoever else is around.</w:t>
+      </w:r>
+    </w:p>
+    <w:p>
+      <w:pPr>
+        <w:pStyle w:val="ListBullet"/>
+        <w:spacing w:after="40"/>
+      </w:pPr>
+      <w:r>
+        <w:t xml:space="preserve">A reversal is attributed to the person who </w:t>
+      </w:r>
+      <w:r>
+        <w:rPr>
+          <w:b/>
+        </w:rPr>
+        <w:t>asked</w:t>
+      </w:r>
+      <w:r>
+        <w:t xml:space="preserve"> for it.</w:t>
+      </w:r>
+    </w:p>
+    <w:p>
+      <w:pPr>
+        <w:pStyle w:val="ListBullet"/>
+        <w:spacing w:after="40"/>
+      </w:pPr>
+      <w:r>
+        <w:t>A manual journal entry is attributed to the person who posted it.</w:t>
+      </w:r>
+    </w:p>
+    <w:p>
+      <w:r>
+        <w:rPr>
+          <w:b/>
+        </w:rPr>
+        <w:t>About older rows.</w:t>
+      </w:r>
+      <w:r>
+        <w:t xml:space="preserve"> Transactions entered before this was tightened show the old labels — </w:t>
+      </w:r>
+      <w:r>
+        <w:rPr>
+          <w:rFonts w:ascii="Consolas" w:hAnsi="Consolas"/>
+          <w:color w:val="1D4ED8"/>
+          <w:sz w:val="19"/>
+        </w:rPr>
+        <w:t>Sales</w:t>
+      </w:r>
+      <w:r>
+        <w:t xml:space="preserve">, </w:t>
+      </w:r>
+      <w:r>
+        <w:rPr>
+          <w:rFonts w:ascii="Consolas" w:hAnsi="Consolas"/>
+          <w:color w:val="1D4ED8"/>
+          <w:sz w:val="19"/>
+        </w:rPr>
+        <w:t>Store</w:t>
+      </w:r>
+      <w:r>
+        <w:t xml:space="preserve">, </w:t>
+      </w:r>
+      <w:r>
+        <w:rPr>
+          <w:rFonts w:ascii="Consolas" w:hAnsi="Consolas"/>
+          <w:color w:val="1D4ED8"/>
+          <w:sz w:val="19"/>
+        </w:rPr>
+        <w:t>Payroll</w:t>
+      </w:r>
+      <w:r>
+        <w:t xml:space="preserve">, </w:t>
+      </w:r>
+      <w:r>
+        <w:rPr>
+          <w:rFonts w:ascii="Consolas" w:hAnsi="Consolas"/>
+          <w:color w:val="1D4ED8"/>
+          <w:sz w:val="19"/>
+        </w:rPr>
+        <w:t>system</w:t>
+      </w:r>
+      <w:r>
+        <w:t xml:space="preserve">, </w:t>
+      </w:r>
+      <w:r>
+        <w:rPr>
+          <w:rFonts w:ascii="Consolas" w:hAnsi="Consolas"/>
+          <w:color w:val="1D4ED8"/>
+          <w:sz w:val="19"/>
+        </w:rPr>
+        <w:t>import</w:t>
+      </w:r>
+      <w:r>
+        <w:t xml:space="preserve">. They are </w:t>
+      </w:r>
+      <w:r>
+        <w:rPr>
+          <w:b/>
+        </w:rPr>
+        <w:t>kept as they were</w:t>
+      </w:r>
+      <w:r>
+        <w:t xml:space="preserve"> rather than rewritten, because the record is history and history is not edited to look better. From the change onward, every row names a real person.</w:t>
+      </w:r>
+    </w:p>
+    <w:p>
+      <w:pPr>
+        <w:pStyle w:val="Heading1"/>
+      </w:pPr>
+      <w:r>
+        <w:rPr>
+          <w:color w:val="0F172A"/>
+        </w:rPr>
+        <w:t>2.16 When someone cannot sign in</w:t>
+      </w:r>
+    </w:p>
+    <w:p>
+      <w:r>
+        <w:rPr>
+          <w:b/>
+        </w:rPr>
+        <w:t>"Too many failed attempts."</w:t>
+      </w:r>
+      <w:r>
+        <w:t xml:space="preserve"> After </w:t>
+      </w:r>
+      <w:r>
+        <w:rPr>
+          <w:b/>
+        </w:rPr>
+        <w:t>five</w:t>
+      </w:r>
+      <w:r>
+        <w:t xml:space="preserve"> wrong passwords the account locks for </w:t>
+      </w:r>
+      <w:r>
+        <w:rPr>
+          <w:b/>
+        </w:rPr>
+        <w:t>15 minutes</w:t>
+      </w:r>
+      <w:r>
+        <w:t xml:space="preserve"> (an administrator can change both numbers). The message tells you how many minutes are left. While the lock is on, </w:t>
+      </w:r>
+      <w:r>
+        <w:rPr>
+          <w:b/>
+        </w:rPr>
+        <w:t>the correct password is refused too</w:t>
+      </w:r>
+      <w:r>
+        <w:t xml:space="preserve"> — that is the point of it, so guessing cannot succeed by luck. Waiting, or an administrator resetting the password, clears it.</w:t>
+      </w:r>
+    </w:p>
+    <w:p>
+      <w:r>
+        <w:t xml:space="preserve">The lock is per </w:t>
+      </w:r>
+      <w:r>
+        <w:rPr>
+          <w:b/>
+        </w:rPr>
+        <w:t>account</w:t>
+      </w:r>
+      <w:r>
+        <w:t>, not per computer: trying a different sign-in from the same laptop is unaffected.</w:t>
+      </w:r>
+    </w:p>
+    <w:p>
+      <w:r>
+        <w:rPr>
+          <w:b/>
+        </w:rPr>
+        <w:t>A good sign-in clears the count.</w:t>
+      </w:r>
+      <w:r>
+        <w:t xml:space="preserve"> If somebody mistypes twice and then gets it right, the two mistakes are forgotten — they are not left one typo away from a lock.</w:t>
+      </w:r>
+    </w:p>
+    <w:p>
+      <w:r>
+        <w:rPr>
+          <w:b/>
+        </w:rPr>
+        <w:t>If nobody can sign in at all</w:t>
+      </w:r>
+      <w:r>
+        <w:t xml:space="preserve">, the accounts are still there — a data reset never deletes them. Either ask an administrator to reset a password from </w:t>
+      </w:r>
+      <w:r>
+        <w:rPr>
+          <w:b/>
+        </w:rPr>
+        <w:t>Roles &amp; Access → User accounts → Reset password</w:t>
+      </w:r>
+      <w:r>
+        <w:t>, or, with access to the server, make an administrator from the command line:</w:t>
+      </w:r>
+    </w:p>
+    <w:p>
+      <w:pPr>
+        <w:spacing w:before="120" w:after="200"/>
+        <w:ind w:left="160"/>
+        <w:shd w:val="clear" w:color="auto" w:fill="F4F6F8"/>
+      </w:pPr>
+      <w:r>
+        <w:rPr>
+          <w:rFonts w:ascii="Consolas" w:hAnsi="Consolas"/>
+          <w:sz w:val="18"/>
+        </w:rPr>
+        <w:t>backend/.venv/bin/python scripts/create_user.py \</w:t>
+      </w:r>
+      <w:r>
+        <w:br/>
+      </w:r>
+      <w:r>
+        <w:rPr>
+          <w:rFonts w:ascii="Consolas" w:hAnsi="Consolas"/>
+          <w:sz w:val="18"/>
+        </w:rPr>
+        <w:t xml:space="preserve">    --email admin@resinovabd.com --name "Md. Sarwar Hossain" --role admin</w:t>
+      </w:r>
+    </w:p>
+    <w:p>
+      <w:pPr>
+        <w:pStyle w:val="Heading1"/>
+      </w:pPr>
+      <w:r>
+        <w:rPr>
+          <w:color w:val="0F172A"/>
+        </w:rPr>
+        <w:t>2.17 Backing up, and proving the backup works</w:t>
+      </w:r>
+    </w:p>
+    <w:p>
+      <w:r>
+        <w:t>These are your account books. A nightly copy, kept somewhere other than the machine that runs the database, is what stands between a bad day and losing them.</w:t>
+      </w:r>
+    </w:p>
+    <w:p>
+      <w:r>
+        <w:t>Two commands, and they work whatever the system is running on — a hosted cloud database or a machine in your own office:</w:t>
+      </w:r>
+    </w:p>
+    <w:p>
+      <w:pPr>
+        <w:spacing w:before="120" w:after="200"/>
+        <w:ind w:left="160"/>
+        <w:shd w:val="clear" w:color="auto" w:fill="F4F6F8"/>
+      </w:pPr>
+      <w:r>
+        <w:rPr>
+          <w:rFonts w:ascii="Consolas" w:hAnsi="Consolas"/>
+          <w:sz w:val="18"/>
+        </w:rPr>
+        <w:t># Every night. Writes a dated file and keeps the last 30.</w:t>
+      </w:r>
+      <w:r>
+        <w:br/>
+      </w:r>
+      <w:r>
+        <w:rPr>
+          <w:rFonts w:ascii="Consolas" w:hAnsi="Consolas"/>
+          <w:sz w:val="18"/>
+        </w:rPr>
+        <w:t>backend/.venv/bin/python scripts/backup_db.py --out /mnt/backups --keep 30</w:t>
+      </w:r>
+      <w:r>
+        <w:br/>
+      </w:r>
+      <w:r>
+        <w:rPr>
+          <w:rFonts w:ascii="Consolas" w:hAnsi="Consolas"/>
+          <w:sz w:val="18"/>
+        </w:rPr>
+      </w:r>
+      <w:r>
+        <w:br/>
+      </w:r>
+      <w:r>
+        <w:rPr>
+          <w:rFonts w:ascii="Consolas" w:hAnsi="Consolas"/>
+          <w:sz w:val="18"/>
+        </w:rPr>
+        <w:t># Prove the file is good, into a scratch database — not the live one.</w:t>
+      </w:r>
+      <w:r>
+        <w:br/>
+      </w:r>
+      <w:r>
+        <w:rPr>
+          <w:rFonts w:ascii="Consolas" w:hAnsi="Consolas"/>
+          <w:sz w:val="18"/>
+        </w:rPr>
+        <w:t>backend/.venv/bin/python scripts/restore_db.py &lt;the-file&gt; --scratch &lt;scratch-url&gt;</w:t>
+      </w:r>
+      <w:r>
+        <w:br/>
+      </w:r>
+      <w:r>
+        <w:rPr>
+          <w:rFonts w:ascii="Consolas" w:hAnsi="Consolas"/>
+          <w:sz w:val="18"/>
+        </w:rPr>
+      </w:r>
+      <w:r>
+        <w:br/>
+      </w:r>
+      <w:r>
+        <w:rPr>
+          <w:rFonts w:ascii="Consolas" w:hAnsi="Consolas"/>
+          <w:sz w:val="18"/>
+        </w:rPr>
+        <w:t># Restore over the live database. Destructive: stop the application first.</w:t>
+      </w:r>
+      <w:r>
+        <w:br/>
+      </w:r>
+      <w:r>
+        <w:rPr>
+          <w:rFonts w:ascii="Consolas" w:hAnsi="Consolas"/>
+          <w:sz w:val="18"/>
+        </w:rPr>
+        <w:t>backend/.venv/bin/python scripts/restore_db.py &lt;the-file&gt; --yes</w:t>
+      </w:r>
+    </w:p>
+    <w:p>
+      <w:r>
+        <w:rPr>
+          <w:b/>
+        </w:rPr>
+        <w:t>Schedule it:</w:t>
+      </w:r>
+      <w:r>
+        <w:t xml:space="preserve"> nightly, plus one before every upgrade and before any workbook import or data reset. On Linux or macOS use cron or a systemd timer; on Windows, Task Scheduler.</w:t>
+      </w:r>
+    </w:p>
+    <w:p>
+      <w:r>
+        <w:rPr>
+          <w:b/>
+        </w:rPr>
+        <w:t>Test a restore at least once</w:t>
+      </w:r>
+      <w:r>
+        <w:t xml:space="preserve">, into a scratch database. A backup that has never been restored is not a backup, it is a hope. After restoring, sign in and check the </w:t>
+      </w:r>
+      <w:r>
+        <w:rPr>
+          <w:b/>
+        </w:rPr>
+        <w:t>Dashboard</w:t>
+      </w:r>
+      <w:r>
+        <w:t xml:space="preserve">: the </w:t>
+      </w:r>
+      <w:r>
+        <w:rPr>
+          <w:b/>
+        </w:rPr>
+        <w:t>trial balance difference must read `0.0000`</w:t>
+      </w:r>
+      <w:r>
+        <w:t xml:space="preserve"> and the account balances must match what you expect for that date.</w:t>
+      </w:r>
+    </w:p>
+    <w:p>
+      <w:pPr>
         <w:pStyle w:val="Title"/>
       </w:pPr>
       <w:r>
@@ -24500,7 +25376,78 @@
         <w:rPr>
           <w:color w:val="0F172A"/>
         </w:rPr>
-        <w:t>A short checklist before you go live</w:t>
+        <w:t>Test Case 23 — Close a period and be refused</w:t>
+      </w:r>
+    </w:p>
+    <w:p>
+      <w:pPr>
+        <w:pStyle w:val="ListBullet"/>
+        <w:spacing w:after="40"/>
+      </w:pPr>
+      <w:r>
+        <w:rPr>
+          <w:b/>
+        </w:rPr>
+        <w:t>User Persona:</w:t>
+      </w:r>
+      <w:r>
+        <w:t xml:space="preserve"> Admin.</w:t>
+      </w:r>
+    </w:p>
+    <w:p>
+      <w:pPr>
+        <w:pStyle w:val="ListBullet"/>
+        <w:spacing w:after="40"/>
+      </w:pPr>
+      <w:r>
+        <w:rPr>
+          <w:b/>
+        </w:rPr>
+        <w:t>Objective:</w:t>
+      </w:r>
+      <w:r>
+        <w:t xml:space="preserve"> Set a closing date, then prove nothing can be posted inside it.</w:t>
+      </w:r>
+    </w:p>
+    <w:p>
+      <w:pPr>
+        <w:pStyle w:val="ListBullet"/>
+        <w:spacing w:after="40"/>
+      </w:pPr>
+      <w:r>
+        <w:rPr>
+          <w:b/>
+        </w:rPr>
+        <w:t>Prerequisites:</w:t>
+      </w:r>
+      <w:r>
+        <w:t xml:space="preserve"> Signed in as </w:t>
+      </w:r>
+      <w:r>
+        <w:rPr>
+          <w:b/>
+        </w:rPr>
+        <w:t>Admin</w:t>
+      </w:r>
+      <w:r>
+        <w:t>; sample data loaded (Test Case 8); the</w:t>
+      </w:r>
+    </w:p>
+    <w:p>
+      <w:r>
+        <w:t>purchase from Test Case 9 posted. Note the date you used for it.</w:t>
+      </w:r>
+    </w:p>
+    <w:p>
+      <w:pPr>
+        <w:pStyle w:val="ListBullet"/>
+        <w:spacing w:after="40"/>
+      </w:pPr>
+      <w:r>
+        <w:rPr>
+          <w:b/>
+        </w:rPr>
+        <w:t>Steps:</w:t>
       </w:r>
     </w:p>
     <w:p>
@@ -24509,27 +25456,16 @@
         <w:spacing w:after="40"/>
       </w:pPr>
       <w:r>
-        <w:rPr>
-          <w:b/>
-        </w:rPr>
-        <w:t>Configuration → Company details</w:t>
-      </w:r>
-      <w:r>
-        <w:t xml:space="preserve"> — set and </w:t>
-      </w:r>
-      <w:r>
-        <w:rPr>
-          <w:b/>
-        </w:rPr>
-        <w:t>Confirm</w:t>
-      </w:r>
-      <w:r>
-        <w:t xml:space="preserve"> the name, address and</w:t>
-      </w:r>
-    </w:p>
-    <w:p>
-      <w:r>
-        <w:t>phone.</w:t>
+        <w:t xml:space="preserve">Go to </w:t>
+      </w:r>
+      <w:r>
+        <w:rPr>
+          <w:b/>
+        </w:rPr>
+        <w:t>Administration → Configuration → Posting controls</w:t>
+      </w:r>
+      <w:r>
+        <w:t>.</w:t>
       </w:r>
     </w:p>
     <w:p>
@@ -24538,18 +25474,30 @@
         <w:spacing w:after="40"/>
       </w:pPr>
       <w:r>
-        <w:rPr>
-          <w:b/>
-        </w:rPr>
-        <w:t>Configuration → VAT / AIT, TDS and VDS</w:t>
-      </w:r>
-      <w:r>
-        <w:t xml:space="preserve"> — set the rates your tax adviser</w:t>
-      </w:r>
-    </w:p>
-    <w:p>
-      <w:r>
-        <w:t>confirms, and confirm each row.</w:t>
+        <w:t xml:space="preserve">Set </w:t>
+      </w:r>
+      <w:r>
+        <w:rPr>
+          <w:b/>
+        </w:rPr>
+        <w:t>Books closed through</w:t>
+      </w:r>
+      <w:r>
+        <w:t xml:space="preserve"> to a date on or after your test purchase date,</w:t>
+      </w:r>
+    </w:p>
+    <w:p>
+      <w:r>
+        <w:t xml:space="preserve">and click </w:t>
+      </w:r>
+      <w:r>
+        <w:rPr>
+          <w:b/>
+        </w:rPr>
+        <w:t>Save</w:t>
+      </w:r>
+      <w:r>
+        <w:t>.</w:t>
       </w:r>
     </w:p>
     <w:p>
@@ -24558,13 +25506,39 @@
         <w:spacing w:after="40"/>
       </w:pPr>
       <w:r>
-        <w:rPr>
-          <w:b/>
-        </w:rPr>
-        <w:t>Configuration → Payroll</w:t>
-      </w:r>
-      <w:r>
-        <w:t xml:space="preserve"> — agree the salary components and deductions.</w:t>
+        <w:t xml:space="preserve">Go to </w:t>
+      </w:r>
+      <w:r>
+        <w:rPr>
+          <w:b/>
+        </w:rPr>
+        <w:t>Purchases</w:t>
+      </w:r>
+      <w:r>
+        <w:t xml:space="preserve"> and enter a purchase dated </w:t>
+      </w:r>
+      <w:r>
+        <w:rPr>
+          <w:b/>
+        </w:rPr>
+        <w:t>on or before</w:t>
+      </w:r>
+      <w:r>
+        <w:t xml:space="preserve"> that closing</w:t>
+      </w:r>
+    </w:p>
+    <w:p>
+      <w:r>
+        <w:t xml:space="preserve">date. Click </w:t>
+      </w:r>
+      <w:r>
+        <w:rPr>
+          <w:b/>
+        </w:rPr>
+        <w:t>Post purchase</w:t>
+      </w:r>
+      <w:r>
+        <w:t>.</w:t>
       </w:r>
     </w:p>
     <w:p>
@@ -24573,18 +25547,7 @@
         <w:spacing w:after="40"/>
       </w:pPr>
       <w:r>
-        <w:rPr>
-          <w:b/>
-        </w:rPr>
-        <w:t>Configuration → Posting controls</w:t>
-      </w:r>
-      <w:r>
-        <w:t xml:space="preserve"> — decide whether reversals need a second</w:t>
-      </w:r>
-    </w:p>
-    <w:p>
-      <w:r>
-        <w:t>person.</w:t>
+        <w:t>Read the message.</w:t>
       </w:r>
     </w:p>
     <w:p>
@@ -24593,13 +25556,16 @@
         <w:spacing w:after="40"/>
       </w:pPr>
       <w:r>
-        <w:rPr>
-          <w:b/>
-        </w:rPr>
-        <w:t>Configuration → Sales documents</w:t>
-      </w:r>
-      <w:r>
-        <w:t xml:space="preserve"> — choose a plain receipt or a tax invoice.</w:t>
+        <w:t xml:space="preserve">Change the date to </w:t>
+      </w:r>
+      <w:r>
+        <w:rPr>
+          <w:b/>
+        </w:rPr>
+        <w:t>after</w:t>
+      </w:r>
+      <w:r>
+        <w:t xml:space="preserve"> the closing date and post again.</w:t>
       </w:r>
     </w:p>
     <w:p>
@@ -24608,18 +25574,169 @@
         <w:spacing w:after="40"/>
       </w:pPr>
       <w:r>
-        <w:rPr>
-          <w:b/>
-        </w:rPr>
-        <w:t>Security</w:t>
-      </w:r>
-      <w:r>
-        <w:t xml:space="preserve"> — each user sets their own password, and turns on two-factor</w:t>
-      </w:r>
-    </w:p>
-    <w:p>
-      <w:r>
-        <w:t>authentication if required.</w:t>
+        <w:t xml:space="preserve">Go back to </w:t>
+      </w:r>
+      <w:r>
+        <w:rPr>
+          <w:b/>
+        </w:rPr>
+        <w:t>Posting controls</w:t>
+      </w:r>
+      <w:r>
+        <w:t>, clear the field, and save.</w:t>
+      </w:r>
+    </w:p>
+    <w:p>
+      <w:pPr>
+        <w:pStyle w:val="ListBullet"/>
+        <w:spacing w:after="40"/>
+      </w:pPr>
+      <w:r>
+        <w:rPr>
+          <w:b/>
+        </w:rPr>
+        <w:t>Expected Behaviour:</w:t>
+      </w:r>
+      <w:r>
+        <w:t xml:space="preserve"> Step 3 is refused with a red message naming both dates.</w:t>
+      </w:r>
+    </w:p>
+    <w:p>
+      <w:r>
+        <w:t xml:space="preserve">Step 5 is accepted. In step 3 </w:t>
+      </w:r>
+      <w:r>
+        <w:rPr>
+          <w:b/>
+        </w:rPr>
+        <w:t>nothing is posted</w:t>
+      </w:r>
+      <w:r>
+        <w:t xml:space="preserve"> — the purchase list is unchanged. Step 6 returns the books to normal.</w:t>
+      </w:r>
+    </w:p>
+    <w:p>
+      <w:pPr>
+        <w:pStyle w:val="ListBullet"/>
+        <w:spacing w:after="40"/>
+      </w:pPr>
+      <w:r>
+        <w:rPr>
+          <w:b/>
+        </w:rPr>
+        <w:t>Actual Results &amp; Calculation Explanation:</w:t>
+      </w:r>
+      <w:r>
+        <w:t xml:space="preserve"> Every posting, whatever created</w:t>
+      </w:r>
+    </w:p>
+    <w:p>
+      <w:r>
+        <w:t>it, builds a journal entry — and the entry is built only after the transaction date has been compared with the closing date. Inside the closed period the entry is never built, so no order row, no stock movement and no journal line is written. The refusal lists no partial work because there is none. Clearing the field means "no closing date", so every date is accepted again.</w:t>
+      </w:r>
+    </w:p>
+    <w:p>
+      <w:pPr>
+        <w:spacing w:before="40" w:after="160"/>
+        <w:pBdr>
+          <w:bottom w:val="single" w:sz="6" w:space="1" w:color="D6DBE2"/>
+        </w:pBdr>
+      </w:pPr>
+    </w:p>
+    <w:p>
+      <w:pPr>
+        <w:pStyle w:val="Heading1"/>
+      </w:pPr>
+      <w:r>
+        <w:rPr>
+          <w:color w:val="0F172A"/>
+        </w:rPr>
+        <w:t>Test Case 24 — Get locked out, and back in</w:t>
+      </w:r>
+    </w:p>
+    <w:p>
+      <w:pPr>
+        <w:pStyle w:val="ListBullet"/>
+        <w:spacing w:after="40"/>
+      </w:pPr>
+      <w:r>
+        <w:rPr>
+          <w:b/>
+        </w:rPr>
+        <w:t>User Persona:</w:t>
+      </w:r>
+      <w:r>
+        <w:t xml:space="preserve"> Admin, testing with a spare account (use </w:t>
+      </w:r>
+      <w:r>
+        <w:rPr>
+          <w:b/>
+        </w:rPr>
+        <w:t>Sales Staff</w:t>
+      </w:r>
+      <w:r>
+        <w:t>, so</w:t>
+      </w:r>
+    </w:p>
+    <w:p>
+      <w:r>
+        <w:t>you do not lock the account you are working from).</w:t>
+      </w:r>
+    </w:p>
+    <w:p>
+      <w:pPr>
+        <w:pStyle w:val="ListBullet"/>
+        <w:spacing w:after="40"/>
+      </w:pPr>
+      <w:r>
+        <w:rPr>
+          <w:b/>
+        </w:rPr>
+        <w:t>Objective:</w:t>
+      </w:r>
+      <w:r>
+        <w:t xml:space="preserve"> See the sign-in lock, and prove both ways it is released.</w:t>
+      </w:r>
+    </w:p>
+    <w:p>
+      <w:pPr>
+        <w:pStyle w:val="ListBullet"/>
+        <w:spacing w:after="40"/>
+      </w:pPr>
+      <w:r>
+        <w:rPr>
+          <w:b/>
+        </w:rPr>
+        <w:t>Prerequisites:</w:t>
+      </w:r>
+      <w:r>
+        <w:t xml:space="preserve"> Signed in as </w:t>
+      </w:r>
+      <w:r>
+        <w:rPr>
+          <w:b/>
+        </w:rPr>
+        <w:t>Admin</w:t>
+      </w:r>
+      <w:r>
+        <w:t>, and you know the Sales Staff</w:t>
+      </w:r>
+    </w:p>
+    <w:p>
+      <w:r>
+        <w:t>password.</w:t>
+      </w:r>
+    </w:p>
+    <w:p>
+      <w:pPr>
+        <w:pStyle w:val="ListBullet"/>
+        <w:spacing w:after="40"/>
+      </w:pPr>
+      <w:r>
+        <w:rPr>
+          <w:b/>
+        </w:rPr>
+        <w:t>Steps:</w:t>
       </w:r>
     </w:p>
     <w:p>
@@ -24631,10 +25748,7 @@
         <w:rPr>
           <w:b/>
         </w:rPr>
-        <w:t>Roles &amp; Access</w:t>
-      </w:r>
-      <w:r>
-        <w:t xml:space="preserve"> — check the permission matrix matches the jobs people do.</w:t>
+        <w:t>Sign out.</w:t>
       </w:r>
     </w:p>
     <w:p>
@@ -24643,6 +25757,366 @@
         <w:spacing w:after="40"/>
       </w:pPr>
       <w:r>
+        <w:t xml:space="preserve">Try to sign in as the Sales Staff account with a </w:t>
+      </w:r>
+      <w:r>
+        <w:rPr>
+          <w:b/>
+        </w:rPr>
+        <w:t>wrong</w:t>
+      </w:r>
+      <w:r>
+        <w:t xml:space="preserve"> password. Repeat</w:t>
+      </w:r>
+    </w:p>
+    <w:p>
+      <w:r>
+        <w:rPr>
+          <w:b/>
+        </w:rPr>
+        <w:t>five</w:t>
+      </w:r>
+      <w:r>
+        <w:t xml:space="preserve"> times.</w:t>
+      </w:r>
+    </w:p>
+    <w:p>
+      <w:pPr>
+        <w:pStyle w:val="ListNumber"/>
+        <w:spacing w:after="40"/>
+      </w:pPr>
+      <w:r>
+        <w:t>Read the message.</w:t>
+      </w:r>
+    </w:p>
+    <w:p>
+      <w:pPr>
+        <w:pStyle w:val="ListNumber"/>
+        <w:spacing w:after="40"/>
+      </w:pPr>
+      <w:r>
+        <w:t xml:space="preserve">Now try with the </w:t>
+      </w:r>
+      <w:r>
+        <w:rPr>
+          <w:b/>
+        </w:rPr>
+        <w:t>correct</w:t>
+      </w:r>
+      <w:r>
+        <w:t xml:space="preserve"> password.</w:t>
+      </w:r>
+    </w:p>
+    <w:p>
+      <w:pPr>
+        <w:pStyle w:val="ListNumber"/>
+        <w:spacing w:after="40"/>
+      </w:pPr>
+      <w:r>
+        <w:t xml:space="preserve">Sign in as </w:t>
+      </w:r>
+      <w:r>
+        <w:rPr>
+          <w:b/>
+        </w:rPr>
+        <w:t>Admin</w:t>
+      </w:r>
+      <w:r>
+        <w:t>. Go to **Administration → Roles &amp; Access → User</w:t>
+      </w:r>
+    </w:p>
+    <w:p>
+      <w:r>
+        <w:t>accounts</w:t>
+      </w:r>
+      <w:r>
+        <w:rPr>
+          <w:b/>
+        </w:rPr>
+        <w:t xml:space="preserve">, find the Sales Staff row, and click </w:t>
+      </w:r>
+      <w:r>
+        <w:t>Reset password**.</w:t>
+      </w:r>
+    </w:p>
+    <w:p>
+      <w:pPr>
+        <w:pStyle w:val="ListNumber"/>
+        <w:spacing w:after="40"/>
+      </w:pPr>
+      <w:r>
+        <w:t>Copy the password shown, sign out, and sign in as Sales Staff with it.</w:t>
+      </w:r>
+    </w:p>
+    <w:p>
+      <w:pPr>
+        <w:pStyle w:val="ListBullet"/>
+        <w:spacing w:after="40"/>
+      </w:pPr>
+      <w:r>
+        <w:rPr>
+          <w:b/>
+        </w:rPr>
+        <w:t>Expected Behaviour:</w:t>
+      </w:r>
+      <w:r>
+        <w:t xml:space="preserve"> After the fifth wrong attempt the message says the</w:t>
+      </w:r>
+    </w:p>
+    <w:p>
+      <w:r>
+        <w:t xml:space="preserve">account is locked and how many minutes remain. In step 4 </w:t>
+      </w:r>
+      <w:r>
+        <w:rPr>
+          <w:b/>
+        </w:rPr>
+        <w:t>the correct password is refused as well</w:t>
+      </w:r>
+      <w:r>
+        <w:t xml:space="preserve"> — the lock is not bypassed. In step 6 the new password works immediately.</w:t>
+      </w:r>
+    </w:p>
+    <w:p>
+      <w:pPr>
+        <w:pStyle w:val="ListBullet"/>
+        <w:spacing w:after="40"/>
+      </w:pPr>
+      <w:r>
+        <w:rPr>
+          <w:b/>
+        </w:rPr>
+        <w:t>Actual Results &amp; Calculation Explanation:</w:t>
+      </w:r>
+      <w:r>
+        <w:t xml:space="preserve"> Each wrong password adds one to a</w:t>
+      </w:r>
+    </w:p>
+    <w:p>
+      <w:r>
+        <w:t xml:space="preserve">count kept </w:t>
+      </w:r>
+      <w:r>
+        <w:rPr>
+          <w:b/>
+        </w:rPr>
+        <w:t>against the account</w:t>
+      </w:r>
+      <w:r>
+        <w:t xml:space="preserve"> (not against the computer), so it survives a restart of the service. At five, a lock time is written and the count is cleared, so once the lock expires the person gets a fresh set of attempts rather than locking again on their next typo. A </w:t>
+      </w:r>
+      <w:r>
+        <w:rPr>
+          <w:b/>
+        </w:rPr>
+        <w:t>successful</w:t>
+      </w:r>
+      <w:r>
+        <w:t xml:space="preserve"> sign-in also clears the count, and so does issuing a new password — which is why step 6 works: an administrator resetting a password releases the lock, otherwise the reset would hand over details that still did not work.</w:t>
+      </w:r>
+    </w:p>
+    <w:p>
+      <w:pPr>
+        <w:spacing w:before="40" w:after="160"/>
+        <w:pBdr>
+          <w:bottom w:val="single" w:sz="6" w:space="1" w:color="D6DBE2"/>
+        </w:pBdr>
+      </w:pPr>
+    </w:p>
+    <w:p>
+      <w:pPr>
+        <w:pStyle w:val="Heading1"/>
+      </w:pPr>
+      <w:r>
+        <w:rPr>
+          <w:color w:val="0F172A"/>
+        </w:rPr>
+        <w:t>A short checklist before you go live</w:t>
+      </w:r>
+    </w:p>
+    <w:p>
+      <w:pPr>
+        <w:pStyle w:val="ListNumber"/>
+        <w:spacing w:after="40"/>
+      </w:pPr>
+      <w:r>
+        <w:rPr>
+          <w:b/>
+        </w:rPr>
+        <w:t>Configuration → Company details</w:t>
+      </w:r>
+      <w:r>
+        <w:t xml:space="preserve"> — set and </w:t>
+      </w:r>
+      <w:r>
+        <w:rPr>
+          <w:b/>
+        </w:rPr>
+        <w:t>Confirm</w:t>
+      </w:r>
+      <w:r>
+        <w:t xml:space="preserve"> the name, address and</w:t>
+      </w:r>
+    </w:p>
+    <w:p>
+      <w:r>
+        <w:t>phone.</w:t>
+      </w:r>
+    </w:p>
+    <w:p>
+      <w:pPr>
+        <w:pStyle w:val="ListNumber"/>
+        <w:spacing w:after="40"/>
+      </w:pPr>
+      <w:r>
+        <w:rPr>
+          <w:b/>
+        </w:rPr>
+        <w:t>Configuration → VAT / AIT, TDS and VDS</w:t>
+      </w:r>
+      <w:r>
+        <w:t xml:space="preserve"> — set the rates your tax adviser</w:t>
+      </w:r>
+    </w:p>
+    <w:p>
+      <w:r>
+        <w:t>confirms, and confirm each row.</w:t>
+      </w:r>
+    </w:p>
+    <w:p>
+      <w:pPr>
+        <w:pStyle w:val="ListNumber"/>
+        <w:spacing w:after="40"/>
+      </w:pPr>
+      <w:r>
+        <w:rPr>
+          <w:b/>
+        </w:rPr>
+        <w:t>Configuration → Payroll</w:t>
+      </w:r>
+      <w:r>
+        <w:t xml:space="preserve"> — agree the salary components and deductions.</w:t>
+      </w:r>
+    </w:p>
+    <w:p>
+      <w:pPr>
+        <w:pStyle w:val="ListNumber"/>
+        <w:spacing w:after="40"/>
+      </w:pPr>
+      <w:r>
+        <w:rPr>
+          <w:b/>
+        </w:rPr>
+        <w:t>Configuration → Posting controls</w:t>
+      </w:r>
+      <w:r>
+        <w:t xml:space="preserve"> — decide whether reversals need a second</w:t>
+      </w:r>
+    </w:p>
+    <w:p>
+      <w:r>
+        <w:t xml:space="preserve">person, and whether any year is </w:t>
+      </w:r>
+      <w:r>
+        <w:rPr>
+          <w:b/>
+        </w:rPr>
+        <w:t>closed</w:t>
+      </w:r>
+      <w:r>
+        <w:t xml:space="preserve"> (</w:t>
+      </w:r>
+      <w:r>
+        <w:rPr>
+          <w:b/>
+        </w:rPr>
+        <w:t>Books closed through</w:t>
+      </w:r>
+      <w:r>
+        <w:t>). Leave it blank until you have reported a year.</w:t>
+      </w:r>
+    </w:p>
+    <w:p>
+      <w:pPr>
+        <w:pStyle w:val="ListNumber"/>
+        <w:spacing w:after="40"/>
+      </w:pPr>
+      <w:r>
+        <w:rPr>
+          <w:b/>
+        </w:rPr>
+        <w:t>Configuration → Sales documents</w:t>
+      </w:r>
+      <w:r>
+        <w:t xml:space="preserve"> — choose a plain receipt or a tax invoice.</w:t>
+      </w:r>
+    </w:p>
+    <w:p>
+      <w:pPr>
+        <w:pStyle w:val="ListNumber"/>
+        <w:spacing w:after="40"/>
+      </w:pPr>
+      <w:r>
+        <w:rPr>
+          <w:b/>
+        </w:rPr>
+        <w:t>Security</w:t>
+      </w:r>
+      <w:r>
+        <w:t xml:space="preserve"> — each user sets their own password, and turns on two-factor</w:t>
+      </w:r>
+    </w:p>
+    <w:p>
+      <w:r>
+        <w:t>authentication if required.</w:t>
+      </w:r>
+    </w:p>
+    <w:p>
+      <w:pPr>
+        <w:pStyle w:val="ListNumber"/>
+        <w:spacing w:after="40"/>
+      </w:pPr>
+      <w:r>
+        <w:rPr>
+          <w:b/>
+        </w:rPr>
+        <w:t>Roles &amp; Access</w:t>
+      </w:r>
+      <w:r>
+        <w:t xml:space="preserve"> — check the permission matrix matches the jobs people do,</w:t>
+      </w:r>
+    </w:p>
+    <w:p>
+      <w:r>
+        <w:t xml:space="preserve">and </w:t>
+      </w:r>
+      <w:r>
+        <w:rPr>
+          <w:b/>
+        </w:rPr>
+        <w:t>delete the five demo accounts</w:t>
+      </w:r>
+      <w:r>
+        <w:t xml:space="preserve"> (</w:t>
+      </w:r>
+      <w:r>
+        <w:rPr>
+          <w:rFonts w:ascii="Consolas" w:hAnsi="Consolas"/>
+          <w:color w:val="1D4ED8"/>
+          <w:sz w:val="19"/>
+        </w:rPr>
+        <w:t>admin@rpci.demo</w:t>
+      </w:r>
+      <w:r>
+        <w:t xml:space="preserve"> and the rest) once your own administrators exist and can sign in.</w:t>
+      </w:r>
+    </w:p>
+    <w:p>
+      <w:pPr>
+        <w:pStyle w:val="ListNumber"/>
+        <w:spacing w:after="40"/>
+      </w:pPr>
+      <w:r>
         <w:rPr>
           <w:b/>
         </w:rPr>
@@ -24650,6 +26124,66 @@
       </w:r>
       <w:r>
         <w:t xml:space="preserve"> — import your workbook, or start fresh and begin entering.</w:t>
+      </w:r>
+    </w:p>
+    <w:p>
+      <w:pPr>
+        <w:pStyle w:val="ListNumber"/>
+        <w:spacing w:after="40"/>
+      </w:pPr>
+      <w:r>
+        <w:rPr>
+          <w:b/>
+        </w:rPr>
+        <w:t>Backups</w:t>
+      </w:r>
+      <w:r>
+        <w:t xml:space="preserve"> — set up the nightly </w:t>
+      </w:r>
+      <w:r>
+        <w:rPr>
+          <w:rFonts w:ascii="Consolas" w:hAnsi="Consolas"/>
+          <w:color w:val="1D4ED8"/>
+          <w:sz w:val="19"/>
+        </w:rPr>
+        <w:t>backup_db.py</w:t>
+      </w:r>
+      <w:r>
+        <w:t xml:space="preserve"> run, keep the files off the</w:t>
+      </w:r>
+    </w:p>
+    <w:p>
+      <w:r>
+        <w:t xml:space="preserve">machine that hosts the database, and </w:t>
+      </w:r>
+      <w:r>
+        <w:rPr>
+          <w:b/>
+        </w:rPr>
+        <w:t>restore one into a scratch database</w:t>
+      </w:r>
+      <w:r>
+        <w:t xml:space="preserve"> to prove it works.</w:t>
+      </w:r>
+    </w:p>
+    <w:p>
+      <w:pPr>
+        <w:pStyle w:val="ListNumber"/>
+        <w:spacing w:after="40"/>
+      </w:pPr>
+      <w:r>
+        <w:rPr>
+          <w:b/>
+        </w:rPr>
+        <w:t>Try the two new guards once</w:t>
+      </w:r>
+      <w:r>
+        <w:t>, so you have seen them: close a period and be</w:t>
+      </w:r>
+    </w:p>
+    <w:p>
+      <w:r>
+        <w:t>refused (Test Case 23), and lock an account and release it (Test Case 24).</w:t>
       </w:r>
     </w:p>
     <w:sectPr>

--- a/PRODUCTION_MANUAL.docx
+++ b/PRODUCTION_MANUAL.docx
@@ -1548,7 +1548,7 @@
               <w:rPr>
                 <w:sz w:val="19"/>
               </w:rPr>
-              <w:t>The permission table, who sees which menus, a live permission test, and (for Admin) user accounts and the audit log.</w:t>
+              <w:t>The permission table, who sees which menus, and (for Admin) user accounts and the audit log.</w:t>
             </w:r>
           </w:p>
         </w:tc>
@@ -6099,6 +6099,71 @@
         <w:rPr>
           <w:b/>
         </w:rPr>
+        <w:t>Item master</w:t>
+      </w:r>
+      <w:r>
+        <w:t xml:space="preserve"> — </w:t>
+      </w:r>
+      <w:r>
+        <w:rPr>
+          <w:b/>
+        </w:rPr>
+        <w:t>Add item</w:t>
+      </w:r>
+      <w:r>
+        <w:t xml:space="preserve"> opens a form: **Code, Name, Unit, Category,</w:t>
+      </w:r>
+    </w:p>
+    <w:p>
+      <w:r>
+        <w:t>Segment, Active</w:t>
+      </w:r>
+      <w:r>
+        <w:rPr>
+          <w:b/>
+        </w:rPr>
+        <w:t xml:space="preserve">. The </w:t>
+      </w:r>
+      <w:r>
+        <w:t>Code</w:t>
+      </w:r>
+      <w:r>
+        <w:rPr>
+          <w:b/>
+        </w:rPr>
+        <w:t xml:space="preserve"> is fixed once saved, because every other record in the system points at it; everything else can be corrected afterwards with </w:t>
+      </w:r>
+      <w:r>
+        <w:t>Edit</w:t>
+      </w:r>
+      <w:r>
+        <w:rPr>
+          <w:b/>
+        </w:rPr>
+        <w:t xml:space="preserve">. A </w:t>
+      </w:r>
+      <w:r>
+        <w:t>Delete</w:t>
+      </w:r>
+      <w:r>
+        <w:rPr>
+          <w:b/>
+        </w:rPr>
+        <w:t xml:space="preserve"> button removes an item that has no history at all — once it has been bought, sold, made or consumed the server refuses, and its message says to set the item </w:t>
+      </w:r>
+      <w:r>
+        <w:t>inactive** instead. That keeps the history intact and simply takes the item out of the pickers.</w:t>
+      </w:r>
+    </w:p>
+    <w:p>
+      <w:pPr>
+        <w:pStyle w:val="ListBullet"/>
+        <w:spacing w:after="40"/>
+      </w:pPr>
+      <w:r>
+        <w:rPr>
+          <w:b/>
+        </w:rPr>
         <w:t>BOM explosion</w:t>
       </w:r>
       <w:r>
@@ -25339,7 +25404,16 @@
     </w:p>
     <w:p>
       <w:r>
-        <w:t xml:space="preserve">permissions, so items you cannot read are never offered. That alone would not be security, because the address could be typed by hand — which is why the server checks the role on every request and refuses it. You can prove this yourself on the </w:t>
+        <w:t xml:space="preserve">permissions, so items you cannot read are never offered. That alone would not be security, because the address could be typed by hand — which is why the server checks the role on every request and refuses it. You can see the same refusals the server will give in the </w:t>
+      </w:r>
+      <w:r>
+        <w:rPr>
+          <w:b/>
+        </w:rPr>
+        <w:t>Menus by role</w:t>
+      </w:r>
+      <w:r>
+        <w:t xml:space="preserve"> table on the </w:t>
       </w:r>
       <w:r>
         <w:rPr>
@@ -25348,16 +25422,7 @@
         <w:t>Roles &amp; Access</w:t>
       </w:r>
       <w:r>
-        <w:t xml:space="preserve"> screen with the </w:t>
-      </w:r>
-      <w:r>
-        <w:rPr>
-          <w:b/>
-        </w:rPr>
-        <w:t>Live permission probe</w:t>
-      </w:r>
-      <w:r>
-        <w:t>.</w:t>
+        <w:t xml:space="preserve"> screen.</w:t>
       </w:r>
     </w:p>
     <w:p>
@@ -25931,7 +25996,87 @@
         <w:rPr>
           <w:color w:val="0F172A"/>
         </w:rPr>
-        <w:t>A short checklist before you go live</w:t>
+        <w:t>Test Case 25 — Add a new item, and find out what cannot be deleted</w:t>
+      </w:r>
+    </w:p>
+    <w:p>
+      <w:pPr>
+        <w:pStyle w:val="ListBullet"/>
+        <w:spacing w:after="40"/>
+      </w:pPr>
+      <w:r>
+        <w:rPr>
+          <w:b/>
+        </w:rPr>
+        <w:t>User Persona:</w:t>
+      </w:r>
+      <w:r>
+        <w:t xml:space="preserve"> </w:t>
+      </w:r>
+      <w:r>
+        <w:rPr>
+          <w:b/>
+        </w:rPr>
+        <w:t>Store/Production Staff</w:t>
+      </w:r>
+      <w:r>
+        <w:t xml:space="preserve"> or </w:t>
+      </w:r>
+      <w:r>
+        <w:rPr>
+          <w:b/>
+        </w:rPr>
+        <w:t>Admin</w:t>
+      </w:r>
+      <w:r>
+        <w:t>.</w:t>
+      </w:r>
+    </w:p>
+    <w:p>
+      <w:pPr>
+        <w:pStyle w:val="ListBullet"/>
+        <w:spacing w:after="40"/>
+      </w:pPr>
+      <w:r>
+        <w:rPr>
+          <w:b/>
+        </w:rPr>
+        <w:t>Objective:</w:t>
+      </w:r>
+      <w:r>
+        <w:t xml:space="preserve"> Add a product to the item master without importing a workbook,</w:t>
+      </w:r>
+    </w:p>
+    <w:p>
+      <w:r>
+        <w:t>correct it, and see the rule that protects items with history.</w:t>
+      </w:r>
+    </w:p>
+    <w:p>
+      <w:pPr>
+        <w:pStyle w:val="ListBullet"/>
+        <w:spacing w:after="40"/>
+      </w:pPr>
+      <w:r>
+        <w:rPr>
+          <w:b/>
+        </w:rPr>
+        <w:t>Prerequisites:</w:t>
+      </w:r>
+      <w:r>
+        <w:t xml:space="preserve"> Signed in as Admin or Store/Production Staff.</w:t>
+      </w:r>
+    </w:p>
+    <w:p>
+      <w:pPr>
+        <w:pStyle w:val="ListBullet"/>
+        <w:spacing w:after="40"/>
+      </w:pPr>
+      <w:r>
+        <w:rPr>
+          <w:b/>
+        </w:rPr>
+        <w:t>Steps:</w:t>
       </w:r>
     </w:p>
     <w:p>
@@ -25940,27 +26085,16 @@
         <w:spacing w:after="40"/>
       </w:pPr>
       <w:r>
-        <w:rPr>
-          <w:b/>
-        </w:rPr>
-        <w:t>Configuration → Company details</w:t>
-      </w:r>
-      <w:r>
-        <w:t xml:space="preserve"> — set and </w:t>
-      </w:r>
-      <w:r>
-        <w:rPr>
-          <w:b/>
-        </w:rPr>
-        <w:t>Confirm</w:t>
-      </w:r>
-      <w:r>
-        <w:t xml:space="preserve"> the name, address and</w:t>
-      </w:r>
-    </w:p>
-    <w:p>
-      <w:r>
-        <w:t>phone.</w:t>
+        <w:t xml:space="preserve">Open </w:t>
+      </w:r>
+      <w:r>
+        <w:rPr>
+          <w:b/>
+        </w:rPr>
+        <w:t>Inventory &amp; BOM</w:t>
+      </w:r>
+      <w:r>
+        <w:t>.</w:t>
       </w:r>
     </w:p>
     <w:p>
@@ -25969,18 +26103,16 @@
         <w:spacing w:after="40"/>
       </w:pPr>
       <w:r>
-        <w:rPr>
-          <w:b/>
-        </w:rPr>
-        <w:t>Configuration → VAT / AIT, TDS and VDS</w:t>
-      </w:r>
-      <w:r>
-        <w:t xml:space="preserve"> — set the rates your tax adviser</w:t>
-      </w:r>
-    </w:p>
-    <w:p>
-      <w:r>
-        <w:t>confirms, and confirm each row.</w:t>
+        <w:t xml:space="preserve">Click </w:t>
+      </w:r>
+      <w:r>
+        <w:rPr>
+          <w:b/>
+        </w:rPr>
+        <w:t>Add item</w:t>
+      </w:r>
+      <w:r>
+        <w:t>.</w:t>
       </w:r>
     </w:p>
     <w:p>
@@ -25989,115 +26121,16 @@
         <w:spacing w:after="40"/>
       </w:pPr>
       <w:r>
-        <w:rPr>
-          <w:b/>
-        </w:rPr>
-        <w:t>Configuration → Payroll</w:t>
-      </w:r>
-      <w:r>
-        <w:t xml:space="preserve"> — agree the salary components and deductions.</w:t>
-      </w:r>
-    </w:p>
-    <w:p>
-      <w:pPr>
-        <w:pStyle w:val="ListNumber"/>
-        <w:spacing w:after="40"/>
-      </w:pPr>
-      <w:r>
-        <w:rPr>
-          <w:b/>
-        </w:rPr>
-        <w:t>Configuration → Posting controls</w:t>
-      </w:r>
-      <w:r>
-        <w:t xml:space="preserve"> — decide whether reversals need a second</w:t>
-      </w:r>
-    </w:p>
-    <w:p>
-      <w:r>
-        <w:t xml:space="preserve">person, and whether any year is </w:t>
-      </w:r>
-      <w:r>
-        <w:rPr>
-          <w:b/>
-        </w:rPr>
-        <w:t>closed</w:t>
-      </w:r>
-      <w:r>
-        <w:t xml:space="preserve"> (</w:t>
-      </w:r>
-      <w:r>
-        <w:rPr>
-          <w:b/>
-        </w:rPr>
-        <w:t>Books closed through</w:t>
-      </w:r>
-      <w:r>
-        <w:t>). Leave it blank until you have reported a year.</w:t>
-      </w:r>
-    </w:p>
-    <w:p>
-      <w:pPr>
-        <w:pStyle w:val="ListNumber"/>
-        <w:spacing w:after="40"/>
-      </w:pPr>
-      <w:r>
-        <w:rPr>
-          <w:b/>
-        </w:rPr>
-        <w:t>Configuration → Sales documents</w:t>
-      </w:r>
-      <w:r>
-        <w:t xml:space="preserve"> — choose a plain receipt or a tax invoice.</w:t>
-      </w:r>
-    </w:p>
-    <w:p>
-      <w:pPr>
-        <w:pStyle w:val="ListNumber"/>
-        <w:spacing w:after="40"/>
-      </w:pPr>
-      <w:r>
-        <w:rPr>
-          <w:b/>
-        </w:rPr>
-        <w:t>Security</w:t>
-      </w:r>
-      <w:r>
-        <w:t xml:space="preserve"> — each user sets their own password, and turns on two-factor</w:t>
-      </w:r>
-    </w:p>
-    <w:p>
-      <w:r>
-        <w:t>authentication if required.</w:t>
-      </w:r>
-    </w:p>
-    <w:p>
-      <w:pPr>
-        <w:pStyle w:val="ListNumber"/>
-        <w:spacing w:after="40"/>
-      </w:pPr>
-      <w:r>
-        <w:rPr>
-          <w:b/>
-        </w:rPr>
-        <w:t>Roles &amp; Access</w:t>
-      </w:r>
-      <w:r>
-        <w:t xml:space="preserve"> — check the permission matrix matches the jobs people do,</w:t>
-      </w:r>
-    </w:p>
-    <w:p>
-      <w:r>
-        <w:t xml:space="preserve">and </w:t>
-      </w:r>
-      <w:r>
-        <w:rPr>
-          <w:b/>
-        </w:rPr>
-        <w:t>delete the five demo accounts</w:t>
-      </w:r>
-      <w:r>
-        <w:t xml:space="preserve"> (</w:t>
+        <w:t xml:space="preserve">Fill in </w:t>
+      </w:r>
+      <w:r>
+        <w:rPr>
+          <w:b/>
+        </w:rPr>
+        <w:t>Code</w:t>
+      </w:r>
+      <w:r>
+        <w:t xml:space="preserve"> </w:t>
       </w:r>
       <w:r>
         <w:rPr>
@@ -26105,40 +26138,19 @@
           <w:color w:val="1D4ED8"/>
           <w:sz w:val="19"/>
         </w:rPr>
-        <w:t>admin@rpci.demo</w:t>
-      </w:r>
-      <w:r>
-        <w:t xml:space="preserve"> and the rest) once your own administrators exist and can sign in.</w:t>
-      </w:r>
-    </w:p>
-    <w:p>
-      <w:pPr>
-        <w:pStyle w:val="ListNumber"/>
-        <w:spacing w:after="40"/>
-      </w:pPr>
-      <w:r>
-        <w:rPr>
-          <w:b/>
-        </w:rPr>
-        <w:t>Data</w:t>
-      </w:r>
-      <w:r>
-        <w:t xml:space="preserve"> — import your workbook, or start fresh and begin entering.</w:t>
-      </w:r>
-    </w:p>
-    <w:p>
-      <w:pPr>
-        <w:pStyle w:val="ListNumber"/>
-        <w:spacing w:after="40"/>
-      </w:pPr>
-      <w:r>
-        <w:rPr>
-          <w:b/>
-        </w:rPr>
-        <w:t>Backups</w:t>
-      </w:r>
-      <w:r>
-        <w:t xml:space="preserve"> — set up the nightly </w:t>
+        <w:t>NEW-100</w:t>
+      </w:r>
+      <w:r>
+        <w:t xml:space="preserve">, </w:t>
+      </w:r>
+      <w:r>
+        <w:rPr>
+          <w:b/>
+        </w:rPr>
+        <w:t>Name</w:t>
+      </w:r>
+      <w:r>
+        <w:t xml:space="preserve"> </w:t>
       </w:r>
       <w:r>
         <w:rPr>
@@ -26146,24 +26158,81 @@
           <w:color w:val="1D4ED8"/>
           <w:sz w:val="19"/>
         </w:rPr>
-        <w:t>backup_db.py</w:t>
-      </w:r>
-      <w:r>
-        <w:t xml:space="preserve"> run, keep the files off the</w:t>
-      </w:r>
-    </w:p>
-    <w:p>
-      <w:r>
-        <w:t xml:space="preserve">machine that hosts the database, and </w:t>
-      </w:r>
-      <w:r>
-        <w:rPr>
-          <w:b/>
-        </w:rPr>
-        <w:t>restore one into a scratch database</w:t>
-      </w:r>
-      <w:r>
-        <w:t xml:space="preserve"> to prove it works.</w:t>
+        <w:t>New Resin Grade</w:t>
+      </w:r>
+      <w:r>
+        <w:t xml:space="preserve">, </w:t>
+      </w:r>
+      <w:r>
+        <w:rPr>
+          <w:b/>
+        </w:rPr>
+        <w:t>Unit</w:t>
+      </w:r>
+      <w:r>
+        <w:t xml:space="preserve"> </w:t>
+      </w:r>
+      <w:r>
+        <w:rPr>
+          <w:rFonts w:ascii="Consolas" w:hAnsi="Consolas"/>
+          <w:color w:val="1D4ED8"/>
+          <w:sz w:val="19"/>
+        </w:rPr>
+        <w:t>kg</w:t>
+      </w:r>
+      <w:r>
+        <w:t>,</w:t>
+      </w:r>
+    </w:p>
+    <w:p>
+      <w:r>
+        <w:rPr>
+          <w:b/>
+        </w:rPr>
+        <w:t>Category</w:t>
+      </w:r>
+      <w:r>
+        <w:t xml:space="preserve"> </w:t>
+      </w:r>
+      <w:r>
+        <w:rPr>
+          <w:rFonts w:ascii="Consolas" w:hAnsi="Consolas"/>
+          <w:color w:val="1D4ED8"/>
+          <w:sz w:val="19"/>
+        </w:rPr>
+        <w:t>Raw Material</w:t>
+      </w:r>
+      <w:r>
+        <w:t xml:space="preserve">, </w:t>
+      </w:r>
+      <w:r>
+        <w:rPr>
+          <w:b/>
+        </w:rPr>
+        <w:t>Segment</w:t>
+      </w:r>
+      <w:r>
+        <w:t xml:space="preserve"> </w:t>
+      </w:r>
+      <w:r>
+        <w:rPr>
+          <w:rFonts w:ascii="Consolas" w:hAnsi="Consolas"/>
+          <w:color w:val="1D4ED8"/>
+          <w:sz w:val="19"/>
+        </w:rPr>
+        <w:t>Manufacturing</w:t>
+      </w:r>
+      <w:r>
+        <w:t xml:space="preserve">, </w:t>
+      </w:r>
+      <w:r>
+        <w:rPr>
+          <w:b/>
+        </w:rPr>
+        <w:t>Active</w:t>
+      </w:r>
+      <w:r>
+        <w:t xml:space="preserve"> on.</w:t>
       </w:r>
     </w:p>
     <w:p>
@@ -26172,6 +26241,515 @@
         <w:spacing w:after="40"/>
       </w:pPr>
       <w:r>
+        <w:t xml:space="preserve">Click </w:t>
+      </w:r>
+      <w:r>
+        <w:rPr>
+          <w:b/>
+        </w:rPr>
+        <w:t>Add item</w:t>
+      </w:r>
+      <w:r>
+        <w:t>.</w:t>
+      </w:r>
+    </w:p>
+    <w:p>
+      <w:pPr>
+        <w:pStyle w:val="ListNumber"/>
+        <w:spacing w:after="40"/>
+      </w:pPr>
+      <w:r>
+        <w:t xml:space="preserve">Find </w:t>
+      </w:r>
+      <w:r>
+        <w:rPr>
+          <w:rFonts w:ascii="Consolas" w:hAnsi="Consolas"/>
+          <w:color w:val="1D4ED8"/>
+          <w:sz w:val="19"/>
+        </w:rPr>
+        <w:t>NEW-100</w:t>
+      </w:r>
+      <w:r>
+        <w:t xml:space="preserve"> in the list and read its </w:t>
+      </w:r>
+      <w:r>
+        <w:rPr>
+          <w:b/>
+        </w:rPr>
+        <w:t>Qty on hand</w:t>
+      </w:r>
+      <w:r>
+        <w:t xml:space="preserve">, </w:t>
+      </w:r>
+      <w:r>
+        <w:rPr>
+          <w:b/>
+        </w:rPr>
+        <w:t>Avg cost</w:t>
+      </w:r>
+      <w:r>
+        <w:t xml:space="preserve"> and</w:t>
+      </w:r>
+    </w:p>
+    <w:p>
+      <w:r>
+        <w:rPr>
+          <w:b/>
+        </w:rPr>
+        <w:t>Value</w:t>
+      </w:r>
+      <w:r>
+        <w:t>.</w:t>
+      </w:r>
+    </w:p>
+    <w:p>
+      <w:pPr>
+        <w:pStyle w:val="ListNumber"/>
+        <w:spacing w:after="40"/>
+      </w:pPr>
+      <w:r>
+        <w:t xml:space="preserve">Click </w:t>
+      </w:r>
+      <w:r>
+        <w:rPr>
+          <w:b/>
+        </w:rPr>
+        <w:t>Edit</w:t>
+      </w:r>
+      <w:r>
+        <w:t xml:space="preserve"> on that row, change the </w:t>
+      </w:r>
+      <w:r>
+        <w:rPr>
+          <w:b/>
+        </w:rPr>
+        <w:t>Name</w:t>
+      </w:r>
+      <w:r>
+        <w:t xml:space="preserve">, and click </w:t>
+      </w:r>
+      <w:r>
+        <w:rPr>
+          <w:b/>
+        </w:rPr>
+        <w:t>Save item</w:t>
+      </w:r>
+      <w:r>
+        <w:t>.</w:t>
+      </w:r>
+    </w:p>
+    <w:p>
+      <w:pPr>
+        <w:pStyle w:val="ListNumber"/>
+        <w:spacing w:after="40"/>
+      </w:pPr>
+      <w:r>
+        <w:t xml:space="preserve">Click </w:t>
+      </w:r>
+      <w:r>
+        <w:rPr>
+          <w:b/>
+        </w:rPr>
+        <w:t>Edit</w:t>
+      </w:r>
+      <w:r>
+        <w:t xml:space="preserve"> again and press </w:t>
+      </w:r>
+      <w:r>
+        <w:rPr>
+          <w:b/>
+        </w:rPr>
+        <w:t>Delete</w:t>
+      </w:r>
+      <w:r>
+        <w:t>.</w:t>
+      </w:r>
+    </w:p>
+    <w:p>
+      <w:pPr>
+        <w:pStyle w:val="ListNumber"/>
+        <w:spacing w:after="40"/>
+      </w:pPr>
+      <w:r>
+        <w:t xml:space="preserve">Now try the same on an item that has been used — </w:t>
+      </w:r>
+      <w:r>
+        <w:rPr>
+          <w:rFonts w:ascii="Consolas" w:hAnsi="Consolas"/>
+          <w:color w:val="1D4ED8"/>
+          <w:sz w:val="19"/>
+        </w:rPr>
+        <w:t>TRD001</w:t>
+      </w:r>
+      <w:r>
+        <w:t xml:space="preserve"> in the sample data —</w:t>
+      </w:r>
+    </w:p>
+    <w:p>
+      <w:r>
+        <w:t xml:space="preserve">by clicking its </w:t>
+      </w:r>
+      <w:r>
+        <w:rPr>
+          <w:b/>
+        </w:rPr>
+        <w:t>Edit</w:t>
+      </w:r>
+      <w:r>
+        <w:t xml:space="preserve">, then </w:t>
+      </w:r>
+      <w:r>
+        <w:rPr>
+          <w:b/>
+        </w:rPr>
+        <w:t>Delete</w:t>
+      </w:r>
+      <w:r>
+        <w:t>.</w:t>
+      </w:r>
+    </w:p>
+    <w:p>
+      <w:pPr>
+        <w:pStyle w:val="ListBullet"/>
+        <w:spacing w:after="40"/>
+      </w:pPr>
+      <w:r>
+        <w:rPr>
+          <w:b/>
+        </w:rPr>
+        <w:t>Expected Behaviour:</w:t>
+      </w:r>
+      <w:r>
+        <w:t xml:space="preserve"> Step 4 shows a green confirmation and the item appears</w:t>
+      </w:r>
+    </w:p>
+    <w:p>
+      <w:r>
+        <w:t xml:space="preserve">with zero stock. Step 6 changes the name and leaves the unit and category alone. Step 7 removes the item, because nothing refers to it. Step 8 is </w:t>
+      </w:r>
+      <w:r>
+        <w:rPr>
+          <w:b/>
+        </w:rPr>
+        <w:t>refused</w:t>
+      </w:r>
+      <w:r>
+        <w:t xml:space="preserve">, with a message saying how many records use the item and telling you to set it </w:t>
+      </w:r>
+      <w:r>
+        <w:rPr>
+          <w:b/>
+        </w:rPr>
+        <w:t>inactive</w:t>
+      </w:r>
+      <w:r>
+        <w:t xml:space="preserve"> instead.</w:t>
+      </w:r>
+    </w:p>
+    <w:p>
+      <w:pPr>
+        <w:pStyle w:val="ListBullet"/>
+        <w:spacing w:after="40"/>
+      </w:pPr>
+      <w:r>
+        <w:rPr>
+          <w:b/>
+        </w:rPr>
+        <w:t>Actual Results &amp; Calculation Explanation:</w:t>
+      </w:r>
+      <w:r>
+        <w:t xml:space="preserve"> The row holds only the master data</w:t>
+      </w:r>
+    </w:p>
+    <w:p>
+      <w:r>
+        <w:t xml:space="preserve">— code, name, category, segment, unit. Quantity and average cost are </w:t>
+      </w:r>
+      <w:r>
+        <w:rPr>
+          <w:b/>
+        </w:rPr>
+        <w:t>derived from the stock ledger</w:t>
+      </w:r>
+      <w:r>
+        <w:t xml:space="preserve">, so a brand-new item shows zero until it is bought or made; they are deliberately not editable here, which is what stops the stock sheet disagreeing with the accounts. The </w:t>
+      </w:r>
+      <w:r>
+        <w:rPr>
+          <w:b/>
+        </w:rPr>
+        <w:t>code</w:t>
+      </w:r>
+      <w:r>
+        <w:t xml:space="preserve"> is the key every other record points at, so it is fixed once saved — renaming it would orphan the purchases, sales and movements that named it. Deletion is allowed only when the count of references is zero, checked across the stock ledger, purchase lines, sales lines, production runs and the BOM. When it is not zero the refusal keeps the posted history whole, and </w:t>
+      </w:r>
+      <w:r>
+        <w:rPr>
+          <w:b/>
+        </w:rPr>
+        <w:t>inactive</w:t>
+      </w:r>
+      <w:r>
+        <w:t xml:space="preserve"> achieves what the user actually wanted: the item stops appearing in the pickers while its history stays readable.</w:t>
+      </w:r>
+    </w:p>
+    <w:p>
+      <w:pPr>
+        <w:spacing w:before="40" w:after="160"/>
+        <w:pBdr>
+          <w:bottom w:val="single" w:sz="6" w:space="1" w:color="D6DBE2"/>
+        </w:pBdr>
+      </w:pPr>
+    </w:p>
+    <w:p>
+      <w:pPr>
+        <w:pStyle w:val="Heading1"/>
+      </w:pPr>
+      <w:r>
+        <w:rPr>
+          <w:color w:val="0F172A"/>
+        </w:rPr>
+        <w:t>A short checklist before you go live</w:t>
+      </w:r>
+    </w:p>
+    <w:p>
+      <w:pPr>
+        <w:pStyle w:val="ListNumber"/>
+        <w:spacing w:after="40"/>
+      </w:pPr>
+      <w:r>
+        <w:rPr>
+          <w:b/>
+        </w:rPr>
+        <w:t>Configuration → Company details</w:t>
+      </w:r>
+      <w:r>
+        <w:t xml:space="preserve"> — set and </w:t>
+      </w:r>
+      <w:r>
+        <w:rPr>
+          <w:b/>
+        </w:rPr>
+        <w:t>Confirm</w:t>
+      </w:r>
+      <w:r>
+        <w:t xml:space="preserve"> the name, address and</w:t>
+      </w:r>
+    </w:p>
+    <w:p>
+      <w:r>
+        <w:t>phone.</w:t>
+      </w:r>
+    </w:p>
+    <w:p>
+      <w:pPr>
+        <w:pStyle w:val="ListNumber"/>
+        <w:spacing w:after="40"/>
+      </w:pPr>
+      <w:r>
+        <w:rPr>
+          <w:b/>
+        </w:rPr>
+        <w:t>Configuration → VAT / AIT, TDS and VDS</w:t>
+      </w:r>
+      <w:r>
+        <w:t xml:space="preserve"> — set the rates your tax adviser</w:t>
+      </w:r>
+    </w:p>
+    <w:p>
+      <w:r>
+        <w:t>confirms, and confirm each row.</w:t>
+      </w:r>
+    </w:p>
+    <w:p>
+      <w:pPr>
+        <w:pStyle w:val="ListNumber"/>
+        <w:spacing w:after="40"/>
+      </w:pPr>
+      <w:r>
+        <w:rPr>
+          <w:b/>
+        </w:rPr>
+        <w:t>Configuration → Payroll</w:t>
+      </w:r>
+      <w:r>
+        <w:t xml:space="preserve"> — agree the salary components and deductions.</w:t>
+      </w:r>
+    </w:p>
+    <w:p>
+      <w:pPr>
+        <w:pStyle w:val="ListNumber"/>
+        <w:spacing w:after="40"/>
+      </w:pPr>
+      <w:r>
+        <w:rPr>
+          <w:b/>
+        </w:rPr>
+        <w:t>Configuration → Posting controls</w:t>
+      </w:r>
+      <w:r>
+        <w:t xml:space="preserve"> — decide whether reversals need a second</w:t>
+      </w:r>
+    </w:p>
+    <w:p>
+      <w:r>
+        <w:t xml:space="preserve">person, and whether any year is </w:t>
+      </w:r>
+      <w:r>
+        <w:rPr>
+          <w:b/>
+        </w:rPr>
+        <w:t>closed</w:t>
+      </w:r>
+      <w:r>
+        <w:t xml:space="preserve"> (</w:t>
+      </w:r>
+      <w:r>
+        <w:rPr>
+          <w:b/>
+        </w:rPr>
+        <w:t>Books closed through</w:t>
+      </w:r>
+      <w:r>
+        <w:t>). Leave it blank until you have reported a year.</w:t>
+      </w:r>
+    </w:p>
+    <w:p>
+      <w:pPr>
+        <w:pStyle w:val="ListNumber"/>
+        <w:spacing w:after="40"/>
+      </w:pPr>
+      <w:r>
+        <w:rPr>
+          <w:b/>
+        </w:rPr>
+        <w:t>Configuration → Sales documents</w:t>
+      </w:r>
+      <w:r>
+        <w:t xml:space="preserve"> — choose a plain receipt or a tax invoice.</w:t>
+      </w:r>
+    </w:p>
+    <w:p>
+      <w:pPr>
+        <w:pStyle w:val="ListNumber"/>
+        <w:spacing w:after="40"/>
+      </w:pPr>
+      <w:r>
+        <w:rPr>
+          <w:b/>
+        </w:rPr>
+        <w:t>Security</w:t>
+      </w:r>
+      <w:r>
+        <w:t xml:space="preserve"> — each user sets their own password, and turns on two-factor</w:t>
+      </w:r>
+    </w:p>
+    <w:p>
+      <w:r>
+        <w:t>authentication if required.</w:t>
+      </w:r>
+    </w:p>
+    <w:p>
+      <w:pPr>
+        <w:pStyle w:val="ListNumber"/>
+        <w:spacing w:after="40"/>
+      </w:pPr>
+      <w:r>
+        <w:rPr>
+          <w:b/>
+        </w:rPr>
+        <w:t>Roles &amp; Access</w:t>
+      </w:r>
+      <w:r>
+        <w:t xml:space="preserve"> — check the permission matrix matches the jobs people do,</w:t>
+      </w:r>
+    </w:p>
+    <w:p>
+      <w:r>
+        <w:t xml:space="preserve">and </w:t>
+      </w:r>
+      <w:r>
+        <w:rPr>
+          <w:b/>
+        </w:rPr>
+        <w:t>delete the five demo accounts</w:t>
+      </w:r>
+      <w:r>
+        <w:t xml:space="preserve"> (</w:t>
+      </w:r>
+      <w:r>
+        <w:rPr>
+          <w:rFonts w:ascii="Consolas" w:hAnsi="Consolas"/>
+          <w:color w:val="1D4ED8"/>
+          <w:sz w:val="19"/>
+        </w:rPr>
+        <w:t>admin@rpci.demo</w:t>
+      </w:r>
+      <w:r>
+        <w:t xml:space="preserve"> and the rest) once your own administrators exist and can sign in.</w:t>
+      </w:r>
+    </w:p>
+    <w:p>
+      <w:pPr>
+        <w:pStyle w:val="ListNumber"/>
+        <w:spacing w:after="40"/>
+      </w:pPr>
+      <w:r>
+        <w:rPr>
+          <w:b/>
+        </w:rPr>
+        <w:t>Data</w:t>
+      </w:r>
+      <w:r>
+        <w:t xml:space="preserve"> — import your workbook, or start fresh and begin entering.</w:t>
+      </w:r>
+    </w:p>
+    <w:p>
+      <w:pPr>
+        <w:pStyle w:val="ListNumber"/>
+        <w:spacing w:after="40"/>
+      </w:pPr>
+      <w:r>
+        <w:rPr>
+          <w:b/>
+        </w:rPr>
+        <w:t>Backups</w:t>
+      </w:r>
+      <w:r>
+        <w:t xml:space="preserve"> — set up the nightly </w:t>
+      </w:r>
+      <w:r>
+        <w:rPr>
+          <w:rFonts w:ascii="Consolas" w:hAnsi="Consolas"/>
+          <w:color w:val="1D4ED8"/>
+          <w:sz w:val="19"/>
+        </w:rPr>
+        <w:t>backup_db.py</w:t>
+      </w:r>
+      <w:r>
+        <w:t xml:space="preserve"> run, keep the files off the</w:t>
+      </w:r>
+    </w:p>
+    <w:p>
+      <w:r>
+        <w:t xml:space="preserve">machine that hosts the database, and </w:t>
+      </w:r>
+      <w:r>
+        <w:rPr>
+          <w:b/>
+        </w:rPr>
+        <w:t>restore one into a scratch database</w:t>
+      </w:r>
+      <w:r>
+        <w:t xml:space="preserve"> to prove it works.</w:t>
+      </w:r>
+    </w:p>
+    <w:p>
+      <w:pPr>
+        <w:pStyle w:val="ListNumber"/>
+        <w:spacing w:after="40"/>
+      </w:pPr>
+      <w:r>
         <w:rPr>
           <w:b/>
         </w:rPr>
@@ -26184,6 +26762,35 @@
     <w:p>
       <w:r>
         <w:t>refused (Test Case 23), and lock an account and release it (Test Case 24).</w:t>
+      </w:r>
+    </w:p>
+    <w:p>
+      <w:pPr>
+        <w:pStyle w:val="ListNumber"/>
+        <w:spacing w:after="40"/>
+      </w:pPr>
+      <w:r>
+        <w:rPr>
+          <w:b/>
+        </w:rPr>
+        <w:t>Item master</w:t>
+      </w:r>
+      <w:r>
+        <w:t xml:space="preserve"> — add your real products under </w:t>
+      </w:r>
+      <w:r>
+        <w:rPr>
+          <w:b/>
+        </w:rPr>
+        <w:t>Inventory &amp; BOM</w:t>
+      </w:r>
+      <w:r>
+        <w:t>, or import</w:t>
+      </w:r>
+    </w:p>
+    <w:p>
+      <w:r>
+        <w:t>your workbook, before the first purchase, production run or sale. Nothing can be bought, made or sold until its item exists.</w:t>
       </w:r>
     </w:p>
     <w:sectPr>

--- a/PRODUCTION_MANUAL.docx
+++ b/PRODUCTION_MANUAL.docx
@@ -7135,7 +7135,21 @@
         <w:t>Add an employee:</w:t>
       </w:r>
       <w:r>
-        <w:t xml:space="preserve"> </w:t>
+        <w:t xml:space="preserve"> press </w:t>
+      </w:r>
+      <w:r>
+        <w:rPr>
+          <w:b/>
+        </w:rPr>
+        <w:t>Add employee</w:t>
+      </w:r>
+      <w:r>
+        <w:t xml:space="preserve"> on the Staff card, which opens the</w:t>
+      </w:r>
+    </w:p>
+    <w:p>
+      <w:r>
+        <w:t xml:space="preserve">form: </w:t>
       </w:r>
       <w:r>
         <w:rPr>
@@ -7162,10 +7176,8 @@
         <w:t>Department</w:t>
       </w:r>
       <w:r>
-        <w:t xml:space="preserve"> (Office or Factory),</w:t>
-      </w:r>
-    </w:p>
-    <w:p>
+        <w:t xml:space="preserve"> (Office or Factory), </w:t>
+      </w:r>
       <w:r>
         <w:rPr>
           <w:b/>
@@ -7227,7 +7239,25 @@
         <w:t>Status</w:t>
       </w:r>
       <w:r>
-        <w:t>.</w:t>
+        <w:t xml:space="preserve">. The form stays closed until you ask for it, so the list is not pushed down the screen. </w:t>
+      </w:r>
+      <w:r>
+        <w:rPr>
+          <w:b/>
+        </w:rPr>
+        <w:t>Edit</w:t>
+      </w:r>
+      <w:r>
+        <w:t xml:space="preserve"> on a row — or a click anywhere on that row — opens the same form for that person, and </w:t>
+      </w:r>
+      <w:r>
+        <w:rPr>
+          <w:b/>
+        </w:rPr>
+        <w:t>Cancel</w:t>
+      </w:r>
+      <w:r>
+        <w:t xml:space="preserve"> closes it without saving.</w:t>
       </w:r>
     </w:p>
     <w:p>

--- a/PRODUCTION_MANUAL.docx
+++ b/PRODUCTION_MANUAL.docx
@@ -969,6 +969,64 @@
                 <w:sz w:val="19"/>
               </w:rPr>
               <w:t>Every voucher in the system, typed or automatic.</w:t>
+            </w:r>
+          </w:p>
+        </w:tc>
+      </w:tr>
+      <w:tr>
+        <w:tc>
+          <w:tcPr>
+            <w:tcW w:type="dxa" w:w="2880"/>
+          </w:tcPr>
+          <w:p>
+            <w:r>
+              <w:rPr>
+                <w:sz w:val="19"/>
+              </w:rPr>
+            </w:r>
+            <w:r>
+              <w:rPr>
+                <w:b/>
+                <w:sz w:val="19"/>
+              </w:rPr>
+              <w:t>Operations</w:t>
+            </w:r>
+          </w:p>
+        </w:tc>
+        <w:tc>
+          <w:tcPr>
+            <w:tcW w:type="dxa" w:w="2880"/>
+          </w:tcPr>
+          <w:p>
+            <w:r>
+              <w:rPr>
+                <w:sz w:val="19"/>
+              </w:rPr>
+            </w:r>
+            <w:r>
+              <w:rPr>
+                <w:b/>
+                <w:sz w:val="19"/>
+              </w:rPr>
+              <w:t>Customers &amp; Suppliers</w:t>
+            </w:r>
+          </w:p>
+        </w:tc>
+        <w:tc>
+          <w:tcPr>
+            <w:tcW w:type="dxa" w:w="2880"/>
+          </w:tcPr>
+          <w:p>
+            <w:r>
+              <w:rPr>
+                <w:sz w:val="19"/>
+              </w:rPr>
+            </w:r>
+            <w:r>
+              <w:rPr>
+                <w:sz w:val="19"/>
+              </w:rPr>
+              <w:t>The list of firms you trade with — customers, suppliers, or both.</w:t>
             </w:r>
           </w:p>
         </w:tc>
@@ -3519,7 +3577,16 @@
         <w:t>Sales Entry</w:t>
       </w:r>
       <w:r>
-        <w:t>, plus a read-only look at items so they can pick what they are selling. Neither is offered the Dashboard, the ledger, payroll or the financial reports — only the screens their own job needs.</w:t>
+        <w:t xml:space="preserve">, plus a read-only look at items so they can pick what they are selling. Neither is offered the Dashboard, the ledger, payroll or the financial reports — only the screens their own job needs. Both may also maintain </w:t>
+      </w:r>
+      <w:r>
+        <w:rPr>
+          <w:b/>
+        </w:rPr>
+        <w:t>Customers &amp; Suppliers</w:t>
+      </w:r>
+      <w:r>
+        <w:t>, because a sale or a purchase needs a partner that exists in the list — an administrator can narrow that to read-only if the list should be controlled centrally.</w:t>
       </w:r>
     </w:p>
     <w:p>
@@ -6006,6 +6073,293 @@
       </w:r>
       <w:r>
         <w:t>Total** row.</w:t>
+      </w:r>
+    </w:p>
+    <w:p>
+      <w:pPr>
+        <w:pStyle w:val="Heading2"/>
+      </w:pPr>
+      <w:r>
+        <w:rPr>
+          <w:color w:val="0F172A"/>
+        </w:rPr>
+        <w:t>Customers &amp; Suppliers</w:t>
+      </w:r>
+    </w:p>
+    <w:p>
+      <w:r>
+        <w:t xml:space="preserve">One list of the firms you trade with, with a </w:t>
+      </w:r>
+      <w:r>
+        <w:rPr>
+          <w:b/>
+        </w:rPr>
+        <w:t>Type</w:t>
+      </w:r>
+      <w:r>
+        <w:t xml:space="preserve"> of *Customer*, *Supplier*, or *Customer and Supplier*. A single list is deliberate: the same firm often buys from you and supplies you, and one record means one spelling of its name.</w:t>
+      </w:r>
+    </w:p>
+    <w:p>
+      <w:pPr>
+        <w:pStyle w:val="ListBullet"/>
+        <w:spacing w:after="40"/>
+      </w:pPr>
+      <w:r>
+        <w:t xml:space="preserve">Fields: </w:t>
+      </w:r>
+      <w:r>
+        <w:rPr>
+          <w:b/>
+        </w:rPr>
+        <w:t>Code</w:t>
+      </w:r>
+      <w:r>
+        <w:t xml:space="preserve">, </w:t>
+      </w:r>
+      <w:r>
+        <w:rPr>
+          <w:b/>
+        </w:rPr>
+        <w:t>Name</w:t>
+      </w:r>
+      <w:r>
+        <w:t xml:space="preserve">, </w:t>
+      </w:r>
+      <w:r>
+        <w:rPr>
+          <w:b/>
+        </w:rPr>
+        <w:t>Type</w:t>
+      </w:r>
+      <w:r>
+        <w:t xml:space="preserve">, </w:t>
+      </w:r>
+      <w:r>
+        <w:rPr>
+          <w:b/>
+        </w:rPr>
+        <w:t>Contact person</w:t>
+      </w:r>
+      <w:r>
+        <w:t xml:space="preserve">, </w:t>
+      </w:r>
+      <w:r>
+        <w:rPr>
+          <w:b/>
+        </w:rPr>
+        <w:t>Phone</w:t>
+      </w:r>
+      <w:r>
+        <w:t xml:space="preserve">, </w:t>
+      </w:r>
+      <w:r>
+        <w:rPr>
+          <w:b/>
+        </w:rPr>
+        <w:t>Email</w:t>
+      </w:r>
+      <w:r>
+        <w:t>,</w:t>
+      </w:r>
+    </w:p>
+    <w:p>
+      <w:r>
+        <w:rPr>
+          <w:b/>
+        </w:rPr>
+        <w:t>Address</w:t>
+      </w:r>
+      <w:r>
+        <w:t xml:space="preserve">, </w:t>
+      </w:r>
+      <w:r>
+        <w:rPr>
+          <w:b/>
+        </w:rPr>
+        <w:t>Credit days</w:t>
+      </w:r>
+      <w:r>
+        <w:t xml:space="preserve">, </w:t>
+      </w:r>
+      <w:r>
+        <w:rPr>
+          <w:b/>
+        </w:rPr>
+        <w:t>Active</w:t>
+      </w:r>
+      <w:r>
+        <w:t xml:space="preserve">. </w:t>
+      </w:r>
+      <w:r>
+        <w:rPr>
+          <w:b/>
+        </w:rPr>
+        <w:t>Credit days</w:t>
+      </w:r>
+      <w:r>
+        <w:t xml:space="preserve"> blank means no terms were agreed — which is not the same as zero, so leave it blank unless you know.</w:t>
+      </w:r>
+    </w:p>
+    <w:p>
+      <w:pPr>
+        <w:pStyle w:val="ListBullet"/>
+        <w:spacing w:after="40"/>
+      </w:pPr>
+      <w:r>
+        <w:t xml:space="preserve">Filters: </w:t>
+      </w:r>
+      <w:r>
+        <w:rPr>
+          <w:b/>
+        </w:rPr>
+        <w:t>Search name or code</w:t>
+      </w:r>
+      <w:r>
+        <w:t xml:space="preserve">, </w:t>
+      </w:r>
+      <w:r>
+        <w:rPr>
+          <w:b/>
+        </w:rPr>
+        <w:t>All types</w:t>
+      </w:r>
+      <w:r>
+        <w:t xml:space="preserve">, and an </w:t>
+      </w:r>
+      <w:r>
+        <w:rPr>
+          <w:b/>
+        </w:rPr>
+        <w:t>Active only</w:t>
+      </w:r>
+      <w:r>
+        <w:t xml:space="preserve"> tick. The</w:t>
+      </w:r>
+    </w:p>
+    <w:p>
+      <w:r>
+        <w:t>card's heading counts what is shown and how many are inactive.</w:t>
+      </w:r>
+    </w:p>
+    <w:p>
+      <w:pPr>
+        <w:pStyle w:val="ListBullet"/>
+        <w:spacing w:after="40"/>
+      </w:pPr>
+      <w:r>
+        <w:rPr>
+          <w:b/>
+        </w:rPr>
+        <w:t>Adopt existing names</w:t>
+      </w:r>
+      <w:r>
+        <w:t xml:space="preserve"> — see below.</w:t>
+      </w:r>
+    </w:p>
+    <w:p>
+      <w:pPr>
+        <w:pStyle w:val="ListBullet"/>
+        <w:spacing w:after="40"/>
+      </w:pPr>
+      <w:r>
+        <w:rPr>
+          <w:b/>
+        </w:rPr>
+        <w:t>Add customer or supplier</w:t>
+      </w:r>
+      <w:r>
+        <w:t xml:space="preserve"> opens the form. The </w:t>
+      </w:r>
+      <w:r>
+        <w:rPr>
+          <w:b/>
+        </w:rPr>
+        <w:t>Code</w:t>
+      </w:r>
+      <w:r>
+        <w:t xml:space="preserve"> is fixed once saved,</w:t>
+      </w:r>
+    </w:p>
+    <w:p>
+      <w:r>
+        <w:t xml:space="preserve">because sales and purchases point at it. </w:t>
+      </w:r>
+      <w:r>
+        <w:rPr>
+          <w:b/>
+        </w:rPr>
+        <w:t>Edit</w:t>
+      </w:r>
+      <w:r>
+        <w:t xml:space="preserve"> on a row opens the same form. </w:t>
+      </w:r>
+      <w:r>
+        <w:rPr>
+          <w:b/>
+        </w:rPr>
+        <w:t>Delete</w:t>
+      </w:r>
+      <w:r>
+        <w:t xml:space="preserve"> works only while nothing refers to the record; otherwise the server refuses and tells you to set it </w:t>
+      </w:r>
+      <w:r>
+        <w:rPr>
+          <w:b/>
+        </w:rPr>
+        <w:t>inactive</w:t>
+      </w:r>
+      <w:r>
+        <w:t xml:space="preserve"> instead.</w:t>
+      </w:r>
+    </w:p>
+    <w:p>
+      <w:pPr>
+        <w:pStyle w:val="ListBullet"/>
+        <w:spacing w:after="40"/>
+      </w:pPr>
+      <w:r>
+        <w:rPr>
+          <w:b/>
+        </w:rPr>
+        <w:t>Sales Entry</w:t>
+      </w:r>
+      <w:r>
+        <w:t xml:space="preserve"> and </w:t>
+      </w:r>
+      <w:r>
+        <w:rPr>
+          <w:b/>
+        </w:rPr>
+        <w:t>Purchase Entry</w:t>
+      </w:r>
+      <w:r>
+        <w:t xml:space="preserve"> pick the customer or supplier from this</w:t>
+      </w:r>
+    </w:p>
+    <w:p>
+      <w:r>
+        <w:t>list. If the list is empty those screens fall back to a plain text box, so a sale can still be recorded before the list is set up.</w:t>
+      </w:r>
+    </w:p>
+    <w:p>
+      <w:pPr>
+        <w:pStyle w:val="ListBullet"/>
+        <w:spacing w:after="40"/>
+      </w:pPr>
+      <w:r>
+        <w:rPr>
+          <w:b/>
+        </w:rPr>
+        <w:t>Adopt existing names</w:t>
+      </w:r>
+      <w:r>
+        <w:t xml:space="preserve"> is for a business that has already been trading. The</w:t>
+      </w:r>
+    </w:p>
+    <w:p>
+      <w:r>
+        <w:t>customer and supplier names already sitting on your posted sales and purchases are your real trading partners, so they are turned into records in one step — each one then claims the transactions carrying its name. It is safe to press more than once: names that already have a record are counted and left alone.</w:t>
       </w:r>
     </w:p>
     <w:p>
@@ -26539,7 +26893,92 @@
         <w:rPr>
           <w:color w:val="0F172A"/>
         </w:rPr>
-        <w:t>A short checklist before you go live</w:t>
+        <w:t>Test Case 26 — Add a customer, then sell to them</w:t>
+      </w:r>
+    </w:p>
+    <w:p>
+      <w:pPr>
+        <w:pStyle w:val="ListBullet"/>
+        <w:spacing w:after="40"/>
+      </w:pPr>
+      <w:r>
+        <w:rPr>
+          <w:b/>
+        </w:rPr>
+        <w:t>User Persona:</w:t>
+      </w:r>
+      <w:r>
+        <w:t xml:space="preserve"> </w:t>
+      </w:r>
+      <w:r>
+        <w:rPr>
+          <w:b/>
+        </w:rPr>
+        <w:t>Sales Staff</w:t>
+      </w:r>
+      <w:r>
+        <w:t xml:space="preserve"> or </w:t>
+      </w:r>
+      <w:r>
+        <w:rPr>
+          <w:b/>
+        </w:rPr>
+        <w:t>Admin</w:t>
+      </w:r>
+      <w:r>
+        <w:t>.</w:t>
+      </w:r>
+    </w:p>
+    <w:p>
+      <w:pPr>
+        <w:pStyle w:val="ListBullet"/>
+        <w:spacing w:after="40"/>
+      </w:pPr>
+      <w:r>
+        <w:rPr>
+          <w:b/>
+        </w:rPr>
+        <w:t>Objective:</w:t>
+      </w:r>
+      <w:r>
+        <w:t xml:space="preserve"> Create a customer record, sell to it, and see that the sale cannot</w:t>
+      </w:r>
+    </w:p>
+    <w:p>
+      <w:r>
+        <w:t>drift away from the record.</w:t>
+      </w:r>
+    </w:p>
+    <w:p>
+      <w:pPr>
+        <w:pStyle w:val="ListBullet"/>
+        <w:spacing w:after="40"/>
+      </w:pPr>
+      <w:r>
+        <w:rPr>
+          <w:b/>
+        </w:rPr>
+        <w:t>Prerequisites:</w:t>
+      </w:r>
+      <w:r>
+        <w:t xml:space="preserve"> Signed in as Sales Staff or Admin; sample data loaded (Test Case</w:t>
+      </w:r>
+    </w:p>
+    <w:p>
+      <w:r>
+        <w:t>8) so there is stock to sell.</w:t>
+      </w:r>
+    </w:p>
+    <w:p>
+      <w:pPr>
+        <w:pStyle w:val="ListBullet"/>
+        <w:spacing w:after="40"/>
+      </w:pPr>
+      <w:r>
+        <w:rPr>
+          <w:b/>
+        </w:rPr>
+        <w:t>Steps:</w:t>
       </w:r>
     </w:p>
     <w:p>
@@ -26548,27 +26987,16 @@
         <w:spacing w:after="40"/>
       </w:pPr>
       <w:r>
-        <w:rPr>
-          <w:b/>
-        </w:rPr>
-        <w:t>Configuration → Company details</w:t>
-      </w:r>
-      <w:r>
-        <w:t xml:space="preserve"> — set and </w:t>
-      </w:r>
-      <w:r>
-        <w:rPr>
-          <w:b/>
-        </w:rPr>
-        <w:t>Confirm</w:t>
-      </w:r>
-      <w:r>
-        <w:t xml:space="preserve"> the name, address and</w:t>
-      </w:r>
-    </w:p>
-    <w:p>
-      <w:r>
-        <w:t>phone.</w:t>
+        <w:t xml:space="preserve">Open </w:t>
+      </w:r>
+      <w:r>
+        <w:rPr>
+          <w:b/>
+        </w:rPr>
+        <w:t>Customers &amp; Suppliers</w:t>
+      </w:r>
+      <w:r>
+        <w:t>.</w:t>
       </w:r>
     </w:p>
     <w:p>
@@ -26577,135 +27005,25 @@
         <w:spacing w:after="40"/>
       </w:pPr>
       <w:r>
-        <w:rPr>
-          <w:b/>
-        </w:rPr>
-        <w:t>Configuration → VAT / AIT, TDS and VDS</w:t>
-      </w:r>
-      <w:r>
-        <w:t xml:space="preserve"> — set the rates your tax adviser</w:t>
-      </w:r>
-    </w:p>
-    <w:p>
-      <w:r>
-        <w:t>confirms, and confirm each row.</w:t>
-      </w:r>
-    </w:p>
-    <w:p>
-      <w:pPr>
-        <w:pStyle w:val="ListNumber"/>
-        <w:spacing w:after="40"/>
-      </w:pPr>
-      <w:r>
-        <w:rPr>
-          <w:b/>
-        </w:rPr>
-        <w:t>Configuration → Payroll</w:t>
-      </w:r>
-      <w:r>
-        <w:t xml:space="preserve"> — agree the salary components and deductions.</w:t>
-      </w:r>
-    </w:p>
-    <w:p>
-      <w:pPr>
-        <w:pStyle w:val="ListNumber"/>
-        <w:spacing w:after="40"/>
-      </w:pPr>
-      <w:r>
-        <w:rPr>
-          <w:b/>
-        </w:rPr>
-        <w:t>Configuration → Posting controls</w:t>
-      </w:r>
-      <w:r>
-        <w:t xml:space="preserve"> — decide whether reversals need a second</w:t>
-      </w:r>
-    </w:p>
-    <w:p>
-      <w:r>
-        <w:t xml:space="preserve">person, and whether any year is </w:t>
-      </w:r>
-      <w:r>
-        <w:rPr>
-          <w:b/>
-        </w:rPr>
-        <w:t>closed</w:t>
-      </w:r>
-      <w:r>
-        <w:t xml:space="preserve"> (</w:t>
-      </w:r>
-      <w:r>
-        <w:rPr>
-          <w:b/>
-        </w:rPr>
-        <w:t>Books closed through</w:t>
-      </w:r>
-      <w:r>
-        <w:t>). Leave it blank until you have reported a year.</w:t>
-      </w:r>
-    </w:p>
-    <w:p>
-      <w:pPr>
-        <w:pStyle w:val="ListNumber"/>
-        <w:spacing w:after="40"/>
-      </w:pPr>
-      <w:r>
-        <w:rPr>
-          <w:b/>
-        </w:rPr>
-        <w:t>Configuration → Sales documents</w:t>
-      </w:r>
-      <w:r>
-        <w:t xml:space="preserve"> — choose a plain receipt or a tax invoice.</w:t>
-      </w:r>
-    </w:p>
-    <w:p>
-      <w:pPr>
-        <w:pStyle w:val="ListNumber"/>
-        <w:spacing w:after="40"/>
-      </w:pPr>
-      <w:r>
-        <w:rPr>
-          <w:b/>
-        </w:rPr>
-        <w:t>Security</w:t>
-      </w:r>
-      <w:r>
-        <w:t xml:space="preserve"> — each user sets their own password, and turns on two-factor</w:t>
-      </w:r>
-    </w:p>
-    <w:p>
-      <w:r>
-        <w:t>authentication if required.</w:t>
-      </w:r>
-    </w:p>
-    <w:p>
-      <w:pPr>
-        <w:pStyle w:val="ListNumber"/>
-        <w:spacing w:after="40"/>
-      </w:pPr>
-      <w:r>
-        <w:rPr>
-          <w:b/>
-        </w:rPr>
-        <w:t>Roles &amp; Access</w:t>
-      </w:r>
-      <w:r>
-        <w:t xml:space="preserve"> — check the permission matrix matches the jobs people do,</w:t>
-      </w:r>
-    </w:p>
-    <w:p>
-      <w:r>
-        <w:t xml:space="preserve">and </w:t>
-      </w:r>
-      <w:r>
-        <w:rPr>
-          <w:b/>
-        </w:rPr>
-        <w:t>delete the five demo accounts</w:t>
-      </w:r>
-      <w:r>
-        <w:t xml:space="preserve"> (</w:t>
+        <w:t xml:space="preserve">Click </w:t>
+      </w:r>
+      <w:r>
+        <w:rPr>
+          <w:b/>
+        </w:rPr>
+        <w:t>Add customer or supplier</w:t>
+      </w:r>
+      <w:r>
+        <w:t xml:space="preserve">. Fill in </w:t>
+      </w:r>
+      <w:r>
+        <w:rPr>
+          <w:b/>
+        </w:rPr>
+        <w:t>Code</w:t>
+      </w:r>
+      <w:r>
+        <w:t xml:space="preserve"> </w:t>
       </w:r>
       <w:r>
         <w:rPr>
@@ -26713,47 +27031,530 @@
           <w:color w:val="1D4ED8"/>
           <w:sz w:val="19"/>
         </w:rPr>
-        <w:t>admin@rpci.demo</w:t>
-      </w:r>
-      <w:r>
-        <w:t xml:space="preserve"> and the rest) once your own administrators exist and can sign in.</w:t>
-      </w:r>
-    </w:p>
-    <w:p>
-      <w:pPr>
-        <w:pStyle w:val="ListNumber"/>
-        <w:spacing w:after="40"/>
-      </w:pPr>
-      <w:r>
-        <w:rPr>
-          <w:b/>
-        </w:rPr>
-        <w:t>Data</w:t>
-      </w:r>
-      <w:r>
-        <w:t xml:space="preserve"> — import your workbook, or start fresh and begin entering.</w:t>
-      </w:r>
-    </w:p>
-    <w:p>
-      <w:pPr>
-        <w:pStyle w:val="ListNumber"/>
-        <w:spacing w:after="40"/>
-      </w:pPr>
-      <w:r>
-        <w:rPr>
-          <w:b/>
-        </w:rPr>
-        <w:t>Backups</w:t>
-      </w:r>
-      <w:r>
-        <w:t xml:space="preserve"> — set up the nightly </w:t>
-      </w:r>
+        <w:t>CUS-100</w:t>
+      </w:r>
+      <w:r>
+        <w:t xml:space="preserve">, </w:t>
+      </w:r>
+      <w:r>
+        <w:rPr>
+          <w:b/>
+        </w:rPr>
+        <w:t>Name</w:t>
+      </w:r>
+    </w:p>
+    <w:p>
       <w:r>
         <w:rPr>
           <w:rFonts w:ascii="Consolas" w:hAnsi="Consolas"/>
           <w:color w:val="1D4ED8"/>
           <w:sz w:val="19"/>
         </w:rPr>
+        <w:t>Karim Enterprise</w:t>
+      </w:r>
+      <w:r>
+        <w:t xml:space="preserve">, </w:t>
+      </w:r>
+      <w:r>
+        <w:rPr>
+          <w:b/>
+        </w:rPr>
+        <w:t>Type</w:t>
+      </w:r>
+      <w:r>
+        <w:t xml:space="preserve"> </w:t>
+      </w:r>
+      <w:r>
+        <w:rPr>
+          <w:rFonts w:ascii="Consolas" w:hAnsi="Consolas"/>
+          <w:color w:val="1D4ED8"/>
+          <w:sz w:val="19"/>
+        </w:rPr>
+        <w:t>Customer</w:t>
+      </w:r>
+      <w:r>
+        <w:t>. Save.</w:t>
+      </w:r>
+    </w:p>
+    <w:p>
+      <w:pPr>
+        <w:pStyle w:val="ListNumber"/>
+        <w:spacing w:after="40"/>
+      </w:pPr>
+      <w:r>
+        <w:t xml:space="preserve">Open </w:t>
+      </w:r>
+      <w:r>
+        <w:rPr>
+          <w:b/>
+        </w:rPr>
+        <w:t>Sales Entry</w:t>
+      </w:r>
+      <w:r>
+        <w:t xml:space="preserve">. Look at the </w:t>
+      </w:r>
+      <w:r>
+        <w:rPr>
+          <w:b/>
+        </w:rPr>
+        <w:t>Customer</w:t>
+      </w:r>
+      <w:r>
+        <w:t xml:space="preserve"> field.</w:t>
+      </w:r>
+    </w:p>
+    <w:p>
+      <w:pPr>
+        <w:pStyle w:val="ListNumber"/>
+        <w:spacing w:after="40"/>
+      </w:pPr>
+      <w:r>
+        <w:t xml:space="preserve">Choose </w:t>
+      </w:r>
+      <w:r>
+        <w:rPr>
+          <w:rFonts w:ascii="Consolas" w:hAnsi="Consolas"/>
+          <w:color w:val="1D4ED8"/>
+          <w:sz w:val="19"/>
+        </w:rPr>
+        <w:t>Karim Enterprise</w:t>
+      </w:r>
+      <w:r>
+        <w:t>, pick an item with stock, and post the sale.</w:t>
+      </w:r>
+    </w:p>
+    <w:p>
+      <w:pPr>
+        <w:pStyle w:val="ListNumber"/>
+        <w:spacing w:after="40"/>
+      </w:pPr>
+      <w:r>
+        <w:t xml:space="preserve">Back on </w:t>
+      </w:r>
+      <w:r>
+        <w:rPr>
+          <w:b/>
+        </w:rPr>
+        <w:t>Customers &amp; Suppliers</w:t>
+      </w:r>
+      <w:r>
+        <w:t xml:space="preserve">, click </w:t>
+      </w:r>
+      <w:r>
+        <w:rPr>
+          <w:b/>
+        </w:rPr>
+        <w:t>Edit</w:t>
+      </w:r>
+      <w:r>
+        <w:t xml:space="preserve"> on </w:t>
+      </w:r>
+      <w:r>
+        <w:rPr>
+          <w:rFonts w:ascii="Consolas" w:hAnsi="Consolas"/>
+          <w:color w:val="1D4ED8"/>
+          <w:sz w:val="19"/>
+        </w:rPr>
+        <w:t>CUS-100</w:t>
+      </w:r>
+      <w:r>
+        <w:t>, change the name</w:t>
+      </w:r>
+    </w:p>
+    <w:p>
+      <w:r>
+        <w:t xml:space="preserve">to </w:t>
+      </w:r>
+      <w:r>
+        <w:rPr>
+          <w:rFonts w:ascii="Consolas" w:hAnsi="Consolas"/>
+          <w:color w:val="1D4ED8"/>
+          <w:sz w:val="19"/>
+        </w:rPr>
+        <w:t>Karim Enterprise Ltd</w:t>
+      </w:r>
+      <w:r>
+        <w:t>, and save.</w:t>
+      </w:r>
+    </w:p>
+    <w:p>
+      <w:pPr>
+        <w:pStyle w:val="ListNumber"/>
+        <w:spacing w:after="40"/>
+      </w:pPr>
+      <w:r>
+        <w:t xml:space="preserve">Open </w:t>
+      </w:r>
+      <w:r>
+        <w:rPr>
+          <w:b/>
+        </w:rPr>
+        <w:t>Sales Entry</w:t>
+      </w:r>
+      <w:r>
+        <w:t xml:space="preserve"> and look at the posted sale you just made.</w:t>
+      </w:r>
+    </w:p>
+    <w:p>
+      <w:pPr>
+        <w:pStyle w:val="ListNumber"/>
+        <w:spacing w:after="40"/>
+      </w:pPr>
+      <w:r>
+        <w:t xml:space="preserve">Try to </w:t>
+      </w:r>
+      <w:r>
+        <w:rPr>
+          <w:b/>
+        </w:rPr>
+        <w:t>Delete</w:t>
+      </w:r>
+      <w:r>
+        <w:t xml:space="preserve"> </w:t>
+      </w:r>
+      <w:r>
+        <w:rPr>
+          <w:rFonts w:ascii="Consolas" w:hAnsi="Consolas"/>
+          <w:color w:val="1D4ED8"/>
+          <w:sz w:val="19"/>
+        </w:rPr>
+        <w:t>CUS-100</w:t>
+      </w:r>
+      <w:r>
+        <w:t>.</w:t>
+      </w:r>
+    </w:p>
+    <w:p>
+      <w:pPr>
+        <w:pStyle w:val="ListBullet"/>
+        <w:spacing w:after="40"/>
+      </w:pPr>
+      <w:r>
+        <w:rPr>
+          <w:b/>
+        </w:rPr>
+        <w:t>Expected Behaviour:</w:t>
+      </w:r>
+      <w:r>
+        <w:t xml:space="preserve"> In step 3 the </w:t>
+      </w:r>
+      <w:r>
+        <w:rPr>
+          <w:b/>
+        </w:rPr>
+        <w:t>Customer</w:t>
+      </w:r>
+      <w:r>
+        <w:t xml:space="preserve"> box is a dropdown of your</w:t>
+      </w:r>
+    </w:p>
+    <w:p>
+      <w:r>
+        <w:t xml:space="preserve">customer records, not a free-text box. In step 6 the sale still shows the name it was </w:t>
+      </w:r>
+      <w:r>
+        <w:rPr>
+          <w:b/>
+        </w:rPr>
+        <w:t>posted under</w:t>
+      </w:r>
+      <w:r>
+        <w:t xml:space="preserve"> — a posted document keeps the name it was issued with, and it is the customer </w:t>
+      </w:r>
+      <w:r>
+        <w:rPr>
+          <w:b/>
+        </w:rPr>
+        <w:t>code</w:t>
+      </w:r>
+      <w:r>
+        <w:t xml:space="preserve"> behind it that ties the two together. In step 7 the delete is </w:t>
+      </w:r>
+      <w:r>
+        <w:rPr>
+          <w:b/>
+        </w:rPr>
+        <w:t>refused</w:t>
+      </w:r>
+      <w:r>
+        <w:t>, with a message saying how many transactions name the record and telling you to set it inactive instead.</w:t>
+      </w:r>
+    </w:p>
+    <w:p>
+      <w:pPr>
+        <w:pStyle w:val="ListBullet"/>
+        <w:spacing w:after="40"/>
+      </w:pPr>
+      <w:r>
+        <w:rPr>
+          <w:b/>
+        </w:rPr>
+        <w:t>Actual Results &amp; Calculation Explanation:</w:t>
+      </w:r>
+      <w:r>
+        <w:t xml:space="preserve"> The sale stores the customer's</w:t>
+      </w:r>
+    </w:p>
+    <w:p>
+      <w:r>
+        <w:rPr>
+          <w:b/>
+        </w:rPr>
+        <w:t>code</w:t>
+      </w:r>
+      <w:r>
+        <w:t xml:space="preserve">, which is what makes the sale belong to a specific firm rather than to a spelling of its name. The name is kept on the sale as well, as the document was issued under it. So renaming a customer corrects the </w:t>
+      </w:r>
+      <w:r>
+        <w:rPr>
+          <w:b/>
+        </w:rPr>
+        <w:t>master list</w:t>
+      </w:r>
+      <w:r>
+        <w:t xml:space="preserve"> and every report built from it — a balance, a statement, an ageing list — while a posted invoice keeps the name it was printed with, which is what an auditor expects to see. The code, not the name, is the identity, which is why the code is fixed after creation and why two firms may share a name without becoming one. Deletion is refused once any transaction refers to the record: the count is taken across sales and purchases, and removing the record would leave those transactions pointing at nothing. Setting it </w:t>
+      </w:r>
+      <w:r>
+        <w:rPr>
+          <w:b/>
+        </w:rPr>
+        <w:t>inactive</w:t>
+      </w:r>
+      <w:r>
+        <w:t xml:space="preserve"> keeps the history readable and simply stops it being offered on new transactions.</w:t>
+      </w:r>
+    </w:p>
+    <w:p>
+      <w:pPr>
+        <w:spacing w:before="40" w:after="160"/>
+        <w:pBdr>
+          <w:bottom w:val="single" w:sz="6" w:space="1" w:color="D6DBE2"/>
+        </w:pBdr>
+      </w:pPr>
+    </w:p>
+    <w:p>
+      <w:pPr>
+        <w:pStyle w:val="Heading1"/>
+      </w:pPr>
+      <w:r>
+        <w:rPr>
+          <w:color w:val="0F172A"/>
+        </w:rPr>
+        <w:t>A short checklist before you go live</w:t>
+      </w:r>
+    </w:p>
+    <w:p>
+      <w:pPr>
+        <w:pStyle w:val="ListNumber"/>
+        <w:spacing w:after="40"/>
+      </w:pPr>
+      <w:r>
+        <w:rPr>
+          <w:b/>
+        </w:rPr>
+        <w:t>Configuration → Company details</w:t>
+      </w:r>
+      <w:r>
+        <w:t xml:space="preserve"> — set and </w:t>
+      </w:r>
+      <w:r>
+        <w:rPr>
+          <w:b/>
+        </w:rPr>
+        <w:t>Confirm</w:t>
+      </w:r>
+      <w:r>
+        <w:t xml:space="preserve"> the name, address and</w:t>
+      </w:r>
+    </w:p>
+    <w:p>
+      <w:r>
+        <w:t>phone.</w:t>
+      </w:r>
+    </w:p>
+    <w:p>
+      <w:pPr>
+        <w:pStyle w:val="ListNumber"/>
+        <w:spacing w:after="40"/>
+      </w:pPr>
+      <w:r>
+        <w:rPr>
+          <w:b/>
+        </w:rPr>
+        <w:t>Configuration → VAT / AIT, TDS and VDS</w:t>
+      </w:r>
+      <w:r>
+        <w:t xml:space="preserve"> — set the rates your tax adviser</w:t>
+      </w:r>
+    </w:p>
+    <w:p>
+      <w:r>
+        <w:t>confirms, and confirm each row.</w:t>
+      </w:r>
+    </w:p>
+    <w:p>
+      <w:pPr>
+        <w:pStyle w:val="ListNumber"/>
+        <w:spacing w:after="40"/>
+      </w:pPr>
+      <w:r>
+        <w:rPr>
+          <w:b/>
+        </w:rPr>
+        <w:t>Configuration → Payroll</w:t>
+      </w:r>
+      <w:r>
+        <w:t xml:space="preserve"> — agree the salary components and deductions.</w:t>
+      </w:r>
+    </w:p>
+    <w:p>
+      <w:pPr>
+        <w:pStyle w:val="ListNumber"/>
+        <w:spacing w:after="40"/>
+      </w:pPr>
+      <w:r>
+        <w:rPr>
+          <w:b/>
+        </w:rPr>
+        <w:t>Configuration → Posting controls</w:t>
+      </w:r>
+      <w:r>
+        <w:t xml:space="preserve"> — decide whether reversals need a second</w:t>
+      </w:r>
+    </w:p>
+    <w:p>
+      <w:r>
+        <w:t xml:space="preserve">person, and whether any year is </w:t>
+      </w:r>
+      <w:r>
+        <w:rPr>
+          <w:b/>
+        </w:rPr>
+        <w:t>closed</w:t>
+      </w:r>
+      <w:r>
+        <w:t xml:space="preserve"> (</w:t>
+      </w:r>
+      <w:r>
+        <w:rPr>
+          <w:b/>
+        </w:rPr>
+        <w:t>Books closed through</w:t>
+      </w:r>
+      <w:r>
+        <w:t>). Leave it blank until you have reported a year.</w:t>
+      </w:r>
+    </w:p>
+    <w:p>
+      <w:pPr>
+        <w:pStyle w:val="ListNumber"/>
+        <w:spacing w:after="40"/>
+      </w:pPr>
+      <w:r>
+        <w:rPr>
+          <w:b/>
+        </w:rPr>
+        <w:t>Configuration → Sales documents</w:t>
+      </w:r>
+      <w:r>
+        <w:t xml:space="preserve"> — choose a plain receipt or a tax invoice.</w:t>
+      </w:r>
+    </w:p>
+    <w:p>
+      <w:pPr>
+        <w:pStyle w:val="ListNumber"/>
+        <w:spacing w:after="40"/>
+      </w:pPr>
+      <w:r>
+        <w:rPr>
+          <w:b/>
+        </w:rPr>
+        <w:t>Security</w:t>
+      </w:r>
+      <w:r>
+        <w:t xml:space="preserve"> — each user sets their own password, and turns on two-factor</w:t>
+      </w:r>
+    </w:p>
+    <w:p>
+      <w:r>
+        <w:t>authentication if required.</w:t>
+      </w:r>
+    </w:p>
+    <w:p>
+      <w:pPr>
+        <w:pStyle w:val="ListNumber"/>
+        <w:spacing w:after="40"/>
+      </w:pPr>
+      <w:r>
+        <w:rPr>
+          <w:b/>
+        </w:rPr>
+        <w:t>Roles &amp; Access</w:t>
+      </w:r>
+      <w:r>
+        <w:t xml:space="preserve"> — check the permission matrix matches the jobs people do,</w:t>
+      </w:r>
+    </w:p>
+    <w:p>
+      <w:r>
+        <w:t xml:space="preserve">and </w:t>
+      </w:r>
+      <w:r>
+        <w:rPr>
+          <w:b/>
+        </w:rPr>
+        <w:t>delete the five demo accounts</w:t>
+      </w:r>
+      <w:r>
+        <w:t xml:space="preserve"> (</w:t>
+      </w:r>
+      <w:r>
+        <w:rPr>
+          <w:rFonts w:ascii="Consolas" w:hAnsi="Consolas"/>
+          <w:color w:val="1D4ED8"/>
+          <w:sz w:val="19"/>
+        </w:rPr>
+        <w:t>admin@rpci.demo</w:t>
+      </w:r>
+      <w:r>
+        <w:t xml:space="preserve"> and the rest) once your own administrators exist and can sign in.</w:t>
+      </w:r>
+    </w:p>
+    <w:p>
+      <w:pPr>
+        <w:pStyle w:val="ListNumber"/>
+        <w:spacing w:after="40"/>
+      </w:pPr>
+      <w:r>
+        <w:rPr>
+          <w:b/>
+        </w:rPr>
+        <w:t>Data</w:t>
+      </w:r>
+      <w:r>
+        <w:t xml:space="preserve"> — import your workbook, or start fresh and begin entering.</w:t>
+      </w:r>
+    </w:p>
+    <w:p>
+      <w:pPr>
+        <w:pStyle w:val="ListNumber"/>
+        <w:spacing w:after="40"/>
+      </w:pPr>
+      <w:r>
+        <w:rPr>
+          <w:b/>
+        </w:rPr>
+        <w:t>Backups</w:t>
+      </w:r>
+      <w:r>
+        <w:t xml:space="preserve"> — set up the nightly </w:t>
+      </w:r>
+      <w:r>
+        <w:rPr>
+          <w:rFonts w:ascii="Consolas" w:hAnsi="Consolas"/>
+          <w:color w:val="1D4ED8"/>
+          <w:sz w:val="19"/>
+        </w:rPr>
         <w:t>backup_db.py</w:t>
       </w:r>
       <w:r>
@@ -26821,6 +27622,26 @@
     <w:p>
       <w:r>
         <w:t>your workbook, before the first purchase, production run or sale. Nothing can be bought, made or sold until its item exists.</w:t>
+      </w:r>
+    </w:p>
+    <w:p>
+      <w:pPr>
+        <w:pStyle w:val="ListNumber"/>
+        <w:spacing w:after="40"/>
+      </w:pPr>
+      <w:r>
+        <w:rPr>
+          <w:b/>
+        </w:rPr>
+        <w:t>Customers &amp; Suppliers</w:t>
+      </w:r>
+      <w:r>
+        <w:t xml:space="preserve"> — if you have been trading already, press **Adopt</w:t>
+      </w:r>
+    </w:p>
+    <w:p>
+      <w:r>
+        <w:t>existing names** to turn the names on your posted transactions into records in one step. Otherwise add your main customers and suppliers by hand. Sales and purchases pick from this list.</w:t>
       </w:r>
     </w:p>
     <w:sectPr>

--- a/PRODUCTION_MANUAL.docx
+++ b/PRODUCTION_MANUAL.docx
@@ -1027,6 +1027,64 @@
                 <w:sz w:val="19"/>
               </w:rPr>
               <w:t>The list of firms you trade with — customers, suppliers, or both.</w:t>
+            </w:r>
+          </w:p>
+        </w:tc>
+      </w:tr>
+      <w:tr>
+        <w:tc>
+          <w:tcPr>
+            <w:tcW w:type="dxa" w:w="2880"/>
+          </w:tcPr>
+          <w:p>
+            <w:r>
+              <w:rPr>
+                <w:sz w:val="19"/>
+              </w:rPr>
+            </w:r>
+            <w:r>
+              <w:rPr>
+                <w:b/>
+                <w:sz w:val="19"/>
+              </w:rPr>
+              <w:t>Operations</w:t>
+            </w:r>
+          </w:p>
+        </w:tc>
+        <w:tc>
+          <w:tcPr>
+            <w:tcW w:type="dxa" w:w="2880"/>
+          </w:tcPr>
+          <w:p>
+            <w:r>
+              <w:rPr>
+                <w:sz w:val="19"/>
+              </w:rPr>
+            </w:r>
+            <w:r>
+              <w:rPr>
+                <w:b/>
+                <w:sz w:val="19"/>
+              </w:rPr>
+              <w:t>Receipts &amp; Payments</w:t>
+            </w:r>
+          </w:p>
+        </w:tc>
+        <w:tc>
+          <w:tcPr>
+            <w:tcW w:type="dxa" w:w="2880"/>
+          </w:tcPr>
+          <w:p>
+            <w:r>
+              <w:rPr>
+                <w:sz w:val="19"/>
+              </w:rPr>
+            </w:r>
+            <w:r>
+              <w:rPr>
+                <w:sz w:val="19"/>
+              </w:rPr>
+              <w:t>Money in from customers, money out to suppliers, and what is still owed.</w:t>
             </w:r>
           </w:p>
         </w:tc>
@@ -6370,6 +6428,292 @@
         <w:rPr>
           <w:color w:val="0F172A"/>
         </w:rPr>
+        <w:t>Receipts &amp; Payments</w:t>
+      </w:r>
+    </w:p>
+    <w:p>
+      <w:r>
+        <w:t xml:space="preserve">Money in from a customer and money out to a supplier, in one place, and the answer to </w:t>
+      </w:r>
+      <w:r>
+        <w:rPr>
+          <w:b/>
+        </w:rPr>
+        <w:t>what is still owed</w:t>
+      </w:r>
+      <w:r>
+        <w:t>. This is the screen that makes a customer balance possible, because the money is attached to the customer record rather than left in a journal entry.</w:t>
+      </w:r>
+    </w:p>
+    <w:p>
+      <w:pPr>
+        <w:pStyle w:val="ListBullet"/>
+        <w:spacing w:after="40"/>
+      </w:pPr>
+      <w:r>
+        <w:rPr>
+          <w:b/>
+        </w:rPr>
+        <w:t>Outstanding invoices</w:t>
+      </w:r>
+      <w:r>
+        <w:t xml:space="preserve"> — every invoice that is not fully settled, showing</w:t>
+      </w:r>
+    </w:p>
+    <w:p>
+      <w:r>
+        <w:rPr>
+          <w:b/>
+        </w:rPr>
+        <w:t>Date, Invoice, Customer or supplier, Total, Settled, Outstanding</w:t>
+      </w:r>
+      <w:r>
+        <w:t>. It covers both directions: sales you are owed for, and purchases you owe.</w:t>
+      </w:r>
+    </w:p>
+    <w:p>
+      <w:pPr>
+        <w:pStyle w:val="ListBullet"/>
+        <w:spacing w:after="40"/>
+      </w:pPr>
+      <w:r>
+        <w:rPr>
+          <w:b/>
+        </w:rPr>
+        <w:t>Settle</w:t>
+      </w:r>
+      <w:r>
+        <w:t xml:space="preserve"> on a row opens the form already filled in for that invoice.</w:t>
+      </w:r>
+    </w:p>
+    <w:p>
+      <w:pPr>
+        <w:pStyle w:val="ListBullet"/>
+        <w:spacing w:after="40"/>
+      </w:pPr>
+      <w:r>
+        <w:rPr>
+          <w:b/>
+        </w:rPr>
+        <w:t>Receive money</w:t>
+      </w:r>
+      <w:r>
+        <w:t xml:space="preserve"> / </w:t>
+      </w:r>
+      <w:r>
+        <w:rPr>
+          <w:b/>
+        </w:rPr>
+        <w:t>Pay supplier</w:t>
+      </w:r>
+      <w:r>
+        <w:t xml:space="preserve"> open an empty form.</w:t>
+      </w:r>
+    </w:p>
+    <w:p>
+      <w:pPr>
+        <w:pStyle w:val="ListBullet"/>
+        <w:spacing w:after="40"/>
+      </w:pPr>
+      <w:r>
+        <w:t xml:space="preserve">The form: </w:t>
+      </w:r>
+      <w:r>
+        <w:rPr>
+          <w:b/>
+        </w:rPr>
+        <w:t>Type</w:t>
+      </w:r>
+      <w:r>
+        <w:t xml:space="preserve"> (Receipt = money in, Payment = money out), </w:t>
+      </w:r>
+      <w:r>
+        <w:rPr>
+          <w:b/>
+        </w:rPr>
+        <w:t>Customer</w:t>
+      </w:r>
+      <w:r>
+        <w:t xml:space="preserve"> or</w:t>
+      </w:r>
+    </w:p>
+    <w:p>
+      <w:r>
+        <w:rPr>
+          <w:b/>
+        </w:rPr>
+        <w:t>Supplier</w:t>
+      </w:r>
+      <w:r>
+        <w:t xml:space="preserve">, </w:t>
+      </w:r>
+      <w:r>
+        <w:rPr>
+          <w:b/>
+        </w:rPr>
+        <w:t>Date</w:t>
+      </w:r>
+      <w:r>
+        <w:t xml:space="preserve">, </w:t>
+      </w:r>
+      <w:r>
+        <w:rPr>
+          <w:b/>
+        </w:rPr>
+        <w:t>Amount</w:t>
+      </w:r>
+      <w:r>
+        <w:t xml:space="preserve">, </w:t>
+      </w:r>
+      <w:r>
+        <w:rPr>
+          <w:b/>
+        </w:rPr>
+        <w:t>Account</w:t>
+      </w:r>
+      <w:r>
+        <w:t xml:space="preserve"> (the cash or bank account the money moved through), </w:t>
+      </w:r>
+      <w:r>
+        <w:rPr>
+          <w:b/>
+        </w:rPr>
+        <w:t>Reference</w:t>
+      </w:r>
+      <w:r>
+        <w:t xml:space="preserve"> (cheque number), </w:t>
+      </w:r>
+      <w:r>
+        <w:rPr>
+          <w:b/>
+        </w:rPr>
+        <w:t>Note</w:t>
+      </w:r>
+      <w:r>
+        <w:t xml:space="preserve">, and the list of </w:t>
+      </w:r>
+      <w:r>
+        <w:rPr>
+          <w:b/>
+        </w:rPr>
+        <w:t>Invoices this settles</w:t>
+      </w:r>
+      <w:r>
+        <w:t>.</w:t>
+      </w:r>
+    </w:p>
+    <w:p>
+      <w:pPr>
+        <w:pStyle w:val="ListBullet"/>
+        <w:spacing w:after="40"/>
+      </w:pPr>
+      <w:r>
+        <w:rPr>
+          <w:b/>
+        </w:rPr>
+        <w:t>Preview entry</w:t>
+      </w:r>
+      <w:r>
+        <w:t xml:space="preserve"> shows the two journal lines before anything is posted —</w:t>
+      </w:r>
+    </w:p>
+    <w:p>
+      <w:r>
+        <w:t>*Debit* the bank and *Credit* receivables for a receipt, the reverse for a payment — with how much settles invoices and how much is held on account.</w:t>
+      </w:r>
+    </w:p>
+    <w:p>
+      <w:pPr>
+        <w:pStyle w:val="ListBullet"/>
+        <w:spacing w:after="40"/>
+      </w:pPr>
+      <w:r>
+        <w:rPr>
+          <w:b/>
+        </w:rPr>
+        <w:t>Receipts &amp; payments</w:t>
+      </w:r>
+      <w:r>
+        <w:t xml:space="preserve"> — the list, newest first: **Voucher, Type, Customer or</w:t>
+      </w:r>
+    </w:p>
+    <w:p>
+      <w:r>
+        <w:t>supplier, Amount, On account, Settles, Recorded by**.</w:t>
+      </w:r>
+    </w:p>
+    <w:p>
+      <w:pPr>
+        <w:pStyle w:val="ListBullet"/>
+        <w:spacing w:after="40"/>
+      </w:pPr>
+      <w:r>
+        <w:rPr>
+          <w:b/>
+        </w:rPr>
+        <w:t>Apply</w:t>
+      </w:r>
+      <w:r>
+        <w:t xml:space="preserve"> on a payment with money on account opens the allocation panel.</w:t>
+      </w:r>
+    </w:p>
+    <w:p>
+      <w:pPr>
+        <w:pStyle w:val="ListBullet"/>
+        <w:spacing w:after="40"/>
+      </w:pPr>
+      <w:r>
+        <w:rPr>
+          <w:b/>
+        </w:rPr>
+        <w:t>Reverse</w:t>
+      </w:r>
+      <w:r>
+        <w:t xml:space="preserve"> undoes a receipt or payment, with a reason. The invoices it had</w:t>
+      </w:r>
+    </w:p>
+    <w:p>
+      <w:r>
+        <w:t>settled go back to outstanding, and nothing is edited or deleted.</w:t>
+      </w:r>
+    </w:p>
+    <w:p>
+      <w:pPr>
+        <w:pStyle w:val="ListBullet"/>
+        <w:spacing w:after="40"/>
+      </w:pPr>
+      <w:r>
+        <w:rPr>
+          <w:b/>
+        </w:rPr>
+        <w:t>Money on account</w:t>
+      </w:r>
+      <w:r>
+        <w:t xml:space="preserve"> is the important idea: a receipt or payment with no invoice</w:t>
+      </w:r>
+    </w:p>
+    <w:p>
+      <w:r>
+        <w:t xml:space="preserve">against it is held for that customer or supplier, not lost. </w:t>
+      </w:r>
+      <w:r>
+        <w:rPr>
+          <w:b/>
+        </w:rPr>
+        <w:t>Apply</w:t>
+      </w:r>
+      <w:r>
+        <w:t xml:space="preserve"> puts it against invoices later — which is exactly what a deposit or an advance is.</w:t>
+      </w:r>
+    </w:p>
+    <w:p>
+      <w:pPr>
+        <w:pStyle w:val="Heading2"/>
+      </w:pPr>
+      <w:r>
+        <w:rPr>
+          <w:color w:val="0F172A"/>
+        </w:rPr>
         <w:t>Inventory &amp; BOM</w:t>
       </w:r>
     </w:p>
@@ -27340,7 +27684,92 @@
         <w:rPr>
           <w:color w:val="0F172A"/>
         </w:rPr>
-        <w:t>A short checklist before you go live</w:t>
+        <w:t>Test Case 27 — Take a customer's money, and settle an invoice</w:t>
+      </w:r>
+    </w:p>
+    <w:p>
+      <w:pPr>
+        <w:pStyle w:val="ListBullet"/>
+        <w:spacing w:after="40"/>
+      </w:pPr>
+      <w:r>
+        <w:rPr>
+          <w:b/>
+        </w:rPr>
+        <w:t>User Persona:</w:t>
+      </w:r>
+      <w:r>
+        <w:t xml:space="preserve"> </w:t>
+      </w:r>
+      <w:r>
+        <w:rPr>
+          <w:b/>
+        </w:rPr>
+        <w:t>Admin</w:t>
+      </w:r>
+      <w:r>
+        <w:t xml:space="preserve"> or </w:t>
+      </w:r>
+      <w:r>
+        <w:rPr>
+          <w:b/>
+        </w:rPr>
+        <w:t>Accountant</w:t>
+      </w:r>
+      <w:r>
+        <w:t xml:space="preserve"> (receipts and payments are an</w:t>
+      </w:r>
+    </w:p>
+    <w:p>
+      <w:r>
+        <w:t>accounting job; an administrator can widen this per user from Roles &amp; Access).</w:t>
+      </w:r>
+    </w:p>
+    <w:p>
+      <w:pPr>
+        <w:pStyle w:val="ListBullet"/>
+        <w:spacing w:after="40"/>
+      </w:pPr>
+      <w:r>
+        <w:rPr>
+          <w:b/>
+        </w:rPr>
+        <w:t>Objective:</w:t>
+      </w:r>
+      <w:r>
+        <w:t xml:space="preserve"> Record money received, settle an invoice with it, and see the</w:t>
+      </w:r>
+    </w:p>
+    <w:p>
+      <w:r>
+        <w:t>balance answer itself.</w:t>
+      </w:r>
+    </w:p>
+    <w:p>
+      <w:pPr>
+        <w:pStyle w:val="ListBullet"/>
+        <w:spacing w:after="40"/>
+      </w:pPr>
+      <w:r>
+        <w:rPr>
+          <w:b/>
+        </w:rPr>
+        <w:t>Prerequisites:</w:t>
+      </w:r>
+      <w:r>
+        <w:t xml:space="preserve"> Test Case 26 done, so there is a customer and a posted sale.</w:t>
+      </w:r>
+    </w:p>
+    <w:p>
+      <w:pPr>
+        <w:pStyle w:val="ListBullet"/>
+        <w:spacing w:after="40"/>
+      </w:pPr>
+      <w:r>
+        <w:rPr>
+          <w:b/>
+        </w:rPr>
+        <w:t>Steps:</w:t>
       </w:r>
     </w:p>
     <w:p>
@@ -27349,27 +27778,16 @@
         <w:spacing w:after="40"/>
       </w:pPr>
       <w:r>
-        <w:rPr>
-          <w:b/>
-        </w:rPr>
-        <w:t>Configuration → Company details</w:t>
-      </w:r>
-      <w:r>
-        <w:t xml:space="preserve"> — set and </w:t>
-      </w:r>
-      <w:r>
-        <w:rPr>
-          <w:b/>
-        </w:rPr>
-        <w:t>Confirm</w:t>
-      </w:r>
-      <w:r>
-        <w:t xml:space="preserve"> the name, address and</w:t>
-      </w:r>
-    </w:p>
-    <w:p>
-      <w:r>
-        <w:t>phone.</w:t>
+        <w:t xml:space="preserve">Open </w:t>
+      </w:r>
+      <w:r>
+        <w:rPr>
+          <w:b/>
+        </w:rPr>
+        <w:t>Receipts &amp; Payments</w:t>
+      </w:r>
+      <w:r>
+        <w:t>.</w:t>
       </w:r>
     </w:p>
     <w:p>
@@ -27378,18 +27796,45 @@
         <w:spacing w:after="40"/>
       </w:pPr>
       <w:r>
-        <w:rPr>
-          <w:b/>
-        </w:rPr>
-        <w:t>Configuration → VAT / AIT, TDS and VDS</w:t>
-      </w:r>
-      <w:r>
-        <w:t xml:space="preserve"> — set the rates your tax adviser</w:t>
-      </w:r>
-    </w:p>
-    <w:p>
-      <w:r>
-        <w:t>confirms, and confirm each row.</w:t>
+        <w:t xml:space="preserve">In </w:t>
+      </w:r>
+      <w:r>
+        <w:rPr>
+          <w:b/>
+        </w:rPr>
+        <w:t>Outstanding invoices</w:t>
+      </w:r>
+      <w:r>
+        <w:t>, find the sale from Test Case 26 and read its</w:t>
+      </w:r>
+    </w:p>
+    <w:p>
+      <w:r>
+        <w:rPr>
+          <w:b/>
+        </w:rPr>
+        <w:t>Total</w:t>
+      </w:r>
+      <w:r>
+        <w:t xml:space="preserve">, </w:t>
+      </w:r>
+      <w:r>
+        <w:rPr>
+          <w:b/>
+        </w:rPr>
+        <w:t>Settled</w:t>
+      </w:r>
+      <w:r>
+        <w:t xml:space="preserve"> and </w:t>
+      </w:r>
+      <w:r>
+        <w:rPr>
+          <w:b/>
+        </w:rPr>
+        <w:t>Outstanding</w:t>
+      </w:r>
+      <w:r>
+        <w:t>.</w:t>
       </w:r>
     </w:p>
     <w:p>
@@ -27398,13 +27843,16 @@
         <w:spacing w:after="40"/>
       </w:pPr>
       <w:r>
-        <w:rPr>
-          <w:b/>
-        </w:rPr>
-        <w:t>Configuration → Payroll</w:t>
-      </w:r>
-      <w:r>
-        <w:t xml:space="preserve"> — agree the salary components and deductions.</w:t>
+        <w:t xml:space="preserve">Click </w:t>
+      </w:r>
+      <w:r>
+        <w:rPr>
+          <w:b/>
+        </w:rPr>
+        <w:t>Settle</w:t>
+      </w:r>
+      <w:r>
+        <w:t xml:space="preserve"> on that row.</w:t>
       </w:r>
     </w:p>
     <w:p>
@@ -27413,100 +27861,25 @@
         <w:spacing w:after="40"/>
       </w:pPr>
       <w:r>
-        <w:rPr>
-          <w:b/>
-        </w:rPr>
-        <w:t>Configuration → Posting controls</w:t>
-      </w:r>
-      <w:r>
-        <w:t xml:space="preserve"> — decide whether reversals need a second</w:t>
-      </w:r>
-    </w:p>
-    <w:p>
-      <w:r>
-        <w:t xml:space="preserve">person, and whether any year is </w:t>
-      </w:r>
-      <w:r>
-        <w:rPr>
-          <w:b/>
-        </w:rPr>
-        <w:t>closed</w:t>
-      </w:r>
-      <w:r>
-        <w:t xml:space="preserve"> (</w:t>
-      </w:r>
-      <w:r>
-        <w:rPr>
-          <w:b/>
-        </w:rPr>
-        <w:t>Books closed through</w:t>
-      </w:r>
-      <w:r>
-        <w:t>). Leave it blank until you have reported a year.</w:t>
-      </w:r>
-    </w:p>
-    <w:p>
-      <w:pPr>
-        <w:pStyle w:val="ListNumber"/>
-        <w:spacing w:after="40"/>
-      </w:pPr>
-      <w:r>
-        <w:rPr>
-          <w:b/>
-        </w:rPr>
-        <w:t>Configuration → Sales documents</w:t>
-      </w:r>
-      <w:r>
-        <w:t xml:space="preserve"> — choose a plain receipt or a tax invoice.</w:t>
-      </w:r>
-    </w:p>
-    <w:p>
-      <w:pPr>
-        <w:pStyle w:val="ListNumber"/>
-        <w:spacing w:after="40"/>
-      </w:pPr>
-      <w:r>
-        <w:rPr>
-          <w:b/>
-        </w:rPr>
-        <w:t>Security</w:t>
-      </w:r>
-      <w:r>
-        <w:t xml:space="preserve"> — each user sets their own password, and turns on two-factor</w:t>
-      </w:r>
-    </w:p>
-    <w:p>
-      <w:r>
-        <w:t>authentication if required.</w:t>
-      </w:r>
-    </w:p>
-    <w:p>
-      <w:pPr>
-        <w:pStyle w:val="ListNumber"/>
-        <w:spacing w:after="40"/>
-      </w:pPr>
-      <w:r>
-        <w:rPr>
-          <w:b/>
-        </w:rPr>
-        <w:t>Roles &amp; Access</w:t>
-      </w:r>
-      <w:r>
-        <w:t xml:space="preserve"> — check the permission matrix matches the jobs people do,</w:t>
-      </w:r>
-    </w:p>
-    <w:p>
-      <w:r>
-        <w:t xml:space="preserve">and </w:t>
-      </w:r>
-      <w:r>
-        <w:rPr>
-          <w:b/>
-        </w:rPr>
-        <w:t>delete the five demo accounts</w:t>
-      </w:r>
-      <w:r>
-        <w:t xml:space="preserve"> (</w:t>
+        <w:t xml:space="preserve">Check the </w:t>
+      </w:r>
+      <w:r>
+        <w:rPr>
+          <w:b/>
+        </w:rPr>
+        <w:t>Amount</w:t>
+      </w:r>
+      <w:r>
+        <w:t xml:space="preserve"> is the outstanding figure, set </w:t>
+      </w:r>
+      <w:r>
+        <w:rPr>
+          <w:b/>
+        </w:rPr>
+        <w:t>Account</w:t>
+      </w:r>
+      <w:r>
+        <w:t xml:space="preserve"> to </w:t>
       </w:r>
       <w:r>
         <w:rPr>
@@ -27514,40 +27887,24 @@
           <w:color w:val="1D4ED8"/>
           <w:sz w:val="19"/>
         </w:rPr>
-        <w:t>admin@rpci.demo</w:t>
-      </w:r>
-      <w:r>
-        <w:t xml:space="preserve"> and the rest) once your own administrators exist and can sign in.</w:t>
-      </w:r>
-    </w:p>
-    <w:p>
-      <w:pPr>
-        <w:pStyle w:val="ListNumber"/>
-        <w:spacing w:after="40"/>
-      </w:pPr>
-      <w:r>
-        <w:rPr>
-          <w:b/>
-        </w:rPr>
-        <w:t>Data</w:t>
-      </w:r>
-      <w:r>
-        <w:t xml:space="preserve"> — import your workbook, or start fresh and begin entering.</w:t>
-      </w:r>
-    </w:p>
-    <w:p>
-      <w:pPr>
-        <w:pStyle w:val="ListNumber"/>
-        <w:spacing w:after="40"/>
-      </w:pPr>
-      <w:r>
-        <w:rPr>
-          <w:b/>
-        </w:rPr>
-        <w:t>Backups</w:t>
-      </w:r>
-      <w:r>
-        <w:t xml:space="preserve"> — set up the nightly </w:t>
+        <w:t>1010</w:t>
+      </w:r>
+      <w:r>
+        <w:t>, and</w:t>
+      </w:r>
+    </w:p>
+    <w:p>
+      <w:r>
+        <w:t xml:space="preserve">type a </w:t>
+      </w:r>
+      <w:r>
+        <w:rPr>
+          <w:b/>
+        </w:rPr>
+        <w:t>Reference</w:t>
+      </w:r>
+      <w:r>
+        <w:t xml:space="preserve"> such as </w:t>
       </w:r>
       <w:r>
         <w:rPr>
@@ -27555,6 +27912,786 @@
           <w:color w:val="1D4ED8"/>
           <w:sz w:val="19"/>
         </w:rPr>
+        <w:t>CHQ-1001</w:t>
+      </w:r>
+      <w:r>
+        <w:t>.</w:t>
+      </w:r>
+    </w:p>
+    <w:p>
+      <w:pPr>
+        <w:pStyle w:val="ListNumber"/>
+        <w:spacing w:after="40"/>
+      </w:pPr>
+      <w:r>
+        <w:t xml:space="preserve">Click </w:t>
+      </w:r>
+      <w:r>
+        <w:rPr>
+          <w:b/>
+        </w:rPr>
+        <w:t>Preview entry</w:t>
+      </w:r>
+      <w:r>
+        <w:t xml:space="preserve"> and read the two lines.</w:t>
+      </w:r>
+    </w:p>
+    <w:p>
+      <w:pPr>
+        <w:pStyle w:val="ListNumber"/>
+        <w:spacing w:after="40"/>
+      </w:pPr>
+      <w:r>
+        <w:t xml:space="preserve">Click </w:t>
+      </w:r>
+      <w:r>
+        <w:rPr>
+          <w:b/>
+        </w:rPr>
+        <w:t>Record</w:t>
+      </w:r>
+      <w:r>
+        <w:t>.</w:t>
+      </w:r>
+    </w:p>
+    <w:p>
+      <w:pPr>
+        <w:pStyle w:val="ListNumber"/>
+        <w:spacing w:after="40"/>
+      </w:pPr>
+      <w:r>
+        <w:t xml:space="preserve">Look at </w:t>
+      </w:r>
+      <w:r>
+        <w:rPr>
+          <w:b/>
+        </w:rPr>
+        <w:t>Outstanding invoices</w:t>
+      </w:r>
+      <w:r>
+        <w:t xml:space="preserve"> again, and at </w:t>
+      </w:r>
+      <w:r>
+        <w:rPr>
+          <w:b/>
+        </w:rPr>
+        <w:t>Journal Entries</w:t>
+      </w:r>
+      <w:r>
+        <w:t>.</w:t>
+      </w:r>
+    </w:p>
+    <w:p>
+      <w:pPr>
+        <w:pStyle w:val="ListBullet"/>
+        <w:spacing w:after="40"/>
+      </w:pPr>
+      <w:r>
+        <w:rPr>
+          <w:b/>
+        </w:rPr>
+        <w:t>Expected Behaviour:</w:t>
+      </w:r>
+      <w:r>
+        <w:t xml:space="preserve"> In step 3 the form opens with </w:t>
+      </w:r>
+      <w:r>
+        <w:rPr>
+          <w:b/>
+        </w:rPr>
+        <w:t>Type</w:t>
+      </w:r>
+      <w:r>
+        <w:t xml:space="preserve">, the </w:t>
+      </w:r>
+      <w:r>
+        <w:rPr>
+          <w:b/>
+        </w:rPr>
+        <w:t>Customer</w:t>
+      </w:r>
+    </w:p>
+    <w:p>
+      <w:r>
+        <w:t xml:space="preserve">and the </w:t>
+      </w:r>
+      <w:r>
+        <w:rPr>
+          <w:b/>
+        </w:rPr>
+        <w:t>Amount</w:t>
+      </w:r>
+      <w:r>
+        <w:t xml:space="preserve"> already filled from the invoice. Step 5 shows exactly two lines — bank debited, receivables credited, for the same amount — and no difference. Step 7: the invoice has gone from the outstanding list, the receipt appears in </w:t>
+      </w:r>
+      <w:r>
+        <w:rPr>
+          <w:b/>
+        </w:rPr>
+        <w:t>Receipts &amp; payments</w:t>
+      </w:r>
+      <w:r>
+        <w:t xml:space="preserve"> with </w:t>
+      </w:r>
+      <w:r>
+        <w:rPr>
+          <w:b/>
+        </w:rPr>
+        <w:t>On account</w:t>
+      </w:r>
+      <w:r>
+        <w:t xml:space="preserve"> empty, and the journal has a matching two-line entry recorded by you.</w:t>
+      </w:r>
+    </w:p>
+    <w:p>
+      <w:pPr>
+        <w:pStyle w:val="ListBullet"/>
+        <w:spacing w:after="40"/>
+      </w:pPr>
+      <w:r>
+        <w:rPr>
+          <w:b/>
+        </w:rPr>
+        <w:t>Actual Results &amp; Calculation Explanation:</w:t>
+      </w:r>
+      <w:r>
+        <w:t xml:space="preserve"> The receipt writes one balanced</w:t>
+      </w:r>
+    </w:p>
+    <w:p>
+      <w:r>
+        <w:t xml:space="preserve">entry — debit the money account, credit Accounts Receivable — so the customer's receivable falls by exactly what the sale raised it by. </w:t>
+      </w:r>
+      <w:r>
+        <w:rPr>
+          <w:b/>
+        </w:rPr>
+        <w:t>Paid and outstanding are not stored</w:t>
+      </w:r>
+      <w:r>
+        <w:t>: they are worked out from the allocations every time they are shown, which is why nothing can drift, and why reversing the receipt puts the invoice back to unpaid on its own. Settling in part is allowed and leaves the remainder visible; more than the invoice is worth is refused, and the refusal names the outstanding figure.</w:t>
+      </w:r>
+    </w:p>
+    <w:p>
+      <w:pPr>
+        <w:spacing w:before="40" w:after="160"/>
+        <w:pBdr>
+          <w:bottom w:val="single" w:sz="6" w:space="1" w:color="D6DBE2"/>
+        </w:pBdr>
+      </w:pPr>
+    </w:p>
+    <w:p>
+      <w:pPr>
+        <w:pStyle w:val="Heading1"/>
+      </w:pPr>
+      <w:r>
+        <w:rPr>
+          <w:color w:val="0F172A"/>
+        </w:rPr>
+        <w:t>Test Case 28 — Take a deposit before the invoice exists</w:t>
+      </w:r>
+    </w:p>
+    <w:p>
+      <w:pPr>
+        <w:pStyle w:val="ListBullet"/>
+        <w:spacing w:after="40"/>
+      </w:pPr>
+      <w:r>
+        <w:rPr>
+          <w:b/>
+        </w:rPr>
+        <w:t>User Persona:</w:t>
+      </w:r>
+      <w:r>
+        <w:t xml:space="preserve"> </w:t>
+      </w:r>
+      <w:r>
+        <w:rPr>
+          <w:b/>
+        </w:rPr>
+        <w:t>Admin</w:t>
+      </w:r>
+      <w:r>
+        <w:t xml:space="preserve"> or </w:t>
+      </w:r>
+      <w:r>
+        <w:rPr>
+          <w:b/>
+        </w:rPr>
+        <w:t>Accountant</w:t>
+      </w:r>
+      <w:r>
+        <w:t>.</w:t>
+      </w:r>
+    </w:p>
+    <w:p>
+      <w:pPr>
+        <w:pStyle w:val="ListBullet"/>
+        <w:spacing w:after="40"/>
+      </w:pPr>
+      <w:r>
+        <w:rPr>
+          <w:b/>
+        </w:rPr>
+        <w:t>Objective:</w:t>
+      </w:r>
+      <w:r>
+        <w:t xml:space="preserve"> Record money received with no invoice to put it against, then</w:t>
+      </w:r>
+    </w:p>
+    <w:p>
+      <w:r>
+        <w:t>apply it when the invoice arrives. This is the case that used to need a manual journal entry, and was invisible in the customer's balance.</w:t>
+      </w:r>
+    </w:p>
+    <w:p>
+      <w:pPr>
+        <w:pStyle w:val="ListBullet"/>
+        <w:spacing w:after="40"/>
+      </w:pPr>
+      <w:r>
+        <w:rPr>
+          <w:b/>
+        </w:rPr>
+        <w:t>Prerequisites:</w:t>
+      </w:r>
+      <w:r>
+        <w:t xml:space="preserve"> Signed in as Admin. A customer record exists.</w:t>
+      </w:r>
+    </w:p>
+    <w:p>
+      <w:pPr>
+        <w:pStyle w:val="ListBullet"/>
+        <w:spacing w:after="40"/>
+      </w:pPr>
+      <w:r>
+        <w:rPr>
+          <w:b/>
+        </w:rPr>
+        <w:t>Steps:</w:t>
+      </w:r>
+    </w:p>
+    <w:p>
+      <w:pPr>
+        <w:pStyle w:val="ListNumber"/>
+        <w:spacing w:after="40"/>
+      </w:pPr>
+      <w:r>
+        <w:t xml:space="preserve">Open </w:t>
+      </w:r>
+      <w:r>
+        <w:rPr>
+          <w:b/>
+        </w:rPr>
+        <w:t>Receipts &amp; Payments</w:t>
+      </w:r>
+      <w:r>
+        <w:t xml:space="preserve"> and click </w:t>
+      </w:r>
+      <w:r>
+        <w:rPr>
+          <w:b/>
+        </w:rPr>
+        <w:t>Receive money</w:t>
+      </w:r>
+      <w:r>
+        <w:t>.</w:t>
+      </w:r>
+    </w:p>
+    <w:p>
+      <w:pPr>
+        <w:pStyle w:val="ListNumber"/>
+        <w:spacing w:after="40"/>
+      </w:pPr>
+      <w:r>
+        <w:t xml:space="preserve">Choose the customer, set </w:t>
+      </w:r>
+      <w:r>
+        <w:rPr>
+          <w:b/>
+        </w:rPr>
+        <w:t>Date</w:t>
+      </w:r>
+      <w:r>
+        <w:t xml:space="preserve"> and </w:t>
+      </w:r>
+      <w:r>
+        <w:rPr>
+          <w:b/>
+        </w:rPr>
+        <w:t>Amount</w:t>
+      </w:r>
+      <w:r>
+        <w:t xml:space="preserve"> to </w:t>
+      </w:r>
+      <w:r>
+        <w:rPr>
+          <w:rFonts w:ascii="Consolas" w:hAnsi="Consolas"/>
+          <w:color w:val="1D4ED8"/>
+          <w:sz w:val="19"/>
+        </w:rPr>
+        <w:t>5000</w:t>
+      </w:r>
+      <w:r>
+        <w:t xml:space="preserve">, </w:t>
+      </w:r>
+      <w:r>
+        <w:rPr>
+          <w:b/>
+        </w:rPr>
+        <w:t>Account</w:t>
+      </w:r>
+      <w:r>
+        <w:t xml:space="preserve"> </w:t>
+      </w:r>
+      <w:r>
+        <w:rPr>
+          <w:rFonts w:ascii="Consolas" w:hAnsi="Consolas"/>
+          <w:color w:val="1D4ED8"/>
+          <w:sz w:val="19"/>
+        </w:rPr>
+        <w:t>1010</w:t>
+      </w:r>
+      <w:r>
+        <w:t>,</w:t>
+      </w:r>
+    </w:p>
+    <w:p>
+      <w:r>
+        <w:t xml:space="preserve">and leave </w:t>
+      </w:r>
+      <w:r>
+        <w:rPr>
+          <w:b/>
+        </w:rPr>
+        <w:t>Invoices this settles</w:t>
+      </w:r>
+      <w:r>
+        <w:t xml:space="preserve"> empty.</w:t>
+      </w:r>
+    </w:p>
+    <w:p>
+      <w:pPr>
+        <w:pStyle w:val="ListNumber"/>
+        <w:spacing w:after="40"/>
+      </w:pPr>
+      <w:r>
+        <w:rPr>
+          <w:b/>
+        </w:rPr>
+        <w:t>Record</w:t>
+      </w:r>
+      <w:r>
+        <w:t xml:space="preserve"> it.</w:t>
+      </w:r>
+    </w:p>
+    <w:p>
+      <w:pPr>
+        <w:pStyle w:val="ListNumber"/>
+        <w:spacing w:after="40"/>
+      </w:pPr>
+      <w:r>
+        <w:t xml:space="preserve">Look at the receipt in the </w:t>
+      </w:r>
+      <w:r>
+        <w:rPr>
+          <w:b/>
+        </w:rPr>
+        <w:t>Receipts &amp; payments</w:t>
+      </w:r>
+      <w:r>
+        <w:t xml:space="preserve"> list.</w:t>
+      </w:r>
+    </w:p>
+    <w:p>
+      <w:pPr>
+        <w:pStyle w:val="ListNumber"/>
+        <w:spacing w:after="40"/>
+      </w:pPr>
+      <w:r>
+        <w:t>Sell something to that customer for less than 5,000 (Sales Entry), then come</w:t>
+      </w:r>
+    </w:p>
+    <w:p>
+      <w:r>
+        <w:t xml:space="preserve">back to </w:t>
+      </w:r>
+      <w:r>
+        <w:rPr>
+          <w:b/>
+        </w:rPr>
+        <w:t>Receipts &amp; Payments</w:t>
+      </w:r>
+      <w:r>
+        <w:t>.</w:t>
+      </w:r>
+    </w:p>
+    <w:p>
+      <w:pPr>
+        <w:pStyle w:val="ListNumber"/>
+        <w:spacing w:after="40"/>
+      </w:pPr>
+      <w:r>
+        <w:t xml:space="preserve">Click </w:t>
+      </w:r>
+      <w:r>
+        <w:rPr>
+          <w:b/>
+        </w:rPr>
+        <w:t>Apply</w:t>
+      </w:r>
+      <w:r>
+        <w:t xml:space="preserve"> on the receipt, set the amount to the invoice's outstanding,</w:t>
+      </w:r>
+    </w:p>
+    <w:p>
+      <w:r>
+        <w:t xml:space="preserve">and click </w:t>
+      </w:r>
+      <w:r>
+        <w:rPr>
+          <w:b/>
+        </w:rPr>
+        <w:t>Apply</w:t>
+      </w:r>
+      <w:r>
+        <w:t>.</w:t>
+      </w:r>
+    </w:p>
+    <w:p>
+      <w:pPr>
+        <w:pStyle w:val="ListNumber"/>
+        <w:spacing w:after="40"/>
+      </w:pPr>
+      <w:r>
+        <w:t xml:space="preserve">Check </w:t>
+      </w:r>
+      <w:r>
+        <w:rPr>
+          <w:b/>
+        </w:rPr>
+        <w:t>Outstanding invoices</w:t>
+      </w:r>
+      <w:r>
+        <w:t>.</w:t>
+      </w:r>
+    </w:p>
+    <w:p>
+      <w:pPr>
+        <w:pStyle w:val="ListBullet"/>
+        <w:spacing w:after="40"/>
+      </w:pPr>
+      <w:r>
+        <w:rPr>
+          <w:b/>
+        </w:rPr>
+        <w:t>Expected Behaviour:</w:t>
+      </w:r>
+      <w:r>
+        <w:t xml:space="preserve"> In step 3 a green message says the money is held **on</w:t>
+      </w:r>
+    </w:p>
+    <w:p>
+      <w:r>
+        <w:t>account</w:t>
+      </w:r>
+      <w:r>
+        <w:rPr>
+          <w:b/>
+        </w:rPr>
+        <w:t xml:space="preserve">. Step 4 shows the full 5,000 under </w:t>
+      </w:r>
+      <w:r>
+        <w:t>On account</w:t>
+      </w:r>
+      <w:r>
+        <w:rPr>
+          <w:b/>
+        </w:rPr>
+        <w:t xml:space="preserve"> and nothing under </w:t>
+      </w:r>
+      <w:r>
+        <w:t>Settles</w:t>
+      </w:r>
+      <w:r>
+        <w:rPr>
+          <w:b/>
+        </w:rPr>
+        <w:t xml:space="preserve">. In step 7 the invoice has been settled by the deposit, and the receipt's </w:t>
+      </w:r>
+      <w:r>
+        <w:t>On account** is down to whatever is left.</w:t>
+      </w:r>
+    </w:p>
+    <w:p>
+      <w:pPr>
+        <w:pStyle w:val="ListBullet"/>
+        <w:spacing w:after="40"/>
+      </w:pPr>
+      <w:r>
+        <w:rPr>
+          <w:b/>
+        </w:rPr>
+        <w:t>Actual Results &amp; Calculation Explanation:</w:t>
+      </w:r>
+      <w:r>
+        <w:t xml:space="preserve"> The receipt still posted the same</w:t>
+      </w:r>
+    </w:p>
+    <w:p>
+      <w:r>
+        <w:t xml:space="preserve">balanced entry — bank debited, receivables credited — because the money really did arrive. What it did </w:t>
+      </w:r>
+      <w:r>
+        <w:rPr>
+          <w:b/>
+        </w:rPr>
+        <w:t>not</w:t>
+      </w:r>
+      <w:r>
+        <w:t xml:space="preserve"> do was claim an invoice, so the 5,000 is carried as a credit against that customer. Applying it later writes </w:t>
+      </w:r>
+      <w:r>
+        <w:rPr>
+          <w:b/>
+        </w:rPr>
+        <w:t>no new journal entry</w:t>
+      </w:r>
+      <w:r>
+        <w:t>: the money already moved, and allocating only decides which invoice it clears. That is why a deposit shows in the customer's balance from the moment it is received rather than being parked somewhere until someone remembers it.</w:t>
+      </w:r>
+    </w:p>
+    <w:p>
+      <w:pPr>
+        <w:spacing w:before="40" w:after="160"/>
+        <w:pBdr>
+          <w:bottom w:val="single" w:sz="6" w:space="1" w:color="D6DBE2"/>
+        </w:pBdr>
+      </w:pPr>
+    </w:p>
+    <w:p>
+      <w:pPr>
+        <w:pStyle w:val="Heading1"/>
+      </w:pPr>
+      <w:r>
+        <w:rPr>
+          <w:color w:val="0F172A"/>
+        </w:rPr>
+        <w:t>A short checklist before you go live</w:t>
+      </w:r>
+    </w:p>
+    <w:p>
+      <w:pPr>
+        <w:pStyle w:val="ListNumber"/>
+        <w:spacing w:after="40"/>
+      </w:pPr>
+      <w:r>
+        <w:rPr>
+          <w:b/>
+        </w:rPr>
+        <w:t>Configuration → Company details</w:t>
+      </w:r>
+      <w:r>
+        <w:t xml:space="preserve"> — set and </w:t>
+      </w:r>
+      <w:r>
+        <w:rPr>
+          <w:b/>
+        </w:rPr>
+        <w:t>Confirm</w:t>
+      </w:r>
+      <w:r>
+        <w:t xml:space="preserve"> the name, address and</w:t>
+      </w:r>
+    </w:p>
+    <w:p>
+      <w:r>
+        <w:t>phone.</w:t>
+      </w:r>
+    </w:p>
+    <w:p>
+      <w:pPr>
+        <w:pStyle w:val="ListNumber"/>
+        <w:spacing w:after="40"/>
+      </w:pPr>
+      <w:r>
+        <w:rPr>
+          <w:b/>
+        </w:rPr>
+        <w:t>Configuration → VAT / AIT, TDS and VDS</w:t>
+      </w:r>
+      <w:r>
+        <w:t xml:space="preserve"> — set the rates your tax adviser</w:t>
+      </w:r>
+    </w:p>
+    <w:p>
+      <w:r>
+        <w:t>confirms, and confirm each row.</w:t>
+      </w:r>
+    </w:p>
+    <w:p>
+      <w:pPr>
+        <w:pStyle w:val="ListNumber"/>
+        <w:spacing w:after="40"/>
+      </w:pPr>
+      <w:r>
+        <w:rPr>
+          <w:b/>
+        </w:rPr>
+        <w:t>Configuration → Payroll</w:t>
+      </w:r>
+      <w:r>
+        <w:t xml:space="preserve"> — agree the salary components and deductions.</w:t>
+      </w:r>
+    </w:p>
+    <w:p>
+      <w:pPr>
+        <w:pStyle w:val="ListNumber"/>
+        <w:spacing w:after="40"/>
+      </w:pPr>
+      <w:r>
+        <w:rPr>
+          <w:b/>
+        </w:rPr>
+        <w:t>Configuration → Posting controls</w:t>
+      </w:r>
+      <w:r>
+        <w:t xml:space="preserve"> — decide whether reversals need a second</w:t>
+      </w:r>
+    </w:p>
+    <w:p>
+      <w:r>
+        <w:t xml:space="preserve">person, and whether any year is </w:t>
+      </w:r>
+      <w:r>
+        <w:rPr>
+          <w:b/>
+        </w:rPr>
+        <w:t>closed</w:t>
+      </w:r>
+      <w:r>
+        <w:t xml:space="preserve"> (</w:t>
+      </w:r>
+      <w:r>
+        <w:rPr>
+          <w:b/>
+        </w:rPr>
+        <w:t>Books closed through</w:t>
+      </w:r>
+      <w:r>
+        <w:t>). Leave it blank until you have reported a year.</w:t>
+      </w:r>
+    </w:p>
+    <w:p>
+      <w:pPr>
+        <w:pStyle w:val="ListNumber"/>
+        <w:spacing w:after="40"/>
+      </w:pPr>
+      <w:r>
+        <w:rPr>
+          <w:b/>
+        </w:rPr>
+        <w:t>Configuration → Sales documents</w:t>
+      </w:r>
+      <w:r>
+        <w:t xml:space="preserve"> — choose a plain receipt or a tax invoice.</w:t>
+      </w:r>
+    </w:p>
+    <w:p>
+      <w:pPr>
+        <w:pStyle w:val="ListNumber"/>
+        <w:spacing w:after="40"/>
+      </w:pPr>
+      <w:r>
+        <w:rPr>
+          <w:b/>
+        </w:rPr>
+        <w:t>Security</w:t>
+      </w:r>
+      <w:r>
+        <w:t xml:space="preserve"> — each user sets their own password, and turns on two-factor</w:t>
+      </w:r>
+    </w:p>
+    <w:p>
+      <w:r>
+        <w:t>authentication if required.</w:t>
+      </w:r>
+    </w:p>
+    <w:p>
+      <w:pPr>
+        <w:pStyle w:val="ListNumber"/>
+        <w:spacing w:after="40"/>
+      </w:pPr>
+      <w:r>
+        <w:rPr>
+          <w:b/>
+        </w:rPr>
+        <w:t>Roles &amp; Access</w:t>
+      </w:r>
+      <w:r>
+        <w:t xml:space="preserve"> — check the permission matrix matches the jobs people do,</w:t>
+      </w:r>
+    </w:p>
+    <w:p>
+      <w:r>
+        <w:t xml:space="preserve">and </w:t>
+      </w:r>
+      <w:r>
+        <w:rPr>
+          <w:b/>
+        </w:rPr>
+        <w:t>delete the five demo accounts</w:t>
+      </w:r>
+      <w:r>
+        <w:t xml:space="preserve"> (</w:t>
+      </w:r>
+      <w:r>
+        <w:rPr>
+          <w:rFonts w:ascii="Consolas" w:hAnsi="Consolas"/>
+          <w:color w:val="1D4ED8"/>
+          <w:sz w:val="19"/>
+        </w:rPr>
+        <w:t>admin@rpci.demo</w:t>
+      </w:r>
+      <w:r>
+        <w:t xml:space="preserve"> and the rest) once your own administrators exist and can sign in.</w:t>
+      </w:r>
+    </w:p>
+    <w:p>
+      <w:pPr>
+        <w:pStyle w:val="ListNumber"/>
+        <w:spacing w:after="40"/>
+      </w:pPr>
+      <w:r>
+        <w:rPr>
+          <w:b/>
+        </w:rPr>
+        <w:t>Data</w:t>
+      </w:r>
+      <w:r>
+        <w:t xml:space="preserve"> — import your workbook, or start fresh and begin entering.</w:t>
+      </w:r>
+    </w:p>
+    <w:p>
+      <w:pPr>
+        <w:pStyle w:val="ListNumber"/>
+        <w:spacing w:after="40"/>
+      </w:pPr>
+      <w:r>
+        <w:rPr>
+          <w:b/>
+        </w:rPr>
+        <w:t>Backups</w:t>
+      </w:r>
+      <w:r>
+        <w:t xml:space="preserve"> — set up the nightly </w:t>
+      </w:r>
+      <w:r>
+        <w:rPr>
+          <w:rFonts w:ascii="Consolas" w:hAnsi="Consolas"/>
+          <w:color w:val="1D4ED8"/>
+          <w:sz w:val="19"/>
+        </w:rPr>
         <w:t>backup_db.py</w:t>
       </w:r>
       <w:r>
@@ -27642,6 +28779,35 @@
     <w:p>
       <w:r>
         <w:t>existing names** to turn the names on your posted transactions into records in one step. Otherwise add your main customers and suppliers by hand. Sales and purchases pick from this list.</w:t>
+      </w:r>
+    </w:p>
+    <w:p>
+      <w:pPr>
+        <w:pStyle w:val="ListNumber"/>
+        <w:spacing w:after="40"/>
+      </w:pPr>
+      <w:r>
+        <w:rPr>
+          <w:b/>
+        </w:rPr>
+        <w:t>Receipts &amp; Payments</w:t>
+      </w:r>
+      <w:r>
+        <w:t xml:space="preserve"> — decide who may record money (Admin and Accountant can</w:t>
+      </w:r>
+    </w:p>
+    <w:p>
+      <w:r>
+        <w:t xml:space="preserve">by default; widen it per user if a cashier needs it), and confirm the </w:t>
+      </w:r>
+      <w:r>
+        <w:rPr>
+          <w:b/>
+        </w:rPr>
+        <w:t>Accounts money moves through</w:t>
+      </w:r>
+      <w:r>
+        <w:t xml:space="preserve"> setting lists every bank account you take money through. Then work through Test Cases 27 and 28 once, so you have seen an invoice settled and a deposit applied.</w:t>
       </w:r>
     </w:p>
     <w:sectPr>

--- a/PRODUCTION_MANUAL.docx
+++ b/PRODUCTION_MANUAL.docx
@@ -6704,6 +6704,185 @@
       </w:r>
       <w:r>
         <w:t xml:space="preserve"> puts it against invoices later — which is exactly what a deposit or an advance is.</w:t>
+      </w:r>
+    </w:p>
+    <w:p>
+      <w:pPr>
+        <w:pStyle w:val="Heading2"/>
+      </w:pPr>
+      <w:r>
+        <w:rPr>
+          <w:color w:val="0F172A"/>
+        </w:rPr>
+        <w:t>Exporting a list or a report to Excel</w:t>
+      </w:r>
+    </w:p>
+    <w:p>
+      <w:r>
+        <w:t xml:space="preserve">Every list and report with an </w:t>
+      </w:r>
+      <w:r>
+        <w:rPr>
+          <w:b/>
+        </w:rPr>
+        <w:t>Export CSV</w:t>
+      </w:r>
+      <w:r>
+        <w:t xml:space="preserve"> button writes the rows on screen to a file. </w:t>
+      </w:r>
+      <w:r>
+        <w:rPr>
+          <w:b/>
+        </w:rPr>
+        <w:t>CSV</w:t>
+      </w:r>
+      <w:r>
+        <w:t xml:space="preserve"> opens directly in Excel (or Google Sheets, or LibreOffice), so there is nothing to install.</w:t>
+      </w:r>
+    </w:p>
+    <w:p>
+      <w:pPr>
+        <w:pStyle w:val="ListBullet"/>
+        <w:spacing w:after="40"/>
+      </w:pPr>
+      <w:r>
+        <w:t>The file is named after the screen and, for a report, the date it covers —</w:t>
+      </w:r>
+    </w:p>
+    <w:p>
+      <w:r>
+        <w:rPr>
+          <w:rFonts w:ascii="Consolas" w:hAnsi="Consolas"/>
+          <w:color w:val="1D4ED8"/>
+          <w:sz w:val="19"/>
+        </w:rPr>
+        <w:t>trial-balance-2026-10-31.csv</w:t>
+      </w:r>
+      <w:r>
+        <w:t xml:space="preserve">, </w:t>
+      </w:r>
+      <w:r>
+        <w:rPr>
+          <w:rFonts w:ascii="Consolas" w:hAnsi="Consolas"/>
+          <w:color w:val="1D4ED8"/>
+          <w:sz w:val="19"/>
+        </w:rPr>
+        <w:t>customers-and-suppliers.csv</w:t>
+      </w:r>
+      <w:r>
+        <w:t>.</w:t>
+      </w:r>
+    </w:p>
+    <w:p>
+      <w:pPr>
+        <w:pStyle w:val="ListBullet"/>
+        <w:spacing w:after="40"/>
+      </w:pPr>
+      <w:r>
+        <w:rPr>
+          <w:b/>
+        </w:rPr>
+        <w:t>Figures are written as stored</w:t>
+      </w:r>
+      <w:r>
+        <w:t xml:space="preserve">, not as displayed: </w:t>
+      </w:r>
+      <w:r>
+        <w:rPr>
+          <w:rFonts w:ascii="Consolas" w:hAnsi="Consolas"/>
+          <w:color w:val="1D4ED8"/>
+          <w:sz w:val="19"/>
+        </w:rPr>
+        <w:t>1234.0000</w:t>
+      </w:r>
+      <w:r>
+        <w:t xml:space="preserve"> rather than</w:t>
+      </w:r>
+    </w:p>
+    <w:p>
+      <w:r>
+        <w:rPr>
+          <w:rFonts w:ascii="Consolas" w:hAnsi="Consolas"/>
+          <w:color w:val="1D4ED8"/>
+          <w:sz w:val="19"/>
+        </w:rPr>
+        <w:t>1,234.00</w:t>
+      </w:r>
+      <w:r>
+        <w:t>. That is deliberate — a formatted number reaches Excel as *text* and will not add up, which is the one thing an accountant needs it to do.</w:t>
+      </w:r>
+    </w:p>
+    <w:p>
+      <w:pPr>
+        <w:pStyle w:val="ListBullet"/>
+        <w:spacing w:after="40"/>
+      </w:pPr>
+      <w:r>
+        <w:t xml:space="preserve">The export contains </w:t>
+      </w:r>
+      <w:r>
+        <w:rPr>
+          <w:b/>
+        </w:rPr>
+        <w:t>exactly what the screen is showing</w:t>
+      </w:r>
+      <w:r>
+        <w:t>, including any filter</w:t>
+      </w:r>
+    </w:p>
+    <w:p>
+      <w:r>
+        <w:t>or search you have applied. So to export one segment's accounts, filter first.</w:t>
+      </w:r>
+    </w:p>
+    <w:p>
+      <w:pPr>
+        <w:pStyle w:val="ListBullet"/>
+        <w:spacing w:after="40"/>
+      </w:pPr>
+      <w:r>
+        <w:t xml:space="preserve">A customer or supplier name containing a comma — </w:t>
+      </w:r>
+      <w:r>
+        <w:rPr>
+          <w:rFonts w:ascii="Consolas" w:hAnsi="Consolas"/>
+          <w:color w:val="1D4ED8"/>
+          <w:sz w:val="19"/>
+        </w:rPr>
+        <w:t>Karim &amp; Sons, Ltd</w:t>
+      </w:r>
+      <w:r>
+        <w:t xml:space="preserve"> — is quoted</w:t>
+      </w:r>
+    </w:p>
+    <w:p>
+      <w:r>
+        <w:t>properly, so the columns cannot shift and put a figure under the wrong heading.</w:t>
+      </w:r>
+    </w:p>
+    <w:p>
+      <w:pPr>
+        <w:pStyle w:val="ListBullet"/>
+        <w:spacing w:after="40"/>
+      </w:pPr>
+      <w:r>
+        <w:t>Long lists are capped by the same limit the screen uses (the transaction lists</w:t>
+      </w:r>
+    </w:p>
+    <w:p>
+      <w:r>
+        <w:t>show the most recent 200 rows, the journal up to 1,000). For a month-end export that is normally well beyond what you need; if you ever need the whole history in one file, that is a change worth asking for.</w:t>
+      </w:r>
+    </w:p>
+    <w:p>
+      <w:r>
+        <w:rPr>
+          <w:b/>
+        </w:rPr>
+        <w:t>Where the button is:</w:t>
+      </w:r>
+      <w:r>
+        <w:t xml:space="preserve"> Trial Balance, General Ledger, Balance Sheet, Inventory, Customers &amp; Suppliers, and both the outstanding-invoice and receipts lists on Receipts &amp; Payments.</w:t>
       </w:r>
     </w:p>
     <w:p>

--- a/PRODUCTION_MANUAL.docx
+++ b/PRODUCTION_MANUAL.docx
@@ -6882,7 +6882,27 @@
         <w:t>Where the button is:</w:t>
       </w:r>
       <w:r>
-        <w:t xml:space="preserve"> Trial Balance, General Ledger, Balance Sheet, Inventory, Customers &amp; Suppliers, and both the outstanding-invoice and receipts lists on Receipts &amp; Payments.</w:t>
+        <w:t xml:space="preserve"> every list and report — Chart of Accounts, Journal Entries, Inventory, Customers &amp; Suppliers, Receipts &amp; Payments (both the outstanding invoices and the payments list), Purchase Entry, Production Entry, Sales Entry, Employees, Payroll Runs, Trial Balance, General Ledger and Balance Sheet.</w:t>
+      </w:r>
+    </w:p>
+    <w:p>
+      <w:r>
+        <w:rPr>
+          <w:b/>
+        </w:rPr>
+        <w:t>The Journal Entries export is the one an auditor asks for.</w:t>
+      </w:r>
+      <w:r>
+        <w:t xml:space="preserve"> It writes </w:t>
+      </w:r>
+      <w:r>
+        <w:rPr>
+          <w:b/>
+        </w:rPr>
+        <w:t>one row per journal line</w:t>
+      </w:r>
+      <w:r>
+        <w:t>, not one per voucher, so a single file holds every debit and credit with its voucher, account, segment and narration — ready to sort and total in Excel. That is the general-ledger listing, and it is the file to hand over if the books are ever examined.</w:t>
       </w:r>
     </w:p>
     <w:p>

--- a/PRODUCTION_MANUAL.docx
+++ b/PRODUCTION_MANUAL.docx
@@ -6903,6 +6903,111 @@
       </w:r>
       <w:r>
         <w:t>, not one per voucher, so a single file holds every debit and credit with its voucher, account, segment and narration — ready to sort and total in Excel. That is the general-ledger listing, and it is the file to hand over if the books are ever examined.</w:t>
+      </w:r>
+    </w:p>
+    <w:p>
+      <w:pPr>
+        <w:pStyle w:val="Heading2"/>
+      </w:pPr>
+      <w:r>
+        <w:rPr>
+          <w:color w:val="0F172A"/>
+        </w:rPr>
+        <w:t>Using it on a phone</w:t>
+      </w:r>
+    </w:p>
+    <w:p>
+      <w:r>
+        <w:t>The system works on a phone for entering a purchase or a production run at the delivery point, and it changes shape deliberately rather than just shrinking:</w:t>
+      </w:r>
+    </w:p>
+    <w:p>
+      <w:pPr>
+        <w:pStyle w:val="ListBullet"/>
+        <w:spacing w:after="40"/>
+      </w:pPr>
+      <w:r>
+        <w:rPr>
+          <w:b/>
+        </w:rPr>
+        <w:t>The menu becomes a ☰ drawer</w:t>
+      </w:r>
+      <w:r>
+        <w:t>, opened from the top-left of any screen.</w:t>
+      </w:r>
+    </w:p>
+    <w:p>
+      <w:pPr>
+        <w:pStyle w:val="ListBullet"/>
+        <w:spacing w:after="40"/>
+      </w:pPr>
+      <w:r>
+        <w:rPr>
+          <w:b/>
+        </w:rPr>
+        <w:t>One field per line.</w:t>
+      </w:r>
+      <w:r>
+        <w:t xml:space="preserve"> On a laptop the fields sit two or three to a row; on a</w:t>
+      </w:r>
+    </w:p>
+    <w:p>
+      <w:r>
+        <w:t>phone each gets its own full-width line, because a field too narrow to read what you typed is how a quantity gets entered wrong.</w:t>
+      </w:r>
+    </w:p>
+    <w:p>
+      <w:pPr>
+        <w:pStyle w:val="ListBullet"/>
+        <w:spacing w:after="40"/>
+      </w:pPr>
+      <w:r>
+        <w:rPr>
+          <w:b/>
+        </w:rPr>
+        <w:t>Bigger buttons and inputs</w:t>
+      </w:r>
+      <w:r>
+        <w:t xml:space="preserve"> — sized for a thumb rather than a mouse. The small</w:t>
+      </w:r>
+    </w:p>
+    <w:p>
+      <w:r>
+        <w:t>action buttons inside a table stay compact on purpose, or the rows would become unusably tall.</w:t>
+      </w:r>
+    </w:p>
+    <w:p>
+      <w:pPr>
+        <w:pStyle w:val="ListBullet"/>
+        <w:spacing w:after="40"/>
+      </w:pPr>
+      <w:r>
+        <w:rPr>
+          <w:b/>
+        </w:rPr>
+        <w:t>Wide tables scroll sideways</w:t>
+      </w:r>
+      <w:r>
+        <w:t xml:space="preserve"> within their card, with the page itself staying</w:t>
+      </w:r>
+    </w:p>
+    <w:p>
+      <w:r>
+        <w:t>still, so the rest of the screen does not slide around while you look at a column.</w:t>
+      </w:r>
+    </w:p>
+    <w:p>
+      <w:r>
+        <w:t xml:space="preserve">Long lists and reports are easier to read on a laptop; the phone is for </w:t>
+      </w:r>
+      <w:r>
+        <w:rPr>
+          <w:b/>
+        </w:rPr>
+        <w:t>entering</w:t>
+      </w:r>
+      <w:r>
+        <w:t xml:space="preserve"> what happened while you are standing in front of it.</w:t>
       </w:r>
     </w:p>
     <w:p>

--- a/PRODUCTION_MANUAL.docx
+++ b/PRODUCTION_MANUAL.docx
@@ -1433,6 +1433,64 @@
                 <w:sz w:val="19"/>
               </w:rPr>
               <w:t>Pay staff for a period and print payslips.</w:t>
+            </w:r>
+          </w:p>
+        </w:tc>
+      </w:tr>
+      <w:tr>
+        <w:tc>
+          <w:tcPr>
+            <w:tcW w:type="dxa" w:w="2880"/>
+          </w:tcPr>
+          <w:p>
+            <w:r>
+              <w:rPr>
+                <w:sz w:val="19"/>
+              </w:rPr>
+            </w:r>
+            <w:r>
+              <w:rPr>
+                <w:b/>
+                <w:sz w:val="19"/>
+              </w:rPr>
+              <w:t>Reports</w:t>
+            </w:r>
+          </w:p>
+        </w:tc>
+        <w:tc>
+          <w:tcPr>
+            <w:tcW w:type="dxa" w:w="2880"/>
+          </w:tcPr>
+          <w:p>
+            <w:r>
+              <w:rPr>
+                <w:sz w:val="19"/>
+              </w:rPr>
+            </w:r>
+            <w:r>
+              <w:rPr>
+                <w:b/>
+                <w:sz w:val="19"/>
+              </w:rPr>
+              <w:t>Period Comparison</w:t>
+            </w:r>
+          </w:p>
+        </w:tc>
+        <w:tc>
+          <w:tcPr>
+            <w:tcW w:type="dxa" w:w="2880"/>
+          </w:tcPr>
+          <w:p>
+            <w:r>
+              <w:rPr>
+                <w:sz w:val="19"/>
+              </w:rPr>
+            </w:r>
+            <w:r>
+              <w:rPr>
+                <w:sz w:val="19"/>
+              </w:rPr>
+              <w:t>Two periods side by side, with the movement between them.</w:t>
             </w:r>
           </w:p>
         </w:tc>
@@ -19925,6 +19983,205 @@
     </w:p>
     <w:p>
       <w:pPr>
+        <w:pStyle w:val="Heading2"/>
+      </w:pPr>
+      <w:r>
+        <w:rPr>
+          <w:color w:val="0F172A"/>
+        </w:rPr>
+        <w:t>Period Comparison</w:t>
+      </w:r>
+    </w:p>
+    <w:p>
+      <w:r>
+        <w:t>Two periods side by side, with the movement between them — the answer to *"how does this month compare with the last one?"* without a spreadsheet.</w:t>
+      </w:r>
+    </w:p>
+    <w:p>
+      <w:pPr>
+        <w:pStyle w:val="ListBullet"/>
+        <w:spacing w:after="40"/>
+      </w:pPr>
+      <w:r>
+        <w:rPr>
+          <w:b/>
+        </w:rPr>
+        <w:t>Which periods to compare:</w:t>
+      </w:r>
+      <w:r>
+        <w:t xml:space="preserve"> four dates. It opens on **last month against this</w:t>
+      </w:r>
+    </w:p>
+    <w:p>
+      <w:r>
+        <w:t>month**, worked out from the date the rest of the system is showing.</w:t>
+      </w:r>
+    </w:p>
+    <w:p>
+      <w:pPr>
+        <w:pStyle w:val="ListBullet"/>
+        <w:spacing w:after="40"/>
+      </w:pPr>
+      <w:r>
+        <w:rPr>
+          <w:b/>
+        </w:rPr>
+        <w:t>Period 1 is the earlier one</w:t>
+      </w:r>
+      <w:r>
+        <w:t>, and the change is period 2 minus period 1. That</w:t>
+      </w:r>
+    </w:p>
+    <w:p>
+      <w:r>
+        <w:t>is the reading most people expect; if you set them the other way round the signs simply reverse.</w:t>
+      </w:r>
+    </w:p>
+    <w:p>
+      <w:pPr>
+        <w:pStyle w:val="ListBullet"/>
+        <w:spacing w:after="40"/>
+      </w:pPr>
+      <w:r>
+        <w:rPr>
+          <w:b/>
+        </w:rPr>
+        <w:t>Headline</w:t>
+      </w:r>
+      <w:r>
+        <w:t xml:space="preserve"> — the whole business: **Revenue, Cost of goods sold, Gross profit,</w:t>
+      </w:r>
+    </w:p>
+    <w:p>
+      <w:r>
+        <w:t>Gross margin %, Operating expenses, Other income, Net profit**, each in both periods with the change and the percentage change.</w:t>
+      </w:r>
+    </w:p>
+    <w:p>
+      <w:pPr>
+        <w:pStyle w:val="ListBullet"/>
+        <w:spacing w:after="40"/>
+      </w:pPr>
+      <w:r>
+        <w:rPr>
+          <w:b/>
+        </w:rPr>
+        <w:t>By segment</w:t>
+      </w:r>
+      <w:r>
+        <w:t xml:space="preserve"> — the same figures for each part of the business, so a segment can</w:t>
+      </w:r>
+    </w:p>
+    <w:p>
+      <w:r>
+        <w:t>be read straight across.</w:t>
+      </w:r>
+    </w:p>
+    <w:p>
+      <w:pPr>
+        <w:pStyle w:val="ListBullet"/>
+        <w:spacing w:after="40"/>
+      </w:pPr>
+      <w:r>
+        <w:rPr>
+          <w:b/>
+        </w:rPr>
+        <w:t>Change %</w:t>
+      </w:r>
+      <w:r>
+        <w:t xml:space="preserve"> is shown as a coloured pill: green for a rise, red for a fall. It is</w:t>
+      </w:r>
+    </w:p>
+    <w:p>
+      <w:r>
+        <w:rPr>
+          <w:b/>
+        </w:rPr>
+        <w:t>blank</w:t>
+      </w:r>
+      <w:r>
+        <w:t xml:space="preserve"> in two cases, both deliberate:</w:t>
+      </w:r>
+    </w:p>
+    <w:p>
+      <w:pPr>
+        <w:pStyle w:val="ListBullet2"/>
+        <w:spacing w:after="40"/>
+      </w:pPr>
+      <w:r>
+        <w:t xml:space="preserve">when the earlier period had </w:t>
+      </w:r>
+      <w:r>
+        <w:rPr>
+          <w:b/>
+        </w:rPr>
+        <w:t>nothing in it</w:t>
+      </w:r>
+      <w:r>
+        <w:t xml:space="preserve"> — there is no percentage change</w:t>
+      </w:r>
+    </w:p>
+    <w:p>
+      <w:r>
+        <w:t>from zero, and showing one would be inventing a figure;</w:t>
+      </w:r>
+    </w:p>
+    <w:p>
+      <w:pPr>
+        <w:pStyle w:val="ListBullet2"/>
+        <w:spacing w:after="40"/>
+      </w:pPr>
+      <w:r>
+        <w:t xml:space="preserve">for </w:t>
+      </w:r>
+      <w:r>
+        <w:rPr>
+          <w:b/>
+        </w:rPr>
+        <w:t>Gross margin %</w:t>
+      </w:r>
+      <w:r>
+        <w:t>, which is already a percentage. Comparing it with a</w:t>
+      </w:r>
+    </w:p>
+    <w:p>
+      <w:r>
+        <w:t>percentage change would be meaningless, so the change is shown in points instead.</w:t>
+      </w:r>
+    </w:p>
+    <w:p>
+      <w:pPr>
+        <w:pStyle w:val="ListBullet"/>
+        <w:spacing w:after="40"/>
+      </w:pPr>
+      <w:r>
+        <w:rPr>
+          <w:b/>
+        </w:rPr>
+        <w:t>Export CSV</w:t>
+      </w:r>
+      <w:r>
+        <w:t xml:space="preserve"> writes one row per segment per figure, with the period dates in the</w:t>
+      </w:r>
+    </w:p>
+    <w:p>
+      <w:r>
+        <w:t>column headings, ready to total.</w:t>
+      </w:r>
+    </w:p>
+    <w:p>
+      <w:r>
+        <w:rPr>
+          <w:b/>
+        </w:rPr>
+        <w:t>One thing worth knowing:</w:t>
+      </w:r>
+      <w:r>
+        <w:t xml:space="preserve"> this report and the Dashboard's profit figures come from the same arithmetic, so they cannot disagree. If a number here looks wrong, the answer is in the postings, not in the report.</w:t>
+      </w:r>
+    </w:p>
+    <w:p>
+      <w:pPr>
         <w:pStyle w:val="Title"/>
       </w:pPr>
       <w:r>
@@ -28763,6 +29020,375 @@
       </w:r>
       <w:r>
         <w:t>: the money already moved, and allocating only decides which invoice it clears. That is why a deposit shows in the customer's balance from the moment it is received rather than being parked somewhere until someone remembers it.</w:t>
+      </w:r>
+    </w:p>
+    <w:p>
+      <w:pPr>
+        <w:spacing w:before="40" w:after="160"/>
+        <w:pBdr>
+          <w:bottom w:val="single" w:sz="6" w:space="1" w:color="D6DBE2"/>
+        </w:pBdr>
+      </w:pPr>
+    </w:p>
+    <w:p>
+      <w:pPr>
+        <w:pStyle w:val="Heading1"/>
+      </w:pPr>
+      <w:r>
+        <w:rPr>
+          <w:color w:val="0F172A"/>
+        </w:rPr>
+        <w:t>Test Case 29 — Compare this month with last month</w:t>
+      </w:r>
+    </w:p>
+    <w:p>
+      <w:pPr>
+        <w:pStyle w:val="ListBullet"/>
+        <w:spacing w:after="40"/>
+      </w:pPr>
+      <w:r>
+        <w:rPr>
+          <w:b/>
+        </w:rPr>
+        <w:t>User Persona:</w:t>
+      </w:r>
+      <w:r>
+        <w:t xml:space="preserve"> </w:t>
+      </w:r>
+      <w:r>
+        <w:rPr>
+          <w:b/>
+        </w:rPr>
+        <w:t>Owner/Viewer</w:t>
+      </w:r>
+      <w:r>
+        <w:t xml:space="preserve"> or </w:t>
+      </w:r>
+      <w:r>
+        <w:rPr>
+          <w:b/>
+        </w:rPr>
+        <w:t>Admin</w:t>
+      </w:r>
+      <w:r>
+        <w:t>.</w:t>
+      </w:r>
+    </w:p>
+    <w:p>
+      <w:pPr>
+        <w:pStyle w:val="ListBullet"/>
+        <w:spacing w:after="40"/>
+      </w:pPr>
+      <w:r>
+        <w:rPr>
+          <w:b/>
+        </w:rPr>
+        <w:t>Objective:</w:t>
+      </w:r>
+      <w:r>
+        <w:t xml:space="preserve"> Read how the business is moving, and see why one figure has no</w:t>
+      </w:r>
+    </w:p>
+    <w:p>
+      <w:r>
+        <w:t>percentage against it.</w:t>
+      </w:r>
+    </w:p>
+    <w:p>
+      <w:pPr>
+        <w:pStyle w:val="ListBullet"/>
+        <w:spacing w:after="40"/>
+      </w:pPr>
+      <w:r>
+        <w:rPr>
+          <w:b/>
+        </w:rPr>
+        <w:t>Prerequisites:</w:t>
+      </w:r>
+      <w:r>
+        <w:t xml:space="preserve"> Sample data loaded (Test Case 8), and at least one sale posted</w:t>
+      </w:r>
+    </w:p>
+    <w:p>
+      <w:r>
+        <w:t>in each of two different months.</w:t>
+      </w:r>
+    </w:p>
+    <w:p>
+      <w:pPr>
+        <w:pStyle w:val="ListBullet"/>
+        <w:spacing w:after="40"/>
+      </w:pPr>
+      <w:r>
+        <w:rPr>
+          <w:b/>
+        </w:rPr>
+        <w:t>Steps:</w:t>
+      </w:r>
+    </w:p>
+    <w:p>
+      <w:pPr>
+        <w:pStyle w:val="ListNumber"/>
+        <w:spacing w:after="40"/>
+      </w:pPr>
+      <w:r>
+        <w:t xml:space="preserve">Open </w:t>
+      </w:r>
+      <w:r>
+        <w:rPr>
+          <w:b/>
+        </w:rPr>
+        <w:t>Reports → Period Comparison</w:t>
+      </w:r>
+      <w:r>
+        <w:t>.</w:t>
+      </w:r>
+    </w:p>
+    <w:p>
+      <w:pPr>
+        <w:pStyle w:val="ListNumber"/>
+        <w:spacing w:after="40"/>
+      </w:pPr>
+      <w:r>
+        <w:t xml:space="preserve">Read the dates it opened on, and the </w:t>
+      </w:r>
+      <w:r>
+        <w:rPr>
+          <w:b/>
+        </w:rPr>
+        <w:t>Headline</w:t>
+      </w:r>
+      <w:r>
+        <w:t xml:space="preserve"> table.</w:t>
+      </w:r>
+    </w:p>
+    <w:p>
+      <w:pPr>
+        <w:pStyle w:val="ListNumber"/>
+        <w:spacing w:after="40"/>
+      </w:pPr>
+      <w:r>
+        <w:t xml:space="preserve">Note the </w:t>
+      </w:r>
+      <w:r>
+        <w:rPr>
+          <w:b/>
+        </w:rPr>
+        <w:t>Revenue</w:t>
+      </w:r>
+      <w:r>
+        <w:t xml:space="preserve"> row: both periods, the </w:t>
+      </w:r>
+      <w:r>
+        <w:rPr>
+          <w:b/>
+        </w:rPr>
+        <w:t>Change</w:t>
+      </w:r>
+      <w:r>
+        <w:t>, and the coloured</w:t>
+      </w:r>
+    </w:p>
+    <w:p>
+      <w:r>
+        <w:rPr>
+          <w:b/>
+        </w:rPr>
+        <w:t>Change %</w:t>
+      </w:r>
+      <w:r>
+        <w:t>.</w:t>
+      </w:r>
+    </w:p>
+    <w:p>
+      <w:pPr>
+        <w:pStyle w:val="ListNumber"/>
+        <w:spacing w:after="40"/>
+      </w:pPr>
+      <w:r>
+        <w:t xml:space="preserve">Set </w:t>
+      </w:r>
+      <w:r>
+        <w:rPr>
+          <w:b/>
+        </w:rPr>
+        <w:t>Period 1</w:t>
+      </w:r>
+      <w:r>
+        <w:t xml:space="preserve"> to a range you know had </w:t>
+      </w:r>
+      <w:r>
+        <w:rPr>
+          <w:b/>
+        </w:rPr>
+        <w:t>no sales at all</w:t>
+      </w:r>
+      <w:r>
+        <w:t xml:space="preserve"> — a quiet week, or</w:t>
+      </w:r>
+    </w:p>
+    <w:p>
+      <w:r>
+        <w:t>a month before the business started.</w:t>
+      </w:r>
+    </w:p>
+    <w:p>
+      <w:pPr>
+        <w:pStyle w:val="ListNumber"/>
+        <w:spacing w:after="40"/>
+      </w:pPr>
+      <w:r>
+        <w:t xml:space="preserve">Read the </w:t>
+      </w:r>
+      <w:r>
+        <w:rPr>
+          <w:b/>
+        </w:rPr>
+        <w:t>Revenue</w:t>
+      </w:r>
+      <w:r>
+        <w:t xml:space="preserve"> row again.</w:t>
+      </w:r>
+    </w:p>
+    <w:p>
+      <w:pPr>
+        <w:pStyle w:val="ListNumber"/>
+        <w:spacing w:after="40"/>
+      </w:pPr>
+      <w:r>
+        <w:t xml:space="preserve">Look at the </w:t>
+      </w:r>
+      <w:r>
+        <w:rPr>
+          <w:b/>
+        </w:rPr>
+        <w:t>Gross margin %</w:t>
+      </w:r>
+      <w:r>
+        <w:t xml:space="preserve"> row in the same table.</w:t>
+      </w:r>
+    </w:p>
+    <w:p>
+      <w:pPr>
+        <w:pStyle w:val="ListNumber"/>
+        <w:spacing w:after="40"/>
+      </w:pPr>
+      <w:r>
+        <w:t xml:space="preserve">Set the periods back to two ordinary months and click </w:t>
+      </w:r>
+      <w:r>
+        <w:rPr>
+          <w:b/>
+        </w:rPr>
+        <w:t>Export CSV</w:t>
+      </w:r>
+      <w:r>
+        <w:t>.</w:t>
+      </w:r>
+    </w:p>
+    <w:p>
+      <w:pPr>
+        <w:pStyle w:val="ListBullet"/>
+        <w:spacing w:after="40"/>
+      </w:pPr>
+      <w:r>
+        <w:rPr>
+          <w:b/>
+        </w:rPr>
+        <w:t>Expected Behaviour:</w:t>
+      </w:r>
+      <w:r>
+        <w:t xml:space="preserve"> In step 3 a rise shows a green pill and a fall a red one.</w:t>
+      </w:r>
+    </w:p>
+    <w:p>
+      <w:r>
+        <w:t xml:space="preserve">In step 5 the </w:t>
+      </w:r>
+      <w:r>
+        <w:rPr>
+          <w:b/>
+        </w:rPr>
+        <w:t>Change %</w:t>
+      </w:r>
+      <w:r>
+        <w:t xml:space="preserve"> is </w:t>
+      </w:r>
+      <w:r>
+        <w:rPr>
+          <w:b/>
+        </w:rPr>
+        <w:t>blank</w:t>
+      </w:r>
+      <w:r>
+        <w:t xml:space="preserve"> while the </w:t>
+      </w:r>
+      <w:r>
+        <w:rPr>
+          <w:b/>
+        </w:rPr>
+        <w:t>Change</w:t>
+      </w:r>
+      <w:r>
+        <w:t xml:space="preserve"> still shows the full amount. In step 6 the margin's change is shown in </w:t>
+      </w:r>
+      <w:r>
+        <w:rPr>
+          <w:b/>
+        </w:rPr>
+        <w:t>points</w:t>
+      </w:r>
+      <w:r>
+        <w:t>, with no percentage. Step 7 downloads a file whose column headings name the two date ranges.</w:t>
+      </w:r>
+    </w:p>
+    <w:p>
+      <w:pPr>
+        <w:pStyle w:val="ListBullet"/>
+        <w:spacing w:after="40"/>
+      </w:pPr>
+      <w:r>
+        <w:rPr>
+          <w:b/>
+        </w:rPr>
+        <w:t>Actual Results &amp; Calculation Explanation:</w:t>
+      </w:r>
+      <w:r>
+        <w:t xml:space="preserve"> The report runs the ordinary profit</w:t>
+      </w:r>
+    </w:p>
+    <w:p>
+      <w:r>
+        <w:t xml:space="preserve">and loss twice — once per period — and subtracts one from the other, so it cannot disagree with the Dashboard. The percentage change is </w:t>
+      </w:r>
+      <w:r>
+        <w:rPr>
+          <w:rFonts w:ascii="Consolas" w:hAnsi="Consolas"/>
+          <w:color w:val="1D4ED8"/>
+          <w:sz w:val="19"/>
+        </w:rPr>
+        <w:t>(period 2 − period 1) ÷ period 1 × 100</w:t>
+      </w:r>
+      <w:r>
+        <w:t xml:space="preserve">. When period 1 is </w:t>
+      </w:r>
+      <w:r>
+        <w:rPr>
+          <w:b/>
+        </w:rPr>
+        <w:t>zero</w:t>
+      </w:r>
+      <w:r>
+        <w:t xml:space="preserve"> that division has no answer, so no percentage is given: showing "100%" or an enormous figure would be inventing something. For a </w:t>
+      </w:r>
+      <w:r>
+        <w:rPr>
+          <w:b/>
+        </w:rPr>
+        <w:t>margin</w:t>
+      </w:r>
+      <w:r>
+        <w:t>, which is already a percentage, a percentage change of it would be meaningless, so the difference is reported in points instead. Both blanks are the report refusing to state something untrue.</w:t>
       </w:r>
     </w:p>
     <w:p>

--- a/PRODUCTION_MANUAL.docx
+++ b/PRODUCTION_MANUAL.docx
@@ -1433,6 +1433,64 @@
                 <w:sz w:val="19"/>
               </w:rPr>
               <w:t>Pay staff for a period and print payslips.</w:t>
+            </w:r>
+          </w:p>
+        </w:tc>
+      </w:tr>
+      <w:tr>
+        <w:tc>
+          <w:tcPr>
+            <w:tcW w:type="dxa" w:w="2880"/>
+          </w:tcPr>
+          <w:p>
+            <w:r>
+              <w:rPr>
+                <w:sz w:val="19"/>
+              </w:rPr>
+            </w:r>
+            <w:r>
+              <w:rPr>
+                <w:b/>
+                <w:sz w:val="19"/>
+              </w:rPr>
+              <w:t>Reports</w:t>
+            </w:r>
+          </w:p>
+        </w:tc>
+        <w:tc>
+          <w:tcPr>
+            <w:tcW w:type="dxa" w:w="2880"/>
+          </w:tcPr>
+          <w:p>
+            <w:r>
+              <w:rPr>
+                <w:sz w:val="19"/>
+              </w:rPr>
+            </w:r>
+            <w:r>
+              <w:rPr>
+                <w:b/>
+                <w:sz w:val="19"/>
+              </w:rPr>
+              <w:t>Low Stock</w:t>
+            </w:r>
+          </w:p>
+        </w:tc>
+        <w:tc>
+          <w:tcPr>
+            <w:tcW w:type="dxa" w:w="2880"/>
+          </w:tcPr>
+          <w:p>
+            <w:r>
+              <w:rPr>
+                <w:sz w:val="19"/>
+              </w:rPr>
+            </w:r>
+            <w:r>
+              <w:rPr>
+                <w:sz w:val="19"/>
+              </w:rPr>
+              <w:t>Items at or below the level they want reordering at, and the cost to top up.</w:t>
             </w:r>
           </w:p>
         </w:tc>
@@ -7176,7 +7234,7 @@
     </w:p>
     <w:p>
       <w:r>
-        <w:t>Segment, Active</w:t>
+        <w:t>Segment, Reorder level, Active</w:t>
       </w:r>
       <w:r>
         <w:rPr>
@@ -7213,6 +7271,50 @@
       </w:r>
       <w:r>
         <w:t>inactive** instead. That keeps the history intact and simply takes the item out of the pickers.</w:t>
+      </w:r>
+    </w:p>
+    <w:p>
+      <w:pPr>
+        <w:pStyle w:val="ListBullet"/>
+        <w:spacing w:after="40"/>
+      </w:pPr>
+      <w:r>
+        <w:rPr>
+          <w:b/>
+        </w:rPr>
+        <w:t>Reorder level</w:t>
+      </w:r>
+      <w:r>
+        <w:t xml:space="preserve"> is the quantity at which the item wants reordering. It is</w:t>
+      </w:r>
+    </w:p>
+    <w:p>
+      <w:r>
+        <w:rPr>
+          <w:b/>
+        </w:rPr>
+        <w:t>optional</w:t>
+      </w:r>
+      <w:r>
+        <w:t xml:space="preserve">, and blank means </w:t>
+      </w:r>
+      <w:r>
+        <w:rPr>
+          <w:b/>
+        </w:rPr>
+        <w:t>not watched</w:t>
+      </w:r>
+      <w:r>
+        <w:t xml:space="preserve"> — which is deliberately different from a level of zero. An item with no level never appears on the Low Stock report however little is left; an item with a level of zero appears only when it has run out. Setting a level also puts a red </w:t>
+      </w:r>
+      <w:r>
+        <w:rPr>
+          <w:b/>
+        </w:rPr>
+        <w:t>reorder</w:t>
+      </w:r>
+      <w:r>
+        <w:t xml:space="preserve"> tag beside the item's code in this list when stock reaches it.</w:t>
       </w:r>
     </w:p>
     <w:p>
@@ -20182,6 +20284,146 @@
     </w:p>
     <w:p>
       <w:pPr>
+        <w:pStyle w:val="Heading2"/>
+      </w:pPr>
+      <w:r>
+        <w:rPr>
+          <w:color w:val="0F172A"/>
+        </w:rPr>
+        <w:t>Low Stock</w:t>
+      </w:r>
+    </w:p>
+    <w:p>
+      <w:r>
+        <w:t xml:space="preserve">The reorder list: every item at or below the level it wants reordering at, </w:t>
+      </w:r>
+      <w:r>
+        <w:rPr>
+          <w:b/>
+        </w:rPr>
+        <w:t>biggest gap first</w:t>
+      </w:r>
+      <w:r>
+        <w:t>, so the item most likely to run out reads at the top.</w:t>
+      </w:r>
+    </w:p>
+    <w:p>
+      <w:pPr>
+        <w:pStyle w:val="ListBullet"/>
+        <w:spacing w:after="40"/>
+      </w:pPr>
+      <w:r>
+        <w:t>Columns: **Code, Item, Unit, On hand, Reorder at, Shortfall, Avg cost, Cost to</w:t>
+      </w:r>
+    </w:p>
+    <w:p>
+      <w:r>
+        <w:t>restock**, with a total in the last column.</w:t>
+      </w:r>
+    </w:p>
+    <w:p>
+      <w:pPr>
+        <w:pStyle w:val="ListBullet"/>
+        <w:spacing w:after="40"/>
+      </w:pPr>
+      <w:r>
+        <w:rPr>
+          <w:b/>
+        </w:rPr>
+        <w:t>Shortfall</w:t>
+      </w:r>
+      <w:r>
+        <w:t xml:space="preserve"> is </w:t>
+      </w:r>
+      <w:r>
+        <w:rPr>
+          <w:rFonts w:ascii="Consolas" w:hAnsi="Consolas"/>
+          <w:color w:val="1D4ED8"/>
+          <w:sz w:val="19"/>
+        </w:rPr>
+        <w:t>reorder level − quantity on hand</w:t>
+      </w:r>
+      <w:r>
+        <w:t>: how much to order to get back</w:t>
+      </w:r>
+    </w:p>
+    <w:p>
+      <w:r>
+        <w:t>to the level.</w:t>
+      </w:r>
+    </w:p>
+    <w:p>
+      <w:pPr>
+        <w:pStyle w:val="ListBullet"/>
+        <w:spacing w:after="40"/>
+      </w:pPr>
+      <w:r>
+        <w:rPr>
+          <w:b/>
+        </w:rPr>
+        <w:t>Cost to restock</w:t>
+      </w:r>
+      <w:r>
+        <w:t xml:space="preserve"> is that shortfall at the item's current average cost. It is an</w:t>
+      </w:r>
+    </w:p>
+    <w:p>
+      <w:r>
+        <w:rPr>
+          <w:b/>
+        </w:rPr>
+        <w:t>estimate for sizing the order</w:t>
+      </w:r>
+      <w:r>
+        <w:t>, not a quotation — a supplier's price on the day will differ.</w:t>
+      </w:r>
+    </w:p>
+    <w:p>
+      <w:pPr>
+        <w:pStyle w:val="ListBullet"/>
+        <w:spacing w:after="40"/>
+      </w:pPr>
+      <w:r>
+        <w:t xml:space="preserve">An item with </w:t>
+      </w:r>
+      <w:r>
+        <w:rPr>
+          <w:b/>
+        </w:rPr>
+        <w:t>none left</w:t>
+      </w:r>
+      <w:r>
+        <w:t xml:space="preserve"> is tagged, so an outage is visible at a glance.</w:t>
+      </w:r>
+    </w:p>
+    <w:p>
+      <w:pPr>
+        <w:pStyle w:val="ListBullet"/>
+        <w:spacing w:after="40"/>
+      </w:pPr>
+      <w:r>
+        <w:rPr>
+          <w:b/>
+        </w:rPr>
+        <w:t>Export CSV</w:t>
+      </w:r>
+      <w:r>
+        <w:t xml:space="preserve"> writes the list, ready to send to a supplier or work through.</w:t>
+      </w:r>
+    </w:p>
+    <w:p>
+      <w:r>
+        <w:rPr>
+          <w:b/>
+        </w:rPr>
+        <w:t>Items appear here only if they carry a reorder level.</w:t>
+      </w:r>
+      <w:r>
+        <w:t xml:space="preserve"> A blank level means the item is not being watched; it is not the same as a level of zero. If the list is empty, nothing is at its level — not that the report is broken. A discontinued (inactive) item is never listed: it is not something to reorder.</w:t>
+      </w:r>
+    </w:p>
+    <w:p>
+      <w:pPr>
         <w:pStyle w:val="Title"/>
       </w:pPr>
       <w:r>
@@ -29389,6 +29631,356 @@
       </w:r>
       <w:r>
         <w:t>, which is already a percentage, a percentage change of it would be meaningless, so the difference is reported in points instead. Both blanks are the report refusing to state something untrue.</w:t>
+      </w:r>
+    </w:p>
+    <w:p>
+      <w:pPr>
+        <w:spacing w:before="40" w:after="160"/>
+        <w:pBdr>
+          <w:bottom w:val="single" w:sz="6" w:space="1" w:color="D6DBE2"/>
+        </w:pBdr>
+      </w:pPr>
+    </w:p>
+    <w:p>
+      <w:pPr>
+        <w:pStyle w:val="Heading1"/>
+      </w:pPr>
+      <w:r>
+        <w:rPr>
+          <w:color w:val="0F172A"/>
+        </w:rPr>
+        <w:t>Test Case 30 — Set a reorder level and read the reorder list</w:t>
+      </w:r>
+    </w:p>
+    <w:p>
+      <w:pPr>
+        <w:pStyle w:val="ListBullet"/>
+        <w:spacing w:after="40"/>
+      </w:pPr>
+      <w:r>
+        <w:rPr>
+          <w:b/>
+        </w:rPr>
+        <w:t>User Persona:</w:t>
+      </w:r>
+      <w:r>
+        <w:t xml:space="preserve"> </w:t>
+      </w:r>
+      <w:r>
+        <w:rPr>
+          <w:b/>
+        </w:rPr>
+        <w:t>Store/Production Staff</w:t>
+      </w:r>
+      <w:r>
+        <w:t xml:space="preserve"> or </w:t>
+      </w:r>
+      <w:r>
+        <w:rPr>
+          <w:b/>
+        </w:rPr>
+        <w:t>Admin</w:t>
+      </w:r>
+      <w:r>
+        <w:t>.</w:t>
+      </w:r>
+    </w:p>
+    <w:p>
+      <w:pPr>
+        <w:pStyle w:val="ListBullet"/>
+        <w:spacing w:after="40"/>
+      </w:pPr>
+      <w:r>
+        <w:rPr>
+          <w:b/>
+        </w:rPr>
+        <w:t>Objective:</w:t>
+      </w:r>
+      <w:r>
+        <w:t xml:space="preserve"> Put an item on the watch list, see it appear when stock runs low,</w:t>
+      </w:r>
+    </w:p>
+    <w:p>
+      <w:r>
+        <w:t>and see it leave again when the goods arrive.</w:t>
+      </w:r>
+    </w:p>
+    <w:p>
+      <w:pPr>
+        <w:pStyle w:val="ListBullet"/>
+        <w:spacing w:after="40"/>
+      </w:pPr>
+      <w:r>
+        <w:rPr>
+          <w:b/>
+        </w:rPr>
+        <w:t>Prerequisites:</w:t>
+      </w:r>
+      <w:r>
+        <w:t xml:space="preserve"> Test Case 8 done, so there are items and some stock.</w:t>
+      </w:r>
+    </w:p>
+    <w:p>
+      <w:pPr>
+        <w:pStyle w:val="ListBullet"/>
+        <w:spacing w:after="40"/>
+      </w:pPr>
+      <w:r>
+        <w:rPr>
+          <w:b/>
+        </w:rPr>
+        <w:t>Steps:</w:t>
+      </w:r>
+    </w:p>
+    <w:p>
+      <w:pPr>
+        <w:pStyle w:val="ListNumber"/>
+        <w:spacing w:after="40"/>
+      </w:pPr>
+      <w:r>
+        <w:t xml:space="preserve">Open </w:t>
+      </w:r>
+      <w:r>
+        <w:rPr>
+          <w:b/>
+        </w:rPr>
+        <w:t>Reports → Low Stock</w:t>
+      </w:r>
+      <w:r>
+        <w:t xml:space="preserve"> and note what is on it.</w:t>
+      </w:r>
+    </w:p>
+    <w:p>
+      <w:pPr>
+        <w:pStyle w:val="ListNumber"/>
+        <w:spacing w:after="40"/>
+      </w:pPr>
+      <w:r>
+        <w:t xml:space="preserve">Open </w:t>
+      </w:r>
+      <w:r>
+        <w:rPr>
+          <w:b/>
+        </w:rPr>
+        <w:t>Inventory &amp; BOM</w:t>
+      </w:r>
+      <w:r>
+        <w:t xml:space="preserve">, click </w:t>
+      </w:r>
+      <w:r>
+        <w:rPr>
+          <w:b/>
+        </w:rPr>
+        <w:t>Edit</w:t>
+      </w:r>
+      <w:r>
+        <w:t xml:space="preserve"> on an item that has stock, and read its</w:t>
+      </w:r>
+    </w:p>
+    <w:p>
+      <w:r>
+        <w:rPr>
+          <w:b/>
+        </w:rPr>
+        <w:t>On hand</w:t>
+      </w:r>
+      <w:r>
+        <w:t>.</w:t>
+      </w:r>
+    </w:p>
+    <w:p>
+      <w:pPr>
+        <w:pStyle w:val="ListNumber"/>
+        <w:spacing w:after="40"/>
+      </w:pPr>
+      <w:r>
+        <w:t xml:space="preserve">Set </w:t>
+      </w:r>
+      <w:r>
+        <w:rPr>
+          <w:b/>
+        </w:rPr>
+        <w:t>Reorder level</w:t>
+      </w:r>
+      <w:r>
+        <w:t xml:space="preserve"> to </w:t>
+      </w:r>
+      <w:r>
+        <w:rPr>
+          <w:b/>
+        </w:rPr>
+        <w:t>more than</w:t>
+      </w:r>
+      <w:r>
+        <w:t xml:space="preserve"> its quantity on hand (for example, twice</w:t>
+      </w:r>
+    </w:p>
+    <w:p>
+      <w:r>
+        <w:t xml:space="preserve">as much) and click </w:t>
+      </w:r>
+      <w:r>
+        <w:rPr>
+          <w:b/>
+        </w:rPr>
+        <w:t>Save item</w:t>
+      </w:r>
+      <w:r>
+        <w:t>.</w:t>
+      </w:r>
+    </w:p>
+    <w:p>
+      <w:pPr>
+        <w:pStyle w:val="ListNumber"/>
+        <w:spacing w:after="40"/>
+      </w:pPr>
+      <w:r>
+        <w:t xml:space="preserve">Go back to </w:t>
+      </w:r>
+      <w:r>
+        <w:rPr>
+          <w:b/>
+        </w:rPr>
+        <w:t>Reports → Low Stock</w:t>
+      </w:r>
+      <w:r>
+        <w:t>.</w:t>
+      </w:r>
+    </w:p>
+    <w:p>
+      <w:pPr>
+        <w:pStyle w:val="ListNumber"/>
+        <w:spacing w:after="40"/>
+      </w:pPr>
+      <w:r>
+        <w:t xml:space="preserve">Read the </w:t>
+      </w:r>
+      <w:r>
+        <w:rPr>
+          <w:b/>
+        </w:rPr>
+        <w:t>Shortfall</w:t>
+      </w:r>
+      <w:r>
+        <w:t xml:space="preserve"> and </w:t>
+      </w:r>
+      <w:r>
+        <w:rPr>
+          <w:b/>
+        </w:rPr>
+        <w:t>Cost to restock</w:t>
+      </w:r>
+      <w:r>
+        <w:t xml:space="preserve"> for that item.</w:t>
+      </w:r>
+    </w:p>
+    <w:p>
+      <w:pPr>
+        <w:pStyle w:val="ListNumber"/>
+        <w:spacing w:after="40"/>
+      </w:pPr>
+      <w:r>
+        <w:t xml:space="preserve">Back on </w:t>
+      </w:r>
+      <w:r>
+        <w:rPr>
+          <w:b/>
+        </w:rPr>
+        <w:t>Inventory &amp; BOM</w:t>
+      </w:r>
+      <w:r>
+        <w:t xml:space="preserve">, clear the </w:t>
+      </w:r>
+      <w:r>
+        <w:rPr>
+          <w:b/>
+        </w:rPr>
+        <w:t>Reorder level</w:t>
+      </w:r>
+      <w:r>
+        <w:t xml:space="preserve"> and save.</w:t>
+      </w:r>
+    </w:p>
+    <w:p>
+      <w:pPr>
+        <w:pStyle w:val="ListNumber"/>
+        <w:spacing w:after="40"/>
+      </w:pPr>
+      <w:r>
+        <w:t xml:space="preserve">Return to </w:t>
+      </w:r>
+      <w:r>
+        <w:rPr>
+          <w:b/>
+        </w:rPr>
+        <w:t>Low Stock</w:t>
+      </w:r>
+      <w:r>
+        <w:t>.</w:t>
+      </w:r>
+    </w:p>
+    <w:p>
+      <w:pPr>
+        <w:pStyle w:val="ListBullet"/>
+        <w:spacing w:after="40"/>
+      </w:pPr>
+      <w:r>
+        <w:rPr>
+          <w:b/>
+        </w:rPr>
+        <w:t>Expected Behaviour:</w:t>
+      </w:r>
+      <w:r>
+        <w:t xml:space="preserve"> In step 4 the item is now listed, and a red </w:t>
+      </w:r>
+      <w:r>
+        <w:rPr>
+          <w:b/>
+        </w:rPr>
+        <w:t>reorder</w:t>
+      </w:r>
+      <w:r>
+        <w:t xml:space="preserve"> tag</w:t>
+      </w:r>
+    </w:p>
+    <w:p>
+      <w:r>
+        <w:t>sits beside its code in the Inventory list. In step 5 the shortfall is the difference between the level and the quantity on hand multiplied out at average cost. In step 7 it has gone from the list again, even though its stock has not changed.</w:t>
+      </w:r>
+    </w:p>
+    <w:p>
+      <w:pPr>
+        <w:pStyle w:val="ListBullet"/>
+        <w:spacing w:after="40"/>
+      </w:pPr>
+      <w:r>
+        <w:rPr>
+          <w:b/>
+        </w:rPr>
+        <w:t>Actual Results &amp; Calculation Explanation:</w:t>
+      </w:r>
+      <w:r>
+        <w:t xml:space="preserve"> The report compares each item's</w:t>
+      </w:r>
+    </w:p>
+    <w:p>
+      <w:r>
+        <w:rPr>
+          <w:b/>
+        </w:rPr>
+        <w:t>ledger quantity</w:t>
+      </w:r>
+      <w:r>
+        <w:t xml:space="preserve"> with its reorder level and lists those at or below it, ordered by the size of the gap. The quantity is read from the stock ledger rather than stored, so the list cannot disagree with the Inventory screen. Clearing the level removes the item from the list because </w:t>
+      </w:r>
+      <w:r>
+        <w:rPr>
+          <w:b/>
+        </w:rPr>
+        <w:t>blank means not watched</w:t>
+      </w:r>
+      <w:r>
+        <w:t>, not zero — which is why an item with no level never appears, however little is left, and why the report did not put every item in the system on the list the day the field was introduced.</w:t>
       </w:r>
     </w:p>
     <w:p>

--- a/PRODUCTION_MANUAL.docx
+++ b/PRODUCTION_MANUAL.docx
@@ -7110,6 +7110,26 @@
     <w:p>
       <w:r>
         <w:t>still, so the rest of the screen does not slide around while you look at a column.</w:t>
+      </w:r>
+    </w:p>
+    <w:p>
+      <w:pPr>
+        <w:pStyle w:val="ListBullet"/>
+        <w:spacing w:after="40"/>
+      </w:pPr>
+      <w:r>
+        <w:rPr>
+          <w:b/>
+        </w:rPr>
+        <w:t>The purchase and production lists become cards</w:t>
+      </w:r>
+      <w:r>
+        <w:t xml:space="preserve"> on a phone: one record per</w:t>
+      </w:r>
+    </w:p>
+    <w:p>
+      <w:r>
+        <w:t>card, with each figure labelled — because a ten-column table on a 360px screen is not readable however well it scrolls. The wide reports keep their columns and scroll instead. The card layout is applied screen by screen, on the lists somebody reads on the floor rather than on a report being studied.</w:t>
       </w:r>
     </w:p>
     <w:p>

--- a/PRODUCTION_MANUAL.docx
+++ b/PRODUCTION_MANUAL.docx
@@ -9284,6 +9284,79 @@
       </w:r>
       <w:r>
         <w:t xml:space="preserve"> to mark it settled.</w:t>
+      </w:r>
+    </w:p>
+    <w:p>
+      <w:r>
+        <w:rPr>
+          <w:b/>
+        </w:rPr>
+        <w:t>Every setting can be changed at any time, for ever.</w:t>
+      </w:r>
+      <w:r>
+        <w:t xml:space="preserve"> Nothing here is settled once and locked. VAT rates, security rules, payroll structure, posting controls, accounts, money accounts and company details can all be revisited whenever the business changes, and the change </w:t>
+      </w:r>
+      <w:r>
+        <w:rPr>
+          <w:b/>
+        </w:rPr>
+        <w:t>takes effect immediately</w:t>
+      </w:r>
+      <w:r>
+        <w:t xml:space="preserve"> — no redeploy, no restart.</w:t>
+      </w:r>
+    </w:p>
+    <w:p>
+      <w:r>
+        <w:t>Two guarantees worth knowing:</w:t>
+      </w:r>
+    </w:p>
+    <w:p>
+      <w:pPr>
+        <w:pStyle w:val="ListBullet"/>
+        <w:spacing w:after="40"/>
+      </w:pPr>
+      <w:r>
+        <w:rPr>
+          <w:b/>
+        </w:rPr>
+        <w:t>A value you set is never reset.</w:t>
+      </w:r>
+      <w:r>
+        <w:t xml:space="preserve"> Not by a restart, not by a redeploy. If you set</w:t>
+      </w:r>
+    </w:p>
+    <w:p>
+      <w:r>
+        <w:t>the VAT rate to 7.5%, it stays 7.5% until somebody changes it deliberately. (This is covered by a test, because a rate that silently reverted overnight would be worse than one that could not be changed at all — the books would be using a figure nobody chose.)</w:t>
+      </w:r>
+    </w:p>
+    <w:p>
+      <w:pPr>
+        <w:pStyle w:val="ListBullet"/>
+        <w:spacing w:after="40"/>
+      </w:pPr>
+      <w:r>
+        <w:rPr>
+          <w:b/>
+        </w:rPr>
+        <w:t>A change applies to what happens next, not to what has already happened.</w:t>
+      </w:r>
+    </w:p>
+    <w:p>
+      <w:r>
+        <w:t>Turning VAT on today does not add VAT to last month's invoices: a posted entry is never rewritten. That is deliberate, and it is what an auditor expects to see.</w:t>
+      </w:r>
+    </w:p>
+    <w:p>
+      <w:r>
+        <w:rPr>
+          <w:b/>
+        </w:rPr>
+        <w:t>Changing a setting is an administrator's job.</w:t>
+      </w:r>
+      <w:r>
+        <w:t xml:space="preserve"> Every other role can *read* the configuration — it explains the figures on their screen — but only an Admin can change a value, because these rates decide what the books say. New settings can appear here over time; if one is not what you need, ask, and it can be added.</w:t>
       </w:r>
     </w:p>
     <w:p>

--- a/PRODUCTION_MANUAL.docx
+++ b/PRODUCTION_MANUAL.docx
@@ -30116,12 +30116,30 @@
         <w:t>Confirm</w:t>
       </w:r>
       <w:r>
-        <w:t xml:space="preserve"> the name, address and</w:t>
-      </w:r>
-    </w:p>
-    <w:p>
-      <w:r>
-        <w:t>phone.</w:t>
+        <w:t xml:space="preserve"> the name, address,</w:t>
+      </w:r>
+    </w:p>
+    <w:p>
+      <w:r>
+        <w:t xml:space="preserve">phone, </w:t>
+      </w:r>
+      <w:r>
+        <w:rPr>
+          <w:b/>
+        </w:rPr>
+        <w:t>VAT registration (BIN)</w:t>
+      </w:r>
+      <w:r>
+        <w:t xml:space="preserve"> and </w:t>
+      </w:r>
+      <w:r>
+        <w:rPr>
+          <w:b/>
+        </w:rPr>
+        <w:t>TIN</w:t>
+      </w:r>
+      <w:r>
+        <w:t>. The BIN has to be right before any tax invoice is issued, because it is printed on the document.</w:t>
       </w:r>
     </w:p>
     <w:p>

--- a/PRODUCTION_MANUAL.docx
+++ b/PRODUCTION_MANUAL.docx
@@ -20898,7 +20898,7 @@
         <w:spacing w:after="40"/>
       </w:pPr>
       <w:r>
-        <w:t xml:space="preserve">Find the </w:t>
+        <w:t xml:space="preserve">Read the </w:t>
       </w:r>
       <w:r>
         <w:rPr>
@@ -20907,7 +20907,36 @@
         <w:t>Permission matrix</w:t>
       </w:r>
       <w:r>
-        <w:t xml:space="preserve"> and read your role's row.</w:t>
+        <w:t xml:space="preserve">. Find the row for </w:t>
+      </w:r>
+      <w:r>
+        <w:rPr>
+          <w:b/>
+        </w:rPr>
+        <w:t>Store/Production Staff</w:t>
+      </w:r>
+    </w:p>
+    <w:p>
+      <w:r>
+        <w:t xml:space="preserve">and the column for </w:t>
+      </w:r>
+      <w:r>
+        <w:rPr>
+          <w:b/>
+        </w:rPr>
+        <w:t>accounts</w:t>
+      </w:r>
+      <w:r>
+        <w:t xml:space="preserve">; it reads </w:t>
+      </w:r>
+      <w:r>
+        <w:rPr>
+          <w:b/>
+        </w:rPr>
+        <w:t>No access</w:t>
+      </w:r>
+      <w:r>
+        <w:t>.</w:t>
       </w:r>
     </w:p>
     <w:p>
@@ -20916,16 +20945,27 @@
         <w:spacing w:after="40"/>
       </w:pPr>
       <w:r>
-        <w:t xml:space="preserve">Scroll to </w:t>
-      </w:r>
-      <w:r>
-        <w:rPr>
-          <w:b/>
-        </w:rPr>
-        <w:t>Live permission probe</w:t>
-      </w:r>
-      <w:r>
-        <w:t>.</w:t>
+        <w:t xml:space="preserve">Read the </w:t>
+      </w:r>
+      <w:r>
+        <w:rPr>
+          <w:b/>
+        </w:rPr>
+        <w:t>Menus by role</w:t>
+      </w:r>
+      <w:r>
+        <w:t xml:space="preserve"> table below it. The same role is not offered the</w:t>
+      </w:r>
+    </w:p>
+    <w:p>
+      <w:r>
+        <w:rPr>
+          <w:b/>
+        </w:rPr>
+        <w:t>Ledger</w:t>
+      </w:r>
+      <w:r>
+        <w:t xml:space="preserve"> group.</w:t>
       </w:r>
     </w:p>
     <w:p>
@@ -20934,16 +20974,7 @@
         <w:spacing w:after="40"/>
       </w:pPr>
       <w:r>
-        <w:t xml:space="preserve">Click the button that reads </w:t>
-      </w:r>
-      <w:r>
-        <w:rPr>
-          <w:b/>
-        </w:rPr>
-        <w:t>Call the API as "{your role}"</w:t>
-      </w:r>
-      <w:r>
-        <w:t>.</w:t>
+        <w:t>Sign out, then sign in as a user holding that role.</w:t>
       </w:r>
     </w:p>
     <w:p>
@@ -20952,27 +20983,7 @@
         <w:spacing w:after="40"/>
       </w:pPr>
       <w:r>
-        <w:t>Read the result line.</w:t>
-      </w:r>
-    </w:p>
-    <w:p>
-      <w:pPr>
-        <w:pStyle w:val="ListBullet"/>
-        <w:spacing w:after="40"/>
-      </w:pPr>
-      <w:r>
-        <w:rPr>
-          <w:b/>
-        </w:rPr>
-        <w:t>Expected Behavior:</w:t>
-      </w:r>
-      <w:r>
-        <w:t xml:space="preserve"> Either a green message, `GET /api/accounts allowed for</w:t>
-      </w:r>
-    </w:p>
-    <w:p>
-      <w:r>
-        <w:t>"{role}"</w:t>
+        <w:t xml:space="preserve">Try to open the chart of accounts directly by typing </w:t>
       </w:r>
       <w:r>
         <w:rPr>
@@ -20980,10 +20991,15 @@
           <w:color w:val="1D4ED8"/>
           <w:sz w:val="19"/>
         </w:rPr>
-        <w:t xml:space="preserve">, or a red message, </w:t>
-      </w:r>
-      <w:r>
-        <w:t>GET /api/accounts blocked for "{role}": …`. As Admin you should be allowed.</w:t>
+        <w:t>/accounts</w:t>
+      </w:r>
+      <w:r>
+        <w:t xml:space="preserve"> at the end</w:t>
+      </w:r>
+    </w:p>
+    <w:p>
+      <w:r>
+        <w:t>of the site address.</w:t>
       </w:r>
     </w:p>
     <w:p>
@@ -20995,15 +21011,84 @@
         <w:rPr>
           <w:b/>
         </w:rPr>
+        <w:t>Expected Behavior:</w:t>
+      </w:r>
+      <w:r>
+        <w:t xml:space="preserve"> As Store/Production Staff the </w:t>
+      </w:r>
+      <w:r>
+        <w:rPr>
+          <w:b/>
+        </w:rPr>
+        <w:t>Ledger</w:t>
+      </w:r>
+      <w:r>
+        <w:t xml:space="preserve"> menu is absent.</w:t>
+      </w:r>
+    </w:p>
+    <w:p>
+      <w:r>
+        <w:t xml:space="preserve">At </w:t>
+      </w:r>
+      <w:r>
+        <w:rPr>
+          <w:rFonts w:ascii="Consolas" w:hAnsi="Consolas"/>
+          <w:color w:val="1D4ED8"/>
+          <w:sz w:val="19"/>
+        </w:rPr>
+        <w:t>/accounts</w:t>
+      </w:r>
+      <w:r>
+        <w:t xml:space="preserve"> the screen loads but cannot fetch its data, and shows an error naming the reason: </w:t>
+      </w:r>
+      <w:r>
+        <w:rPr>
+          <w:b/>
+        </w:rPr>
+        <w:t>"The Chart of Accounts screen is not available to the Store/Production Staff role. An administrator can grant access if it is needed."</w:t>
+      </w:r>
+      <w:r>
+        <w:t xml:space="preserve"> No account data appears.</w:t>
+      </w:r>
+    </w:p>
+    <w:p>
+      <w:pPr>
+        <w:pStyle w:val="ListBullet"/>
+        <w:spacing w:after="40"/>
+      </w:pPr>
+      <w:r>
+        <w:rPr>
+          <w:b/>
+        </w:rPr>
         <w:t>Actual Results &amp; Calculation Explanation:</w:t>
       </w:r>
       <w:r>
-        <w:t xml:space="preserve"> The button makes a real request to</w:t>
-      </w:r>
-    </w:p>
-    <w:p>
-      <w:r>
-        <w:t>the server using your session. The server reads the role from your signed session — never from anything the screen sends — and compares it with the permission table. Reading the chart of accounts is allowed for Admin, Accountant and Owner/Viewer, and refused for Store/Production and Sales Staff. That is why the answer comes from the server: hiding a menu is a convenience, not the security.</w:t>
+        <w:t xml:space="preserve"> Every request carries a signed</w:t>
+      </w:r>
+    </w:p>
+    <w:p>
+      <w:r>
+        <w:t>session token. The server reads the role from that token — never from anything the screen sends — and compares it with the permission table before answering. The menu is hidden, and the screen is not offered, so nobody wastes time on it; but the refusal that matters is the one the server makes when the request arrives. That is why typing the address directly still fails: the data never leaves the server.</w:t>
+      </w:r>
+    </w:p>
+    <w:p>
+      <w:pPr>
+        <w:pStyle w:val="ListBullet"/>
+        <w:spacing w:after="40"/>
+      </w:pPr>
+      <w:r>
+        <w:rPr>
+          <w:b/>
+        </w:rPr>
+        <w:t>Why this matters:</w:t>
+      </w:r>
+      <w:r>
+        <w:t xml:space="preserve"> It is the difference between a locked door and a door with</w:t>
+      </w:r>
+    </w:p>
+    <w:p>
+      <w:r>
+        <w:t>a sign on it. A determined user can edit the address bar, so the check that counts is the one made on every request.</w:t>
       </w:r>
     </w:p>
     <w:p>
@@ -30302,7 +30387,21 @@
         <w:t>Data</w:t>
       </w:r>
       <w:r>
-        <w:t xml:space="preserve"> — import your workbook, or start fresh and begin entering.</w:t>
+        <w:t xml:space="preserve"> — import your workbook, or start fresh and begin entering. Once your</w:t>
+      </w:r>
+    </w:p>
+    <w:p>
+      <w:r>
+        <w:t xml:space="preserve">real figures are in, </w:t>
+      </w:r>
+      <w:r>
+        <w:rPr>
+          <w:b/>
+        </w:rPr>
+        <w:t>do not use Restore sample workbook</w:t>
+      </w:r>
+      <w:r>
+        <w:t xml:space="preserve"> — it replaces the books. Ask for it to be removed from the screen before handover.</w:t>
       </w:r>
     </w:p>
     <w:p>
@@ -30317,7 +30416,7 @@
         <w:t>Backups</w:t>
       </w:r>
       <w:r>
-        <w:t xml:space="preserve"> — set up the nightly </w:t>
+        <w:t xml:space="preserve"> — on a VPS, install the nightly cron for </w:t>
       </w:r>
       <w:r>
         <w:rPr>
@@ -30325,24 +30424,35 @@
           <w:color w:val="1D4ED8"/>
           <w:sz w:val="19"/>
         </w:rPr>
-        <w:t>backup_db.py</w:t>
-      </w:r>
-      <w:r>
-        <w:t xml:space="preserve"> run, keep the files off the</w:t>
-      </w:r>
-    </w:p>
-    <w:p>
-      <w:r>
-        <w:t xml:space="preserve">machine that hosts the database, and </w:t>
-      </w:r>
-      <w:r>
-        <w:rPr>
-          <w:b/>
-        </w:rPr>
-        <w:t>restore one into a scratch database</w:t>
-      </w:r>
-      <w:r>
-        <w:t xml:space="preserve"> to prove it works.</w:t>
+        <w:t>deploy/backup.sh</w:t>
+      </w:r>
+      <w:r>
+        <w:t>; on a</w:t>
+      </w:r>
+    </w:p>
+    <w:p>
+      <w:r>
+        <w:t xml:space="preserve">hosted deployment use </w:t>
+      </w:r>
+      <w:r>
+        <w:rPr>
+          <w:rFonts w:ascii="Consolas" w:hAnsi="Consolas"/>
+          <w:color w:val="1D4ED8"/>
+          <w:sz w:val="19"/>
+        </w:rPr>
+        <w:t>scripts/backup_db.py</w:t>
+      </w:r>
+      <w:r>
+        <w:t xml:space="preserve">. Either way, keep the files off the machine that hosts the database, and </w:t>
+      </w:r>
+      <w:r>
+        <w:rPr>
+          <w:b/>
+        </w:rPr>
+        <w:t>restore one</w:t>
+      </w:r>
+      <w:r>
+        <w:t xml:space="preserve"> to prove it works. A backup that has never been restored is a guess.</w:t>
       </w:r>
     </w:p>
     <w:p>

--- a/PRODUCTION_MANUAL.docx
+++ b/PRODUCTION_MANUAL.docx
@@ -22471,7 +22471,18 @@
         <w:t>Prerequisites:</w:t>
       </w:r>
       <w:r>
-        <w:t xml:space="preserve"> Signed in as Admin.</w:t>
+        <w:t xml:space="preserve"> Signed in as Admin; </w:t>
+      </w:r>
+      <w:r>
+        <w:rPr>
+          <w:rFonts w:ascii="Consolas" w:hAnsi="Consolas"/>
+          <w:color w:val="1D4ED8"/>
+          <w:sz w:val="19"/>
+        </w:rPr>
+        <w:t>SAMPLE_TEST_WORKBOOK.xlsx</w:t>
+      </w:r>
+      <w:r>
+        <w:t xml:space="preserve"> to hand.</w:t>
       </w:r>
     </w:p>
     <w:p>
@@ -22528,22 +22539,33 @@
         <w:spacing w:after="40"/>
       </w:pPr>
       <w:r>
-        <w:t xml:space="preserve">In the </w:t>
-      </w:r>
-      <w:r>
-        <w:rPr>
-          <w:b/>
-        </w:rPr>
-        <w:t>Start over</w:t>
-      </w:r>
-      <w:r>
-        <w:t xml:space="preserve"> card, click </w:t>
-      </w:r>
-      <w:r>
-        <w:rPr>
-          <w:b/>
-        </w:rPr>
-        <w:t>Restore sample workbook</w:t>
+        <w:t xml:space="preserve">Under </w:t>
+      </w:r>
+      <w:r>
+        <w:rPr>
+          <w:b/>
+        </w:rPr>
+        <w:t>Import an existing workbook</w:t>
+      </w:r>
+      <w:r>
+        <w:t xml:space="preserve">, click </w:t>
+      </w:r>
+      <w:r>
+        <w:rPr>
+          <w:b/>
+        </w:rPr>
+        <w:t>Workbook (.xlsx)</w:t>
+      </w:r>
+      <w:r>
+        <w:t xml:space="preserve"> and choose</w:t>
+      </w:r>
+    </w:p>
+    <w:p>
+      <w:r>
+        <w:rPr>
+          <w:b/>
+        </w:rPr>
+        <w:t>`SAMPLE_TEST_WORKBOOK.xlsx`</w:t>
       </w:r>
       <w:r>
         <w:t>.</w:t>
@@ -22555,7 +22577,43 @@
         <w:spacing w:after="40"/>
       </w:pPr>
       <w:r>
-        <w:t xml:space="preserve">Wait for the message, then open </w:t>
+        <w:t xml:space="preserve">Leave </w:t>
+      </w:r>
+      <w:r>
+        <w:rPr>
+          <w:b/>
+        </w:rPr>
+        <w:t>Replace the books (empty them first)</w:t>
+      </w:r>
+      <w:r>
+        <w:t xml:space="preserve"> ticked.</w:t>
+      </w:r>
+    </w:p>
+    <w:p>
+      <w:pPr>
+        <w:pStyle w:val="ListNumber"/>
+        <w:spacing w:after="40"/>
+      </w:pPr>
+      <w:r>
+        <w:t xml:space="preserve">Click </w:t>
+      </w:r>
+      <w:r>
+        <w:rPr>
+          <w:b/>
+        </w:rPr>
+        <w:t>Import workbook</w:t>
+      </w:r>
+      <w:r>
+        <w:t>.</w:t>
+      </w:r>
+    </w:p>
+    <w:p>
+      <w:pPr>
+        <w:pStyle w:val="ListNumber"/>
+        <w:spacing w:after="40"/>
+      </w:pPr>
+      <w:r>
+        <w:t xml:space="preserve">Wait for the green message, then open </w:t>
       </w:r>
       <w:r>
         <w:rPr>
@@ -22569,6 +22627,33 @@
     </w:p>
     <w:p>
       <w:pPr>
+        <w:pStyle w:val="ListNumber"/>
+        <w:spacing w:after="40"/>
+      </w:pPr>
+      <w:r>
+        <w:t xml:space="preserve">Open the </w:t>
+      </w:r>
+      <w:r>
+        <w:rPr>
+          <w:b/>
+        </w:rPr>
+        <w:t>Dashboard</w:t>
+      </w:r>
+      <w:r>
+        <w:t xml:space="preserve"> and read the </w:t>
+      </w:r>
+      <w:r>
+        <w:rPr>
+          <w:b/>
+        </w:rPr>
+        <w:t>Data integrity</w:t>
+      </w:r>
+      <w:r>
+        <w:t xml:space="preserve"> panel.</w:t>
+      </w:r>
+    </w:p>
+    <w:p>
+      <w:pPr>
         <w:pStyle w:val="ListBullet"/>
         <w:spacing w:after="40"/>
       </w:pPr>
@@ -22579,12 +22664,41 @@
         <w:t>Expected Behavior:</w:t>
       </w:r>
       <w:r>
-        <w:t xml:space="preserve"> A green confirmation appears, and the Inventory screen now</w:t>
-      </w:r>
-    </w:p>
-    <w:p>
-      <w:r>
-        <w:t>lists items with quantities and average costs.</w:t>
+        <w:t xml:space="preserve"> A green confirmation appears. </w:t>
+      </w:r>
+      <w:r>
+        <w:rPr>
+          <w:b/>
+        </w:rPr>
+        <w:t>Inventory &amp; BOM</w:t>
+      </w:r>
+      <w:r>
+        <w:t xml:space="preserve"> lists</w:t>
+      </w:r>
+    </w:p>
+    <w:p>
+      <w:r>
+        <w:t xml:space="preserve">five items with quantities and average costs, and </w:t>
+      </w:r>
+      <w:r>
+        <w:rPr>
+          <w:b/>
+        </w:rPr>
+        <w:t>all four</w:t>
+      </w:r>
+      <w:r>
+        <w:t xml:space="preserve"> integrity checks show a green tick, including *General Ledger inventory equals stock ledger value* at a variance of </w:t>
+      </w:r>
+      <w:r>
+        <w:rPr>
+          <w:rFonts w:ascii="Consolas" w:hAnsi="Consolas"/>
+          <w:color w:val="1D4ED8"/>
+          <w:sz w:val="19"/>
+        </w:rPr>
+        <w:t>0.0000</w:t>
+      </w:r>
+      <w:r>
+        <w:t>.</w:t>
       </w:r>
     </w:p>
     <w:p>
@@ -22599,12 +22713,108 @@
         <w:t>Actual Results &amp; Calculation Explanation:</w:t>
       </w:r>
       <w:r>
-        <w:t xml:space="preserve"> Restoring the sample workbook</w:t>
-      </w:r>
-    </w:p>
-    <w:p>
-      <w:r>
-        <w:t>loads a complete set of accounts, items, opening balances, journal history and stock movements. Every stock movement was replayed through the same weighted-average engine the system uses for new postings, which is why the figures match the source data exactly. This is the same path an import of your own workbook takes.</w:t>
+        <w:t xml:space="preserve"> The import loads a complete set of</w:t>
+      </w:r>
+    </w:p>
+    <w:p>
+      <w:r>
+        <w:t>accounts, items, opening balances, journal history and stock movements, then replays every stock movement through the same weighted-average engine the system uses for new postings. That is why the figures match the source file exactly.</w:t>
+      </w:r>
+    </w:p>
+    <w:p>
+      <w:pPr>
+        <w:spacing w:before="80" w:after="160"/>
+        <w:ind w:left="240"/>
+        <w:shd w:val="clear" w:color="auto" w:fill="F4F6F8"/>
+      </w:pPr>
+      <w:r>
+        <w:rPr>
+          <w:b/>
+        </w:rPr>
+        <w:t>Use `SAMPLE_TEST_WORKBOOK.xlsx`, not `RPCI Accounts.xlsx`.</w:t>
+      </w:r>
+      <w:r>
+        <w:t xml:space="preserve"> The sample file is built for this walkthrough: round figures you can check by hand, and a stock ledger that reconciles with its own general ledger. </w:t>
+      </w:r>
+      <w:r>
+        <w:rPr>
+          <w:rFonts w:ascii="Consolas" w:hAnsi="Consolas"/>
+          <w:color w:val="1D4ED8"/>
+          <w:sz w:val="19"/>
+        </w:rPr>
+        <w:t>RPCI Accounts.xlsx</w:t>
+      </w:r>
+      <w:r>
+        <w:t xml:space="preserve"> is the client's own working file, and its </w:t>
+      </w:r>
+      <w:r>
+        <w:rPr>
+          <w:b/>
+        </w:rPr>
+        <w:t>Inventory Ledger</w:t>
+      </w:r>
+      <w:r>
+        <w:t xml:space="preserve"> sheet does not reconcile with its general ledger: the memo ledger carries </w:t>
+      </w:r>
+      <w:r>
+        <w:rPr>
+          <w:b/>
+        </w:rPr>
+        <w:t>775,500</w:t>
+      </w:r>
+      <w:r>
+        <w:t xml:space="preserve"> of stock against </w:t>
+      </w:r>
+      <w:r>
+        <w:rPr>
+          <w:b/>
+        </w:rPr>
+        <w:t>301,400</w:t>
+      </w:r>
+      <w:r>
+        <w:t xml:space="preserve"> in the accounts, a variance of </w:t>
+      </w:r>
+      <w:r>
+        <w:rPr>
+          <w:b/>
+        </w:rPr>
+        <w:t>474,100</w:t>
+      </w:r>
+      <w:r>
+        <w:t>. The cause is in the workbook, not the software — the memo sheet never posts journals (its own *Instructions* sheet says so), and it contains three scratch rows with keyboard-mashed references (</w:t>
+      </w:r>
+      <w:r>
+        <w:rPr>
+          <w:rFonts w:ascii="Consolas" w:hAnsi="Consolas"/>
+          <w:color w:val="1D4ED8"/>
+          <w:sz w:val="19"/>
+        </w:rPr>
+        <w:t>srthrfgh</w:t>
+      </w:r>
+      <w:r>
+        <w:t xml:space="preserve">, </w:t>
+      </w:r>
+      <w:r>
+        <w:rPr>
+          <w:rFonts w:ascii="Consolas" w:hAnsi="Consolas"/>
+          <w:color w:val="1D4ED8"/>
+          <w:sz w:val="19"/>
+        </w:rPr>
+        <w:t>fgfd</w:t>
+      </w:r>
+      <w:r>
+        <w:t xml:space="preserve">) that have no matching journal entry. Its opening-stock rows are also blank. The integrity check is doing exactly its job by flagging this. If you import </w:t>
+      </w:r>
+      <w:r>
+        <w:rPr>
+          <w:rFonts w:ascii="Consolas" w:hAnsi="Consolas"/>
+          <w:color w:val="1D4ED8"/>
+          <w:sz w:val="19"/>
+        </w:rPr>
+        <w:t>RPCI Accounts.xlsx</w:t>
+      </w:r>
+      <w:r>
+        <w:t>, expect that one check to flag until the client's accountant supplies the real opening quantities and the missing postings. See [docs/guides/scope-and-open-items.md](docs/guides/scope-and-open-items.md).</w:t>
       </w:r>
     </w:p>
     <w:p>
@@ -30387,21 +30597,34 @@
         <w:t>Data</w:t>
       </w:r>
       <w:r>
-        <w:t xml:space="preserve"> — import your workbook, or start fresh and begin entering. Once your</w:t>
-      </w:r>
-    </w:p>
-    <w:p>
-      <w:r>
-        <w:t xml:space="preserve">real figures are in, </w:t>
-      </w:r>
-      <w:r>
-        <w:rPr>
-          <w:b/>
-        </w:rPr>
-        <w:t>do not use Restore sample workbook</w:t>
-      </w:r>
-      <w:r>
-        <w:t xml:space="preserve"> — it replaces the books. Ask for it to be removed from the screen before handover.</w:t>
+        <w:t xml:space="preserve"> — import your workbook, or start fresh and begin entering. **Check all</w:t>
+      </w:r>
+    </w:p>
+    <w:p>
+      <w:r>
+        <w:t xml:space="preserve">four integrity checks show a green tick straight after the import.** If the inventory check flags, the workbook's stock ledger and general ledger disagree — resolve that with the accountant before entering live data, because every stock figure afterwards is computed from it. (The client's </w:t>
+      </w:r>
+      <w:r>
+        <w:rPr>
+          <w:rFonts w:ascii="Consolas" w:hAnsi="Consolas"/>
+          <w:color w:val="1D4ED8"/>
+          <w:sz w:val="19"/>
+        </w:rPr>
+        <w:t>RPCI Accounts.xlsx</w:t>
+      </w:r>
+      <w:r>
+        <w:t xml:space="preserve"> flags this way today; </w:t>
+      </w:r>
+      <w:r>
+        <w:rPr>
+          <w:rFonts w:ascii="Consolas" w:hAnsi="Consolas"/>
+          <w:color w:val="1D4ED8"/>
+          <w:sz w:val="19"/>
+        </w:rPr>
+        <w:t>SAMPLE_TEST_WORKBOOK.xlsx</w:t>
+      </w:r>
+      <w:r>
+        <w:t xml:space="preserve"> does not.) Once real figures are in, importing replaces the books, so import deliberately.</w:t>
       </w:r>
     </w:p>
     <w:p>

--- a/PRODUCTION_MANUAL.docx
+++ b/PRODUCTION_MANUAL.docx
@@ -22815,6 +22815,612 @@
       </w:r>
       <w:r>
         <w:t>, expect that one check to flag until the client's accountant supplies the real opening quantities and the missing postings. See [docs/guides/scope-and-open-items.md](docs/guides/scope-and-open-items.md).</w:t>
+      </w:r>
+    </w:p>
+    <w:p>
+      <w:pPr>
+        <w:spacing w:before="40" w:after="160"/>
+        <w:pBdr>
+          <w:bottom w:val="single" w:sz="6" w:space="1" w:color="D6DBE2"/>
+        </w:pBdr>
+      </w:pPr>
+    </w:p>
+    <w:p>
+      <w:pPr>
+        <w:pStyle w:val="Heading1"/>
+      </w:pPr>
+      <w:r>
+        <w:rPr>
+          <w:color w:val="0F172A"/>
+        </w:rPr>
+        <w:t>Test Case 8B — Testing from a blank system, with no workbook at all</w:t>
+      </w:r>
+    </w:p>
+    <w:p>
+      <w:r>
+        <w:t xml:space="preserve">You do not have to import anything to exercise this software. A fresh deployment starts with a standard chart of accounts and nothing else, and every record the operational screens need can be created in the interface. This path is worth running </w:t>
+      </w:r>
+      <w:r>
+        <w:rPr>
+          <w:b/>
+        </w:rPr>
+        <w:t>in addition</w:t>
+      </w:r>
+      <w:r>
+        <w:t xml:space="preserve"> to the workbook cases: the import writes parties, items and recipes straight into the database, so it never touches the forms that create them.</w:t>
+      </w:r>
+    </w:p>
+    <w:p>
+      <w:r>
+        <w:rPr>
+          <w:b/>
+        </w:rPr>
+        <w:t>Step 1 — get a blank system.</w:t>
+      </w:r>
+      <w:r>
+        <w:t xml:space="preserve"> Choose one:</w:t>
+      </w:r>
+    </w:p>
+    <w:p>
+      <w:pPr>
+        <w:pStyle w:val="ListBullet"/>
+        <w:spacing w:after="40"/>
+      </w:pPr>
+      <w:r>
+        <w:rPr>
+          <w:b/>
+        </w:rPr>
+        <w:t>Hosted (Render/Neon):</w:t>
+      </w:r>
+      <w:r>
+        <w:t xml:space="preserve"> in the Render dashboard, delete and recreate the</w:t>
+      </w:r>
+    </w:p>
+    <w:p>
+      <w:r>
+        <w:t xml:space="preserve">database, or point </w:t>
+      </w:r>
+      <w:r>
+        <w:rPr>
+          <w:rFonts w:ascii="Consolas" w:hAnsi="Consolas"/>
+          <w:color w:val="1D4ED8"/>
+          <w:sz w:val="19"/>
+        </w:rPr>
+        <w:t>RPCI_DATABASE_URL</w:t>
+      </w:r>
+      <w:r>
+        <w:t xml:space="preserve"> at a new Neon database. The next boot seeds the starter chart of accounts.</w:t>
+      </w:r>
+    </w:p>
+    <w:p>
+      <w:pPr>
+        <w:pStyle w:val="ListBullet"/>
+        <w:spacing w:after="40"/>
+      </w:pPr>
+      <w:r>
+        <w:rPr>
+          <w:b/>
+        </w:rPr>
+        <w:t>Your own VPS:</w:t>
+      </w:r>
+      <w:r>
+        <w:t xml:space="preserve"> </w:t>
+      </w:r>
+      <w:r>
+        <w:rPr>
+          <w:rFonts w:ascii="Consolas" w:hAnsi="Consolas"/>
+          <w:color w:val="1D4ED8"/>
+          <w:sz w:val="19"/>
+        </w:rPr>
+        <w:t>docker compose -f docker-compose.prod.yml down -v</w:t>
+      </w:r>
+      <w:r>
+        <w:t xml:space="preserve"> removes the</w:t>
+      </w:r>
+    </w:p>
+    <w:p>
+      <w:r>
+        <w:t xml:space="preserve">database volume, then </w:t>
+      </w:r>
+      <w:r>
+        <w:rPr>
+          <w:rFonts w:ascii="Consolas" w:hAnsi="Consolas"/>
+          <w:color w:val="1D4ED8"/>
+          <w:sz w:val="19"/>
+        </w:rPr>
+        <w:t>up -d --build</w:t>
+      </w:r>
+      <w:r>
+        <w:t xml:space="preserve"> starts clean. </w:t>
+      </w:r>
+      <w:r>
+        <w:rPr>
+          <w:b/>
+        </w:rPr>
+        <w:t>`-v` deletes the data</w:t>
+      </w:r>
+      <w:r>
+        <w:t xml:space="preserve"> — only do this on a test deployment.</w:t>
+      </w:r>
+    </w:p>
+    <w:p>
+      <w:pPr>
+        <w:pStyle w:val="ListBullet"/>
+        <w:spacing w:after="40"/>
+      </w:pPr>
+      <w:r>
+        <w:rPr>
+          <w:b/>
+        </w:rPr>
+        <w:t>In the interface:</w:t>
+      </w:r>
+      <w:r>
+        <w:t xml:space="preserve"> Administration → </w:t>
+      </w:r>
+      <w:r>
+        <w:rPr>
+          <w:b/>
+        </w:rPr>
+        <w:t>Data</w:t>
+      </w:r>
+      <w:r>
+        <w:t xml:space="preserve"> → </w:t>
+      </w:r>
+      <w:r>
+        <w:rPr>
+          <w:b/>
+        </w:rPr>
+        <w:t>Start over</w:t>
+      </w:r>
+      <w:r>
+        <w:t xml:space="preserve"> → *Start fresh*.</w:t>
+      </w:r>
+    </w:p>
+    <w:p>
+      <w:r>
+        <w:t xml:space="preserve">This is hidden while </w:t>
+      </w:r>
+      <w:r>
+        <w:rPr>
+          <w:rFonts w:ascii="Consolas" w:hAnsi="Consolas"/>
+          <w:color w:val="1D4ED8"/>
+          <w:sz w:val="19"/>
+        </w:rPr>
+        <w:t>RPCI_ALLOW_DATA_RESET=false</w:t>
+      </w:r>
+      <w:r>
+        <w:t>, which is how production ships. It empties the books and re-creates the starter chart of accounts, keeping the sign-in accounts.</w:t>
+      </w:r>
+    </w:p>
+    <w:p>
+      <w:r>
+        <w:t xml:space="preserve">Afterwards the Dashboard should show </w:t>
+      </w:r>
+      <w:r>
+        <w:rPr>
+          <w:b/>
+        </w:rPr>
+        <w:t>29 accounts, no items, no journal entries</w:t>
+      </w:r>
+      <w:r>
+        <w:t>, and all four integrity checks green — zero equals zero, which is the correct answer for an empty set of books.</w:t>
+      </w:r>
+    </w:p>
+    <w:p>
+      <w:r>
+        <w:rPr>
+          <w:b/>
+        </w:rPr>
+        <w:t>Step 2 — enter the minimum data by hand.</w:t>
+      </w:r>
+    </w:p>
+    <w:p>
+      <w:pPr>
+        <w:pStyle w:val="ListNumber"/>
+        <w:spacing w:after="40"/>
+      </w:pPr>
+      <w:r>
+        <w:rPr>
+          <w:b/>
+        </w:rPr>
+        <w:t>Customers &amp; Suppliers</w:t>
+      </w:r>
+      <w:r>
+        <w:t xml:space="preserve"> → add a supplier and a customer.</w:t>
+      </w:r>
+    </w:p>
+    <w:p>
+      <w:pPr>
+        <w:pStyle w:val="ListNumber"/>
+        <w:spacing w:after="40"/>
+      </w:pPr>
+      <w:r>
+        <w:rPr>
+          <w:b/>
+        </w:rPr>
+        <w:t>Inventory &amp; BOM</w:t>
+      </w:r>
+      <w:r>
+        <w:t xml:space="preserve"> → add a raw material and a finished good.</w:t>
+      </w:r>
+    </w:p>
+    <w:p>
+      <w:pPr>
+        <w:pStyle w:val="ListNumber"/>
+        <w:spacing w:after="40"/>
+      </w:pPr>
+      <w:r>
+        <w:t xml:space="preserve">Click the finished good, then in the </w:t>
+      </w:r>
+      <w:r>
+        <w:rPr>
+          <w:b/>
+        </w:rPr>
+        <w:t>Recipe</w:t>
+      </w:r>
+      <w:r>
+        <w:t xml:space="preserve"> card add the raw material with a</w:t>
+      </w:r>
+    </w:p>
+    <w:p>
+      <w:r>
+        <w:t>quantity per unit. This is what tells Production Entry what one unit is made of; without it the item is treated as a purchased material and cannot be produced.</w:t>
+      </w:r>
+    </w:p>
+    <w:p>
+      <w:r>
+        <w:rPr>
+          <w:b/>
+        </w:rPr>
+        <w:t>Step 3 — run the cycle.</w:t>
+      </w:r>
+      <w:r>
+        <w:t xml:space="preserve"> Purchase Entry → Production Entry → Sales Entry → Receipts &amp; Payments, exactly as Test Cases 9 to 15 describe.</w:t>
+      </w:r>
+    </w:p>
+    <w:p>
+      <w:r>
+        <w:rPr>
+          <w:b/>
+        </w:rPr>
+        <w:t>Expected Behavior:</w:t>
+      </w:r>
+      <w:r>
+        <w:t xml:space="preserve"> after every posting all four integrity checks stay green, the Trial Balance nets to zero, and the Balance Sheet balances. The figures are checkable by hand. With the numbers this walkthrough uses:</w:t>
+      </w:r>
+    </w:p>
+    <w:tbl>
+      <w:tblPr>
+        <w:tblStyle w:val="TableGrid"/>
+        <w:tblW w:type="auto" w:w="0"/>
+        <w:jc w:val="left"/>
+        <w:tblLook w:firstColumn="1" w:firstRow="1" w:lastColumn="0" w:lastRow="0" w:noHBand="0" w:noVBand="1" w:val="04A0"/>
+      </w:tblPr>
+      <w:tblGrid>
+        <w:gridCol w:w="4320"/>
+        <w:gridCol w:w="4320"/>
+      </w:tblGrid>
+      <w:tr>
+        <w:tc>
+          <w:tcPr>
+            <w:tcW w:type="dxa" w:w="4320"/>
+            <w:shd w:val="clear" w:color="auto" w:fill="F1F5F9"/>
+          </w:tcPr>
+          <w:p>
+            <w:r>
+              <w:rPr>
+                <w:b/>
+                <w:sz w:val="19"/>
+              </w:rPr>
+            </w:r>
+            <w:r>
+              <w:rPr>
+                <w:b/>
+                <w:sz w:val="19"/>
+              </w:rPr>
+              <w:t>Step</w:t>
+            </w:r>
+          </w:p>
+        </w:tc>
+        <w:tc>
+          <w:tcPr>
+            <w:tcW w:type="dxa" w:w="4320"/>
+            <w:shd w:val="clear" w:color="auto" w:fill="F1F5F9"/>
+          </w:tcPr>
+          <w:p>
+            <w:r>
+              <w:rPr>
+                <w:b/>
+                <w:sz w:val="19"/>
+              </w:rPr>
+            </w:r>
+            <w:r>
+              <w:rPr>
+                <w:b/>
+                <w:sz w:val="19"/>
+              </w:rPr>
+              <w:t>Result</w:t>
+            </w:r>
+          </w:p>
+        </w:tc>
+      </w:tr>
+      <w:tr>
+        <w:tc>
+          <w:tcPr>
+            <w:tcW w:type="dxa" w:w="4320"/>
+          </w:tcPr>
+          <w:p>
+            <w:r>
+              <w:rPr>
+                <w:sz w:val="19"/>
+              </w:rPr>
+            </w:r>
+            <w:r>
+              <w:rPr>
+                <w:sz w:val="19"/>
+              </w:rPr>
+              <w:t>Buy 100 of the raw material at 10.00</w:t>
+            </w:r>
+          </w:p>
+        </w:tc>
+        <w:tc>
+          <w:tcPr>
+            <w:tcW w:type="dxa" w:w="4320"/>
+          </w:tcPr>
+          <w:p>
+            <w:r>
+              <w:rPr>
+                <w:sz w:val="19"/>
+              </w:rPr>
+            </w:r>
+            <w:r>
+              <w:rPr>
+                <w:sz w:val="19"/>
+              </w:rPr>
+              <w:t>Inventory 1,000.00, Accounts Payable 1,000.00</w:t>
+            </w:r>
+          </w:p>
+        </w:tc>
+      </w:tr>
+      <w:tr>
+        <w:tc>
+          <w:tcPr>
+            <w:tcW w:type="dxa" w:w="4320"/>
+          </w:tcPr>
+          <w:p>
+            <w:r>
+              <w:rPr>
+                <w:sz w:val="19"/>
+              </w:rPr>
+            </w:r>
+            <w:r>
+              <w:rPr>
+                <w:sz w:val="19"/>
+              </w:rPr>
+              <w:t>Produce 10 units using 20 of it plus 50.00 labour</w:t>
+            </w:r>
+          </w:p>
+        </w:tc>
+        <w:tc>
+          <w:tcPr>
+            <w:tcW w:type="dxa" w:w="4320"/>
+          </w:tcPr>
+          <w:p>
+            <w:r>
+              <w:rPr>
+                <w:sz w:val="19"/>
+              </w:rPr>
+            </w:r>
+            <w:r>
+              <w:rPr>
+                <w:sz w:val="19"/>
+              </w:rPr>
+              <w:t xml:space="preserve">Output unit cost </w:t>
+            </w:r>
+            <w:r>
+              <w:rPr>
+                <w:rFonts w:ascii="Consolas" w:hAnsi="Consolas"/>
+                <w:color w:val="1D4ED8"/>
+                <w:sz w:val="19"/>
+              </w:rPr>
+              <w:t>(200 + 50) ÷ 10</w:t>
+            </w:r>
+            <w:r>
+              <w:rPr>
+                <w:sz w:val="19"/>
+              </w:rPr>
+              <w:t xml:space="preserve"> = </w:t>
+            </w:r>
+            <w:r>
+              <w:rPr>
+                <w:b/>
+                <w:sz w:val="19"/>
+              </w:rPr>
+              <w:t>25.00</w:t>
+            </w:r>
+          </w:p>
+        </w:tc>
+      </w:tr>
+      <w:tr>
+        <w:tc>
+          <w:tcPr>
+            <w:tcW w:type="dxa" w:w="4320"/>
+          </w:tcPr>
+          <w:p>
+            <w:r>
+              <w:rPr>
+                <w:sz w:val="19"/>
+              </w:rPr>
+            </w:r>
+            <w:r>
+              <w:rPr>
+                <w:sz w:val="19"/>
+              </w:rPr>
+              <w:t>Sell 5 at 40.00</w:t>
+            </w:r>
+          </w:p>
+        </w:tc>
+        <w:tc>
+          <w:tcPr>
+            <w:tcW w:type="dxa" w:w="4320"/>
+          </w:tcPr>
+          <w:p>
+            <w:r>
+              <w:rPr>
+                <w:sz w:val="19"/>
+              </w:rPr>
+            </w:r>
+            <w:r>
+              <w:rPr>
+                <w:sz w:val="19"/>
+              </w:rPr>
+              <w:t xml:space="preserve">Revenue 200.00, COGS 125.00, gross profit </w:t>
+            </w:r>
+            <w:r>
+              <w:rPr>
+                <w:b/>
+                <w:sz w:val="19"/>
+              </w:rPr>
+              <w:t>75.00</w:t>
+            </w:r>
+          </w:p>
+        </w:tc>
+      </w:tr>
+      <w:tr>
+        <w:tc>
+          <w:tcPr>
+            <w:tcW w:type="dxa" w:w="4320"/>
+          </w:tcPr>
+          <w:p>
+            <w:r>
+              <w:rPr>
+                <w:sz w:val="19"/>
+              </w:rPr>
+            </w:r>
+            <w:r>
+              <w:rPr>
+                <w:sz w:val="19"/>
+              </w:rPr>
+              <w:t>Receive 200.00, pay the supplier 1,000.00</w:t>
+            </w:r>
+          </w:p>
+        </w:tc>
+        <w:tc>
+          <w:tcPr>
+            <w:tcW w:type="dxa" w:w="4320"/>
+          </w:tcPr>
+          <w:p>
+            <w:r>
+              <w:rPr>
+                <w:sz w:val="19"/>
+              </w:rPr>
+            </w:r>
+            <w:r>
+              <w:rPr>
+                <w:sz w:val="19"/>
+              </w:rPr>
+              <w:t xml:space="preserve">Cash </w:t>
+            </w:r>
+            <w:r>
+              <w:rPr>
+                <w:rFonts w:ascii="Consolas" w:hAnsi="Consolas"/>
+                <w:color w:val="1D4ED8"/>
+                <w:sz w:val="19"/>
+              </w:rPr>
+              <w:t>200 − 1,000 − 50</w:t>
+            </w:r>
+            <w:r>
+              <w:rPr>
+                <w:sz w:val="19"/>
+              </w:rPr>
+              <w:t xml:space="preserve"> = </w:t>
+            </w:r>
+            <w:r>
+              <w:rPr>
+                <w:b/>
+                <w:sz w:val="19"/>
+              </w:rPr>
+              <w:t>−850.00</w:t>
+            </w:r>
+          </w:p>
+        </w:tc>
+      </w:tr>
+      <w:tr>
+        <w:tc>
+          <w:tcPr>
+            <w:tcW w:type="dxa" w:w="4320"/>
+          </w:tcPr>
+          <w:p>
+            <w:r>
+              <w:rPr>
+                <w:sz w:val="19"/>
+              </w:rPr>
+            </w:r>
+            <w:r>
+              <w:rPr>
+                <w:sz w:val="19"/>
+              </w:rPr>
+              <w:t>Balance Sheet</w:t>
+            </w:r>
+          </w:p>
+        </w:tc>
+        <w:tc>
+          <w:tcPr>
+            <w:tcW w:type="dxa" w:w="4320"/>
+          </w:tcPr>
+          <w:p>
+            <w:r>
+              <w:rPr>
+                <w:sz w:val="19"/>
+              </w:rPr>
+            </w:r>
+            <w:r>
+              <w:rPr>
+                <w:sz w:val="19"/>
+              </w:rPr>
+              <w:t xml:space="preserve">Assets </w:t>
+            </w:r>
+            <w:r>
+              <w:rPr>
+                <w:rFonts w:ascii="Consolas" w:hAnsi="Consolas"/>
+                <w:color w:val="1D4ED8"/>
+                <w:sz w:val="19"/>
+              </w:rPr>
+              <w:t>−850 + 800 + 125</w:t>
+            </w:r>
+            <w:r>
+              <w:rPr>
+                <w:sz w:val="19"/>
+              </w:rPr>
+              <w:t xml:space="preserve"> = </w:t>
+            </w:r>
+            <w:r>
+              <w:rPr>
+                <w:b/>
+                <w:sz w:val="19"/>
+              </w:rPr>
+              <w:t>75.00</w:t>
+            </w:r>
+            <w:r>
+              <w:rPr>
+                <w:sz w:val="19"/>
+              </w:rPr>
+              <w:t xml:space="preserve"> = profit 75.00</w:t>
+            </w:r>
+          </w:p>
+        </w:tc>
+      </w:tr>
+    </w:tbl>
+    <w:p/>
+    <w:p>
+      <w:r>
+        <w:rPr>
+          <w:b/>
+        </w:rPr>
+        <w:t>Actual Results &amp; Calculation Explanation:</w:t>
+      </w:r>
+      <w:r>
+        <w:t xml:space="preserve"> the labour cost is absorbed into the cost of what was produced rather than expensed immediately, so half of it sits in finished-goods stock and only the half that was sold reaches the profit and loss account as part of COGS. That is why profit is 75.00 and not 25.00. Nothing in this path came from a workbook.</w:t>
       </w:r>
     </w:p>
     <w:p>

--- a/PRODUCTION_MANUAL.docx
+++ b/PRODUCTION_MANUAL.docx
@@ -5371,7 +5371,7 @@
         <w:t>Starter chart of accounts</w:t>
       </w:r>
       <w:r>
-        <w:t xml:space="preserve"> — The standard set of 29 accounts a brand-new</w:t>
+        <w:t xml:space="preserve"> — The standard set of 48 accounts a brand-new</w:t>
       </w:r>
     </w:p>
     <w:p>
@@ -9407,7 +9407,7 @@
         <w:t>Import workbook</w:t>
       </w:r>
       <w:r>
-        <w:t>.</w:t>
+        <w:t>. This is the migration path.</w:t>
       </w:r>
     </w:p>
     <w:p>
@@ -9419,33 +9419,49 @@
         <w:rPr>
           <w:b/>
         </w:rPr>
-        <w:t>Start over</w:t>
-      </w:r>
-      <w:r>
-        <w:t xml:space="preserve"> — </w:t>
-      </w:r>
-      <w:r>
-        <w:rPr>
-          <w:b/>
-        </w:rPr>
-        <w:t>Start fresh (starter accounts)</w:t>
-      </w:r>
-      <w:r>
-        <w:t>, **Restore sample</w:t>
-      </w:r>
-    </w:p>
-    <w:p>
-      <w:r>
-        <w:t>workbook</w:t>
-      </w:r>
-      <w:r>
-        <w:rPr>
-          <w:b/>
-        </w:rPr>
-        <w:t xml:space="preserve">, or </w:t>
-      </w:r>
-      <w:r>
-        <w:t>Empty everything**.</w:t>
+        <w:t>Starting a new company</w:t>
+      </w:r>
+      <w:r>
+        <w:t xml:space="preserve"> — press </w:t>
+      </w:r>
+      <w:r>
+        <w:rPr>
+          <w:b/>
+        </w:rPr>
+        <w:t>Start fresh</w:t>
+      </w:r>
+      <w:r>
+        <w:t>. The books are emptied and the</w:t>
+      </w:r>
+    </w:p>
+    <w:p>
+      <w:r>
+        <w:t>standard starter chart of accounts is loaded, so a company with no history can begin entering its own figures. Shown only where the server permits it.</w:t>
+      </w:r>
+    </w:p>
+    <w:p>
+      <w:pPr>
+        <w:pStyle w:val="ListBullet"/>
+        <w:spacing w:after="40"/>
+      </w:pPr>
+      <w:r>
+        <w:rPr>
+          <w:b/>
+        </w:rPr>
+        <w:t>Restore sample workbook</w:t>
+      </w:r>
+      <w:r>
+        <w:t xml:space="preserve"> — loads the demonstration data, for training or for</w:t>
+      </w:r>
+    </w:p>
+    <w:p>
+      <w:r>
+        <w:t>checking the screens against known figures.</w:t>
+      </w:r>
+    </w:p>
+    <w:p>
+      <w:r>
+        <w:t>There is deliberately no "empty everything": a system with no chart of accounts cannot post anything, and rebuilding one by hand invites mistakes.</w:t>
       </w:r>
     </w:p>
     <w:p>
@@ -20551,7 +20567,47 @@
         <w:t>no items and no stock</w:t>
       </w:r>
       <w:r>
-        <w:t>. So the tests that buy, make or sell things ask you to load sample data first (Test Case 8). Once loaded, everything else works from there.</w:t>
+        <w:t>. Two starting points are supported and they are equals:</w:t>
+      </w:r>
+    </w:p>
+    <w:p>
+      <w:pPr>
+        <w:pStyle w:val="ListBullet"/>
+        <w:spacing w:after="40"/>
+      </w:pPr>
+      <w:r>
+        <w:rPr>
+          <w:b/>
+        </w:rPr>
+        <w:t>a brand-new company</w:t>
+      </w:r>
+      <w:r>
+        <w:t xml:space="preserve"> with no previous records — follow *Day one for a new</w:t>
+      </w:r>
+    </w:p>
+    <w:p>
+      <w:r>
+        <w:t>company* below, then carry on with the test cases;</w:t>
+      </w:r>
+    </w:p>
+    <w:p>
+      <w:pPr>
+        <w:pStyle w:val="ListBullet"/>
+        <w:spacing w:after="40"/>
+      </w:pPr>
+      <w:r>
+        <w:rPr>
+          <w:b/>
+        </w:rPr>
+        <w:t>existing books to bring across</w:t>
+      </w:r>
+      <w:r>
+        <w:t xml:space="preserve"> — load the sample workbook first (Test Case 8)</w:t>
+      </w:r>
+    </w:p>
+    <w:p>
+      <w:r>
+        <w:t>and work from there, or import your own (Test Case 20).</w:t>
       </w:r>
     </w:p>
     <w:p>
@@ -20564,174 +20620,412 @@
     </w:p>
     <w:p>
       <w:pPr>
-        <w:pStyle w:val="Heading1"/>
+        <w:pStyle w:val="Title"/>
       </w:pPr>
       <w:r>
         <w:rPr>
           <w:color w:val="0F172A"/>
         </w:rPr>
-        <w:t>Test Case 1 — Sign in and see your role</w:t>
-      </w:r>
-    </w:p>
-    <w:p>
-      <w:pPr>
-        <w:pStyle w:val="ListBullet"/>
-        <w:spacing w:after="40"/>
-      </w:pPr>
-      <w:r>
-        <w:rPr>
-          <w:b/>
-        </w:rPr>
-        <w:t>User Persona:</w:t>
-      </w:r>
-      <w:r>
-        <w:t xml:space="preserve"> Any user (start as </w:t>
-      </w:r>
-      <w:r>
-        <w:rPr>
-          <w:b/>
-        </w:rPr>
-        <w:t>Admin</w:t>
-      </w:r>
-      <w:r>
-        <w:t>).</w:t>
-      </w:r>
-    </w:p>
-    <w:p>
-      <w:pPr>
-        <w:pStyle w:val="ListBullet"/>
-        <w:spacing w:after="40"/>
-      </w:pPr>
-      <w:r>
-        <w:rPr>
-          <w:b/>
-        </w:rPr>
-        <w:t>Objective:</w:t>
-      </w:r>
-      <w:r>
-        <w:t xml:space="preserve"> Sign in and confirm the system knows who you are.</w:t>
-      </w:r>
-    </w:p>
-    <w:p>
-      <w:pPr>
-        <w:pStyle w:val="ListBullet"/>
-        <w:spacing w:after="40"/>
-      </w:pPr>
-      <w:r>
-        <w:rPr>
-          <w:b/>
-        </w:rPr>
-        <w:t>Prerequisites:</w:t>
-      </w:r>
-      <w:r>
-        <w:t xml:space="preserve"> A running system, and the sign-in details from your</w:t>
-      </w:r>
-    </w:p>
-    <w:p>
-      <w:r>
-        <w:t>administrator.</w:t>
-      </w:r>
-    </w:p>
-    <w:p>
-      <w:pPr>
-        <w:pStyle w:val="ListBullet"/>
-        <w:spacing w:after="40"/>
-      </w:pPr>
-      <w:r>
-        <w:rPr>
-          <w:b/>
-        </w:rPr>
-        <w:t>Steps:</w:t>
-      </w:r>
-    </w:p>
-    <w:p>
-      <w:pPr>
-        <w:pStyle w:val="ListNumber"/>
-        <w:spacing w:after="40"/>
-      </w:pPr>
-      <w:r>
-        <w:t>Open the system's web address.</w:t>
-      </w:r>
-    </w:p>
-    <w:p>
-      <w:pPr>
-        <w:pStyle w:val="ListNumber"/>
-        <w:spacing w:after="40"/>
-      </w:pPr>
-      <w:r>
-        <w:t xml:space="preserve">In </w:t>
-      </w:r>
-      <w:r>
-        <w:rPr>
-          <w:b/>
-        </w:rPr>
-        <w:t>Email</w:t>
-      </w:r>
-      <w:r>
-        <w:t xml:space="preserve">, type </w:t>
-      </w:r>
-      <w:r>
-        <w:rPr>
-          <w:rFonts w:ascii="Consolas" w:hAnsi="Consolas"/>
-          <w:color w:val="1D4ED8"/>
-          <w:sz w:val="19"/>
-        </w:rPr>
-        <w:t>admin@rpci.demo</w:t>
+        <w:t>Day one for a new company</w:t>
+      </w:r>
+    </w:p>
+    <w:p>
+      <w:r>
+        <w:t>A company with no history does not need a workbook, and does not have one. Nothing is pre-filled, so nothing has to be cleared out later, and its opening position is recorded by the company itself rather than imported.</w:t>
+      </w:r>
+    </w:p>
+    <w:p>
+      <w:r>
+        <w:rPr>
+          <w:b/>
+        </w:rPr>
+        <w:t>Step 1 — the first administrator.</w:t>
+      </w:r>
+      <w:r>
+        <w:t xml:space="preserve"> On a new deployment the sign-in screen asks for an administrator instead of a password, because there is nobody to sign in as yet. Enter your name, email and a password. You are signed in immediately. That screen closes for good once an account exists; after that, accounts are added from </w:t>
+      </w:r>
+      <w:r>
+        <w:rPr>
+          <w:b/>
+        </w:rPr>
+        <w:t>Administration → Roles &amp; Access</w:t>
       </w:r>
       <w:r>
         <w:t>.</w:t>
       </w:r>
     </w:p>
     <w:p>
-      <w:pPr>
-        <w:pStyle w:val="ListNumber"/>
-        <w:spacing w:after="40"/>
-      </w:pPr>
-      <w:r>
-        <w:t xml:space="preserve">In </w:t>
-      </w:r>
-      <w:r>
-        <w:rPr>
-          <w:b/>
-        </w:rPr>
-        <w:t>Password</w:t>
-      </w:r>
-      <w:r>
-        <w:t>, type the password given to you.</w:t>
-      </w:r>
-    </w:p>
-    <w:p>
-      <w:pPr>
-        <w:pStyle w:val="ListNumber"/>
-        <w:spacing w:after="40"/>
-      </w:pPr>
-      <w:r>
-        <w:t xml:space="preserve">Click </w:t>
-      </w:r>
-      <w:r>
-        <w:rPr>
-          <w:b/>
-        </w:rPr>
-        <w:t>Sign in</w:t>
-      </w:r>
-      <w:r>
-        <w:t>.</w:t>
-      </w:r>
-    </w:p>
-    <w:p>
-      <w:pPr>
-        <w:pStyle w:val="ListNumber"/>
-        <w:spacing w:after="40"/>
-      </w:pPr>
-      <w:r>
-        <w:t>Look at the top-right corner of the screen.</w:t>
-      </w:r>
-    </w:p>
-    <w:p>
-      <w:pPr>
-        <w:pStyle w:val="ListBullet"/>
-        <w:spacing w:after="40"/>
-      </w:pPr>
+      <w:r>
+        <w:rPr>
+          <w:b/>
+        </w:rPr>
+        <w:t>Step 2 — follow the checklist.</w:t>
+      </w:r>
+      <w:r>
+        <w:t xml:space="preserve"> The Dashboard carries a </w:t>
+      </w:r>
+      <w:r>
+        <w:rPr>
+          <w:b/>
+        </w:rPr>
+        <w:t>Getting started</w:t>
+      </w:r>
+      <w:r>
+        <w:t xml:space="preserve"> card listing what is left, and each item links to the screen that completes it. It disappears when the last one is done. It is advisory: nothing is blocked.</w:t>
+      </w:r>
+    </w:p>
+    <w:p>
+      <w:r>
+        <w:rPr>
+          <w:b/>
+        </w:rPr>
+        <w:t>Step 3 — company details.</w:t>
+      </w:r>
+      <w:r>
+        <w:t xml:space="preserve"> Configuration → </w:t>
+      </w:r>
+      <w:r>
+        <w:rPr>
+          <w:b/>
+        </w:rPr>
+        <w:t>Company details</w:t>
+      </w:r>
+      <w:r>
+        <w:t>: name, address, telephone, BIN and TIN. These print on the receipt and, later, the tax invoice.</w:t>
+      </w:r>
+    </w:p>
+    <w:p>
+      <w:r>
+        <w:rPr>
+          <w:b/>
+        </w:rPr>
+        <w:t>Step 4 — VAT.</w:t>
+      </w:r>
+      <w:r>
+        <w:t xml:space="preserve"> It ships </w:t>
+      </w:r>
+      <w:r>
+        <w:rPr>
+          <w:b/>
+        </w:rPr>
+        <w:t>on at 15%</w:t>
+      </w:r>
+      <w:r>
+        <w:t xml:space="preserve"> with prices excluding VAT, because a VAT-registered company has to charge tax from its first invoice. Confirm the rate with your accountant under Configuration → </w:t>
+      </w:r>
+      <w:r>
+        <w:rPr>
+          <w:b/>
+        </w:rPr>
+        <w:t>VAT</w:t>
+      </w:r>
+      <w:r>
+        <w:t xml:space="preserve">; the value is editable at any time and the badge stays </w:t>
+      </w:r>
+      <w:r>
+        <w:rPr>
+          <w:b/>
+        </w:rPr>
+        <w:t>pending client</w:t>
+      </w:r>
+      <w:r>
+        <w:t xml:space="preserve"> until someone confirms it.</w:t>
+      </w:r>
+    </w:p>
+    <w:p>
+      <w:r>
+        <w:rPr>
+          <w:b/>
+        </w:rPr>
+        <w:t>Step 5 — the chart of accounts.</w:t>
+      </w:r>
+      <w:r>
+        <w:t xml:space="preserve"> 48 accounts come as standard, including every account the automatic postings use plus bank accounts, plant, loans and the usual expense heads. Add your own from </w:t>
+      </w:r>
+      <w:r>
+        <w:rPr>
+          <w:b/>
+        </w:rPr>
+        <w:t>Chart of Accounts → Add account</w:t>
+      </w:r>
+      <w:r>
+        <w:t>. The code is fixed once the account exists because every other record points at it.</w:t>
+      </w:r>
+    </w:p>
+    <w:p>
+      <w:r>
+        <w:rPr>
+          <w:b/>
+        </w:rPr>
+        <w:t>Step 6 — opening capital.</w:t>
+      </w:r>
+      <w:r>
+        <w:t xml:space="preserve"> This is the step that has no equivalent in a conversion, and it used to have no screen. Go to </w:t>
+      </w:r>
+      <w:r>
+        <w:rPr>
+          <w:b/>
+        </w:rPr>
+        <w:t>Journal Entries → New journal entry</w:t>
+      </w:r>
+      <w:r>
+        <w:t>, and post the capital introduced on the first day of trading:</w:t>
+      </w:r>
+    </w:p>
+    <w:tbl>
+      <w:tblPr>
+        <w:tblStyle w:val="TableGrid"/>
+        <w:tblW w:type="auto" w:w="0"/>
+        <w:jc w:val="left"/>
+        <w:tblLook w:firstColumn="1" w:firstRow="1" w:lastColumn="0" w:lastRow="0" w:noHBand="0" w:noVBand="1" w:val="04A0"/>
+      </w:tblPr>
+      <w:tblGrid>
+        <w:gridCol w:w="2880"/>
+        <w:gridCol w:w="2880"/>
+        <w:gridCol w:w="2880"/>
+      </w:tblGrid>
+      <w:tr>
+        <w:tc>
+          <w:tcPr>
+            <w:tcW w:type="dxa" w:w="2880"/>
+            <w:shd w:val="clear" w:color="auto" w:fill="F1F5F9"/>
+          </w:tcPr>
+          <w:p>
+            <w:r>
+              <w:rPr>
+                <w:b/>
+                <w:sz w:val="19"/>
+              </w:rPr>
+            </w:r>
+            <w:r>
+              <w:rPr>
+                <w:b/>
+                <w:sz w:val="19"/>
+              </w:rPr>
+              <w:t>Account</w:t>
+            </w:r>
+          </w:p>
+        </w:tc>
+        <w:tc>
+          <w:tcPr>
+            <w:tcW w:type="dxa" w:w="2880"/>
+            <w:shd w:val="clear" w:color="auto" w:fill="F1F5F9"/>
+          </w:tcPr>
+          <w:p>
+            <w:r>
+              <w:rPr>
+                <w:b/>
+                <w:sz w:val="19"/>
+              </w:rPr>
+            </w:r>
+            <w:r>
+              <w:rPr>
+                <w:b/>
+                <w:sz w:val="19"/>
+              </w:rPr>
+              <w:t>Debit</w:t>
+            </w:r>
+          </w:p>
+        </w:tc>
+        <w:tc>
+          <w:tcPr>
+            <w:tcW w:type="dxa" w:w="2880"/>
+            <w:shd w:val="clear" w:color="auto" w:fill="F1F5F9"/>
+          </w:tcPr>
+          <w:p>
+            <w:r>
+              <w:rPr>
+                <w:b/>
+                <w:sz w:val="19"/>
+              </w:rPr>
+            </w:r>
+            <w:r>
+              <w:rPr>
+                <w:b/>
+                <w:sz w:val="19"/>
+              </w:rPr>
+              <w:t>Credit</w:t>
+            </w:r>
+          </w:p>
+        </w:tc>
+      </w:tr>
+      <w:tr>
+        <w:tc>
+          <w:tcPr>
+            <w:tcW w:type="dxa" w:w="2880"/>
+          </w:tcPr>
+          <w:p>
+            <w:r>
+              <w:rPr>
+                <w:sz w:val="19"/>
+              </w:rPr>
+            </w:r>
+            <w:r>
+              <w:rPr>
+                <w:sz w:val="19"/>
+              </w:rPr>
+              <w:t>1010 Cash and Bank</w:t>
+            </w:r>
+          </w:p>
+        </w:tc>
+        <w:tc>
+          <w:tcPr>
+            <w:tcW w:type="dxa" w:w="2880"/>
+          </w:tcPr>
+          <w:p>
+            <w:r>
+              <w:rPr>
+                <w:sz w:val="19"/>
+              </w:rPr>
+            </w:r>
+            <w:r>
+              <w:rPr>
+                <w:sz w:val="19"/>
+              </w:rPr>
+              <w:t>500,000.00</w:t>
+            </w:r>
+          </w:p>
+        </w:tc>
+        <w:tc>
+          <w:tcPr>
+            <w:tcW w:type="dxa" w:w="2880"/>
+          </w:tcPr>
+          <w:p>
+            <w:r>
+              <w:rPr>
+                <w:sz w:val="19"/>
+              </w:rPr>
+            </w:r>
+          </w:p>
+        </w:tc>
+      </w:tr>
+      <w:tr>
+        <w:tc>
+          <w:tcPr>
+            <w:tcW w:type="dxa" w:w="2880"/>
+          </w:tcPr>
+          <w:p>
+            <w:r>
+              <w:rPr>
+                <w:sz w:val="19"/>
+              </w:rPr>
+            </w:r>
+            <w:r>
+              <w:rPr>
+                <w:sz w:val="19"/>
+              </w:rPr>
+              <w:t>3000 Share Capital</w:t>
+            </w:r>
+          </w:p>
+        </w:tc>
+        <w:tc>
+          <w:tcPr>
+            <w:tcW w:type="dxa" w:w="2880"/>
+          </w:tcPr>
+          <w:p>
+            <w:r>
+              <w:rPr>
+                <w:sz w:val="19"/>
+              </w:rPr>
+            </w:r>
+          </w:p>
+        </w:tc>
+        <w:tc>
+          <w:tcPr>
+            <w:tcW w:type="dxa" w:w="2880"/>
+          </w:tcPr>
+          <w:p>
+            <w:r>
+              <w:rPr>
+                <w:sz w:val="19"/>
+              </w:rPr>
+            </w:r>
+            <w:r>
+              <w:rPr>
+                <w:sz w:val="19"/>
+              </w:rPr>
+              <w:t>500,000.00</w:t>
+            </w:r>
+          </w:p>
+        </w:tc>
+      </w:tr>
+    </w:tbl>
+    <w:p/>
+    <w:p>
+      <w:r>
+        <w:t>Enter the date, a voucher number (suggested for you), and a narration such as *Share capital introduced*. The form shows the running total and will not post until debits equal credits.</w:t>
+      </w:r>
+    </w:p>
+    <w:p>
+      <w:r>
+        <w:rPr>
+          <w:b/>
+        </w:rPr>
+        <w:t>Step 7 — items and recipes.</w:t>
+      </w:r>
+      <w:r>
+        <w:t xml:space="preserve"> </w:t>
+      </w:r>
+      <w:r>
+        <w:rPr>
+          <w:b/>
+        </w:rPr>
+        <w:t>Inventory &amp; BOM → Add item</w:t>
+      </w:r>
+      <w:r>
+        <w:t xml:space="preserve">, then click an item and use the </w:t>
+      </w:r>
+      <w:r>
+        <w:rPr>
+          <w:b/>
+        </w:rPr>
+        <w:t>Recipe</w:t>
+      </w:r>
+      <w:r>
+        <w:t xml:space="preserve"> card to say what one unit is made from. Without a recipe an item is treated as a purchased material and Production Entry has nothing to scale.</w:t>
+      </w:r>
+    </w:p>
+    <w:p>
+      <w:r>
+        <w:rPr>
+          <w:b/>
+        </w:rPr>
+        <w:t>Step 8 — customers and suppliers.</w:t>
+      </w:r>
+      <w:r>
+        <w:t xml:space="preserve"> </w:t>
+      </w:r>
+      <w:r>
+        <w:rPr>
+          <w:b/>
+        </w:rPr>
+        <w:t>Customers &amp; Suppliers → Add</w:t>
+      </w:r>
+      <w:r>
+        <w:t xml:space="preserve">. A business customer's </w:t>
+      </w:r>
+      <w:r>
+        <w:rPr>
+          <w:b/>
+        </w:rPr>
+        <w:t>BIN</w:t>
+      </w:r>
+      <w:r>
+        <w:t xml:space="preserve"> is printed on the tax invoice; a walk-in retail customer can leave it blank.</w:t>
+      </w:r>
+    </w:p>
+    <w:p>
+      <w:r>
+        <w:rPr>
+          <w:b/>
+        </w:rPr>
+        <w:t>Step 9 — trade.</w:t>
+      </w:r>
+      <w:r>
+        <w:t xml:space="preserve"> Purchase Entry → Production Entry → Sales Entry → Receipts &amp; Payments, as Test Cases 9 to 15 describe.</w:t>
+      </w:r>
+    </w:p>
+    <w:p>
       <w:r>
         <w:rPr>
           <w:b/>
@@ -20739,41 +21033,10 @@
         <w:t>Expected Behavior:</w:t>
       </w:r>
       <w:r>
-        <w:t xml:space="preserve"> The Dashboard opens. The top right shows your name and</w:t>
-      </w:r>
-    </w:p>
-    <w:p>
-      <w:r>
-        <w:t xml:space="preserve">your role (for example, </w:t>
-      </w:r>
-      <w:r>
-        <w:rPr>
-          <w:rFonts w:ascii="Consolas" w:hAnsi="Consolas"/>
-          <w:color w:val="1D4ED8"/>
-          <w:sz w:val="19"/>
-        </w:rPr>
-        <w:t>System Administrator</w:t>
-      </w:r>
-      <w:r>
-        <w:t xml:space="preserve"> / </w:t>
-      </w:r>
-      <w:r>
-        <w:rPr>
-          <w:rFonts w:ascii="Consolas" w:hAnsi="Consolas"/>
-          <w:color w:val="1D4ED8"/>
-          <w:sz w:val="19"/>
-        </w:rPr>
-        <w:t>Admin</w:t>
-      </w:r>
-      <w:r>
-        <w:t>). The left menu shows every group.</w:t>
-      </w:r>
-    </w:p>
-    <w:p>
-      <w:pPr>
-        <w:pStyle w:val="ListBullet"/>
-        <w:spacing w:after="40"/>
-      </w:pPr>
+        <w:t xml:space="preserve"> after each posting the Dashboard's four integrity checks stay green, the Trial Balance nets to zero, and the Balance Sheet balances. The checklist reaches 8 of 8 once a sale is posted and a second user exists.</w:t>
+      </w:r>
+    </w:p>
+    <w:p>
       <w:r>
         <w:rPr>
           <w:b/>
@@ -20781,12 +21044,7 @@
         <w:t>Actual Results &amp; Calculation Explanation:</w:t>
       </w:r>
       <w:r>
-        <w:t xml:space="preserve"> The system looks up your email,</w:t>
-      </w:r>
-    </w:p>
-    <w:p>
-      <w:r>
-        <w:t>checks the password against a securely hashed copy, and — because your account has no second factor — issues a signed session. Your role travels inside that session, so every later request is checked against it. No menu is hidden, because the Admin role has full access to every area.</w:t>
+        <w:t xml:space="preserve"> a new company has no prior figures, so there is nothing to import and no opening-balance sheet to fill in. Its opening position is one journal entry, which is an ordinary voucher: it goes through the same balance rule as everything else, appears in the general ledger, and is reversed rather than edited if it was wrong. Every later figure — stock value, average cost, profit, tax — is derived from postings like that one.</w:t>
       </w:r>
     </w:p>
     <w:p>
@@ -20799,300 +21057,6 @@
     </w:p>
     <w:p>
       <w:pPr>
-        <w:pStyle w:val="Heading1"/>
-      </w:pPr>
-      <w:r>
-        <w:rPr>
-          <w:color w:val="0F172A"/>
-        </w:rPr>
-        <w:t>Test Case 2 — Prove the permission rule comes from the server</w:t>
-      </w:r>
-    </w:p>
-    <w:p>
-      <w:pPr>
-        <w:pStyle w:val="ListBullet"/>
-        <w:spacing w:after="40"/>
-      </w:pPr>
-      <w:r>
-        <w:rPr>
-          <w:b/>
-        </w:rPr>
-        <w:t>User Persona:</w:t>
-      </w:r>
-      <w:r>
-        <w:t xml:space="preserve"> Any user.</w:t>
-      </w:r>
-    </w:p>
-    <w:p>
-      <w:pPr>
-        <w:pStyle w:val="ListBullet"/>
-        <w:spacing w:after="40"/>
-      </w:pPr>
-      <w:r>
-        <w:rPr>
-          <w:b/>
-        </w:rPr>
-        <w:t>Objective:</w:t>
-      </w:r>
-      <w:r>
-        <w:t xml:space="preserve"> See that access is enforced by the server, not by hiding menus.</w:t>
-      </w:r>
-    </w:p>
-    <w:p>
-      <w:pPr>
-        <w:pStyle w:val="ListBullet"/>
-        <w:spacing w:after="40"/>
-      </w:pPr>
-      <w:r>
-        <w:rPr>
-          <w:b/>
-        </w:rPr>
-        <w:t>Prerequisites:</w:t>
-      </w:r>
-      <w:r>
-        <w:t xml:space="preserve"> Signed in (Test Case 1).</w:t>
-      </w:r>
-    </w:p>
-    <w:p>
-      <w:pPr>
-        <w:pStyle w:val="ListBullet"/>
-        <w:spacing w:after="40"/>
-      </w:pPr>
-      <w:r>
-        <w:rPr>
-          <w:b/>
-        </w:rPr>
-        <w:t>Steps:</w:t>
-      </w:r>
-    </w:p>
-    <w:p>
-      <w:pPr>
-        <w:pStyle w:val="ListNumber"/>
-        <w:spacing w:after="40"/>
-      </w:pPr>
-      <w:r>
-        <w:t xml:space="preserve">Click </w:t>
-      </w:r>
-      <w:r>
-        <w:rPr>
-          <w:b/>
-        </w:rPr>
-        <w:t>Roles &amp; Access</w:t>
-      </w:r>
-      <w:r>
-        <w:t xml:space="preserve"> in the </w:t>
-      </w:r>
-      <w:r>
-        <w:rPr>
-          <w:b/>
-        </w:rPr>
-        <w:t>Administration</w:t>
-      </w:r>
-      <w:r>
-        <w:t xml:space="preserve"> group.</w:t>
-      </w:r>
-    </w:p>
-    <w:p>
-      <w:pPr>
-        <w:pStyle w:val="ListNumber"/>
-        <w:spacing w:after="40"/>
-      </w:pPr>
-      <w:r>
-        <w:t xml:space="preserve">Read the </w:t>
-      </w:r>
-      <w:r>
-        <w:rPr>
-          <w:b/>
-        </w:rPr>
-        <w:t>Permission matrix</w:t>
-      </w:r>
-      <w:r>
-        <w:t xml:space="preserve">. Find the row for </w:t>
-      </w:r>
-      <w:r>
-        <w:rPr>
-          <w:b/>
-        </w:rPr>
-        <w:t>Store/Production Staff</w:t>
-      </w:r>
-    </w:p>
-    <w:p>
-      <w:r>
-        <w:t xml:space="preserve">and the column for </w:t>
-      </w:r>
-      <w:r>
-        <w:rPr>
-          <w:b/>
-        </w:rPr>
-        <w:t>accounts</w:t>
-      </w:r>
-      <w:r>
-        <w:t xml:space="preserve">; it reads </w:t>
-      </w:r>
-      <w:r>
-        <w:rPr>
-          <w:b/>
-        </w:rPr>
-        <w:t>No access</w:t>
-      </w:r>
-      <w:r>
-        <w:t>.</w:t>
-      </w:r>
-    </w:p>
-    <w:p>
-      <w:pPr>
-        <w:pStyle w:val="ListNumber"/>
-        <w:spacing w:after="40"/>
-      </w:pPr>
-      <w:r>
-        <w:t xml:space="preserve">Read the </w:t>
-      </w:r>
-      <w:r>
-        <w:rPr>
-          <w:b/>
-        </w:rPr>
-        <w:t>Menus by role</w:t>
-      </w:r>
-      <w:r>
-        <w:t xml:space="preserve"> table below it. The same role is not offered the</w:t>
-      </w:r>
-    </w:p>
-    <w:p>
-      <w:r>
-        <w:rPr>
-          <w:b/>
-        </w:rPr>
-        <w:t>Ledger</w:t>
-      </w:r>
-      <w:r>
-        <w:t xml:space="preserve"> group.</w:t>
-      </w:r>
-    </w:p>
-    <w:p>
-      <w:pPr>
-        <w:pStyle w:val="ListNumber"/>
-        <w:spacing w:after="40"/>
-      </w:pPr>
-      <w:r>
-        <w:t>Sign out, then sign in as a user holding that role.</w:t>
-      </w:r>
-    </w:p>
-    <w:p>
-      <w:pPr>
-        <w:pStyle w:val="ListNumber"/>
-        <w:spacing w:after="40"/>
-      </w:pPr>
-      <w:r>
-        <w:t xml:space="preserve">Try to open the chart of accounts directly by typing </w:t>
-      </w:r>
-      <w:r>
-        <w:rPr>
-          <w:rFonts w:ascii="Consolas" w:hAnsi="Consolas"/>
-          <w:color w:val="1D4ED8"/>
-          <w:sz w:val="19"/>
-        </w:rPr>
-        <w:t>/accounts</w:t>
-      </w:r>
-      <w:r>
-        <w:t xml:space="preserve"> at the end</w:t>
-      </w:r>
-    </w:p>
-    <w:p>
-      <w:r>
-        <w:t>of the site address.</w:t>
-      </w:r>
-    </w:p>
-    <w:p>
-      <w:pPr>
-        <w:pStyle w:val="ListBullet"/>
-        <w:spacing w:after="40"/>
-      </w:pPr>
-      <w:r>
-        <w:rPr>
-          <w:b/>
-        </w:rPr>
-        <w:t>Expected Behavior:</w:t>
-      </w:r>
-      <w:r>
-        <w:t xml:space="preserve"> As Store/Production Staff the </w:t>
-      </w:r>
-      <w:r>
-        <w:rPr>
-          <w:b/>
-        </w:rPr>
-        <w:t>Ledger</w:t>
-      </w:r>
-      <w:r>
-        <w:t xml:space="preserve"> menu is absent.</w:t>
-      </w:r>
-    </w:p>
-    <w:p>
-      <w:r>
-        <w:t xml:space="preserve">At </w:t>
-      </w:r>
-      <w:r>
-        <w:rPr>
-          <w:rFonts w:ascii="Consolas" w:hAnsi="Consolas"/>
-          <w:color w:val="1D4ED8"/>
-          <w:sz w:val="19"/>
-        </w:rPr>
-        <w:t>/accounts</w:t>
-      </w:r>
-      <w:r>
-        <w:t xml:space="preserve"> the screen loads but cannot fetch its data, and shows an error naming the reason: </w:t>
-      </w:r>
-      <w:r>
-        <w:rPr>
-          <w:b/>
-        </w:rPr>
-        <w:t>"The Chart of Accounts screen is not available to the Store/Production Staff role. An administrator can grant access if it is needed."</w:t>
-      </w:r>
-      <w:r>
-        <w:t xml:space="preserve"> No account data appears.</w:t>
-      </w:r>
-    </w:p>
-    <w:p>
-      <w:pPr>
-        <w:pStyle w:val="ListBullet"/>
-        <w:spacing w:after="40"/>
-      </w:pPr>
-      <w:r>
-        <w:rPr>
-          <w:b/>
-        </w:rPr>
-        <w:t>Actual Results &amp; Calculation Explanation:</w:t>
-      </w:r>
-      <w:r>
-        <w:t xml:space="preserve"> Every request carries a signed</w:t>
-      </w:r>
-    </w:p>
-    <w:p>
-      <w:r>
-        <w:t>session token. The server reads the role from that token — never from anything the screen sends — and compares it with the permission table before answering. The menu is hidden, and the screen is not offered, so nobody wastes time on it; but the refusal that matters is the one the server makes when the request arrives. That is why typing the address directly still fails: the data never leaves the server.</w:t>
-      </w:r>
-    </w:p>
-    <w:p>
-      <w:pPr>
-        <w:pStyle w:val="ListBullet"/>
-        <w:spacing w:after="40"/>
-      </w:pPr>
-      <w:r>
-        <w:rPr>
-          <w:b/>
-        </w:rPr>
-        <w:t>Why this matters:</w:t>
-      </w:r>
-      <w:r>
-        <w:t xml:space="preserve"> It is the difference between a locked door and a door with</w:t>
-      </w:r>
-    </w:p>
-    <w:p>
-      <w:r>
-        <w:t>a sign on it. A determined user can edit the address bar, so the check that counts is the one made on every request.</w:t>
-      </w:r>
-    </w:p>
-    <w:p>
-      <w:pPr>
         <w:spacing w:before="40" w:after="160"/>
         <w:pBdr>
           <w:bottom w:val="single" w:sz="6" w:space="1" w:color="D6DBE2"/>
@@ -21107,7 +21071,7 @@
         <w:rPr>
           <w:color w:val="0F172A"/>
         </w:rPr>
-        <w:t>Test Case 3 — Change your password</w:t>
+        <w:t>Test Case 1 — Sign in and see your role</w:t>
       </w:r>
     </w:p>
     <w:p>
@@ -21122,7 +21086,16 @@
         <w:t>User Persona:</w:t>
       </w:r>
       <w:r>
-        <w:t xml:space="preserve"> Any user.</w:t>
+        <w:t xml:space="preserve"> Any user (start as </w:t>
+      </w:r>
+      <w:r>
+        <w:rPr>
+          <w:b/>
+        </w:rPr>
+        <w:t>Admin</w:t>
+      </w:r>
+      <w:r>
+        <w:t>).</w:t>
       </w:r>
     </w:p>
     <w:p>
@@ -21137,7 +21110,7 @@
         <w:t>Objective:</w:t>
       </w:r>
       <w:r>
-        <w:t xml:space="preserve"> Replace your password with one you choose.</w:t>
+        <w:t xml:space="preserve"> Sign in and confirm the system knows who you are.</w:t>
       </w:r>
     </w:p>
     <w:p>
@@ -21152,7 +21125,12 @@
         <w:t>Prerequisites:</w:t>
       </w:r>
       <w:r>
-        <w:t xml:space="preserve"> Signed in.</w:t>
+        <w:t xml:space="preserve"> A running system, and the sign-in details from your</w:t>
+      </w:r>
+    </w:p>
+    <w:p>
+      <w:r>
+        <w:t>administrator.</w:t>
       </w:r>
     </w:p>
     <w:p>
@@ -21173,25 +21151,72 @@
         <w:spacing w:after="40"/>
       </w:pPr>
       <w:r>
+        <w:t>Open the system's web address.</w:t>
+      </w:r>
+    </w:p>
+    <w:p>
+      <w:pPr>
+        <w:pStyle w:val="ListNumber"/>
+        <w:spacing w:after="40"/>
+      </w:pPr>
+      <w:r>
+        <w:t xml:space="preserve">In </w:t>
+      </w:r>
+      <w:r>
+        <w:rPr>
+          <w:b/>
+        </w:rPr>
+        <w:t>Email</w:t>
+      </w:r>
+      <w:r>
+        <w:t xml:space="preserve">, type </w:t>
+      </w:r>
+      <w:r>
+        <w:rPr>
+          <w:rFonts w:ascii="Consolas" w:hAnsi="Consolas"/>
+          <w:color w:val="1D4ED8"/>
+          <w:sz w:val="19"/>
+        </w:rPr>
+        <w:t>admin@rpci.demo</w:t>
+      </w:r>
+      <w:r>
+        <w:t>.</w:t>
+      </w:r>
+    </w:p>
+    <w:p>
+      <w:pPr>
+        <w:pStyle w:val="ListNumber"/>
+        <w:spacing w:after="40"/>
+      </w:pPr>
+      <w:r>
+        <w:t xml:space="preserve">In </w:t>
+      </w:r>
+      <w:r>
+        <w:rPr>
+          <w:b/>
+        </w:rPr>
+        <w:t>Password</w:t>
+      </w:r>
+      <w:r>
+        <w:t>, type the password given to you.</w:t>
+      </w:r>
+    </w:p>
+    <w:p>
+      <w:pPr>
+        <w:pStyle w:val="ListNumber"/>
+        <w:spacing w:after="40"/>
+      </w:pPr>
+      <w:r>
         <w:t xml:space="preserve">Click </w:t>
       </w:r>
       <w:r>
         <w:rPr>
           <w:b/>
         </w:rPr>
-        <w:t>Security</w:t>
-      </w:r>
-      <w:r>
-        <w:t xml:space="preserve"> in the </w:t>
-      </w:r>
-      <w:r>
-        <w:rPr>
-          <w:b/>
-        </w:rPr>
-        <w:t>Administration</w:t>
-      </w:r>
-      <w:r>
-        <w:t xml:space="preserve"> group.</w:t>
+        <w:t>Sign in</w:t>
+      </w:r>
+      <w:r>
+        <w:t>.</w:t>
       </w:r>
     </w:p>
     <w:p>
@@ -21200,57 +21225,7 @@
         <w:spacing w:after="40"/>
       </w:pPr>
       <w:r>
-        <w:t xml:space="preserve">Under </w:t>
-      </w:r>
-      <w:r>
-        <w:rPr>
-          <w:b/>
-        </w:rPr>
-        <w:t>Change password</w:t>
-      </w:r>
-      <w:r>
-        <w:t>, type your current password in **Current</w:t>
-      </w:r>
-    </w:p>
-    <w:p>
-      <w:r>
-        <w:t>password**.</w:t>
-      </w:r>
-    </w:p>
-    <w:p>
-      <w:pPr>
-        <w:pStyle w:val="ListNumber"/>
-        <w:spacing w:after="40"/>
-      </w:pPr>
-      <w:r>
-        <w:t xml:space="preserve">Type a new password of at least eight characters in </w:t>
-      </w:r>
-      <w:r>
-        <w:rPr>
-          <w:b/>
-        </w:rPr>
-        <w:t>New password</w:t>
-      </w:r>
-      <w:r>
-        <w:t>.</w:t>
-      </w:r>
-    </w:p>
-    <w:p>
-      <w:pPr>
-        <w:pStyle w:val="ListNumber"/>
-        <w:spacing w:after="40"/>
-      </w:pPr>
-      <w:r>
-        <w:t xml:space="preserve">Click </w:t>
-      </w:r>
-      <w:r>
-        <w:rPr>
-          <w:b/>
-        </w:rPr>
-        <w:t>Change password</w:t>
-      </w:r>
-      <w:r>
-        <w:t>.</w:t>
+        <w:t>Look at the top-right corner of the screen.</w:t>
       </w:r>
     </w:p>
     <w:p>
@@ -21265,16 +21240,34 @@
         <w:t>Expected Behavior:</w:t>
       </w:r>
       <w:r>
-        <w:t xml:space="preserve"> A green message, </w:t>
-      </w:r>
-      <w:r>
-        <w:rPr>
-          <w:b/>
-        </w:rPr>
-        <w:t>"Password changed."</w:t>
-      </w:r>
-      <w:r>
-        <w:t>, appears.</w:t>
+        <w:t xml:space="preserve"> The Dashboard opens. The top right shows your name and</w:t>
+      </w:r>
+    </w:p>
+    <w:p>
+      <w:r>
+        <w:t xml:space="preserve">your role (for example, </w:t>
+      </w:r>
+      <w:r>
+        <w:rPr>
+          <w:rFonts w:ascii="Consolas" w:hAnsi="Consolas"/>
+          <w:color w:val="1D4ED8"/>
+          <w:sz w:val="19"/>
+        </w:rPr>
+        <w:t>System Administrator</w:t>
+      </w:r>
+      <w:r>
+        <w:t xml:space="preserve"> / </w:t>
+      </w:r>
+      <w:r>
+        <w:rPr>
+          <w:rFonts w:ascii="Consolas" w:hAnsi="Consolas"/>
+          <w:color w:val="1D4ED8"/>
+          <w:sz w:val="19"/>
+        </w:rPr>
+        <w:t>Admin</w:t>
+      </w:r>
+      <w:r>
+        <w:t>). The left menu shows every group.</w:t>
       </w:r>
     </w:p>
     <w:p>
@@ -21289,21 +21282,12 @@
         <w:t>Actual Results &amp; Calculation Explanation:</w:t>
       </w:r>
       <w:r>
-        <w:t xml:space="preserve"> The system checks the current</w:t>
-      </w:r>
-    </w:p>
-    <w:p>
-      <w:r>
-        <w:t xml:space="preserve">password, then stores a new </w:t>
-      </w:r>
-      <w:r>
-        <w:rPr>
-          <w:b/>
-        </w:rPr>
-        <w:t>hash</w:t>
-      </w:r>
-      <w:r>
-        <w:t xml:space="preserve"> — a one-way scrambling of the password, so the password itself is never saved anywhere readable. If your new password is the same as your old one, the change is refused; if the current password is wrong, it is refused. This is your own account, so no administrator is needed.</w:t>
+        <w:t xml:space="preserve"> The system looks up your email,</w:t>
+      </w:r>
+    </w:p>
+    <w:p>
+      <w:r>
+        <w:t>checks the password against a securely hashed copy, and — because your account has no second factor — issues a signed session. Your role travels inside that session, so every later request is checked against it. No menu is hidden, because the Admin role has full access to every area.</w:t>
       </w:r>
     </w:p>
     <w:p>
@@ -21322,7 +21306,7 @@
         <w:rPr>
           <w:color w:val="0F172A"/>
         </w:rPr>
-        <w:t>Test Case 4 — Turn on two-factor authentication</w:t>
+        <w:t>Test Case 2 — Prove the permission rule comes from the server</w:t>
       </w:r>
     </w:p>
     <w:p>
@@ -21352,7 +21336,7 @@
         <w:t>Objective:</w:t>
       </w:r>
       <w:r>
-        <w:t xml:space="preserve"> Add a second layer of protection to your sign-in.</w:t>
+        <w:t xml:space="preserve"> See that access is enforced by the server, not by hiding menus.</w:t>
       </w:r>
     </w:p>
     <w:p>
@@ -21367,12 +21351,7 @@
         <w:t>Prerequisites:</w:t>
       </w:r>
       <w:r>
-        <w:t xml:space="preserve"> Signed in, and an authenticator app on your phone (Google</w:t>
-      </w:r>
-    </w:p>
-    <w:p>
-      <w:r>
-        <w:t>Authenticator, Authy, or any app that reads QR codes).</w:t>
+        <w:t xml:space="preserve"> Signed in (Test Case 1).</w:t>
       </w:r>
     </w:p>
     <w:p>
@@ -21399,7 +21378,63 @@
         <w:rPr>
           <w:b/>
         </w:rPr>
-        <w:t>Security</w:t>
+        <w:t>Roles &amp; Access</w:t>
+      </w:r>
+      <w:r>
+        <w:t xml:space="preserve"> in the </w:t>
+      </w:r>
+      <w:r>
+        <w:rPr>
+          <w:b/>
+        </w:rPr>
+        <w:t>Administration</w:t>
+      </w:r>
+      <w:r>
+        <w:t xml:space="preserve"> group.</w:t>
+      </w:r>
+    </w:p>
+    <w:p>
+      <w:pPr>
+        <w:pStyle w:val="ListNumber"/>
+        <w:spacing w:after="40"/>
+      </w:pPr>
+      <w:r>
+        <w:t xml:space="preserve">Read the </w:t>
+      </w:r>
+      <w:r>
+        <w:rPr>
+          <w:b/>
+        </w:rPr>
+        <w:t>Permission matrix</w:t>
+      </w:r>
+      <w:r>
+        <w:t xml:space="preserve">. Find the row for </w:t>
+      </w:r>
+      <w:r>
+        <w:rPr>
+          <w:b/>
+        </w:rPr>
+        <w:t>Store/Production Staff</w:t>
+      </w:r>
+    </w:p>
+    <w:p>
+      <w:r>
+        <w:t xml:space="preserve">and the column for </w:t>
+      </w:r>
+      <w:r>
+        <w:rPr>
+          <w:b/>
+        </w:rPr>
+        <w:t>accounts</w:t>
+      </w:r>
+      <w:r>
+        <w:t xml:space="preserve">; it reads </w:t>
+      </w:r>
+      <w:r>
+        <w:rPr>
+          <w:b/>
+        </w:rPr>
+        <w:t>No access</w:t>
       </w:r>
       <w:r>
         <w:t>.</w:t>
@@ -21411,21 +21446,27 @@
         <w:spacing w:after="40"/>
       </w:pPr>
       <w:r>
-        <w:t xml:space="preserve">Under </w:t>
-      </w:r>
-      <w:r>
-        <w:rPr>
-          <w:b/>
-        </w:rPr>
-        <w:t>Two-factor authentication</w:t>
-      </w:r>
-      <w:r>
-        <w:t>, click **Set up two-factor</w:t>
-      </w:r>
-    </w:p>
-    <w:p>
-      <w:r>
-        <w:t>authentication**.</w:t>
+        <w:t xml:space="preserve">Read the </w:t>
+      </w:r>
+      <w:r>
+        <w:rPr>
+          <w:b/>
+        </w:rPr>
+        <w:t>Menus by role</w:t>
+      </w:r>
+      <w:r>
+        <w:t xml:space="preserve"> table below it. The same role is not offered the</w:t>
+      </w:r>
+    </w:p>
+    <w:p>
+      <w:r>
+        <w:rPr>
+          <w:b/>
+        </w:rPr>
+        <w:t>Ledger</w:t>
+      </w:r>
+      <w:r>
+        <w:t xml:space="preserve"> group.</w:t>
       </w:r>
     </w:p>
     <w:p>
@@ -21434,7 +21475,7 @@
         <w:spacing w:after="40"/>
       </w:pPr>
       <w:r>
-        <w:t>Open your authenticator app and scan the QR code shown.</w:t>
+        <w:t>Sign out, then sign in as a user holding that role.</w:t>
       </w:r>
     </w:p>
     <w:p>
@@ -21443,43 +21484,23 @@
         <w:spacing w:after="40"/>
       </w:pPr>
       <w:r>
-        <w:t xml:space="preserve">In </w:t>
-      </w:r>
-      <w:r>
-        <w:rPr>
-          <w:b/>
-        </w:rPr>
-        <w:t>Code from the app</w:t>
-      </w:r>
-      <w:r>
-        <w:t>, type the six-digit code the app displays.</w:t>
-      </w:r>
-    </w:p>
-    <w:p>
-      <w:pPr>
-        <w:pStyle w:val="ListNumber"/>
-        <w:spacing w:after="40"/>
-      </w:pPr>
-      <w:r>
-        <w:t xml:space="preserve">Click </w:t>
-      </w:r>
-      <w:r>
-        <w:rPr>
-          <w:b/>
-        </w:rPr>
-        <w:t>Turn on</w:t>
-      </w:r>
-      <w:r>
-        <w:t>.</w:t>
-      </w:r>
-    </w:p>
-    <w:p>
-      <w:pPr>
-        <w:pStyle w:val="ListNumber"/>
-        <w:spacing w:after="40"/>
-      </w:pPr>
-      <w:r>
-        <w:t>Write down the recovery codes shown.</w:t>
+        <w:t xml:space="preserve">Try to open the chart of accounts directly by typing </w:t>
+      </w:r>
+      <w:r>
+        <w:rPr>
+          <w:rFonts w:ascii="Consolas" w:hAnsi="Consolas"/>
+          <w:color w:val="1D4ED8"/>
+          <w:sz w:val="19"/>
+        </w:rPr>
+        <w:t>/accounts</w:t>
+      </w:r>
+      <w:r>
+        <w:t xml:space="preserve"> at the end</w:t>
+      </w:r>
+    </w:p>
+    <w:p>
+      <w:r>
+        <w:t>of the site address.</w:t>
       </w:r>
     </w:p>
     <w:p>
@@ -21494,27 +21515,41 @@
         <w:t>Expected Behavior:</w:t>
       </w:r>
       <w:r>
-        <w:t xml:space="preserve"> The status changes to </w:t>
-      </w:r>
-      <w:r>
-        <w:rPr>
-          <w:b/>
-        </w:rPr>
-        <w:t>on</w:t>
-      </w:r>
-      <w:r>
-        <w:t>, and a set of recovery codes</w:t>
-      </w:r>
-    </w:p>
-    <w:p>
-      <w:r>
-        <w:t xml:space="preserve">is displayed with the message </w:t>
-      </w:r>
-      <w:r>
-        <w:rPr>
-          <w:b/>
-        </w:rPr>
-        <w:t>"Save these now."</w:t>
+        <w:t xml:space="preserve"> As Store/Production Staff the </w:t>
+      </w:r>
+      <w:r>
+        <w:rPr>
+          <w:b/>
+        </w:rPr>
+        <w:t>Ledger</w:t>
+      </w:r>
+      <w:r>
+        <w:t xml:space="preserve"> menu is absent.</w:t>
+      </w:r>
+    </w:p>
+    <w:p>
+      <w:r>
+        <w:t xml:space="preserve">At </w:t>
+      </w:r>
+      <w:r>
+        <w:rPr>
+          <w:rFonts w:ascii="Consolas" w:hAnsi="Consolas"/>
+          <w:color w:val="1D4ED8"/>
+          <w:sz w:val="19"/>
+        </w:rPr>
+        <w:t>/accounts</w:t>
+      </w:r>
+      <w:r>
+        <w:t xml:space="preserve"> the screen loads but cannot fetch its data, and shows an error naming the reason: </w:t>
+      </w:r>
+      <w:r>
+        <w:rPr>
+          <w:b/>
+        </w:rPr>
+        <w:t>"The Chart of Accounts screen is not available to the Store/Production Staff role. An administrator can grant access if it is needed."</w:t>
+      </w:r>
+      <w:r>
+        <w:t xml:space="preserve"> No account data appears.</w:t>
       </w:r>
     </w:p>
     <w:p>
@@ -21529,12 +21564,32 @@
         <w:t>Actual Results &amp; Calculation Explanation:</w:t>
       </w:r>
       <w:r>
-        <w:t xml:space="preserve"> The app and the system share a</w:t>
-      </w:r>
-    </w:p>
-    <w:p>
-      <w:r>
-        <w:t>secret. The app turns that secret plus the current time into a six-digit code; the system does the same sum and checks they match. It allows one step of clock drift either way, so a phone a few seconds out still works. The recovery codes are shown once and stored only as hashes — they are the way back in if the phone is lost.</w:t>
+        <w:t xml:space="preserve"> Every request carries a signed</w:t>
+      </w:r>
+    </w:p>
+    <w:p>
+      <w:r>
+        <w:t>session token. The server reads the role from that token — never from anything the screen sends — and compares it with the permission table before answering. The menu is hidden, and the screen is not offered, so nobody wastes time on it; but the refusal that matters is the one the server makes when the request arrives. That is why typing the address directly still fails: the data never leaves the server.</w:t>
+      </w:r>
+    </w:p>
+    <w:p>
+      <w:pPr>
+        <w:pStyle w:val="ListBullet"/>
+        <w:spacing w:after="40"/>
+      </w:pPr>
+      <w:r>
+        <w:rPr>
+          <w:b/>
+        </w:rPr>
+        <w:t>Why this matters:</w:t>
+      </w:r>
+      <w:r>
+        <w:t xml:space="preserve"> It is the difference between a locked door and a door with</w:t>
+      </w:r>
+    </w:p>
+    <w:p>
+      <w:r>
+        <w:t>a sign on it. A determined user can edit the address bar, so the check that counts is the one made on every request.</w:t>
       </w:r>
     </w:p>
     <w:p>
@@ -21553,7 +21608,7 @@
         <w:rPr>
           <w:color w:val="0F172A"/>
         </w:rPr>
-        <w:t>Test Case 5 — Issue a new password and clear a second factor (Admin)</w:t>
+        <w:t>Test Case 3 — Change your password</w:t>
       </w:r>
     </w:p>
     <w:p>
@@ -21568,13 +21623,114 @@
         <w:t>User Persona:</w:t>
       </w:r>
       <w:r>
-        <w:t xml:space="preserve"> </w:t>
-      </w:r>
-      <w:r>
-        <w:rPr>
-          <w:b/>
-        </w:rPr>
-        <w:t>Admin</w:t>
+        <w:t xml:space="preserve"> Any user.</w:t>
+      </w:r>
+    </w:p>
+    <w:p>
+      <w:pPr>
+        <w:pStyle w:val="ListBullet"/>
+        <w:spacing w:after="40"/>
+      </w:pPr>
+      <w:r>
+        <w:rPr>
+          <w:b/>
+        </w:rPr>
+        <w:t>Objective:</w:t>
+      </w:r>
+      <w:r>
+        <w:t xml:space="preserve"> Replace your password with one you choose.</w:t>
+      </w:r>
+    </w:p>
+    <w:p>
+      <w:pPr>
+        <w:pStyle w:val="ListBullet"/>
+        <w:spacing w:after="40"/>
+      </w:pPr>
+      <w:r>
+        <w:rPr>
+          <w:b/>
+        </w:rPr>
+        <w:t>Prerequisites:</w:t>
+      </w:r>
+      <w:r>
+        <w:t xml:space="preserve"> Signed in.</w:t>
+      </w:r>
+    </w:p>
+    <w:p>
+      <w:pPr>
+        <w:pStyle w:val="ListBullet"/>
+        <w:spacing w:after="40"/>
+      </w:pPr>
+      <w:r>
+        <w:rPr>
+          <w:b/>
+        </w:rPr>
+        <w:t>Steps:</w:t>
+      </w:r>
+    </w:p>
+    <w:p>
+      <w:pPr>
+        <w:pStyle w:val="ListNumber"/>
+        <w:spacing w:after="40"/>
+      </w:pPr>
+      <w:r>
+        <w:t xml:space="preserve">Click </w:t>
+      </w:r>
+      <w:r>
+        <w:rPr>
+          <w:b/>
+        </w:rPr>
+        <w:t>Security</w:t>
+      </w:r>
+      <w:r>
+        <w:t xml:space="preserve"> in the </w:t>
+      </w:r>
+      <w:r>
+        <w:rPr>
+          <w:b/>
+        </w:rPr>
+        <w:t>Administration</w:t>
+      </w:r>
+      <w:r>
+        <w:t xml:space="preserve"> group.</w:t>
+      </w:r>
+    </w:p>
+    <w:p>
+      <w:pPr>
+        <w:pStyle w:val="ListNumber"/>
+        <w:spacing w:after="40"/>
+      </w:pPr>
+      <w:r>
+        <w:t xml:space="preserve">Under </w:t>
+      </w:r>
+      <w:r>
+        <w:rPr>
+          <w:b/>
+        </w:rPr>
+        <w:t>Change password</w:t>
+      </w:r>
+      <w:r>
+        <w:t>, type your current password in **Current</w:t>
+      </w:r>
+    </w:p>
+    <w:p>
+      <w:r>
+        <w:t>password**.</w:t>
+      </w:r>
+    </w:p>
+    <w:p>
+      <w:pPr>
+        <w:pStyle w:val="ListNumber"/>
+        <w:spacing w:after="40"/>
+      </w:pPr>
+      <w:r>
+        <w:t xml:space="preserve">Type a new password of at least eight characters in </w:t>
+      </w:r>
+      <w:r>
+        <w:rPr>
+          <w:b/>
+        </w:rPr>
+        <w:t>New password</w:t>
       </w:r>
       <w:r>
         <w:t>.</w:t>
@@ -21582,6 +21738,24 @@
     </w:p>
     <w:p>
       <w:pPr>
+        <w:pStyle w:val="ListNumber"/>
+        <w:spacing w:after="40"/>
+      </w:pPr>
+      <w:r>
+        <w:t xml:space="preserve">Click </w:t>
+      </w:r>
+      <w:r>
+        <w:rPr>
+          <w:b/>
+        </w:rPr>
+        <w:t>Change password</w:t>
+      </w:r>
+      <w:r>
+        <w:t>.</w:t>
+      </w:r>
+    </w:p>
+    <w:p>
+      <w:pPr>
         <w:pStyle w:val="ListBullet"/>
         <w:spacing w:after="40"/>
       </w:pPr>
@@ -21589,10 +21763,19 @@
         <w:rPr>
           <w:b/>
         </w:rPr>
-        <w:t>Objective:</w:t>
-      </w:r>
-      <w:r>
-        <w:t xml:space="preserve"> Help a colleague who cannot sign in.</w:t>
+        <w:t>Expected Behavior:</w:t>
+      </w:r>
+      <w:r>
+        <w:t xml:space="preserve"> A green message, </w:t>
+      </w:r>
+      <w:r>
+        <w:rPr>
+          <w:b/>
+        </w:rPr>
+        <w:t>"Password changed."</w:t>
+      </w:r>
+      <w:r>
+        <w:t>, appears.</w:t>
       </w:r>
     </w:p>
     <w:p>
@@ -21604,211 +21787,24 @@
         <w:rPr>
           <w:b/>
         </w:rPr>
-        <w:t>Prerequisites:</w:t>
-      </w:r>
-      <w:r>
-        <w:t xml:space="preserve"> Signed in as Admin; another user account exists.</w:t>
-      </w:r>
-    </w:p>
-    <w:p>
-      <w:pPr>
-        <w:pStyle w:val="ListBullet"/>
-        <w:spacing w:after="40"/>
-      </w:pPr>
-      <w:r>
-        <w:rPr>
-          <w:b/>
-        </w:rPr>
-        <w:t>Steps:</w:t>
-      </w:r>
-    </w:p>
-    <w:p>
-      <w:pPr>
-        <w:pStyle w:val="ListNumber"/>
-        <w:spacing w:after="40"/>
-      </w:pPr>
-      <w:r>
-        <w:t xml:space="preserve">Click </w:t>
-      </w:r>
-      <w:r>
-        <w:rPr>
-          <w:b/>
-        </w:rPr>
-        <w:t>Roles &amp; Access</w:t>
-      </w:r>
-      <w:r>
-        <w:t>.</w:t>
-      </w:r>
-    </w:p>
-    <w:p>
-      <w:pPr>
-        <w:pStyle w:val="ListNumber"/>
-        <w:spacing w:after="40"/>
-      </w:pPr>
-      <w:r>
-        <w:t xml:space="preserve">Under </w:t>
-      </w:r>
-      <w:r>
-        <w:rPr>
-          <w:b/>
-        </w:rPr>
-        <w:t>User accounts</w:t>
-      </w:r>
-      <w:r>
-        <w:t>, find the colleague's row.</w:t>
-      </w:r>
-    </w:p>
-    <w:p>
-      <w:pPr>
-        <w:pStyle w:val="ListNumber"/>
-        <w:spacing w:after="40"/>
-      </w:pPr>
-      <w:r>
-        <w:t xml:space="preserve">Click </w:t>
-      </w:r>
-      <w:r>
-        <w:rPr>
-          <w:b/>
-        </w:rPr>
-        <w:t>Reset password</w:t>
-      </w:r>
-      <w:r>
-        <w:t>.</w:t>
-      </w:r>
-    </w:p>
-    <w:p>
-      <w:pPr>
-        <w:pStyle w:val="ListNumber"/>
-        <w:spacing w:after="40"/>
-      </w:pPr>
-      <w:r>
-        <w:t>Read the password shown and give it to your colleague directly.</w:t>
-      </w:r>
-    </w:p>
-    <w:p>
-      <w:pPr>
-        <w:pStyle w:val="ListNumber"/>
-        <w:spacing w:after="40"/>
-      </w:pPr>
-      <w:r>
-        <w:t xml:space="preserve">Click </w:t>
-      </w:r>
-      <w:r>
-        <w:rPr>
-          <w:b/>
-        </w:rPr>
-        <w:t>Reset 2FA</w:t>
-      </w:r>
-      <w:r>
-        <w:t xml:space="preserve"> for the same person (only if they have lost their phone</w:t>
-      </w:r>
-    </w:p>
-    <w:p>
-      <w:r>
-        <w:t>and their recovery codes).</w:t>
-      </w:r>
-    </w:p>
-    <w:p>
-      <w:pPr>
-        <w:pStyle w:val="ListNumber"/>
-        <w:spacing w:after="40"/>
-      </w:pPr>
-      <w:r>
-        <w:t xml:space="preserve">Scroll to </w:t>
-      </w:r>
-      <w:r>
-        <w:rPr>
-          <w:b/>
-        </w:rPr>
-        <w:t>Administrative actions</w:t>
-      </w:r>
-      <w:r>
-        <w:t>.</w:t>
-      </w:r>
-    </w:p>
-    <w:p>
-      <w:pPr>
-        <w:pStyle w:val="ListBullet"/>
-        <w:spacing w:after="40"/>
-      </w:pPr>
-      <w:r>
-        <w:rPr>
-          <w:b/>
-        </w:rPr>
-        <w:t>Expected Behavior:</w:t>
-      </w:r>
-      <w:r>
-        <w:t xml:space="preserve"> A green box shows </w:t>
-      </w:r>
-      <w:r>
-        <w:rPr>
-          <w:b/>
-        </w:rPr>
-        <w:t>"New password for {email}"</w:t>
-      </w:r>
-      <w:r>
-        <w:t xml:space="preserve"> with the</w:t>
-      </w:r>
-    </w:p>
-    <w:p>
-      <w:r>
-        <w:t xml:space="preserve">password beneath it. The person's </w:t>
-      </w:r>
-      <w:r>
-        <w:rPr>
-          <w:b/>
-        </w:rPr>
-        <w:t>2FA</w:t>
-      </w:r>
-      <w:r>
-        <w:t xml:space="preserve"> tag changes to </w:t>
-      </w:r>
-      <w:r>
-        <w:rPr>
-          <w:b/>
-        </w:rPr>
-        <w:t>off</w:t>
-      </w:r>
-      <w:r>
-        <w:t xml:space="preserve">. The two actions appear at the top of </w:t>
-      </w:r>
-      <w:r>
-        <w:rPr>
-          <w:b/>
-        </w:rPr>
-        <w:t>Administrative actions</w:t>
-      </w:r>
-      <w:r>
-        <w:t>.</w:t>
-      </w:r>
-    </w:p>
-    <w:p>
-      <w:pPr>
-        <w:pStyle w:val="ListBullet"/>
-        <w:spacing w:after="40"/>
-      </w:pPr>
-      <w:r>
-        <w:rPr>
-          <w:b/>
-        </w:rPr>
         <w:t>Actual Results &amp; Calculation Explanation:</w:t>
       </w:r>
       <w:r>
-        <w:t xml:space="preserve"> Issuing a password generates a new</w:t>
-      </w:r>
-    </w:p>
-    <w:p>
-      <w:r>
-        <w:t xml:space="preserve">random one and stores only its hash; the plain text is shown once and never stored. Clearing the second factor deletes the shared secret and voids the old recovery codes. Both actions are written to the audit log with who did it, to whom, and when. You cannot do either to your own account from here — </w:t>
-      </w:r>
-      <w:r>
-        <w:rPr>
-          <w:b/>
-        </w:rPr>
-        <w:t>Security</w:t>
-      </w:r>
-      <w:r>
-        <w:t xml:space="preserve"> is the place for that — which prevents an accidental lock-out.</w:t>
+        <w:t xml:space="preserve"> The system checks the current</w:t>
+      </w:r>
+    </w:p>
+    <w:p>
+      <w:r>
+        <w:t xml:space="preserve">password, then stores a new </w:t>
+      </w:r>
+      <w:r>
+        <w:rPr>
+          <w:b/>
+        </w:rPr>
+        <w:t>hash</w:t>
+      </w:r>
+      <w:r>
+        <w:t xml:space="preserve"> — a one-way scrambling of the password, so the password itself is never saved anywhere readable. If your new password is the same as your old one, the change is refused; if the current password is wrong, it is refused. This is your own account, so no administrator is needed.</w:t>
       </w:r>
     </w:p>
     <w:p>
@@ -21827,7 +21823,7 @@
         <w:rPr>
           <w:color w:val="0F172A"/>
         </w:rPr>
-        <w:t>Test Case 6 — Put your company details on documents</w:t>
+        <w:t>Test Case 4 — Turn on two-factor authentication</w:t>
       </w:r>
     </w:p>
     <w:p>
@@ -21842,13 +21838,69 @@
         <w:t>User Persona:</w:t>
       </w:r>
       <w:r>
-        <w:t xml:space="preserve"> </w:t>
-      </w:r>
-      <w:r>
-        <w:rPr>
-          <w:b/>
-        </w:rPr>
-        <w:t>Admin</w:t>
+        <w:t xml:space="preserve"> Any user.</w:t>
+      </w:r>
+    </w:p>
+    <w:p>
+      <w:pPr>
+        <w:pStyle w:val="ListBullet"/>
+        <w:spacing w:after="40"/>
+      </w:pPr>
+      <w:r>
+        <w:rPr>
+          <w:b/>
+        </w:rPr>
+        <w:t>Objective:</w:t>
+      </w:r>
+      <w:r>
+        <w:t xml:space="preserve"> Add a second layer of protection to your sign-in.</w:t>
+      </w:r>
+    </w:p>
+    <w:p>
+      <w:pPr>
+        <w:pStyle w:val="ListBullet"/>
+        <w:spacing w:after="40"/>
+      </w:pPr>
+      <w:r>
+        <w:rPr>
+          <w:b/>
+        </w:rPr>
+        <w:t>Prerequisites:</w:t>
+      </w:r>
+      <w:r>
+        <w:t xml:space="preserve"> Signed in, and an authenticator app on your phone (Google</w:t>
+      </w:r>
+    </w:p>
+    <w:p>
+      <w:r>
+        <w:t>Authenticator, Authy, or any app that reads QR codes).</w:t>
+      </w:r>
+    </w:p>
+    <w:p>
+      <w:pPr>
+        <w:pStyle w:val="ListBullet"/>
+        <w:spacing w:after="40"/>
+      </w:pPr>
+      <w:r>
+        <w:rPr>
+          <w:b/>
+        </w:rPr>
+        <w:t>Steps:</w:t>
+      </w:r>
+    </w:p>
+    <w:p>
+      <w:pPr>
+        <w:pStyle w:val="ListNumber"/>
+        <w:spacing w:after="40"/>
+      </w:pPr>
+      <w:r>
+        <w:t xml:space="preserve">Click </w:t>
+      </w:r>
+      <w:r>
+        <w:rPr>
+          <w:b/>
+        </w:rPr>
+        <w:t>Security</w:t>
       </w:r>
       <w:r>
         <w:t>.</w:t>
@@ -21856,6 +21908,83 @@
     </w:p>
     <w:p>
       <w:pPr>
+        <w:pStyle w:val="ListNumber"/>
+        <w:spacing w:after="40"/>
+      </w:pPr>
+      <w:r>
+        <w:t xml:space="preserve">Under </w:t>
+      </w:r>
+      <w:r>
+        <w:rPr>
+          <w:b/>
+        </w:rPr>
+        <w:t>Two-factor authentication</w:t>
+      </w:r>
+      <w:r>
+        <w:t>, click **Set up two-factor</w:t>
+      </w:r>
+    </w:p>
+    <w:p>
+      <w:r>
+        <w:t>authentication**.</w:t>
+      </w:r>
+    </w:p>
+    <w:p>
+      <w:pPr>
+        <w:pStyle w:val="ListNumber"/>
+        <w:spacing w:after="40"/>
+      </w:pPr>
+      <w:r>
+        <w:t>Open your authenticator app and scan the QR code shown.</w:t>
+      </w:r>
+    </w:p>
+    <w:p>
+      <w:pPr>
+        <w:pStyle w:val="ListNumber"/>
+        <w:spacing w:after="40"/>
+      </w:pPr>
+      <w:r>
+        <w:t xml:space="preserve">In </w:t>
+      </w:r>
+      <w:r>
+        <w:rPr>
+          <w:b/>
+        </w:rPr>
+        <w:t>Code from the app</w:t>
+      </w:r>
+      <w:r>
+        <w:t>, type the six-digit code the app displays.</w:t>
+      </w:r>
+    </w:p>
+    <w:p>
+      <w:pPr>
+        <w:pStyle w:val="ListNumber"/>
+        <w:spacing w:after="40"/>
+      </w:pPr>
+      <w:r>
+        <w:t xml:space="preserve">Click </w:t>
+      </w:r>
+      <w:r>
+        <w:rPr>
+          <w:b/>
+        </w:rPr>
+        <w:t>Turn on</w:t>
+      </w:r>
+      <w:r>
+        <w:t>.</w:t>
+      </w:r>
+    </w:p>
+    <w:p>
+      <w:pPr>
+        <w:pStyle w:val="ListNumber"/>
+        <w:spacing w:after="40"/>
+      </w:pPr>
+      <w:r>
+        <w:t>Write down the recovery codes shown.</w:t>
+      </w:r>
+    </w:p>
+    <w:p>
+      <w:pPr>
         <w:pStyle w:val="ListBullet"/>
         <w:spacing w:after="40"/>
       </w:pPr>
@@ -21863,10 +21992,30 @@
         <w:rPr>
           <w:b/>
         </w:rPr>
-        <w:t>Objective:</w:t>
-      </w:r>
-      <w:r>
-        <w:t xml:space="preserve"> Make receipts show the correct company name, address and phone.</w:t>
+        <w:t>Expected Behavior:</w:t>
+      </w:r>
+      <w:r>
+        <w:t xml:space="preserve"> The status changes to </w:t>
+      </w:r>
+      <w:r>
+        <w:rPr>
+          <w:b/>
+        </w:rPr>
+        <w:t>on</w:t>
+      </w:r>
+      <w:r>
+        <w:t>, and a set of recovery codes</w:t>
+      </w:r>
+    </w:p>
+    <w:p>
+      <w:r>
+        <w:t xml:space="preserve">is displayed with the message </w:t>
+      </w:r>
+      <w:r>
+        <w:rPr>
+          <w:b/>
+        </w:rPr>
+        <w:t>"Save these now."</w:t>
       </w:r>
     </w:p>
     <w:p>
@@ -21878,206 +22027,15 @@
         <w:rPr>
           <w:b/>
         </w:rPr>
-        <w:t>Prerequisites:</w:t>
-      </w:r>
-      <w:r>
-        <w:t xml:space="preserve"> Signed in as Admin.</w:t>
-      </w:r>
-    </w:p>
-    <w:p>
-      <w:pPr>
-        <w:pStyle w:val="ListBullet"/>
-        <w:spacing w:after="40"/>
-      </w:pPr>
-      <w:r>
-        <w:rPr>
-          <w:b/>
-        </w:rPr>
-        <w:t>Steps:</w:t>
-      </w:r>
-    </w:p>
-    <w:p>
-      <w:pPr>
-        <w:pStyle w:val="ListNumber"/>
-        <w:spacing w:after="40"/>
-      </w:pPr>
-      <w:r>
-        <w:t xml:space="preserve">Click </w:t>
-      </w:r>
-      <w:r>
-        <w:rPr>
-          <w:b/>
-        </w:rPr>
-        <w:t>Configuration</w:t>
-      </w:r>
-      <w:r>
-        <w:t>.</w:t>
-      </w:r>
-    </w:p>
-    <w:p>
-      <w:pPr>
-        <w:pStyle w:val="ListNumber"/>
-        <w:spacing w:after="40"/>
-      </w:pPr>
-      <w:r>
-        <w:t xml:space="preserve">In the </w:t>
-      </w:r>
-      <w:r>
-        <w:rPr>
-          <w:b/>
-        </w:rPr>
-        <w:t>Company details</w:t>
-      </w:r>
-      <w:r>
-        <w:t xml:space="preserve"> card, find </w:t>
-      </w:r>
-      <w:r>
-        <w:rPr>
-          <w:b/>
-        </w:rPr>
-        <w:t>Company name</w:t>
-      </w:r>
-      <w:r>
-        <w:t>.</w:t>
-      </w:r>
-    </w:p>
-    <w:p>
-      <w:pPr>
-        <w:pStyle w:val="ListNumber"/>
-        <w:spacing w:after="40"/>
-      </w:pPr>
-      <w:r>
-        <w:t xml:space="preserve">Change the value and click </w:t>
-      </w:r>
-      <w:r>
-        <w:rPr>
-          <w:b/>
-        </w:rPr>
-        <w:t>Save</w:t>
-      </w:r>
-      <w:r>
-        <w:t>.</w:t>
-      </w:r>
-    </w:p>
-    <w:p>
-      <w:pPr>
-        <w:pStyle w:val="ListNumber"/>
-        <w:spacing w:after="40"/>
-      </w:pPr>
-      <w:r>
-        <w:t xml:space="preserve">Click </w:t>
-      </w:r>
-      <w:r>
-        <w:rPr>
-          <w:b/>
-        </w:rPr>
-        <w:t>Confirm</w:t>
-      </w:r>
-      <w:r>
-        <w:t xml:space="preserve"> on the same row.</w:t>
-      </w:r>
-    </w:p>
-    <w:p>
-      <w:pPr>
-        <w:pStyle w:val="ListNumber"/>
-        <w:spacing w:after="40"/>
-      </w:pPr>
-      <w:r>
-        <w:t xml:space="preserve">Repeat for </w:t>
-      </w:r>
-      <w:r>
-        <w:rPr>
-          <w:b/>
-        </w:rPr>
-        <w:t>Address</w:t>
-      </w:r>
-      <w:r>
-        <w:t xml:space="preserve"> and </w:t>
-      </w:r>
-      <w:r>
-        <w:rPr>
-          <w:b/>
-        </w:rPr>
-        <w:t>Telephone</w:t>
-      </w:r>
-      <w:r>
-        <w:t>.</w:t>
-      </w:r>
-    </w:p>
-    <w:p>
-      <w:pPr>
-        <w:pStyle w:val="ListBullet"/>
-        <w:spacing w:after="40"/>
-      </w:pPr>
-      <w:r>
-        <w:rPr>
-          <w:b/>
-        </w:rPr>
-        <w:t>Expected Behavior:</w:t>
-      </w:r>
-      <w:r>
-        <w:t xml:space="preserve"> Each row saves with a brief </w:t>
-      </w:r>
-      <w:r>
-        <w:rPr>
-          <w:b/>
-        </w:rPr>
-        <w:t>"saved"</w:t>
-      </w:r>
-      <w:r>
-        <w:t xml:space="preserve"> marker, and its</w:t>
-      </w:r>
-    </w:p>
-    <w:p>
-      <w:r>
-        <w:t xml:space="preserve">badge changes from </w:t>
-      </w:r>
-      <w:r>
-        <w:rPr>
-          <w:b/>
-        </w:rPr>
-        <w:t>pending client</w:t>
-      </w:r>
-      <w:r>
-        <w:t xml:space="preserve"> to </w:t>
-      </w:r>
-      <w:r>
-        <w:rPr>
-          <w:b/>
-        </w:rPr>
-        <w:t>confirmed</w:t>
-      </w:r>
-      <w:r>
-        <w:t>.</w:t>
-      </w:r>
-    </w:p>
-    <w:p>
-      <w:pPr>
-        <w:pStyle w:val="ListBullet"/>
-        <w:spacing w:after="40"/>
-      </w:pPr>
-      <w:r>
-        <w:rPr>
-          <w:b/>
-        </w:rPr>
         <w:t>Actual Results &amp; Calculation Explanation:</w:t>
       </w:r>
       <w:r>
-        <w:t xml:space="preserve"> Configuration values are stored</w:t>
-      </w:r>
-    </w:p>
-    <w:p>
-      <w:r>
-        <w:t xml:space="preserve">centrally, not baked into the program. Changing one takes effect immediately — the next receipt prints the new details, with no redeploy. The </w:t>
-      </w:r>
-      <w:r>
-        <w:rPr>
-          <w:b/>
-        </w:rPr>
-        <w:t>confirmed</w:t>
-      </w:r>
-      <w:r>
-        <w:t xml:space="preserve"> badge records that a person has checked the value, so it is clear which facts are settled and which are still placeholders.</w:t>
+        <w:t xml:space="preserve"> The app and the system share a</w:t>
+      </w:r>
+    </w:p>
+    <w:p>
+      <w:r>
+        <w:t>secret. The app turns that secret plus the current time into a six-digit code; the system does the same sum and checks they match. It allows one step of clock drift either way, so a phone a few seconds out still works. The recovery codes are shown once and stored only as hashes — they are the way back in if the phone is lost.</w:t>
       </w:r>
     </w:p>
     <w:p>
@@ -22096,7 +22054,7 @@
         <w:rPr>
           <w:color w:val="0F172A"/>
         </w:rPr>
-        <w:t>Test Case 7 — Switch VAT on</w:t>
+        <w:t>Test Case 5 — Issue a new password and clear a second factor (Admin)</w:t>
       </w:r>
     </w:p>
     <w:p>
@@ -22135,7 +22093,7 @@
         <w:t>Objective:</w:t>
       </w:r>
       <w:r>
-        <w:t xml:space="preserve"> Add VAT to sales and purchases at the agreed rate.</w:t>
+        <w:t xml:space="preserve"> Help a colleague who cannot sign in.</w:t>
       </w:r>
     </w:p>
     <w:p>
@@ -22150,7 +22108,7 @@
         <w:t>Prerequisites:</w:t>
       </w:r>
       <w:r>
-        <w:t xml:space="preserve"> Signed in as Admin; the rate confirmed with your tax adviser.</w:t>
+        <w:t xml:space="preserve"> Signed in as Admin; another user account exists.</w:t>
       </w:r>
     </w:p>
     <w:p>
@@ -22177,7 +22135,7 @@
         <w:rPr>
           <w:b/>
         </w:rPr>
-        <w:t>Configuration</w:t>
+        <w:t>Roles &amp; Access</w:t>
       </w:r>
       <w:r>
         <w:t>.</w:t>
@@ -22189,42 +22147,31 @@
         <w:spacing w:after="40"/>
       </w:pPr>
       <w:r>
-        <w:t xml:space="preserve">In the </w:t>
-      </w:r>
-      <w:r>
-        <w:rPr>
-          <w:b/>
-        </w:rPr>
-        <w:t>VAT</w:t>
-      </w:r>
-      <w:r>
-        <w:t xml:space="preserve"> card, find </w:t>
-      </w:r>
-      <w:r>
-        <w:rPr>
-          <w:b/>
-        </w:rPr>
-        <w:t>Charge VAT</w:t>
-      </w:r>
-      <w:r>
-        <w:t xml:space="preserve"> and switch it to </w:t>
-      </w:r>
-      <w:r>
-        <w:rPr>
-          <w:b/>
-        </w:rPr>
-        <w:t>on</w:t>
-      </w:r>
-      <w:r>
-        <w:t>, then</w:t>
-      </w:r>
-    </w:p>
-    <w:p>
-      <w:r>
-        <w:rPr>
-          <w:b/>
-        </w:rPr>
-        <w:t>Save</w:t>
+        <w:t xml:space="preserve">Under </w:t>
+      </w:r>
+      <w:r>
+        <w:rPr>
+          <w:b/>
+        </w:rPr>
+        <w:t>User accounts</w:t>
+      </w:r>
+      <w:r>
+        <w:t>, find the colleague's row.</w:t>
+      </w:r>
+    </w:p>
+    <w:p>
+      <w:pPr>
+        <w:pStyle w:val="ListNumber"/>
+        <w:spacing w:after="40"/>
+      </w:pPr>
+      <w:r>
+        <w:t xml:space="preserve">Click </w:t>
+      </w:r>
+      <w:r>
+        <w:rPr>
+          <w:b/>
+        </w:rPr>
+        <w:t>Reset password</w:t>
       </w:r>
       <w:r>
         <w:t>.</w:t>
@@ -22236,22 +22183,45 @@
         <w:spacing w:after="40"/>
       </w:pPr>
       <w:r>
-        <w:t xml:space="preserve">Find </w:t>
-      </w:r>
-      <w:r>
-        <w:rPr>
-          <w:b/>
-        </w:rPr>
-        <w:t>Standard rate (%)</w:t>
-      </w:r>
-      <w:r>
-        <w:t xml:space="preserve">, set the rate, and </w:t>
-      </w:r>
-      <w:r>
-        <w:rPr>
-          <w:b/>
-        </w:rPr>
-        <w:t>Save</w:t>
+        <w:t>Read the password shown and give it to your colleague directly.</w:t>
+      </w:r>
+    </w:p>
+    <w:p>
+      <w:pPr>
+        <w:pStyle w:val="ListNumber"/>
+        <w:spacing w:after="40"/>
+      </w:pPr>
+      <w:r>
+        <w:t xml:space="preserve">Click </w:t>
+      </w:r>
+      <w:r>
+        <w:rPr>
+          <w:b/>
+        </w:rPr>
+        <w:t>Reset 2FA</w:t>
+      </w:r>
+      <w:r>
+        <w:t xml:space="preserve"> for the same person (only if they have lost their phone</w:t>
+      </w:r>
+    </w:p>
+    <w:p>
+      <w:r>
+        <w:t>and their recovery codes).</w:t>
+      </w:r>
+    </w:p>
+    <w:p>
+      <w:pPr>
+        <w:pStyle w:val="ListNumber"/>
+        <w:spacing w:after="40"/>
+      </w:pPr>
+      <w:r>
+        <w:t xml:space="preserve">Scroll to </w:t>
+      </w:r>
+      <w:r>
+        <w:rPr>
+          <w:b/>
+        </w:rPr>
+        <w:t>Administrative actions</w:t>
       </w:r>
       <w:r>
         <w:t>.</w:t>
@@ -22259,25 +22229,40 @@
     </w:p>
     <w:p>
       <w:pPr>
-        <w:pStyle w:val="ListNumber"/>
-        <w:spacing w:after="40"/>
-      </w:pPr>
-      <w:r>
-        <w:t xml:space="preserve">Find </w:t>
-      </w:r>
-      <w:r>
-        <w:rPr>
-          <w:b/>
-        </w:rPr>
-        <w:t>Prices include VAT</w:t>
-      </w:r>
-      <w:r>
-        <w:t xml:space="preserve"> and set it to match how you quote customers</w:t>
-      </w:r>
-    </w:p>
-    <w:p>
-      <w:r>
-        <w:t>(</w:t>
+        <w:pStyle w:val="ListBullet"/>
+        <w:spacing w:after="40"/>
+      </w:pPr>
+      <w:r>
+        <w:rPr>
+          <w:b/>
+        </w:rPr>
+        <w:t>Expected Behavior:</w:t>
+      </w:r>
+      <w:r>
+        <w:t xml:space="preserve"> A green box shows </w:t>
+      </w:r>
+      <w:r>
+        <w:rPr>
+          <w:b/>
+        </w:rPr>
+        <w:t>"New password for {email}"</w:t>
+      </w:r>
+      <w:r>
+        <w:t xml:space="preserve"> with the</w:t>
+      </w:r>
+    </w:p>
+    <w:p>
+      <w:r>
+        <w:t xml:space="preserve">password beneath it. The person's </w:t>
+      </w:r>
+      <w:r>
+        <w:rPr>
+          <w:b/>
+        </w:rPr>
+        <w:t>2FA</w:t>
+      </w:r>
+      <w:r>
+        <w:t xml:space="preserve"> tag changes to </w:t>
       </w:r>
       <w:r>
         <w:rPr>
@@ -22286,13 +22271,13 @@
         <w:t>off</w:t>
       </w:r>
       <w:r>
-        <w:t xml:space="preserve"> means prices are before VAT), then </w:t>
-      </w:r>
-      <w:r>
-        <w:rPr>
-          <w:b/>
-        </w:rPr>
-        <w:t>Save</w:t>
+        <w:t xml:space="preserve">. The two actions appear at the top of </w:t>
+      </w:r>
+      <w:r>
+        <w:rPr>
+          <w:b/>
+        </w:rPr>
+        <w:t>Administrative actions</w:t>
       </w:r>
       <w:r>
         <w:t>.</w:t>
@@ -22300,38 +22285,6 @@
     </w:p>
     <w:p>
       <w:pPr>
-        <w:pStyle w:val="ListNumber"/>
-        <w:spacing w:after="40"/>
-      </w:pPr>
-      <w:r>
-        <w:t xml:space="preserve">Confirm the </w:t>
-      </w:r>
-      <w:r>
-        <w:rPr>
-          <w:b/>
-        </w:rPr>
-        <w:t>Input VAT account</w:t>
-      </w:r>
-      <w:r>
-        <w:t xml:space="preserve"> and </w:t>
-      </w:r>
-      <w:r>
-        <w:rPr>
-          <w:b/>
-        </w:rPr>
-        <w:t>Output VAT account</w:t>
-      </w:r>
-      <w:r>
-        <w:t xml:space="preserve"> are the accounts</w:t>
-      </w:r>
-    </w:p>
-    <w:p>
-      <w:r>
-        <w:t>you intend.</w:t>
-      </w:r>
-    </w:p>
-    <w:p>
-      <w:pPr>
         <w:pStyle w:val="ListBullet"/>
         <w:spacing w:after="40"/>
       </w:pPr>
@@ -22339,66 +22292,24 @@
         <w:rPr>
           <w:b/>
         </w:rPr>
-        <w:t>Expected Behavior:</w:t>
-      </w:r>
-      <w:r>
-        <w:t xml:space="preserve"> The badges show the new state; each save shows </w:t>
-      </w:r>
-      <w:r>
-        <w:rPr>
-          <w:b/>
-        </w:rPr>
-        <w:t>"saved"</w:t>
-      </w:r>
-      <w:r>
-        <w:t>.</w:t>
-      </w:r>
-    </w:p>
-    <w:p>
-      <w:pPr>
-        <w:pStyle w:val="ListBullet"/>
-        <w:spacing w:after="40"/>
-      </w:pPr>
-      <w:r>
-        <w:rPr>
-          <w:b/>
-        </w:rPr>
         <w:t>Actual Results &amp; Calculation Explanation:</w:t>
       </w:r>
       <w:r>
-        <w:t xml:space="preserve"> VAT was off, so every posting</w:t>
-      </w:r>
-    </w:p>
-    <w:p>
-      <w:r>
-        <w:t xml:space="preserve">behaved as if no tax existed. With </w:t>
-      </w:r>
-      <w:r>
-        <w:rPr>
-          <w:b/>
-        </w:rPr>
-        <w:t>Charge VAT</w:t>
-      </w:r>
-      <w:r>
-        <w:t xml:space="preserve"> on, sales add </w:t>
-      </w:r>
-      <w:r>
-        <w:rPr>
-          <w:b/>
-        </w:rPr>
-        <w:t>output VAT</w:t>
-      </w:r>
-      <w:r>
-        <w:t xml:space="preserve"> and purchases add </w:t>
-      </w:r>
-      <w:r>
-        <w:rPr>
-          <w:b/>
-        </w:rPr>
-        <w:t>input VAT</w:t>
-      </w:r>
-      <w:r>
-        <w:t xml:space="preserve"> at the configured rate (see Section 2.5 for the arithmetic, including the inclusive-prices case). Nothing is hardcoded, so the books behave exactly as before until this switch is turned on.</w:t>
+        <w:t xml:space="preserve"> Issuing a password generates a new</w:t>
+      </w:r>
+    </w:p>
+    <w:p>
+      <w:r>
+        <w:t xml:space="preserve">random one and stores only its hash; the plain text is shown once and never stored. Clearing the second factor deletes the shared secret and voids the old recovery codes. Both actions are written to the audit log with who did it, to whom, and when. You cannot do either to your own account from here — </w:t>
+      </w:r>
+      <w:r>
+        <w:rPr>
+          <w:b/>
+        </w:rPr>
+        <w:t>Security</w:t>
+      </w:r>
+      <w:r>
+        <w:t xml:space="preserve"> is the place for that — which prevents an accidental lock-out.</w:t>
       </w:r>
     </w:p>
     <w:p>
@@ -22417,7 +22328,7 @@
         <w:rPr>
           <w:color w:val="0F172A"/>
         </w:rPr>
-        <w:t>Test Case 8 — Load data so there is something to work with</w:t>
+        <w:t>Test Case 6 — Put your company details on documents</w:t>
       </w:r>
     </w:p>
     <w:p>
@@ -22456,7 +22367,7 @@
         <w:t>Objective:</w:t>
       </w:r>
       <w:r>
-        <w:t xml:space="preserve"> Put items and stock into the system.</w:t>
+        <w:t xml:space="preserve"> Make receipts show the correct company name, address and phone.</w:t>
       </w:r>
     </w:p>
     <w:p>
@@ -22471,18 +22382,7 @@
         <w:t>Prerequisites:</w:t>
       </w:r>
       <w:r>
-        <w:t xml:space="preserve"> Signed in as Admin; </w:t>
-      </w:r>
-      <w:r>
-        <w:rPr>
-          <w:rFonts w:ascii="Consolas" w:hAnsi="Consolas"/>
-          <w:color w:val="1D4ED8"/>
-          <w:sz w:val="19"/>
-        </w:rPr>
-        <w:t>SAMPLE_TEST_WORKBOOK.xlsx</w:t>
-      </w:r>
-      <w:r>
-        <w:t xml:space="preserve"> to hand.</w:t>
+        <w:t xml:space="preserve"> Signed in as Admin.</w:t>
       </w:r>
     </w:p>
     <w:p>
@@ -22509,7 +22409,7 @@
         <w:rPr>
           <w:b/>
         </w:rPr>
-        <w:t>Data</w:t>
+        <w:t>Configuration</w:t>
       </w:r>
       <w:r>
         <w:t>.</w:t>
@@ -22521,13 +22421,22 @@
         <w:spacing w:after="40"/>
       </w:pPr>
       <w:r>
-        <w:t xml:space="preserve">Read the warning under </w:t>
-      </w:r>
-      <w:r>
-        <w:rPr>
-          <w:b/>
-        </w:rPr>
-        <w:t>Import an existing workbook</w:t>
+        <w:t xml:space="preserve">In the </w:t>
+      </w:r>
+      <w:r>
+        <w:rPr>
+          <w:b/>
+        </w:rPr>
+        <w:t>Company details</w:t>
+      </w:r>
+      <w:r>
+        <w:t xml:space="preserve"> card, find </w:t>
+      </w:r>
+      <w:r>
+        <w:rPr>
+          <w:b/>
+        </w:rPr>
+        <w:t>Company name</w:t>
       </w:r>
       <w:r>
         <w:t>.</w:t>
@@ -22539,33 +22448,13 @@
         <w:spacing w:after="40"/>
       </w:pPr>
       <w:r>
-        <w:t xml:space="preserve">Under </w:t>
-      </w:r>
-      <w:r>
-        <w:rPr>
-          <w:b/>
-        </w:rPr>
-        <w:t>Import an existing workbook</w:t>
-      </w:r>
-      <w:r>
-        <w:t xml:space="preserve">, click </w:t>
-      </w:r>
-      <w:r>
-        <w:rPr>
-          <w:b/>
-        </w:rPr>
-        <w:t>Workbook (.xlsx)</w:t>
-      </w:r>
-      <w:r>
-        <w:t xml:space="preserve"> and choose</w:t>
-      </w:r>
-    </w:p>
-    <w:p>
-      <w:r>
-        <w:rPr>
-          <w:b/>
-        </w:rPr>
-        <w:t>`SAMPLE_TEST_WORKBOOK.xlsx`</w:t>
+        <w:t xml:space="preserve">Change the value and click </w:t>
+      </w:r>
+      <w:r>
+        <w:rPr>
+          <w:b/>
+        </w:rPr>
+        <w:t>Save</w:t>
       </w:r>
       <w:r>
         <w:t>.</w:t>
@@ -22577,16 +22466,16 @@
         <w:spacing w:after="40"/>
       </w:pPr>
       <w:r>
-        <w:t xml:space="preserve">Leave </w:t>
-      </w:r>
-      <w:r>
-        <w:rPr>
-          <w:b/>
-        </w:rPr>
-        <w:t>Replace the books (empty them first)</w:t>
-      </w:r>
-      <w:r>
-        <w:t xml:space="preserve"> ticked.</w:t>
+        <w:t xml:space="preserve">Click </w:t>
+      </w:r>
+      <w:r>
+        <w:rPr>
+          <w:b/>
+        </w:rPr>
+        <w:t>Confirm</w:t>
+      </w:r>
+      <w:r>
+        <w:t xml:space="preserve"> on the same row.</w:t>
       </w:r>
     </w:p>
     <w:p>
@@ -22595,13 +22484,22 @@
         <w:spacing w:after="40"/>
       </w:pPr>
       <w:r>
-        <w:t xml:space="preserve">Click </w:t>
-      </w:r>
-      <w:r>
-        <w:rPr>
-          <w:b/>
-        </w:rPr>
-        <w:t>Import workbook</w:t>
+        <w:t xml:space="preserve">Repeat for </w:t>
+      </w:r>
+      <w:r>
+        <w:rPr>
+          <w:b/>
+        </w:rPr>
+        <w:t>Address</w:t>
+      </w:r>
+      <w:r>
+        <w:t xml:space="preserve"> and </w:t>
+      </w:r>
+      <w:r>
+        <w:rPr>
+          <w:b/>
+        </w:rPr>
+        <w:t>Telephone</w:t>
       </w:r>
       <w:r>
         <w:t>.</w:t>
@@ -22609,17 +22507,46 @@
     </w:p>
     <w:p>
       <w:pPr>
-        <w:pStyle w:val="ListNumber"/>
-        <w:spacing w:after="40"/>
-      </w:pPr>
-      <w:r>
-        <w:t xml:space="preserve">Wait for the green message, then open </w:t>
-      </w:r>
-      <w:r>
-        <w:rPr>
-          <w:b/>
-        </w:rPr>
-        <w:t>Inventory &amp; BOM</w:t>
+        <w:pStyle w:val="ListBullet"/>
+        <w:spacing w:after="40"/>
+      </w:pPr>
+      <w:r>
+        <w:rPr>
+          <w:b/>
+        </w:rPr>
+        <w:t>Expected Behavior:</w:t>
+      </w:r>
+      <w:r>
+        <w:t xml:space="preserve"> Each row saves with a brief </w:t>
+      </w:r>
+      <w:r>
+        <w:rPr>
+          <w:b/>
+        </w:rPr>
+        <w:t>"saved"</w:t>
+      </w:r>
+      <w:r>
+        <w:t xml:space="preserve"> marker, and its</w:t>
+      </w:r>
+    </w:p>
+    <w:p>
+      <w:r>
+        <w:t xml:space="preserve">badge changes from </w:t>
+      </w:r>
+      <w:r>
+        <w:rPr>
+          <w:b/>
+        </w:rPr>
+        <w:t>pending client</w:t>
+      </w:r>
+      <w:r>
+        <w:t xml:space="preserve"> to </w:t>
+      </w:r>
+      <w:r>
+        <w:rPr>
+          <w:b/>
+        </w:rPr>
+        <w:t>confirmed</w:t>
       </w:r>
       <w:r>
         <w:t>.</w:t>
@@ -22627,33 +22554,6 @@
     </w:p>
     <w:p>
       <w:pPr>
-        <w:pStyle w:val="ListNumber"/>
-        <w:spacing w:after="40"/>
-      </w:pPr>
-      <w:r>
-        <w:t xml:space="preserve">Open the </w:t>
-      </w:r>
-      <w:r>
-        <w:rPr>
-          <w:b/>
-        </w:rPr>
-        <w:t>Dashboard</w:t>
-      </w:r>
-      <w:r>
-        <w:t xml:space="preserve"> and read the </w:t>
-      </w:r>
-      <w:r>
-        <w:rPr>
-          <w:b/>
-        </w:rPr>
-        <w:t>Data integrity</w:t>
-      </w:r>
-      <w:r>
-        <w:t xml:space="preserve"> panel.</w:t>
-      </w:r>
-    </w:p>
-    <w:p>
-      <w:pPr>
         <w:pStyle w:val="ListBullet"/>
         <w:spacing w:after="40"/>
       </w:pPr>
@@ -22661,160 +22561,24 @@
         <w:rPr>
           <w:b/>
         </w:rPr>
-        <w:t>Expected Behavior:</w:t>
-      </w:r>
-      <w:r>
-        <w:t xml:space="preserve"> A green confirmation appears. </w:t>
-      </w:r>
-      <w:r>
-        <w:rPr>
-          <w:b/>
-        </w:rPr>
-        <w:t>Inventory &amp; BOM</w:t>
-      </w:r>
-      <w:r>
-        <w:t xml:space="preserve"> lists</w:t>
-      </w:r>
-    </w:p>
-    <w:p>
-      <w:r>
-        <w:t xml:space="preserve">five items with quantities and average costs, and </w:t>
-      </w:r>
-      <w:r>
-        <w:rPr>
-          <w:b/>
-        </w:rPr>
-        <w:t>all four</w:t>
-      </w:r>
-      <w:r>
-        <w:t xml:space="preserve"> integrity checks show a green tick, including *General Ledger inventory equals stock ledger value* at a variance of </w:t>
-      </w:r>
-      <w:r>
-        <w:rPr>
-          <w:rFonts w:ascii="Consolas" w:hAnsi="Consolas"/>
-          <w:color w:val="1D4ED8"/>
-          <w:sz w:val="19"/>
-        </w:rPr>
-        <w:t>0.0000</w:t>
-      </w:r>
-      <w:r>
-        <w:t>.</w:t>
-      </w:r>
-    </w:p>
-    <w:p>
-      <w:pPr>
-        <w:pStyle w:val="ListBullet"/>
-        <w:spacing w:after="40"/>
-      </w:pPr>
-      <w:r>
-        <w:rPr>
-          <w:b/>
-        </w:rPr>
         <w:t>Actual Results &amp; Calculation Explanation:</w:t>
       </w:r>
       <w:r>
-        <w:t xml:space="preserve"> The import loads a complete set of</w:t>
-      </w:r>
-    </w:p>
-    <w:p>
-      <w:r>
-        <w:t>accounts, items, opening balances, journal history and stock movements, then replays every stock movement through the same weighted-average engine the system uses for new postings. That is why the figures match the source file exactly.</w:t>
-      </w:r>
-    </w:p>
-    <w:p>
-      <w:pPr>
-        <w:spacing w:before="80" w:after="160"/>
-        <w:ind w:left="240"/>
-        <w:shd w:val="clear" w:color="auto" w:fill="F4F6F8"/>
-      </w:pPr>
-      <w:r>
-        <w:rPr>
-          <w:b/>
-        </w:rPr>
-        <w:t>Use `SAMPLE_TEST_WORKBOOK.xlsx`, not `RPCI Accounts.xlsx`.</w:t>
-      </w:r>
-      <w:r>
-        <w:t xml:space="preserve"> The sample file is built for this walkthrough: round figures you can check by hand, and a stock ledger that reconciles with its own general ledger. </w:t>
-      </w:r>
-      <w:r>
-        <w:rPr>
-          <w:rFonts w:ascii="Consolas" w:hAnsi="Consolas"/>
-          <w:color w:val="1D4ED8"/>
-          <w:sz w:val="19"/>
-        </w:rPr>
-        <w:t>RPCI Accounts.xlsx</w:t>
-      </w:r>
-      <w:r>
-        <w:t xml:space="preserve"> is the client's own working file, and its </w:t>
-      </w:r>
-      <w:r>
-        <w:rPr>
-          <w:b/>
-        </w:rPr>
-        <w:t>Inventory Ledger</w:t>
-      </w:r>
-      <w:r>
-        <w:t xml:space="preserve"> sheet does not reconcile with its general ledger: the memo ledger carries </w:t>
-      </w:r>
-      <w:r>
-        <w:rPr>
-          <w:b/>
-        </w:rPr>
-        <w:t>775,500</w:t>
-      </w:r>
-      <w:r>
-        <w:t xml:space="preserve"> of stock against </w:t>
-      </w:r>
-      <w:r>
-        <w:rPr>
-          <w:b/>
-        </w:rPr>
-        <w:t>301,400</w:t>
-      </w:r>
-      <w:r>
-        <w:t xml:space="preserve"> in the accounts, a variance of </w:t>
-      </w:r>
-      <w:r>
-        <w:rPr>
-          <w:b/>
-        </w:rPr>
-        <w:t>474,100</w:t>
-      </w:r>
-      <w:r>
-        <w:t>. The cause is in the workbook, not the software — the memo sheet never posts journals (its own *Instructions* sheet says so), and it contains three scratch rows with keyboard-mashed references (</w:t>
-      </w:r>
-      <w:r>
-        <w:rPr>
-          <w:rFonts w:ascii="Consolas" w:hAnsi="Consolas"/>
-          <w:color w:val="1D4ED8"/>
-          <w:sz w:val="19"/>
-        </w:rPr>
-        <w:t>srthrfgh</w:t>
-      </w:r>
-      <w:r>
-        <w:t xml:space="preserve">, </w:t>
-      </w:r>
-      <w:r>
-        <w:rPr>
-          <w:rFonts w:ascii="Consolas" w:hAnsi="Consolas"/>
-          <w:color w:val="1D4ED8"/>
-          <w:sz w:val="19"/>
-        </w:rPr>
-        <w:t>fgfd</w:t>
-      </w:r>
-      <w:r>
-        <w:t xml:space="preserve">) that have no matching journal entry. Its opening-stock rows are also blank. The integrity check is doing exactly its job by flagging this. If you import </w:t>
-      </w:r>
-      <w:r>
-        <w:rPr>
-          <w:rFonts w:ascii="Consolas" w:hAnsi="Consolas"/>
-          <w:color w:val="1D4ED8"/>
-          <w:sz w:val="19"/>
-        </w:rPr>
-        <w:t>RPCI Accounts.xlsx</w:t>
-      </w:r>
-      <w:r>
-        <w:t>, expect that one check to flag until the client's accountant supplies the real opening quantities and the missing postings. See [docs/guides/scope-and-open-items.md](docs/guides/scope-and-open-items.md).</w:t>
+        <w:t xml:space="preserve"> Configuration values are stored</w:t>
+      </w:r>
+    </w:p>
+    <w:p>
+      <w:r>
+        <w:t xml:space="preserve">centrally, not baked into the program. Changing one takes effect immediately — the next receipt prints the new details, with no redeploy. The </w:t>
+      </w:r>
+      <w:r>
+        <w:rPr>
+          <w:b/>
+        </w:rPr>
+        <w:t>confirmed</w:t>
+      </w:r>
+      <w:r>
+        <w:t xml:space="preserve"> badge records that a person has checked the value, so it is clear which facts are settled and which are still placeholders.</w:t>
       </w:r>
     </w:p>
     <w:p>
@@ -22833,32 +22597,7 @@
         <w:rPr>
           <w:color w:val="0F172A"/>
         </w:rPr>
-        <w:t>Test Case 8B — Testing from a blank system, with no workbook at all</w:t>
-      </w:r>
-    </w:p>
-    <w:p>
-      <w:r>
-        <w:t xml:space="preserve">You do not have to import anything to exercise this software. A fresh deployment starts with a standard chart of accounts and nothing else, and every record the operational screens need can be created in the interface. This path is worth running </w:t>
-      </w:r>
-      <w:r>
-        <w:rPr>
-          <w:b/>
-        </w:rPr>
-        <w:t>in addition</w:t>
-      </w:r>
-      <w:r>
-        <w:t xml:space="preserve"> to the workbook cases: the import writes parties, items and recipes straight into the database, so it never touches the forms that create them.</w:t>
-      </w:r>
-    </w:p>
-    <w:p>
-      <w:r>
-        <w:rPr>
-          <w:b/>
-        </w:rPr>
-        <w:t>Step 1 — get a blank system.</w:t>
-      </w:r>
-      <w:r>
-        <w:t xml:space="preserve"> Choose one:</w:t>
+        <w:t>Test Case 7 — Check the VAT settings, and how a sale is taxed</w:t>
       </w:r>
     </w:p>
     <w:p>
@@ -22870,41 +22609,252 @@
         <w:rPr>
           <w:b/>
         </w:rPr>
-        <w:t>Hosted (Render/Neon):</w:t>
-      </w:r>
-      <w:r>
-        <w:t xml:space="preserve"> in the Render dashboard, delete and recreate the</w:t>
-      </w:r>
-    </w:p>
-    <w:p>
-      <w:r>
-        <w:t xml:space="preserve">database, or point </w:t>
-      </w:r>
+        <w:t>User Persona:</w:t>
+      </w:r>
+      <w:r>
+        <w:t xml:space="preserve"> </w:t>
+      </w:r>
+      <w:r>
+        <w:rPr>
+          <w:b/>
+        </w:rPr>
+        <w:t>Admin</w:t>
+      </w:r>
+      <w:r>
+        <w:t>.</w:t>
+      </w:r>
+    </w:p>
+    <w:p>
+      <w:pPr>
+        <w:pStyle w:val="ListBullet"/>
+        <w:spacing w:after="40"/>
+      </w:pPr>
+      <w:r>
+        <w:rPr>
+          <w:b/>
+        </w:rPr>
+        <w:t>Objective:</w:t>
+      </w:r>
+      <w:r>
+        <w:t xml:space="preserve"> Confirm VAT is charged at the right rate, and see it on a sale.</w:t>
+      </w:r>
+    </w:p>
+    <w:p>
+      <w:pPr>
+        <w:pStyle w:val="ListBullet"/>
+        <w:spacing w:after="40"/>
+      </w:pPr>
+      <w:r>
+        <w:rPr>
+          <w:b/>
+        </w:rPr>
+        <w:t>Prerequisites:</w:t>
+      </w:r>
+      <w:r>
+        <w:t xml:space="preserve"> Signed in as Admin; the rate confirmed with your tax adviser.</w:t>
+      </w:r>
+    </w:p>
+    <w:p>
+      <w:pPr>
+        <w:pStyle w:val="ListBullet"/>
+        <w:spacing w:after="40"/>
+      </w:pPr>
+      <w:r>
+        <w:rPr>
+          <w:b/>
+        </w:rPr>
+        <w:t>Steps:</w:t>
+      </w:r>
+    </w:p>
+    <w:p>
+      <w:pPr>
+        <w:pStyle w:val="ListNumber"/>
+        <w:spacing w:after="40"/>
+      </w:pPr>
+      <w:r>
+        <w:t xml:space="preserve">Click </w:t>
+      </w:r>
+      <w:r>
+        <w:rPr>
+          <w:b/>
+        </w:rPr>
+        <w:t>Configuration</w:t>
+      </w:r>
+      <w:r>
+        <w:t>.</w:t>
+      </w:r>
+    </w:p>
+    <w:p>
+      <w:pPr>
+        <w:pStyle w:val="ListNumber"/>
+        <w:spacing w:after="40"/>
+      </w:pPr>
+      <w:r>
+        <w:t xml:space="preserve">In the </w:t>
+      </w:r>
+      <w:r>
+        <w:rPr>
+          <w:b/>
+        </w:rPr>
+        <w:t>VAT</w:t>
+      </w:r>
+      <w:r>
+        <w:t xml:space="preserve"> card, check </w:t>
+      </w:r>
+      <w:r>
+        <w:rPr>
+          <w:b/>
+        </w:rPr>
+        <w:t>Charge VAT</w:t>
+      </w:r>
+      <w:r>
+        <w:t xml:space="preserve"> is </w:t>
+      </w:r>
+      <w:r>
+        <w:rPr>
+          <w:b/>
+        </w:rPr>
+        <w:t>on</w:t>
+      </w:r>
+      <w:r>
+        <w:t xml:space="preserve"> (it ships on, because the</w:t>
+      </w:r>
+    </w:p>
+    <w:p>
+      <w:r>
+        <w:t xml:space="preserve">company is VAT-registered) and note the </w:t>
+      </w:r>
+      <w:r>
+        <w:rPr>
+          <w:b/>
+        </w:rPr>
+        <w:t>Standard rate (%)</w:t>
+      </w:r>
+      <w:r>
+        <w:t>.</w:t>
+      </w:r>
+    </w:p>
+    <w:p>
+      <w:pPr>
+        <w:pStyle w:val="ListNumber"/>
+        <w:spacing w:after="40"/>
+      </w:pPr>
+      <w:r>
+        <w:t xml:space="preserve">If the accountant confirms a different rate, set it and </w:t>
+      </w:r>
+      <w:r>
+        <w:rPr>
+          <w:b/>
+        </w:rPr>
+        <w:t>Save</w:t>
+      </w:r>
+      <w:r>
+        <w:t>.</w:t>
+      </w:r>
+    </w:p>
+    <w:p>
+      <w:pPr>
+        <w:pStyle w:val="ListNumber"/>
+        <w:spacing w:after="40"/>
+      </w:pPr>
+      <w:r>
+        <w:t xml:space="preserve">Check </w:t>
+      </w:r>
+      <w:r>
+        <w:rPr>
+          <w:b/>
+        </w:rPr>
+        <w:t>Prices include VAT</w:t>
+      </w:r>
+      <w:r>
+        <w:t xml:space="preserve"> matches how you quote customers (</w:t>
+      </w:r>
+      <w:r>
+        <w:rPr>
+          <w:b/>
+        </w:rPr>
+        <w:t>off</w:t>
+      </w:r>
+      <w:r>
+        <w:t xml:space="preserve"> means</w:t>
+      </w:r>
+    </w:p>
+    <w:p>
+      <w:r>
+        <w:t>prices are before VAT).</w:t>
+      </w:r>
+    </w:p>
+    <w:p>
+      <w:pPr>
+        <w:pStyle w:val="ListNumber"/>
+        <w:spacing w:after="40"/>
+      </w:pPr>
+      <w:r>
+        <w:t xml:space="preserve">Confirm the </w:t>
+      </w:r>
+      <w:r>
+        <w:rPr>
+          <w:b/>
+        </w:rPr>
+        <w:t>Input VAT account</w:t>
+      </w:r>
+      <w:r>
+        <w:t xml:space="preserve"> (1130) and </w:t>
+      </w:r>
+      <w:r>
+        <w:rPr>
+          <w:b/>
+        </w:rPr>
+        <w:t>Output VAT account</w:t>
+      </w:r>
+      <w:r>
+        <w:t xml:space="preserve"> (2200).</w:t>
+      </w:r>
+    </w:p>
+    <w:p>
+      <w:pPr>
+        <w:pStyle w:val="ListNumber"/>
+        <w:spacing w:after="40"/>
+      </w:pPr>
+      <w:r>
+        <w:t>Post a sale (Test Case 11) and open its receipt.</w:t>
+      </w:r>
+    </w:p>
+    <w:p>
+      <w:pPr>
+        <w:pStyle w:val="ListBullet"/>
+        <w:spacing w:after="40"/>
+      </w:pPr>
+      <w:r>
+        <w:rPr>
+          <w:b/>
+        </w:rPr>
+        <w:t>Expected Behavior:</w:t>
+      </w:r>
+      <w:r>
+        <w:t xml:space="preserve"> Each save shows </w:t>
+      </w:r>
+      <w:r>
+        <w:rPr>
+          <w:b/>
+        </w:rPr>
+        <w:t>"saved"</w:t>
+      </w:r>
+      <w:r>
+        <w:t>. On the sale, a sale of</w:t>
+      </w:r>
+    </w:p>
+    <w:p>
       <w:r>
         <w:rPr>
           <w:rFonts w:ascii="Consolas" w:hAnsi="Consolas"/>
           <w:color w:val="1D4ED8"/>
           <w:sz w:val="19"/>
         </w:rPr>
-        <w:t>RPCI_DATABASE_URL</w:t>
-      </w:r>
-      <w:r>
-        <w:t xml:space="preserve"> at a new Neon database. The next boot seeds the starter chart of accounts.</w:t>
-      </w:r>
-    </w:p>
-    <w:p>
-      <w:pPr>
-        <w:pStyle w:val="ListBullet"/>
-        <w:spacing w:after="40"/>
-      </w:pPr>
-      <w:r>
-        <w:rPr>
-          <w:b/>
-        </w:rPr>
-        <w:t>Your own VPS:</w:t>
-      </w:r>
-      <w:r>
-        <w:t xml:space="preserve"> </w:t>
+        <w:t>25,000.00</w:t>
+      </w:r>
+      <w:r>
+        <w:t xml:space="preserve"> before VAT carries </w:t>
       </w:r>
       <w:r>
         <w:rPr>
@@ -22912,15 +22862,10 @@
           <w:color w:val="1D4ED8"/>
           <w:sz w:val="19"/>
         </w:rPr>
-        <w:t>docker compose -f docker-compose.prod.yml down -v</w:t>
-      </w:r>
-      <w:r>
-        <w:t xml:space="preserve"> removes the</w:t>
-      </w:r>
-    </w:p>
-    <w:p>
-      <w:r>
-        <w:t xml:space="preserve">database volume, then </w:t>
+        <w:t>3,750.00</w:t>
+      </w:r>
+      <w:r>
+        <w:t xml:space="preserve"> of VAT at 15%, so the invoice and the receivable are </w:t>
       </w:r>
       <w:r>
         <w:rPr>
@@ -22928,19 +22873,10 @@
           <w:color w:val="1D4ED8"/>
           <w:sz w:val="19"/>
         </w:rPr>
-        <w:t>up -d --build</w:t>
-      </w:r>
-      <w:r>
-        <w:t xml:space="preserve"> starts clean. </w:t>
-      </w:r>
-      <w:r>
-        <w:rPr>
-          <w:b/>
-        </w:rPr>
-        <w:t>`-v` deletes the data</w:t>
-      </w:r>
-      <w:r>
-        <w:t xml:space="preserve"> — only do this on a test deployment.</w:t>
+        <w:t>28,750.00</w:t>
+      </w:r>
+      <w:r>
+        <w:t>.</w:t>
       </w:r>
     </w:p>
     <w:p>
@@ -22952,33 +22888,115 @@
         <w:rPr>
           <w:b/>
         </w:rPr>
-        <w:t>In the interface:</w:t>
-      </w:r>
-      <w:r>
-        <w:t xml:space="preserve"> Administration → </w:t>
-      </w:r>
-      <w:r>
-        <w:rPr>
-          <w:b/>
-        </w:rPr>
-        <w:t>Data</w:t>
-      </w:r>
-      <w:r>
-        <w:t xml:space="preserve"> → </w:t>
-      </w:r>
-      <w:r>
-        <w:rPr>
-          <w:b/>
-        </w:rPr>
-        <w:t>Start over</w:t>
-      </w:r>
-      <w:r>
-        <w:t xml:space="preserve"> → *Start fresh*.</w:t>
-      </w:r>
-    </w:p>
-    <w:p>
-      <w:r>
-        <w:t xml:space="preserve">This is hidden while </w:t>
+        <w:t>Actual Results &amp; Calculation Explanation:</w:t>
+      </w:r>
+      <w:r>
+        <w:t xml:space="preserve"> sales credit </w:t>
+      </w:r>
+      <w:r>
+        <w:rPr>
+          <w:b/>
+        </w:rPr>
+        <w:t>output VAT</w:t>
+      </w:r>
+      <w:r>
+        <w:t xml:space="preserve"> to</w:t>
+      </w:r>
+    </w:p>
+    <w:p>
+      <w:r>
+        <w:t xml:space="preserve">account 2200 and purchases debit </w:t>
+      </w:r>
+      <w:r>
+        <w:rPr>
+          <w:b/>
+        </w:rPr>
+        <w:t>input VAT</w:t>
+      </w:r>
+      <w:r>
+        <w:t xml:space="preserve"> to 1130 at the configured rate (Section 2.5 covers the arithmetic, including the inclusive-prices case). The rate is recorded on each sale as it is posted, so a later rate change does not rewrite history. Nothing is hardcoded: switching </w:t>
+      </w:r>
+      <w:r>
+        <w:rPr>
+          <w:b/>
+        </w:rPr>
+        <w:t>Charge VAT</w:t>
+      </w:r>
+      <w:r>
+        <w:t xml:space="preserve"> off returns every posting to the untaxed behaviour immediately.</w:t>
+      </w:r>
+    </w:p>
+    <w:p>
+      <w:pPr>
+        <w:spacing w:before="40" w:after="160"/>
+        <w:pBdr>
+          <w:bottom w:val="single" w:sz="6" w:space="1" w:color="D6DBE2"/>
+        </w:pBdr>
+      </w:pPr>
+    </w:p>
+    <w:p>
+      <w:pPr>
+        <w:pStyle w:val="Heading1"/>
+      </w:pPr>
+      <w:r>
+        <w:rPr>
+          <w:color w:val="0F172A"/>
+        </w:rPr>
+        <w:t>Test Case 8 — Load data so there is something to work with</w:t>
+      </w:r>
+    </w:p>
+    <w:p>
+      <w:pPr>
+        <w:pStyle w:val="ListBullet"/>
+        <w:spacing w:after="40"/>
+      </w:pPr>
+      <w:r>
+        <w:rPr>
+          <w:b/>
+        </w:rPr>
+        <w:t>User Persona:</w:t>
+      </w:r>
+      <w:r>
+        <w:t xml:space="preserve"> </w:t>
+      </w:r>
+      <w:r>
+        <w:rPr>
+          <w:b/>
+        </w:rPr>
+        <w:t>Admin</w:t>
+      </w:r>
+      <w:r>
+        <w:t>.</w:t>
+      </w:r>
+    </w:p>
+    <w:p>
+      <w:pPr>
+        <w:pStyle w:val="ListBullet"/>
+        <w:spacing w:after="40"/>
+      </w:pPr>
+      <w:r>
+        <w:rPr>
+          <w:b/>
+        </w:rPr>
+        <w:t>Objective:</w:t>
+      </w:r>
+      <w:r>
+        <w:t xml:space="preserve"> Put items and stock into the system.</w:t>
+      </w:r>
+    </w:p>
+    <w:p>
+      <w:pPr>
+        <w:pStyle w:val="ListBullet"/>
+        <w:spacing w:after="40"/>
+      </w:pPr>
+      <w:r>
+        <w:rPr>
+          <w:b/>
+        </w:rPr>
+        <w:t>Prerequisites:</w:t>
+      </w:r>
+      <w:r>
+        <w:t xml:space="preserve"> Signed in as Admin; </w:t>
       </w:r>
       <w:r>
         <w:rPr>
@@ -22986,6 +23004,513 @@
           <w:color w:val="1D4ED8"/>
           <w:sz w:val="19"/>
         </w:rPr>
+        <w:t>SAMPLE_TEST_WORKBOOK.xlsx</w:t>
+      </w:r>
+      <w:r>
+        <w:t xml:space="preserve"> to hand.</w:t>
+      </w:r>
+    </w:p>
+    <w:p>
+      <w:pPr>
+        <w:pStyle w:val="ListBullet"/>
+        <w:spacing w:after="40"/>
+      </w:pPr>
+      <w:r>
+        <w:rPr>
+          <w:b/>
+        </w:rPr>
+        <w:t>Steps:</w:t>
+      </w:r>
+    </w:p>
+    <w:p>
+      <w:pPr>
+        <w:pStyle w:val="ListNumber"/>
+        <w:spacing w:after="40"/>
+      </w:pPr>
+      <w:r>
+        <w:t xml:space="preserve">Click </w:t>
+      </w:r>
+      <w:r>
+        <w:rPr>
+          <w:b/>
+        </w:rPr>
+        <w:t>Data</w:t>
+      </w:r>
+      <w:r>
+        <w:t>.</w:t>
+      </w:r>
+    </w:p>
+    <w:p>
+      <w:pPr>
+        <w:pStyle w:val="ListNumber"/>
+        <w:spacing w:after="40"/>
+      </w:pPr>
+      <w:r>
+        <w:t xml:space="preserve">Read the warning under </w:t>
+      </w:r>
+      <w:r>
+        <w:rPr>
+          <w:b/>
+        </w:rPr>
+        <w:t>Import an existing workbook</w:t>
+      </w:r>
+      <w:r>
+        <w:t>.</w:t>
+      </w:r>
+    </w:p>
+    <w:p>
+      <w:pPr>
+        <w:pStyle w:val="ListNumber"/>
+        <w:spacing w:after="40"/>
+      </w:pPr>
+      <w:r>
+        <w:t xml:space="preserve">Under </w:t>
+      </w:r>
+      <w:r>
+        <w:rPr>
+          <w:b/>
+        </w:rPr>
+        <w:t>Import an existing workbook</w:t>
+      </w:r>
+      <w:r>
+        <w:t xml:space="preserve">, click </w:t>
+      </w:r>
+      <w:r>
+        <w:rPr>
+          <w:b/>
+        </w:rPr>
+        <w:t>Workbook (.xlsx)</w:t>
+      </w:r>
+      <w:r>
+        <w:t xml:space="preserve"> and choose</w:t>
+      </w:r>
+    </w:p>
+    <w:p>
+      <w:r>
+        <w:rPr>
+          <w:b/>
+        </w:rPr>
+        <w:t>`SAMPLE_TEST_WORKBOOK.xlsx`</w:t>
+      </w:r>
+      <w:r>
+        <w:t>.</w:t>
+      </w:r>
+    </w:p>
+    <w:p>
+      <w:pPr>
+        <w:pStyle w:val="ListNumber"/>
+        <w:spacing w:after="40"/>
+      </w:pPr>
+      <w:r>
+        <w:t xml:space="preserve">Leave </w:t>
+      </w:r>
+      <w:r>
+        <w:rPr>
+          <w:b/>
+        </w:rPr>
+        <w:t>Replace the books (empty them first)</w:t>
+      </w:r>
+      <w:r>
+        <w:t xml:space="preserve"> ticked.</w:t>
+      </w:r>
+    </w:p>
+    <w:p>
+      <w:pPr>
+        <w:pStyle w:val="ListNumber"/>
+        <w:spacing w:after="40"/>
+      </w:pPr>
+      <w:r>
+        <w:t xml:space="preserve">Click </w:t>
+      </w:r>
+      <w:r>
+        <w:rPr>
+          <w:b/>
+        </w:rPr>
+        <w:t>Import workbook</w:t>
+      </w:r>
+      <w:r>
+        <w:t>.</w:t>
+      </w:r>
+    </w:p>
+    <w:p>
+      <w:pPr>
+        <w:pStyle w:val="ListNumber"/>
+        <w:spacing w:after="40"/>
+      </w:pPr>
+      <w:r>
+        <w:t xml:space="preserve">Wait for the green message, then open </w:t>
+      </w:r>
+      <w:r>
+        <w:rPr>
+          <w:b/>
+        </w:rPr>
+        <w:t>Inventory &amp; BOM</w:t>
+      </w:r>
+      <w:r>
+        <w:t>.</w:t>
+      </w:r>
+    </w:p>
+    <w:p>
+      <w:pPr>
+        <w:pStyle w:val="ListNumber"/>
+        <w:spacing w:after="40"/>
+      </w:pPr>
+      <w:r>
+        <w:t xml:space="preserve">Open the </w:t>
+      </w:r>
+      <w:r>
+        <w:rPr>
+          <w:b/>
+        </w:rPr>
+        <w:t>Dashboard</w:t>
+      </w:r>
+      <w:r>
+        <w:t xml:space="preserve"> and read the </w:t>
+      </w:r>
+      <w:r>
+        <w:rPr>
+          <w:b/>
+        </w:rPr>
+        <w:t>Data integrity</w:t>
+      </w:r>
+      <w:r>
+        <w:t xml:space="preserve"> panel.</w:t>
+      </w:r>
+    </w:p>
+    <w:p>
+      <w:pPr>
+        <w:pStyle w:val="ListBullet"/>
+        <w:spacing w:after="40"/>
+      </w:pPr>
+      <w:r>
+        <w:rPr>
+          <w:b/>
+        </w:rPr>
+        <w:t>Expected Behavior:</w:t>
+      </w:r>
+      <w:r>
+        <w:t xml:space="preserve"> A green confirmation appears. </w:t>
+      </w:r>
+      <w:r>
+        <w:rPr>
+          <w:b/>
+        </w:rPr>
+        <w:t>Inventory &amp; BOM</w:t>
+      </w:r>
+      <w:r>
+        <w:t xml:space="preserve"> lists</w:t>
+      </w:r>
+    </w:p>
+    <w:p>
+      <w:r>
+        <w:t xml:space="preserve">five items with quantities and average costs, and </w:t>
+      </w:r>
+      <w:r>
+        <w:rPr>
+          <w:b/>
+        </w:rPr>
+        <w:t>all four</w:t>
+      </w:r>
+      <w:r>
+        <w:t xml:space="preserve"> integrity checks show a green tick, including *General Ledger inventory equals stock ledger value* at a variance of </w:t>
+      </w:r>
+      <w:r>
+        <w:rPr>
+          <w:rFonts w:ascii="Consolas" w:hAnsi="Consolas"/>
+          <w:color w:val="1D4ED8"/>
+          <w:sz w:val="19"/>
+        </w:rPr>
+        <w:t>0.0000</w:t>
+      </w:r>
+      <w:r>
+        <w:t>.</w:t>
+      </w:r>
+    </w:p>
+    <w:p>
+      <w:pPr>
+        <w:pStyle w:val="ListBullet"/>
+        <w:spacing w:after="40"/>
+      </w:pPr>
+      <w:r>
+        <w:rPr>
+          <w:b/>
+        </w:rPr>
+        <w:t>Actual Results &amp; Calculation Explanation:</w:t>
+      </w:r>
+      <w:r>
+        <w:t xml:space="preserve"> The import loads a complete set of</w:t>
+      </w:r>
+    </w:p>
+    <w:p>
+      <w:r>
+        <w:t>accounts, items, opening balances, journal history and stock movements, then replays every stock movement through the same weighted-average engine the system uses for new postings. That is why the figures match the source file exactly.</w:t>
+      </w:r>
+    </w:p>
+    <w:p>
+      <w:pPr>
+        <w:spacing w:before="80" w:after="160"/>
+        <w:ind w:left="240"/>
+        <w:shd w:val="clear" w:color="auto" w:fill="F4F6F8"/>
+      </w:pPr>
+      <w:r>
+        <w:rPr>
+          <w:b/>
+        </w:rPr>
+        <w:t>Use `SAMPLE_TEST_WORKBOOK.xlsx`, not `RPCI Accounts.xlsx`.</w:t>
+      </w:r>
+      <w:r>
+        <w:t xml:space="preserve"> The sample file is built for this walkthrough: round figures you can check by hand, and a stock ledger that reconciles with its own general ledger. </w:t>
+      </w:r>
+      <w:r>
+        <w:rPr>
+          <w:rFonts w:ascii="Consolas" w:hAnsi="Consolas"/>
+          <w:color w:val="1D4ED8"/>
+          <w:sz w:val="19"/>
+        </w:rPr>
+        <w:t>RPCI Accounts.xlsx</w:t>
+      </w:r>
+      <w:r>
+        <w:t xml:space="preserve"> is the client's own working file, and its </w:t>
+      </w:r>
+      <w:r>
+        <w:rPr>
+          <w:b/>
+        </w:rPr>
+        <w:t>Inventory Ledger</w:t>
+      </w:r>
+      <w:r>
+        <w:t xml:space="preserve"> sheet does not reconcile with its general ledger: the memo ledger carries </w:t>
+      </w:r>
+      <w:r>
+        <w:rPr>
+          <w:b/>
+        </w:rPr>
+        <w:t>775,500</w:t>
+      </w:r>
+      <w:r>
+        <w:t xml:space="preserve"> of stock against </w:t>
+      </w:r>
+      <w:r>
+        <w:rPr>
+          <w:b/>
+        </w:rPr>
+        <w:t>301,400</w:t>
+      </w:r>
+      <w:r>
+        <w:t xml:space="preserve"> in the accounts, a variance of </w:t>
+      </w:r>
+      <w:r>
+        <w:rPr>
+          <w:b/>
+        </w:rPr>
+        <w:t>474,100</w:t>
+      </w:r>
+      <w:r>
+        <w:t>. The cause is in the workbook, not the software — the memo sheet never posts journals (its own *Instructions* sheet says so), and it contains three scratch rows with keyboard-mashed references (</w:t>
+      </w:r>
+      <w:r>
+        <w:rPr>
+          <w:rFonts w:ascii="Consolas" w:hAnsi="Consolas"/>
+          <w:color w:val="1D4ED8"/>
+          <w:sz w:val="19"/>
+        </w:rPr>
+        <w:t>srthrfgh</w:t>
+      </w:r>
+      <w:r>
+        <w:t xml:space="preserve">, </w:t>
+      </w:r>
+      <w:r>
+        <w:rPr>
+          <w:rFonts w:ascii="Consolas" w:hAnsi="Consolas"/>
+          <w:color w:val="1D4ED8"/>
+          <w:sz w:val="19"/>
+        </w:rPr>
+        <w:t>fgfd</w:t>
+      </w:r>
+      <w:r>
+        <w:t xml:space="preserve">) that have no matching journal entry. Its opening-stock rows are also blank. The integrity check is doing exactly its job by flagging this. If you import </w:t>
+      </w:r>
+      <w:r>
+        <w:rPr>
+          <w:rFonts w:ascii="Consolas" w:hAnsi="Consolas"/>
+          <w:color w:val="1D4ED8"/>
+          <w:sz w:val="19"/>
+        </w:rPr>
+        <w:t>RPCI Accounts.xlsx</w:t>
+      </w:r>
+      <w:r>
+        <w:t>, expect that one check to flag until the client's accountant supplies the real opening quantities and the missing postings. See [docs/guides/scope-and-open-items.md](docs/guides/scope-and-open-items.md).</w:t>
+      </w:r>
+    </w:p>
+    <w:p>
+      <w:pPr>
+        <w:spacing w:before="40" w:after="160"/>
+        <w:pBdr>
+          <w:bottom w:val="single" w:sz="6" w:space="1" w:color="D6DBE2"/>
+        </w:pBdr>
+      </w:pPr>
+    </w:p>
+    <w:p>
+      <w:pPr>
+        <w:pStyle w:val="Heading1"/>
+      </w:pPr>
+      <w:r>
+        <w:rPr>
+          <w:color w:val="0F172A"/>
+        </w:rPr>
+        <w:t>Test Case 8B — Testing from a blank system, with no workbook at all</w:t>
+      </w:r>
+    </w:p>
+    <w:p>
+      <w:r>
+        <w:t xml:space="preserve">You do not have to import anything to exercise this software. A fresh deployment starts with a standard chart of accounts and nothing else, and every record the operational screens need can be created in the interface. This path is worth running </w:t>
+      </w:r>
+      <w:r>
+        <w:rPr>
+          <w:b/>
+        </w:rPr>
+        <w:t>in addition</w:t>
+      </w:r>
+      <w:r>
+        <w:t xml:space="preserve"> to the workbook cases: the import writes parties, items and recipes straight into the database, so it never touches the forms that create them.</w:t>
+      </w:r>
+    </w:p>
+    <w:p>
+      <w:r>
+        <w:rPr>
+          <w:b/>
+        </w:rPr>
+        <w:t>Step 1 — get a blank system.</w:t>
+      </w:r>
+      <w:r>
+        <w:t xml:space="preserve"> Choose one:</w:t>
+      </w:r>
+    </w:p>
+    <w:p>
+      <w:pPr>
+        <w:pStyle w:val="ListBullet"/>
+        <w:spacing w:after="40"/>
+      </w:pPr>
+      <w:r>
+        <w:rPr>
+          <w:b/>
+        </w:rPr>
+        <w:t>Hosted (Render/Neon):</w:t>
+      </w:r>
+      <w:r>
+        <w:t xml:space="preserve"> in the Render dashboard, delete and recreate the</w:t>
+      </w:r>
+    </w:p>
+    <w:p>
+      <w:r>
+        <w:t xml:space="preserve">database, or point </w:t>
+      </w:r>
+      <w:r>
+        <w:rPr>
+          <w:rFonts w:ascii="Consolas" w:hAnsi="Consolas"/>
+          <w:color w:val="1D4ED8"/>
+          <w:sz w:val="19"/>
+        </w:rPr>
+        <w:t>RPCI_DATABASE_URL</w:t>
+      </w:r>
+      <w:r>
+        <w:t xml:space="preserve"> at a new Neon database. The next boot seeds the starter chart of accounts.</w:t>
+      </w:r>
+    </w:p>
+    <w:p>
+      <w:pPr>
+        <w:pStyle w:val="ListBullet"/>
+        <w:spacing w:after="40"/>
+      </w:pPr>
+      <w:r>
+        <w:rPr>
+          <w:b/>
+        </w:rPr>
+        <w:t>Your own VPS:</w:t>
+      </w:r>
+      <w:r>
+        <w:t xml:space="preserve"> </w:t>
+      </w:r>
+      <w:r>
+        <w:rPr>
+          <w:rFonts w:ascii="Consolas" w:hAnsi="Consolas"/>
+          <w:color w:val="1D4ED8"/>
+          <w:sz w:val="19"/>
+        </w:rPr>
+        <w:t>docker compose -f docker-compose.prod.yml down -v</w:t>
+      </w:r>
+      <w:r>
+        <w:t xml:space="preserve"> removes the</w:t>
+      </w:r>
+    </w:p>
+    <w:p>
+      <w:r>
+        <w:t xml:space="preserve">database volume, then </w:t>
+      </w:r>
+      <w:r>
+        <w:rPr>
+          <w:rFonts w:ascii="Consolas" w:hAnsi="Consolas"/>
+          <w:color w:val="1D4ED8"/>
+          <w:sz w:val="19"/>
+        </w:rPr>
+        <w:t>up -d --build</w:t>
+      </w:r>
+      <w:r>
+        <w:t xml:space="preserve"> starts clean. </w:t>
+      </w:r>
+      <w:r>
+        <w:rPr>
+          <w:b/>
+        </w:rPr>
+        <w:t>`-v` deletes the data</w:t>
+      </w:r>
+      <w:r>
+        <w:t xml:space="preserve"> — only do this on a test deployment.</w:t>
+      </w:r>
+    </w:p>
+    <w:p>
+      <w:pPr>
+        <w:pStyle w:val="ListBullet"/>
+        <w:spacing w:after="40"/>
+      </w:pPr>
+      <w:r>
+        <w:rPr>
+          <w:b/>
+        </w:rPr>
+        <w:t>In the interface:</w:t>
+      </w:r>
+      <w:r>
+        <w:t xml:space="preserve"> Administration → </w:t>
+      </w:r>
+      <w:r>
+        <w:rPr>
+          <w:b/>
+        </w:rPr>
+        <w:t>Data</w:t>
+      </w:r>
+      <w:r>
+        <w:t xml:space="preserve"> → </w:t>
+      </w:r>
+      <w:r>
+        <w:rPr>
+          <w:b/>
+        </w:rPr>
+        <w:t>Start over</w:t>
+      </w:r>
+      <w:r>
+        <w:t xml:space="preserve"> → *Start fresh*.</w:t>
+      </w:r>
+    </w:p>
+    <w:p>
+      <w:r>
+        <w:t xml:space="preserve">This is hidden while </w:t>
+      </w:r>
+      <w:r>
+        <w:rPr>
+          <w:rFonts w:ascii="Consolas" w:hAnsi="Consolas"/>
+          <w:color w:val="1D4ED8"/>
+          <w:sz w:val="19"/>
+        </w:rPr>
         <w:t>RPCI_ALLOW_DATA_RESET=false</w:t>
       </w:r>
       <w:r>
@@ -23000,7 +23525,7 @@
         <w:rPr>
           <w:b/>
         </w:rPr>
-        <w:t>29 accounts, no items, no journal entries</w:t>
+        <w:t>48 accounts, no items, no journal entries</w:t>
       </w:r>
       <w:r>
         <w:t>, and all four integrity checks green — zero equals zero, which is the correct answer for an empty set of books.</w:t>
@@ -27548,7 +28073,7 @@
         <w:rPr>
           <w:b/>
         </w:rPr>
-        <w:t>Start over</w:t>
+        <w:t>Starting a new company</w:t>
       </w:r>
       <w:r>
         <w:t xml:space="preserve"> card, click </w:t>
@@ -27557,7 +28082,7 @@
         <w:rPr>
           <w:b/>
         </w:rPr>
-        <w:t>Start fresh (starter accounts)</w:t>
+        <w:t>Start fresh</w:t>
       </w:r>
       <w:r>
         <w:t>.</w:t>
@@ -27636,16 +28161,7 @@
     </w:p>
     <w:p>
       <w:r>
-        <w:t xml:space="preserve">loads the standard starter chart of accounts — 29 accounts with no balances, no items and no stock. It then restores the sign-in accounts and configuration, so you can still get in. </w:t>
-      </w:r>
-      <w:r>
-        <w:rPr>
-          <w:b/>
-        </w:rPr>
-        <w:t>Empty everything</w:t>
-      </w:r>
-      <w:r>
-        <w:t xml:space="preserve"> does the same but loads no accounts at all, which leaves the books unusable until data is entered or imported. Both actions are irreversible, and an administrator may switch them off for a deployment whose data must never be lost.</w:t>
+        <w:t>loads the standard starter chart of accounts — 48 accounts with no balances, no items and no stock. It then restores the sign-in accounts and configuration, so you can still get in. This is how a company with no previous books begins. The action is irreversible, and an administrator may switch it off for a deployment whose data must never be lost.</w:t>
       </w:r>
     </w:p>
     <w:p>
